--- a/Progres-Fatimah/Jurnal Submit/submit/CAST/Mubarak 2/CAST_Review_Article.docx
+++ b/Progres-Fatimah/Jurnal Submit/submit/CAST/Mubarak 2/CAST_Review_Article.docx
@@ -21,9 +21,29 @@
           <w:b/>
           <w:bCs/>
           <w:szCs w:val="20"/>
-          <w:lang w:val="en-ID"/>
-        </w:rPr>
-        <w:t>Plant-Derived Repellents Against Aedes aegypti for Sustainable Vector Control: A Systematic Review and Meta-Analysis</w:t>
+        </w:rPr>
+        <w:t xml:space="preserve">Effectiveness of Plant-Based Repellents Against </w:t>
+      </w:r>
+      <w:r>
+        <w:rPr>
+          <w:rFonts w:cs="Arial"/>
+          <w:b/>
+          <w:bCs/>
+          <w:i/>
+          <w:iCs/>
+          <w:szCs w:val="20"/>
+        </w:rPr>
+        <w:t>Aedes aegypti</w:t>
+      </w:r>
+      <w:r>
+        <w:rPr>
+          <w:rFonts w:cs="Arial"/>
+          <w:b/>
+          <w:bCs/>
+          <w:szCs w:val="20"/>
+          <w:lang w:val="en-ID"/>
+        </w:rPr>
+        <w:t>: A Systematic Review and Meta-Analysis</w:t>
       </w:r>
     </w:p>
     <w:p>
@@ -54,19 +74,11 @@
         <w:t>1</w:t>
       </w:r>
       <w:r>
-        <w:t xml:space="preserve">*, Tri Baskoro </w:t>
-      </w:r>
-      <w:proofErr w:type="spellStart"/>
-      <w:r>
-        <w:t>Tunggul</w:t>
-      </w:r>
-      <w:proofErr w:type="spellEnd"/>
-      <w:r>
-        <w:t xml:space="preserve"> Satoto</w:t>
-      </w:r>
-      <w:r>
-        <w:rPr>
-          <w:vertAlign w:val="subscript"/>
+        <w:t>*, Tri Baskoro Tunggul Satoto</w:t>
+      </w:r>
+      <w:r>
+        <w:rPr>
+          <w:vertAlign w:val="superscript"/>
         </w:rPr>
         <w:t>2</w:t>
       </w:r>
@@ -76,7 +88,6 @@
         <w:spacing w:line="240" w:lineRule="auto"/>
         <w:ind w:left="426" w:hanging="69"/>
       </w:pPr>
-      <w:proofErr w:type="gramStart"/>
       <w:r>
         <w:rPr>
           <w:vertAlign w:val="superscript"/>
@@ -90,19 +101,7 @@
         <w:t xml:space="preserve"> </w:t>
       </w:r>
       <w:r>
-        <w:t>Faculty</w:t>
-      </w:r>
-      <w:proofErr w:type="gramEnd"/>
-      <w:r>
-        <w:t xml:space="preserve"> of Medicine, </w:t>
-      </w:r>
-      <w:proofErr w:type="spellStart"/>
-      <w:r>
-        <w:t>Halu</w:t>
-      </w:r>
-      <w:proofErr w:type="spellEnd"/>
-      <w:r>
-        <w:t xml:space="preserve"> Oleo</w:t>
+        <w:t>Faculty of Medicine, Halu Oleo</w:t>
       </w:r>
       <w:r>
         <w:t xml:space="preserve"> University</w:t>
@@ -216,25 +215,15 @@
           <w:i/>
           <w:iCs/>
           <w:szCs w:val="20"/>
-          <w:lang w:val="en-ID"/>
-        </w:rPr>
-        <w:t>Aedes aegypti</w:t>
-      </w:r>
-      <w:r>
-        <w:rPr>
-          <w:rFonts w:cs="Arial"/>
-          <w:szCs w:val="20"/>
-          <w:lang w:val="en-ID"/>
-        </w:rPr>
-        <w:t xml:space="preserve"> </w:t>
-      </w:r>
-      <w:r>
-        <w:rPr>
-          <w:rFonts w:cs="Arial"/>
-          <w:szCs w:val="20"/>
-          <w:lang w:val="en-ID"/>
-        </w:rPr>
-        <w:t>is the principal vector of dengue, Zika, chikungunya, and yellow fever viruses and remains a major target of vector-control programs in tropical and subtropical regions. Plant-derived repellents have gained increasing attention as sustainable, biodegradable, and locally accessible alternatives to synthetic repellents such as DEET and picaridin. However, evidence on their comparative efficacy remains fragmented across plant species, formulation types, concentrations, and experimental settings</w:t>
+        </w:rPr>
+        <w:t xml:space="preserve">Aedes aegypti </w:t>
+      </w:r>
+      <w:r>
+        <w:rPr>
+          <w:rFonts w:cs="Arial"/>
+          <w:szCs w:val="20"/>
+        </w:rPr>
+        <w:t>is a major vector of dengue, Zika, chikungunya, and yellow fever, particularly in tropical and subtropical regions. Plant-based repellents have been considered as accessible alternatives to synthetic compounds such as DEET and picaridin, but the available evidence is still scattered across plant species, formulations, and concentrations</w:t>
       </w:r>
       <w:r>
         <w:rPr>
@@ -279,25 +268,7 @@
           <w:szCs w:val="20"/>
           <w:lang w:val="en-ID"/>
         </w:rPr>
-        <w:t xml:space="preserve">This systematic review and meta-analysis aimed to evaluate the pooled effectiveness of plant-derived repellents in reducing </w:t>
-      </w:r>
-      <w:r>
-        <w:rPr>
-          <w:rFonts w:cs="Arial"/>
-          <w:i/>
-          <w:iCs/>
-          <w:szCs w:val="20"/>
-          <w:lang w:val="en-ID"/>
-        </w:rPr>
-        <w:t>Aedes aegypti</w:t>
-      </w:r>
-      <w:r>
-        <w:rPr>
-          <w:rFonts w:cs="Arial"/>
-          <w:szCs w:val="20"/>
-          <w:lang w:val="en-ID"/>
-        </w:rPr>
-        <w:t xml:space="preserve"> biting or landing rates and to identify plant categories with the strongest potential for sustainable vector-control application</w:t>
+        <w:t>This systematic review and meta-analysis assessed whether plant-based repellents reduce Aedes aegypti biting or landing outcomes and examined how effectiveness varied by plant category, formulation type, and concentration</w:t>
       </w:r>
       <w:r>
         <w:rPr>
@@ -342,23 +313,7 @@
           <w:szCs w:val="20"/>
           <w:lang w:val="en-ID"/>
         </w:rPr>
-        <w:t xml:space="preserve">Literature searches were conducted in PubMed/MEDLINE, Scopus, Web of Science, EMBASE, and Google Scholar from database inception to </w:t>
-      </w:r>
-      <w:r>
-        <w:rPr>
-          <w:rFonts w:cs="Arial"/>
-          <w:szCs w:val="20"/>
-          <w:lang w:val="en-ID"/>
-        </w:rPr>
-        <w:t>March 2026</w:t>
-      </w:r>
-      <w:r>
-        <w:rPr>
-          <w:rFonts w:cs="Arial"/>
-          <w:szCs w:val="20"/>
-          <w:lang w:val="en-ID"/>
-        </w:rPr>
-        <w:t xml:space="preserve">. Eligible studies included laboratory bioassays, randomized experimental studies, and controlled field evaluations assessing plant-derived repellents against </w:t>
+        <w:t xml:space="preserve">We searched PubMed/MEDLINE, Scopus, Web of Science, EMBASE, and Google Scholar for studies published up to March 2026. Studies were eligible when they evaluated plant-based topical repellents against </w:t>
       </w:r>
       <w:r>
         <w:rPr>
@@ -376,25 +331,7 @@
           <w:szCs w:val="20"/>
           <w:lang w:val="en-ID"/>
         </w:rPr>
-        <w:t xml:space="preserve">. Two reviewers independently performed study selection, data extraction, and risk-of-bias assessment. A random-effects meta-analysis was performed using the </w:t>
-      </w:r>
-      <w:proofErr w:type="spellStart"/>
-      <w:r>
-        <w:rPr>
-          <w:rFonts w:cs="Arial"/>
-          <w:szCs w:val="20"/>
-          <w:lang w:val="en-ID"/>
-        </w:rPr>
-        <w:t>DerSimonian</w:t>
-      </w:r>
-      <w:proofErr w:type="spellEnd"/>
-      <w:r>
-        <w:rPr>
-          <w:rFonts w:cs="Arial"/>
-          <w:szCs w:val="20"/>
-          <w:lang w:val="en-ID"/>
-        </w:rPr>
-        <w:t>–Laird method. The main outcome was the risk ratio of mosquito biting or landing. Heterogeneity was assessed using I², Cochran’s Q, and τ². Subgroup analyses were conducted according to plant species, formulation type, and study region</w:t>
+        <w:t xml:space="preserve"> and reported quantitative outcomes such as biting rate, landing rate, repellency percentage, or complete protection time. Two reviewers screened the records, extracted the data, and assessed risk of bias. The main effect measure was the risk ratio for biting or landing events in treated groups compared with control groups. A random-effects model was used because the included studies differed in plant species, formulation, concentration, and testing method. Heterogeneity and publication bias were assessed using standard meta-analysis procedures</w:t>
       </w:r>
       <w:r>
         <w:rPr>
@@ -439,25 +376,7 @@
           <w:szCs w:val="20"/>
           <w:lang w:val="en-ID"/>
         </w:rPr>
-        <w:t xml:space="preserve">Thirty studies involving 3,958 participants or bioassay units were included. Plant-derived repellents were significantly associated with lower </w:t>
-      </w:r>
-      <w:r>
-        <w:rPr>
-          <w:rFonts w:cs="Arial"/>
-          <w:i/>
-          <w:iCs/>
-          <w:szCs w:val="20"/>
-          <w:lang w:val="en-ID"/>
-        </w:rPr>
-        <w:t>Aedes aegypti</w:t>
-      </w:r>
-      <w:r>
-        <w:rPr>
-          <w:rFonts w:cs="Arial"/>
-          <w:szCs w:val="20"/>
-          <w:lang w:val="en-ID"/>
-        </w:rPr>
-        <w:t xml:space="preserve"> biting or landing rates compared with controls, with a pooled RR of 0.37 (95% CI: 0.31–0.43; p &lt; 0.001). Heterogeneity was substantial (I² = 62.4%; τ² = 0.038). Clove oil, neem oil, and lemon eucalyptus or PMD-based formulations showed the strongest protective effects. No significant publication bias was detected using Egger’s test</w:t>
+        <w:t>Thirty studies with 3,958 participants or bioassay units were included in the analysis. Overall, plant-based repellents were associated with fewer Aedes aegypti biting or landing events than controls, with a pooled RR of 0.37 (95% CI: 0.31–0.43; p &lt; 0.001). Heterogeneity was substantial (I² = 62.4%; τ² = 0.038), which may reflect differences in plant species, formulation, concentration, and testing conditions. Clove oil, neem oil, and lemon eucalyptus/PMD-based products showed the most consistent protective effects. Egger’s test did not suggest significant publication bias</w:t>
       </w:r>
       <w:r>
         <w:rPr>
@@ -502,7 +421,25 @@
           <w:szCs w:val="20"/>
           <w:lang w:val="en-ID"/>
         </w:rPr>
-        <w:t>Plant-derived repellents show promising effectiveness against Aedes aegypti and may serve as complementary tools for sustainable vector control. Further research should prioritize standardized bioassay protocols, optimized formulations, field validation, and safety assessment before broader public health and product-development implementation</w:t>
+        <w:t xml:space="preserve">Plant-derived repellents may help reduce </w:t>
+      </w:r>
+      <w:r>
+        <w:rPr>
+          <w:rFonts w:cs="Arial"/>
+          <w:i/>
+          <w:iCs/>
+          <w:szCs w:val="20"/>
+          <w:lang w:val="en-ID"/>
+        </w:rPr>
+        <w:t>Aedes aegypti</w:t>
+      </w:r>
+      <w:r>
+        <w:rPr>
+          <w:rFonts w:cs="Arial"/>
+          <w:szCs w:val="20"/>
+          <w:lang w:val="en-ID"/>
+        </w:rPr>
+        <w:t xml:space="preserve"> biting or landing, but their effects vary by plant species, formulation, and concentration. The findings suggest better protection from clove oil, neem oil, and lemon eucalyptus/PMD-based products. Further work is still needed to standardize testing methods, improve formulations, confirm field performance, and assess safety before wider use in vector-control programs</w:t>
       </w:r>
       <w:r>
         <w:rPr>
@@ -671,16 +608,6 @@
           <w:b/>
         </w:rPr>
       </w:pPr>
-    </w:p>
-    <w:p>
-      <w:pPr>
-        <w:spacing w:line="240" w:lineRule="auto"/>
-        <w:ind w:left="0" w:firstLine="0"/>
-        <w:jc w:val="left"/>
-        <w:rPr>
-          <w:b/>
-        </w:rPr>
-      </w:pPr>
       <w:r>
         <w:t>Corresponding author: E-mail: mubarak@uho.ac.id</w:t>
       </w:r>
@@ -700,7 +627,6 @@
         <w:rPr>
           <w:b/>
         </w:rPr>
-        <w:lastRenderedPageBreak/>
         <w:t>1. Introduction</w:t>
       </w:r>
     </w:p>
@@ -743,109 +669,15 @@
           <w:szCs w:val="20"/>
           <w:lang w:val="en-ID"/>
         </w:rPr>
-        <w:t xml:space="preserve"> (Linnaeus, 1762) is an anthropophilic mosquito species and the principal arthropod vector of dengue virus (DENV), Zika virus (ZIKV), chikungunya virus (CHIKV), and yellow fever virus (YFV) and is distributed worldwide. Dengue fever is the world’s most prevalent mosquito-borne viral disease, with approximately 390 million infections per year, of which 96 million are symptomatic</w:t>
-      </w:r>
-      <w:r>
-        <w:rPr>
-          <w:rFonts w:cs="Arial"/>
-          <w:szCs w:val="20"/>
-          <w:lang w:val="en-ID"/>
-        </w:rPr>
-        <w:t xml:space="preserve"> </w:t>
-      </w:r>
-      <w:sdt>
-        <w:sdtPr>
-          <w:rPr>
-            <w:rFonts w:cs="Arial"/>
-            <w:color w:val="000000"/>
-            <w:szCs w:val="20"/>
-            <w:lang w:val="en-ID"/>
-          </w:rPr>
-          <w:tag w:val="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"/>
-          <w:id w:val="1509866835"/>
-          <w:placeholder>
-            <w:docPart w:val="DefaultPlaceholder_-1854013440"/>
-          </w:placeholder>
-        </w:sdtPr>
-        <w:sdtContent>
-          <w:r>
-            <w:rPr>
-              <w:rFonts w:cs="Arial"/>
-              <w:color w:val="000000"/>
-              <w:szCs w:val="20"/>
-              <w:lang w:val="en-ID"/>
-            </w:rPr>
-            <w:t>(Bhatt et al., 2013; Brady et al., 2012)</w:t>
-          </w:r>
-        </w:sdtContent>
-      </w:sdt>
-      <w:r>
-        <w:rPr>
-          <w:rFonts w:cs="Arial"/>
-          <w:szCs w:val="20"/>
-          <w:lang w:val="en-ID"/>
-        </w:rPr>
-        <w:t xml:space="preserve">. The burden is unevenly distributed globally, with tropical and subtropical regions such as Southeast Asia, Latin America, the Caribbean, and sub-Saharan Africa, where socio-economic conditions </w:t>
-      </w:r>
-      <w:proofErr w:type="spellStart"/>
-      <w:r>
-        <w:rPr>
-          <w:rFonts w:cs="Arial"/>
-          <w:szCs w:val="20"/>
-          <w:lang w:val="en-ID"/>
-        </w:rPr>
-        <w:t>favor</w:t>
-      </w:r>
-      <w:proofErr w:type="spellEnd"/>
-      <w:r>
-        <w:rPr>
-          <w:rFonts w:cs="Arial"/>
-          <w:szCs w:val="20"/>
-          <w:lang w:val="en-ID"/>
-        </w:rPr>
-        <w:t xml:space="preserve"> vector proliferation</w:t>
-      </w:r>
-      <w:r>
-        <w:rPr>
-          <w:rFonts w:cs="Arial"/>
-          <w:szCs w:val="20"/>
-          <w:lang w:val="en-ID"/>
-        </w:rPr>
-        <w:t xml:space="preserve"> </w:t>
-      </w:r>
-      <w:sdt>
-        <w:sdtPr>
-          <w:rPr>
-            <w:rFonts w:cs="Arial"/>
-            <w:color w:val="000000"/>
-            <w:szCs w:val="20"/>
-            <w:lang w:val="en-ID"/>
-          </w:rPr>
-          <w:tag w:val="MENDELEY_CITATION_v3_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"/>
-          <w:id w:val="-463432013"/>
-          <w:placeholder>
-            <w:docPart w:val="DefaultPlaceholder_-1854013440"/>
-          </w:placeholder>
-        </w:sdtPr>
-        <w:sdtContent>
-          <w:r>
-            <w:rPr>
-              <w:rFonts w:cs="Arial"/>
-              <w:color w:val="000000"/>
-              <w:szCs w:val="20"/>
-              <w:lang w:val="en-ID"/>
-            </w:rPr>
-            <w:t>(Shepard et al., 2016)</w:t>
-          </w:r>
-        </w:sdtContent>
-      </w:sdt>
-      <w:r>
-        <w:rPr>
-          <w:rFonts w:cs="Arial"/>
-          <w:szCs w:val="20"/>
-          <w:lang w:val="en-ID"/>
-        </w:rPr>
-        <w:t>.</w:t>
+        <w:t xml:space="preserve"> (Linnaeus, 1762) </w:t>
+      </w:r>
+      <w:r>
+        <w:rPr>
+          <w:rFonts w:cs="Arial"/>
+          <w:szCs w:val="20"/>
+          <w:lang w:val="en-ID"/>
+        </w:rPr>
+        <w:t>is a mosquito that lives closely around humans and plays an important role in the transmission of dengue, Zika, chikungunya, and yellow fever viruses. Dengue remains one of the most reported mosquito-borne viral diseases, with about 390 million infections each year and around 96 million symptomatic cases (Bhatt et al., 2013; Brady et al., 2012). The problem is more prominent in tropical and subtropical areas, including Southeast Asia, Latin America, the Caribbean, and sub-Saharan Africa, where climate, population density, water storage, and other socio-economic factors may support mosquito breeding (Shepard et al., 2016).</w:t>
       </w:r>
     </w:p>
     <w:p>
@@ -864,153 +696,7 @@
           <w:szCs w:val="20"/>
           <w:lang w:val="en-ID"/>
         </w:rPr>
-        <w:t xml:space="preserve">Personal protection strategies, such as topical insect repellents, serve as a primary </w:t>
-      </w:r>
-      <w:proofErr w:type="spellStart"/>
-      <w:r>
-        <w:rPr>
-          <w:rFonts w:cs="Arial"/>
-          <w:szCs w:val="20"/>
-          <w:lang w:val="en-ID"/>
-        </w:rPr>
-        <w:t>defense</w:t>
-      </w:r>
-      <w:proofErr w:type="spellEnd"/>
-      <w:r>
-        <w:rPr>
-          <w:rFonts w:cs="Arial"/>
-          <w:szCs w:val="20"/>
-          <w:lang w:val="en-ID"/>
-        </w:rPr>
-        <w:t xml:space="preserve"> against mosquito bites and the transmission of vector-borne diseases. Synthetic repellents such as </w:t>
-      </w:r>
-      <w:proofErr w:type="gramStart"/>
-      <w:r>
-        <w:rPr>
-          <w:rFonts w:cs="Arial"/>
-          <w:szCs w:val="20"/>
-          <w:lang w:val="en-ID"/>
-        </w:rPr>
-        <w:t>N,N</w:t>
-      </w:r>
-      <w:proofErr w:type="gramEnd"/>
-      <w:r>
-        <w:rPr>
-          <w:rFonts w:cs="Arial"/>
-          <w:szCs w:val="20"/>
-          <w:lang w:val="en-ID"/>
-        </w:rPr>
-        <w:t xml:space="preserve">-diethyl-meta-toluamide (DEET) have been the gold standard for mosquito </w:t>
-      </w:r>
-      <w:proofErr w:type="spellStart"/>
-      <w:r>
-        <w:rPr>
-          <w:rFonts w:cs="Arial"/>
-          <w:szCs w:val="20"/>
-          <w:lang w:val="en-ID"/>
-        </w:rPr>
-        <w:t>repellency</w:t>
-      </w:r>
-      <w:proofErr w:type="spellEnd"/>
-      <w:r>
-        <w:rPr>
-          <w:rFonts w:cs="Arial"/>
-          <w:szCs w:val="20"/>
-          <w:lang w:val="en-ID"/>
-        </w:rPr>
-        <w:t xml:space="preserve"> for more than six decades </w:t>
-      </w:r>
-      <w:sdt>
-        <w:sdtPr>
-          <w:rPr>
-            <w:rFonts w:cs="Arial"/>
-            <w:color w:val="000000"/>
-            <w:szCs w:val="20"/>
-            <w:lang w:val="en-ID"/>
-          </w:rPr>
-          <w:tag w:val="MENDELEY_CITATION_v3_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"/>
-          <w:id w:val="-986782440"/>
-          <w:placeholder>
-            <w:docPart w:val="DefaultPlaceholder_-1854013440"/>
-          </w:placeholder>
-        </w:sdtPr>
-        <w:sdtContent>
-          <w:r>
-            <w:rPr>
-              <w:rFonts w:eastAsia="Times New Roman" w:cs="Arial"/>
-              <w:color w:val="000000"/>
-              <w:szCs w:val="20"/>
-            </w:rPr>
-            <w:t>(Goodyer &amp; Schofield, 2018)</w:t>
-          </w:r>
-        </w:sdtContent>
-      </w:sdt>
-      <w:r>
-        <w:rPr>
-          <w:rFonts w:cs="Arial"/>
-          <w:szCs w:val="20"/>
-          <w:lang w:val="en-ID"/>
-        </w:rPr>
-        <w:t>. However, problems with dermatological toxicity, neurotoxicity in children following long-term exposure, and increasing reports of resistance have renewed interest in plant-derived alternatives</w:t>
-      </w:r>
-      <w:r>
-        <w:rPr>
-          <w:rFonts w:cs="Arial"/>
-          <w:szCs w:val="20"/>
-          <w:lang w:val="en-ID"/>
-        </w:rPr>
-        <w:t xml:space="preserve"> </w:t>
-      </w:r>
-      <w:sdt>
-        <w:sdtPr>
-          <w:rPr>
-            <w:rFonts w:cs="Arial"/>
-            <w:color w:val="000000"/>
-            <w:szCs w:val="20"/>
-            <w:lang w:val="en-ID"/>
-          </w:rPr>
-          <w:tag w:val="MENDELEY_CITATION_v3_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"/>
-          <w:id w:val="1834957516"/>
-          <w:placeholder>
-            <w:docPart w:val="DefaultPlaceholder_-1854013440"/>
-          </w:placeholder>
-        </w:sdtPr>
-        <w:sdtContent>
-          <w:r>
-            <w:rPr>
-              <w:rFonts w:eastAsia="Times New Roman" w:cs="Arial"/>
-              <w:color w:val="000000"/>
-              <w:szCs w:val="20"/>
-            </w:rPr>
-            <w:t>(Shrestha &amp; Lee, 2020)</w:t>
-          </w:r>
-        </w:sdtContent>
-      </w:sdt>
-      <w:r>
-        <w:rPr>
-          <w:rFonts w:cs="Arial"/>
-          <w:szCs w:val="20"/>
-          <w:lang w:val="en-ID"/>
-        </w:rPr>
-        <w:t xml:space="preserve">. In addition, the cost, availability, and cultural acceptability of synthetic repellents remain significant barriers in resource-limited settings where </w:t>
-      </w:r>
-      <w:r>
-        <w:rPr>
-          <w:rFonts w:cs="Arial"/>
-          <w:i/>
-          <w:iCs/>
-          <w:szCs w:val="20"/>
-          <w:lang w:val="en-ID"/>
-        </w:rPr>
-        <w:t xml:space="preserve">Aedes aegypti </w:t>
-      </w:r>
-      <w:r>
-        <w:rPr>
-          <w:rFonts w:cs="Arial"/>
-          <w:szCs w:val="20"/>
-          <w:lang w:val="en-ID"/>
-        </w:rPr>
-        <w:t xml:space="preserve">diseases are endemic. </w:t>
+        <w:t>Reducing contact between humans and mosquitoes is still an important part of prevention. Topical repellents are one of the common personal protection methods used for this purpose. Synthetic repellents such as N,N-diethyl-meta-toluamide (DEET) have been used for a long time and remain effective in many settings (Goodyer &amp; Schofield, 2018). However, not all communities use these products regularly. Cost, availability, smell, skin reaction, repeated use, and concerns about use in children may affect acceptance. These issues have made plant-based repellents an area of continued interest, especially in regions where botanical materials are easier to obtain.</w:t>
       </w:r>
     </w:p>
     <w:p>
@@ -1029,63 +715,7 @@
           <w:szCs w:val="20"/>
           <w:lang w:val="en-ID"/>
         </w:rPr>
-        <w:t xml:space="preserve">Plant-based repellents are a chemically diverse group of bioactive compounds obtained from botanical sources, including essential oils, fixed oils, and plant extracts. Active repellent constituents of different plant species have been identified as citronellal, geraniol, eugenol, limonene, linalool, p-menthane-3,8-diol (PMD), azadirachtin, and nepetalactone </w:t>
-      </w:r>
-      <w:sdt>
-        <w:sdtPr>
-          <w:rPr>
-            <w:rFonts w:cs="Arial"/>
-            <w:color w:val="000000"/>
-            <w:szCs w:val="20"/>
-            <w:lang w:val="en-ID"/>
-          </w:rPr>
-          <w:tag w:val="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"/>
-          <w:id w:val="-1135027100"/>
-          <w:placeholder>
-            <w:docPart w:val="DefaultPlaceholder_-1854013440"/>
-          </w:placeholder>
-        </w:sdtPr>
-        <w:sdtContent>
-          <w:r>
-            <w:rPr>
-              <w:rFonts w:eastAsia="Times New Roman" w:cs="Arial"/>
-              <w:color w:val="000000"/>
-              <w:szCs w:val="20"/>
-            </w:rPr>
-            <w:t>(Adhikari et al., 2022; Maia &amp; Moore, 2011; Nerio et al., 2010)</w:t>
-          </w:r>
-        </w:sdtContent>
-      </w:sdt>
-      <w:r>
-        <w:rPr>
-          <w:rFonts w:cs="Arial"/>
-          <w:szCs w:val="20"/>
-          <w:lang w:val="en-ID"/>
-        </w:rPr>
-        <w:t xml:space="preserve">. </w:t>
-      </w:r>
-      <w:r>
-        <w:rPr>
-          <w:rFonts w:cs="Arial"/>
-          <w:szCs w:val="20"/>
-        </w:rPr>
-        <w:t xml:space="preserve">From an applied science perspective, these plant-derived bioactive compounds are relevant not only as natural repellent agents, but also as candidates for biodegradable formulation development and sustainable vector-control technologies. </w:t>
-      </w:r>
-      <w:r>
-        <w:rPr>
-          <w:rFonts w:cs="Arial"/>
-          <w:szCs w:val="20"/>
-          <w:lang w:val="en-ID"/>
-        </w:rPr>
-        <w:t>Although experimental evidence has increased, the evidence base remains fragmented across heterogeneous study designs, plant species, extraction methods, concentration regimes, formulation types, outcome measures, and geographic contexts</w:t>
-      </w:r>
-      <w:r>
-        <w:rPr>
-          <w:rFonts w:cs="Arial"/>
-          <w:szCs w:val="20"/>
-          <w:lang w:val="en-ID"/>
-        </w:rPr>
-        <w:t xml:space="preserve">. </w:t>
+        <w:t>Plant-based repellents are made from different botanical sources, including essential oils, fixed oils, and plant extracts. Compounds such as citronellal, geraniol, eugenol, limonene, linalool, p-menthane-3,8-diol (PMD), azadirachtin, and nepetalactone have been reported to contribute to repellent activity (Adhikari et al., 2022; Maia &amp; Moore, 2011; Nerio et al., 2010). Even though many experimental studies have been published, the evidence is still scattered. The tested plants, formulations, concentrations, mosquito strains, and outcome measurements often differ from one study to another, so it is difficult to judge which plant groups give more stable protection.</w:t>
       </w:r>
     </w:p>
     <w:p>
@@ -1104,82 +734,7 @@
           <w:szCs w:val="20"/>
           <w:lang w:val="en-ID"/>
         </w:rPr>
-        <w:t>Previous narrative reviews have qualitatively summarized the literature</w:t>
-      </w:r>
-      <w:r>
-        <w:rPr>
-          <w:rFonts w:cs="Arial"/>
-          <w:szCs w:val="20"/>
-          <w:lang w:val="en-ID"/>
-        </w:rPr>
-        <w:t xml:space="preserve"> </w:t>
-      </w:r>
-      <w:sdt>
-        <w:sdtPr>
-          <w:rPr>
-            <w:rFonts w:cs="Arial"/>
-            <w:color w:val="000000"/>
-            <w:szCs w:val="20"/>
-            <w:lang w:val="en-ID"/>
-          </w:rPr>
-          <w:tag w:val="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"/>
-          <w:id w:val="-873082700"/>
-          <w:placeholder>
-            <w:docPart w:val="DefaultPlaceholder_-1854013440"/>
-          </w:placeholder>
-        </w:sdtPr>
-        <w:sdtContent>
-          <w:r>
-            <w:rPr>
-              <w:rFonts w:eastAsia="Times New Roman" w:cs="Arial"/>
-              <w:color w:val="000000"/>
-              <w:szCs w:val="20"/>
-            </w:rPr>
-            <w:t xml:space="preserve">(Abbas et al., 2024; </w:t>
-          </w:r>
-          <w:proofErr w:type="spellStart"/>
-          <w:r>
-            <w:rPr>
-              <w:rFonts w:eastAsia="Times New Roman" w:cs="Arial"/>
-              <w:color w:val="000000"/>
-              <w:szCs w:val="20"/>
-            </w:rPr>
-            <w:t>Hategekimana</w:t>
-          </w:r>
-          <w:proofErr w:type="spellEnd"/>
-          <w:r>
-            <w:rPr>
-              <w:rFonts w:eastAsia="Times New Roman" w:cs="Arial"/>
-              <w:color w:val="000000"/>
-              <w:szCs w:val="20"/>
-            </w:rPr>
-            <w:t xml:space="preserve"> &amp; Erler, 2020; Soares de Oliveira et al., 2020; Wu et al., 2022)</w:t>
-          </w:r>
-        </w:sdtContent>
-      </w:sdt>
-      <w:r>
-        <w:rPr>
-          <w:rFonts w:cs="Arial"/>
-          <w:szCs w:val="20"/>
-          <w:lang w:val="en-ID"/>
-        </w:rPr>
-        <w:t xml:space="preserve">, and a few systematic reviews have focused on limited subsets of repellent plants. </w:t>
-      </w:r>
-      <w:r>
-        <w:rPr>
-          <w:rFonts w:cs="Arial"/>
-          <w:szCs w:val="20"/>
-          <w:lang w:val="en-ID"/>
-        </w:rPr>
-        <w:t>However, quantitative synthesis focusing on major categories of plant-derived repellents against</w:t>
-      </w:r>
-      <w:r>
-        <w:rPr>
-          <w:rFonts w:cs="Arial"/>
-          <w:szCs w:val="20"/>
-          <w:lang w:val="en-ID"/>
-        </w:rPr>
-        <w:t xml:space="preserve"> </w:t>
+        <w:t xml:space="preserve">Previous reviews have described the potential of botanical repellents in general (Abbas et al., 2024; Hategekimana &amp; Erler, 2020; Soares de Oliveira et al., 2020; Wu et al., 2022). Still, a pooled comparison of the main plant-based repellent categories against </w:t>
       </w:r>
       <w:r>
         <w:rPr>
@@ -1189,31 +744,15 @@
           <w:szCs w:val="20"/>
           <w:lang w:val="en-ID"/>
         </w:rPr>
-        <w:t xml:space="preserve">Aedes aegypti </w:t>
-      </w:r>
-      <w:r>
-        <w:rPr>
-          <w:rFonts w:cs="Arial"/>
-          <w:szCs w:val="20"/>
-          <w:lang w:val="en-ID"/>
-        </w:rPr>
-        <w:t>remains limited</w:t>
-      </w:r>
-      <w:r>
-        <w:rPr>
-          <w:rFonts w:cs="Arial"/>
-          <w:szCs w:val="20"/>
-          <w:lang w:val="en-ID"/>
-        </w:rPr>
-        <w:t xml:space="preserve">. </w:t>
-      </w:r>
-      <w:r>
-        <w:rPr>
-          <w:rFonts w:cs="Arial"/>
-          <w:szCs w:val="20"/>
-          <w:lang w:val="en-ID"/>
-        </w:rPr>
-        <w:t xml:space="preserve">This gap is important because sustainable vector control requires evidence on which botanical compounds, plant species, and formulation types provide the most consistent protection against </w:t>
+        <w:t>Aedes aegypti</w:t>
+      </w:r>
+      <w:r>
+        <w:rPr>
+          <w:rFonts w:cs="Arial"/>
+          <w:szCs w:val="20"/>
+          <w:lang w:val="en-ID"/>
+        </w:rPr>
+        <w:t xml:space="preserve"> remains limited. For practical use, it is not enough to know that a plant has repellent activity; it is also necessary to know whether the effect is consistent and how it compares with other plant groups or formulations. This review and meta-analysis therefore assessed the pooled effectiveness of plant-based repellents in reducing </w:t>
       </w:r>
       <w:r>
         <w:rPr>
@@ -1231,30 +770,7 @@
           <w:szCs w:val="20"/>
           <w:lang w:val="en-ID"/>
         </w:rPr>
-        <w:t xml:space="preserve">.  </w:t>
-      </w:r>
-      <w:r>
-        <w:rPr>
-          <w:rFonts w:cs="Arial"/>
-          <w:szCs w:val="20"/>
-        </w:rPr>
-        <w:t xml:space="preserve">Thus, the current systematic review and meta-analysis aimed to: (1) estimate the pooled effectiveness of plant-based repellents in reducing </w:t>
-      </w:r>
-      <w:r>
-        <w:rPr>
-          <w:rFonts w:cs="Arial"/>
-          <w:i/>
-          <w:iCs/>
-          <w:szCs w:val="20"/>
-        </w:rPr>
-        <w:t>Aedes aegypti</w:t>
-      </w:r>
-      <w:r>
-        <w:rPr>
-          <w:rFonts w:cs="Arial"/>
-          <w:szCs w:val="20"/>
-        </w:rPr>
-        <w:t xml:space="preserve"> biting or landing outcomes; (2) compare efficacy across major plant species and formulation types; (3) assess the quality of the available evidence using formal risk-of-bias tools; and (4) identify plant-derived repellents with potential for applied biological product development and sustainable vector-control application</w:t>
+        <w:t xml:space="preserve"> biting or landing outcomes, compared the findings by plant category and formulation type, and evaluated the quality of the available evidence</w:t>
       </w:r>
       <w:r>
         <w:rPr>
@@ -1356,73 +872,7 @@
           <w:szCs w:val="20"/>
           <w:lang w:val="en-ID"/>
         </w:rPr>
-        <w:t xml:space="preserve">The systematic review and meta-analysis were conducted in accordance with the Preferred Reporting Items for Systematic Reviews and Meta-Analyses (PRISMA 2020) guidelines </w:t>
-      </w:r>
-      <w:sdt>
-        <w:sdtPr>
-          <w:rPr>
-            <w:rFonts w:cs="Arial"/>
-            <w:color w:val="000000"/>
-            <w:szCs w:val="20"/>
-            <w:lang w:val="en-ID"/>
-          </w:rPr>
-          <w:tag w:val="MENDELEY_CITATION_v3_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"/>
-          <w:id w:val="-1825586968"/>
-          <w:placeholder>
-            <w:docPart w:val="DefaultPlaceholder_-1854013440"/>
-          </w:placeholder>
-        </w:sdtPr>
-        <w:sdtContent>
-          <w:r>
-            <w:rPr>
-              <w:rFonts w:cs="Arial"/>
-              <w:color w:val="000000"/>
-              <w:szCs w:val="20"/>
-              <w:lang w:val="en-ID"/>
-            </w:rPr>
-            <w:t>(Page et al., 2021)</w:t>
-          </w:r>
-        </w:sdtContent>
-      </w:sdt>
-      <w:r>
-        <w:rPr>
-          <w:rFonts w:cs="Arial"/>
-          <w:szCs w:val="20"/>
-          <w:lang w:val="en-ID"/>
-        </w:rPr>
-        <w:t xml:space="preserve">. </w:t>
-      </w:r>
-      <w:r>
-        <w:rPr>
-          <w:rFonts w:cs="Arial"/>
-          <w:szCs w:val="20"/>
-          <w:lang w:val="en-ID"/>
-        </w:rPr>
-        <w:t>The protocol was developed before data extraction; however, it was not registered in PROSPERO</w:t>
-      </w:r>
-      <w:r>
-        <w:rPr>
-          <w:rFonts w:cs="Arial"/>
-          <w:szCs w:val="20"/>
-          <w:lang w:val="en-ID"/>
-        </w:rPr>
-        <w:t>. The review was organized according to the PICO framework: Population</w:t>
-      </w:r>
-      <w:r>
-        <w:rPr>
-          <w:rFonts w:cs="Arial"/>
-          <w:szCs w:val="20"/>
-          <w:lang w:val="en-ID"/>
-        </w:rPr>
-        <w:t xml:space="preserve"> is</w:t>
-      </w:r>
-      <w:r>
-        <w:rPr>
-          <w:rFonts w:cs="Arial"/>
-          <w:szCs w:val="20"/>
-          <w:lang w:val="en-ID"/>
-        </w:rPr>
-        <w:t xml:space="preserve"> </w:t>
+        <w:t xml:space="preserve">This systematic review and meta-analysis was reported based on the PRISMA 2020 guideline (Page et al., 2021). A protocol was prepared before data extraction, although it was not registered in PROSPERO. The review question was arranged using the PICO framework. The population was </w:t>
       </w:r>
       <w:r>
         <w:rPr>
@@ -1432,34 +882,15 @@
           <w:szCs w:val="20"/>
           <w:lang w:val="en-ID"/>
         </w:rPr>
-        <w:t>Aedes</w:t>
-      </w:r>
-      <w:r>
-        <w:rPr>
-          <w:rFonts w:cs="Arial"/>
-          <w:i/>
-          <w:iCs/>
-          <w:szCs w:val="20"/>
-          <w:lang w:val="en-ID"/>
-        </w:rPr>
-        <w:t xml:space="preserve"> aegypti</w:t>
-      </w:r>
-      <w:r>
-        <w:rPr>
-          <w:rFonts w:cs="Arial"/>
-          <w:szCs w:val="20"/>
-          <w:lang w:val="en-ID"/>
-        </w:rPr>
-        <w:t xml:space="preserve"> (laboratory or field </w:t>
-      </w:r>
-      <w:r>
-        <w:rPr>
-          <w:rFonts w:cs="Arial"/>
-          <w:szCs w:val="20"/>
-          <w:lang w:val="en-ID"/>
-        </w:rPr>
-        <w:lastRenderedPageBreak/>
-        <w:t>bioassay subjects); Intervention = any plant-derived topical repellent; Comparator = untreated control, vehicle control, or positive control (DEET/picaridin); Outcome = biting rate, landing rate, protection rate, or complete protection time (CPT).</w:t>
+        <w:t>Aedes aegypti</w:t>
+      </w:r>
+      <w:r>
+        <w:rPr>
+          <w:rFonts w:cs="Arial"/>
+          <w:szCs w:val="20"/>
+          <w:lang w:val="en-ID"/>
+        </w:rPr>
+        <w:t xml:space="preserve"> mosquitoes tested in laboratory, semi-field, or field bioassays. The intervention included plant-derived topical repellents, while the comparator was an untreated control, vehicle control, or synthetic repellent control such as DEET or picaridin. The outcomes considered in this review were biting rate, landing rate, repellency or protection rate, and complete protection time (CPT).</w:t>
       </w:r>
     </w:p>
     <w:p>
@@ -1522,41 +953,16 @@
           <w:szCs w:val="20"/>
           <w:lang w:val="en-ID"/>
         </w:rPr>
-        <w:t>A comprehensive literature search was conducted in the following databases from database inception to March 2026: PubMed/MEDLINE, Scopus, Web of Science (Core Collection), EMBASE, and Google Scholar</w:t>
-      </w:r>
-      <w:r>
-        <w:rPr>
-          <w:rFonts w:cs="Arial"/>
-          <w:szCs w:val="20"/>
-          <w:lang w:val="en-ID"/>
-        </w:rPr>
-        <w:t xml:space="preserve">. The search strategy included a combination of </w:t>
-      </w:r>
-      <w:proofErr w:type="spellStart"/>
-      <w:r>
-        <w:rPr>
-          <w:rFonts w:cs="Arial"/>
-          <w:szCs w:val="20"/>
-          <w:lang w:val="en-ID"/>
-        </w:rPr>
-        <w:t>MeSH</w:t>
-      </w:r>
-      <w:proofErr w:type="spellEnd"/>
-      <w:r>
-        <w:rPr>
-          <w:rFonts w:cs="Arial"/>
-          <w:szCs w:val="20"/>
-          <w:lang w:val="en-ID"/>
-        </w:rPr>
-        <w:t xml:space="preserve"> terms and free-text terms: </w:t>
-      </w:r>
-      <w:r>
-        <w:rPr>
-          <w:rFonts w:cs="Arial"/>
-          <w:szCs w:val="20"/>
-          <w:lang w:val="en-ID"/>
-        </w:rPr>
-        <w:t>“</w:t>
+        <w:t xml:space="preserve">The search was performed in PubMed/MEDLINE, Scopus, Web of Science Core Collection, EMBASE, and Google Scholar, covering records available up to March 2026. The search terms were chosen to find studies related to Aedes aegypti, mosquito </w:t>
+      </w:r>
+      <w:r>
+        <w:rPr>
+          <w:rFonts w:cs="Arial"/>
+          <w:szCs w:val="20"/>
+          <w:lang w:val="en-ID"/>
+        </w:rPr>
+        <w:lastRenderedPageBreak/>
+        <w:t>repellency, and plant-derived repellent materials. The main terms included “</w:t>
       </w:r>
       <w:r>
         <w:rPr>
@@ -1566,679 +972,23 @@
           <w:szCs w:val="20"/>
           <w:lang w:val="en-ID"/>
         </w:rPr>
-        <w:t>Ae</w:t>
-      </w:r>
-      <w:r>
-        <w:rPr>
-          <w:rFonts w:cs="Arial"/>
-          <w:i/>
-          <w:iCs/>
-          <w:szCs w:val="20"/>
-          <w:lang w:val="en-ID"/>
-        </w:rPr>
-        <w:t>des</w:t>
-      </w:r>
-      <w:r>
-        <w:rPr>
-          <w:rFonts w:cs="Arial"/>
-          <w:i/>
-          <w:iCs/>
-          <w:szCs w:val="20"/>
-          <w:lang w:val="en-ID"/>
-        </w:rPr>
-        <w:t xml:space="preserve"> </w:t>
-      </w:r>
-      <w:r>
-        <w:rPr>
-          <w:rFonts w:cs="Arial"/>
-          <w:i/>
-          <w:iCs/>
-          <w:szCs w:val="20"/>
-          <w:lang w:val="en-ID"/>
-        </w:rPr>
-        <w:t>A</w:t>
-      </w:r>
-      <w:r>
-        <w:rPr>
-          <w:rFonts w:cs="Arial"/>
-          <w:i/>
-          <w:iCs/>
-          <w:szCs w:val="20"/>
-          <w:lang w:val="en-ID"/>
-        </w:rPr>
-        <w:t>egypti</w:t>
-      </w:r>
-      <w:r>
-        <w:rPr>
-          <w:rFonts w:cs="Arial"/>
-          <w:szCs w:val="20"/>
-          <w:lang w:val="en-ID"/>
-        </w:rPr>
-        <w:t>”</w:t>
-      </w:r>
-      <w:r>
-        <w:rPr>
-          <w:rFonts w:cs="Arial"/>
-          <w:szCs w:val="20"/>
-          <w:lang w:val="en-ID"/>
-        </w:rPr>
-        <w:t xml:space="preserve">, </w:t>
-      </w:r>
-      <w:r>
-        <w:rPr>
-          <w:rFonts w:cs="Arial"/>
-          <w:szCs w:val="20"/>
-          <w:lang w:val="en-ID"/>
-        </w:rPr>
-        <w:t>“</w:t>
-      </w:r>
-      <w:r>
-        <w:rPr>
-          <w:rFonts w:cs="Arial"/>
-          <w:i/>
-          <w:iCs/>
-          <w:szCs w:val="20"/>
-          <w:lang w:val="en-ID"/>
-        </w:rPr>
-        <w:t>mosquito repellent</w:t>
-      </w:r>
-      <w:r>
-        <w:rPr>
-          <w:rFonts w:cs="Arial"/>
-          <w:szCs w:val="20"/>
-          <w:lang w:val="en-ID"/>
-        </w:rPr>
-        <w:t>”</w:t>
-      </w:r>
-      <w:r>
-        <w:rPr>
-          <w:rFonts w:cs="Arial"/>
-          <w:szCs w:val="20"/>
-          <w:lang w:val="en-ID"/>
-        </w:rPr>
-        <w:t xml:space="preserve">, </w:t>
-      </w:r>
-      <w:r>
-        <w:rPr>
-          <w:rFonts w:cs="Arial"/>
-          <w:szCs w:val="20"/>
-          <w:lang w:val="en-ID"/>
-        </w:rPr>
-        <w:t>“</w:t>
-      </w:r>
-      <w:r>
-        <w:rPr>
-          <w:rFonts w:cs="Arial"/>
-          <w:i/>
-          <w:iCs/>
-          <w:szCs w:val="20"/>
-          <w:lang w:val="en-ID"/>
-        </w:rPr>
-        <w:t>plant-based</w:t>
-      </w:r>
-      <w:r>
-        <w:rPr>
-          <w:rFonts w:cs="Arial"/>
-          <w:szCs w:val="20"/>
-          <w:lang w:val="en-ID"/>
-        </w:rPr>
-        <w:t xml:space="preserve"> </w:t>
-      </w:r>
-      <w:r>
-        <w:rPr>
-          <w:rFonts w:cs="Arial"/>
-          <w:i/>
-          <w:iCs/>
-          <w:szCs w:val="20"/>
-          <w:lang w:val="en-ID"/>
-        </w:rPr>
-        <w:t>repellent</w:t>
-      </w:r>
-      <w:r>
-        <w:rPr>
-          <w:rFonts w:cs="Arial"/>
-          <w:szCs w:val="20"/>
-          <w:lang w:val="en-ID"/>
-        </w:rPr>
-        <w:t>”</w:t>
-      </w:r>
-      <w:r>
-        <w:rPr>
-          <w:rFonts w:cs="Arial"/>
-          <w:szCs w:val="20"/>
-          <w:lang w:val="en-ID"/>
-        </w:rPr>
-        <w:t xml:space="preserve">, </w:t>
-      </w:r>
-      <w:r>
-        <w:rPr>
-          <w:rFonts w:cs="Arial"/>
-          <w:szCs w:val="20"/>
-          <w:lang w:val="en-ID"/>
-        </w:rPr>
-        <w:t>“</w:t>
-      </w:r>
-      <w:r>
-        <w:rPr>
-          <w:rFonts w:cs="Arial"/>
-          <w:i/>
-          <w:iCs/>
-          <w:szCs w:val="20"/>
-          <w:lang w:val="en-ID"/>
-        </w:rPr>
-        <w:t>botanical repellent</w:t>
-      </w:r>
-      <w:r>
-        <w:rPr>
-          <w:rFonts w:cs="Arial"/>
-          <w:szCs w:val="20"/>
-          <w:lang w:val="en-ID"/>
-        </w:rPr>
-        <w:t>”</w:t>
-      </w:r>
-      <w:r>
-        <w:rPr>
-          <w:rFonts w:cs="Arial"/>
-          <w:szCs w:val="20"/>
-          <w:lang w:val="en-ID"/>
-        </w:rPr>
-        <w:t xml:space="preserve">, </w:t>
-      </w:r>
-      <w:r>
-        <w:rPr>
-          <w:rFonts w:cs="Arial"/>
-          <w:szCs w:val="20"/>
-          <w:lang w:val="en-ID"/>
-        </w:rPr>
-        <w:t>“</w:t>
-      </w:r>
-      <w:r>
-        <w:rPr>
-          <w:rFonts w:cs="Arial"/>
-          <w:i/>
-          <w:iCs/>
-          <w:szCs w:val="20"/>
-          <w:lang w:val="en-ID"/>
-        </w:rPr>
-        <w:t>essential oil</w:t>
-      </w:r>
-      <w:r>
-        <w:rPr>
-          <w:rFonts w:cs="Arial"/>
-          <w:szCs w:val="20"/>
-          <w:lang w:val="en-ID"/>
-        </w:rPr>
-        <w:t>”</w:t>
-      </w:r>
-      <w:r>
-        <w:rPr>
-          <w:rFonts w:cs="Arial"/>
-          <w:szCs w:val="20"/>
-          <w:lang w:val="en-ID"/>
-        </w:rPr>
-        <w:t xml:space="preserve">, </w:t>
-      </w:r>
-      <w:r>
-        <w:rPr>
-          <w:rFonts w:cs="Arial"/>
-          <w:szCs w:val="20"/>
-          <w:lang w:val="en-ID"/>
-        </w:rPr>
-        <w:t>“</w:t>
-      </w:r>
-      <w:r>
-        <w:rPr>
-          <w:rFonts w:cs="Arial"/>
-          <w:i/>
-          <w:iCs/>
-          <w:szCs w:val="20"/>
-          <w:lang w:val="en-ID"/>
-        </w:rPr>
-        <w:t>neem</w:t>
-      </w:r>
-      <w:r>
-        <w:rPr>
-          <w:rFonts w:cs="Arial"/>
-          <w:szCs w:val="20"/>
-          <w:lang w:val="en-ID"/>
-        </w:rPr>
-        <w:t>”</w:t>
-      </w:r>
-      <w:r>
-        <w:rPr>
-          <w:rFonts w:cs="Arial"/>
-          <w:szCs w:val="20"/>
-          <w:lang w:val="en-ID"/>
-        </w:rPr>
-        <w:t xml:space="preserve">, </w:t>
-      </w:r>
-      <w:r>
-        <w:rPr>
-          <w:rFonts w:cs="Arial"/>
-          <w:szCs w:val="20"/>
-          <w:lang w:val="en-ID"/>
-        </w:rPr>
-        <w:t>“</w:t>
-      </w:r>
-      <w:r>
-        <w:rPr>
-          <w:rFonts w:cs="Arial"/>
-          <w:i/>
-          <w:iCs/>
-          <w:szCs w:val="20"/>
-          <w:lang w:val="en-ID"/>
-        </w:rPr>
-        <w:t>citronella</w:t>
-      </w:r>
-      <w:r>
-        <w:rPr>
-          <w:rFonts w:cs="Arial"/>
-          <w:szCs w:val="20"/>
-          <w:lang w:val="en-ID"/>
-        </w:rPr>
-        <w:t>”</w:t>
-      </w:r>
-      <w:r>
-        <w:rPr>
-          <w:rFonts w:cs="Arial"/>
-          <w:szCs w:val="20"/>
-          <w:lang w:val="en-ID"/>
-        </w:rPr>
-        <w:t xml:space="preserve">, </w:t>
-      </w:r>
-      <w:r>
-        <w:rPr>
-          <w:rFonts w:cs="Arial"/>
-          <w:szCs w:val="20"/>
-          <w:lang w:val="en-ID"/>
-        </w:rPr>
-        <w:t>“</w:t>
-      </w:r>
-      <w:r>
-        <w:rPr>
-          <w:rFonts w:cs="Arial"/>
-          <w:i/>
-          <w:iCs/>
-          <w:szCs w:val="20"/>
-          <w:lang w:val="en-ID"/>
-        </w:rPr>
-        <w:t>eucalyptus</w:t>
-      </w:r>
-      <w:r>
-        <w:rPr>
-          <w:rFonts w:cs="Arial"/>
-          <w:szCs w:val="20"/>
-          <w:lang w:val="en-ID"/>
-        </w:rPr>
-        <w:t>”</w:t>
-      </w:r>
-      <w:r>
-        <w:rPr>
-          <w:rFonts w:cs="Arial"/>
-          <w:szCs w:val="20"/>
-          <w:lang w:val="en-ID"/>
-        </w:rPr>
-        <w:t xml:space="preserve">, </w:t>
-      </w:r>
-      <w:r>
-        <w:rPr>
-          <w:rFonts w:cs="Arial"/>
-          <w:szCs w:val="20"/>
-          <w:lang w:val="en-ID"/>
-        </w:rPr>
-        <w:t>“</w:t>
-      </w:r>
-      <w:r>
-        <w:rPr>
-          <w:rFonts w:cs="Arial"/>
-          <w:i/>
-          <w:iCs/>
-          <w:szCs w:val="20"/>
-          <w:lang w:val="en-ID"/>
-        </w:rPr>
-        <w:t>lemon</w:t>
-      </w:r>
-      <w:r>
-        <w:rPr>
-          <w:rFonts w:cs="Arial"/>
-          <w:szCs w:val="20"/>
-          <w:lang w:val="en-ID"/>
-        </w:rPr>
-        <w:t xml:space="preserve"> </w:t>
-      </w:r>
-      <w:r>
-        <w:rPr>
-          <w:rFonts w:cs="Arial"/>
-          <w:i/>
-          <w:iCs/>
-          <w:szCs w:val="20"/>
-          <w:lang w:val="en-ID"/>
-        </w:rPr>
-        <w:t>eucalyptus</w:t>
-      </w:r>
-      <w:r>
-        <w:rPr>
-          <w:rFonts w:cs="Arial"/>
-          <w:szCs w:val="20"/>
-          <w:lang w:val="en-ID"/>
-        </w:rPr>
-        <w:t>”</w:t>
-      </w:r>
-      <w:r>
-        <w:rPr>
-          <w:rFonts w:cs="Arial"/>
-          <w:szCs w:val="20"/>
-          <w:lang w:val="en-ID"/>
-        </w:rPr>
-        <w:t xml:space="preserve">, </w:t>
-      </w:r>
-      <w:r>
-        <w:rPr>
-          <w:rFonts w:cs="Arial"/>
-          <w:szCs w:val="20"/>
-          <w:lang w:val="en-ID"/>
-        </w:rPr>
-        <w:t>“</w:t>
-      </w:r>
-      <w:r>
-        <w:rPr>
-          <w:rFonts w:cs="Arial"/>
-          <w:i/>
-          <w:iCs/>
-          <w:szCs w:val="20"/>
-          <w:lang w:val="en-ID"/>
-        </w:rPr>
-        <w:t>lemongrass</w:t>
-      </w:r>
-      <w:r>
-        <w:rPr>
-          <w:rFonts w:cs="Arial"/>
-          <w:szCs w:val="20"/>
-          <w:lang w:val="en-ID"/>
-        </w:rPr>
-        <w:t>”</w:t>
-      </w:r>
-      <w:r>
-        <w:rPr>
-          <w:rFonts w:cs="Arial"/>
-          <w:szCs w:val="20"/>
-          <w:lang w:val="en-ID"/>
-        </w:rPr>
-        <w:t xml:space="preserve"> </w:t>
-      </w:r>
-      <w:r>
-        <w:rPr>
-          <w:rFonts w:cs="Arial"/>
-          <w:szCs w:val="20"/>
-          <w:lang w:val="en-ID"/>
-        </w:rPr>
-        <w:t>“</w:t>
-      </w:r>
-      <w:r>
-        <w:rPr>
-          <w:rFonts w:cs="Arial"/>
-          <w:i/>
-          <w:iCs/>
-          <w:szCs w:val="20"/>
-          <w:lang w:val="en-ID"/>
-        </w:rPr>
-        <w:t>clove</w:t>
-      </w:r>
-      <w:r>
-        <w:rPr>
-          <w:rFonts w:cs="Arial"/>
-          <w:szCs w:val="20"/>
-          <w:lang w:val="en-ID"/>
-        </w:rPr>
-        <w:t>”</w:t>
-      </w:r>
-      <w:r>
-        <w:rPr>
-          <w:rFonts w:cs="Arial"/>
-          <w:szCs w:val="20"/>
-          <w:lang w:val="en-ID"/>
-        </w:rPr>
-        <w:t xml:space="preserve">, </w:t>
-      </w:r>
-      <w:r>
-        <w:rPr>
-          <w:rFonts w:cs="Arial"/>
-          <w:szCs w:val="20"/>
-          <w:lang w:val="en-ID"/>
-        </w:rPr>
-        <w:t>“</w:t>
-      </w:r>
-      <w:r>
-        <w:rPr>
-          <w:rFonts w:cs="Arial"/>
-          <w:i/>
-          <w:iCs/>
-          <w:szCs w:val="20"/>
-          <w:lang w:val="en-ID"/>
-        </w:rPr>
-        <w:t>catnip</w:t>
-      </w:r>
-      <w:r>
-        <w:rPr>
-          <w:rFonts w:cs="Arial"/>
-          <w:szCs w:val="20"/>
-          <w:lang w:val="en-ID"/>
-        </w:rPr>
-        <w:t>”</w:t>
-      </w:r>
-      <w:r>
-        <w:rPr>
-          <w:rFonts w:cs="Arial"/>
-          <w:szCs w:val="20"/>
-          <w:lang w:val="en-ID"/>
-        </w:rPr>
-        <w:t xml:space="preserve">, </w:t>
-      </w:r>
-      <w:r>
-        <w:rPr>
-          <w:rFonts w:cs="Arial"/>
-          <w:szCs w:val="20"/>
-          <w:lang w:val="en-ID"/>
-        </w:rPr>
-        <w:t>“</w:t>
-      </w:r>
-      <w:r>
-        <w:rPr>
-          <w:rFonts w:cs="Arial"/>
-          <w:i/>
-          <w:iCs/>
-          <w:szCs w:val="20"/>
-          <w:lang w:val="en-ID"/>
-        </w:rPr>
-        <w:t>nepetalactone</w:t>
-      </w:r>
-      <w:r>
-        <w:rPr>
-          <w:rFonts w:cs="Arial"/>
-          <w:szCs w:val="20"/>
-          <w:lang w:val="en-ID"/>
-        </w:rPr>
-        <w:t>”</w:t>
-      </w:r>
-      <w:r>
-        <w:rPr>
-          <w:rFonts w:cs="Arial"/>
-          <w:szCs w:val="20"/>
-          <w:lang w:val="en-ID"/>
-        </w:rPr>
-        <w:t xml:space="preserve">, </w:t>
-      </w:r>
-      <w:r>
-        <w:rPr>
-          <w:rFonts w:cs="Arial"/>
-          <w:szCs w:val="20"/>
-          <w:lang w:val="en-ID"/>
-        </w:rPr>
-        <w:t>“</w:t>
-      </w:r>
-      <w:r>
-        <w:rPr>
-          <w:rFonts w:cs="Arial"/>
-          <w:i/>
-          <w:iCs/>
-          <w:szCs w:val="20"/>
-          <w:lang w:val="en-ID"/>
-        </w:rPr>
-        <w:t>PMD</w:t>
-      </w:r>
-      <w:r>
-        <w:rPr>
-          <w:rFonts w:cs="Arial"/>
-          <w:szCs w:val="20"/>
-          <w:lang w:val="en-ID"/>
-        </w:rPr>
-        <w:t>”</w:t>
-      </w:r>
-      <w:r>
-        <w:rPr>
-          <w:rFonts w:cs="Arial"/>
-          <w:szCs w:val="20"/>
-          <w:lang w:val="en-ID"/>
-        </w:rPr>
-        <w:t xml:space="preserve">, </w:t>
-      </w:r>
-      <w:r>
-        <w:rPr>
-          <w:rFonts w:cs="Arial"/>
-          <w:szCs w:val="20"/>
-          <w:lang w:val="en-ID"/>
-        </w:rPr>
-        <w:t>“</w:t>
-      </w:r>
-      <w:r>
-        <w:rPr>
-          <w:rFonts w:cs="Arial"/>
-          <w:i/>
-          <w:iCs/>
-          <w:szCs w:val="20"/>
-          <w:lang w:val="en-ID"/>
-        </w:rPr>
-        <w:t>azadirachtin</w:t>
-      </w:r>
-      <w:r>
-        <w:rPr>
-          <w:rFonts w:cs="Arial"/>
-          <w:szCs w:val="20"/>
-          <w:lang w:val="en-ID"/>
-        </w:rPr>
-        <w:t>”</w:t>
-      </w:r>
-      <w:r>
-        <w:rPr>
-          <w:rFonts w:cs="Arial"/>
-          <w:szCs w:val="20"/>
-          <w:lang w:val="en-ID"/>
-        </w:rPr>
-        <w:t xml:space="preserve">, </w:t>
-      </w:r>
-      <w:r>
-        <w:rPr>
-          <w:rFonts w:cs="Arial"/>
-          <w:szCs w:val="20"/>
-          <w:lang w:val="en-ID"/>
-        </w:rPr>
-        <w:t>“</w:t>
-      </w:r>
-      <w:proofErr w:type="spellStart"/>
-      <w:r>
-        <w:rPr>
-          <w:rFonts w:cs="Arial"/>
-          <w:i/>
-          <w:iCs/>
-          <w:szCs w:val="20"/>
-          <w:lang w:val="en-ID"/>
-        </w:rPr>
-        <w:t>repellency</w:t>
-      </w:r>
-      <w:proofErr w:type="spellEnd"/>
-      <w:r>
-        <w:rPr>
-          <w:rFonts w:cs="Arial"/>
-          <w:szCs w:val="20"/>
-          <w:lang w:val="en-ID"/>
-        </w:rPr>
-        <w:t>”</w:t>
-      </w:r>
-      <w:r>
-        <w:rPr>
-          <w:rFonts w:cs="Arial"/>
-          <w:szCs w:val="20"/>
-          <w:lang w:val="en-ID"/>
-        </w:rPr>
-        <w:t xml:space="preserve">, </w:t>
-      </w:r>
-      <w:r>
-        <w:rPr>
-          <w:rFonts w:cs="Arial"/>
-          <w:szCs w:val="20"/>
-          <w:lang w:val="en-ID"/>
-        </w:rPr>
-        <w:t>“</w:t>
-      </w:r>
-      <w:r>
-        <w:rPr>
-          <w:rFonts w:cs="Arial"/>
-          <w:i/>
-          <w:iCs/>
-          <w:szCs w:val="20"/>
-          <w:lang w:val="en-ID"/>
-        </w:rPr>
-        <w:t>protection rate</w:t>
-      </w:r>
-      <w:r>
-        <w:rPr>
-          <w:rFonts w:cs="Arial"/>
-          <w:szCs w:val="20"/>
-          <w:lang w:val="en-ID"/>
-        </w:rPr>
-        <w:t>”</w:t>
-      </w:r>
-      <w:r>
-        <w:rPr>
-          <w:rFonts w:cs="Arial"/>
-          <w:szCs w:val="20"/>
-          <w:lang w:val="en-ID"/>
-        </w:rPr>
-        <w:t xml:space="preserve">, and </w:t>
-      </w:r>
-      <w:r>
-        <w:rPr>
-          <w:rFonts w:cs="Arial"/>
-          <w:szCs w:val="20"/>
-          <w:lang w:val="en-ID"/>
-        </w:rPr>
-        <w:t>“</w:t>
-      </w:r>
-      <w:r>
-        <w:rPr>
-          <w:rFonts w:cs="Arial"/>
-          <w:i/>
-          <w:iCs/>
-          <w:szCs w:val="20"/>
-          <w:lang w:val="en-ID"/>
-        </w:rPr>
-        <w:t>biting rate</w:t>
-      </w:r>
-      <w:r>
-        <w:rPr>
-          <w:rFonts w:cs="Arial"/>
-          <w:szCs w:val="20"/>
-          <w:lang w:val="en-ID"/>
-        </w:rPr>
-        <w:t>”</w:t>
-      </w:r>
-      <w:r>
-        <w:rPr>
-          <w:rFonts w:cs="Arial"/>
-          <w:szCs w:val="20"/>
-          <w:lang w:val="en-ID"/>
-        </w:rPr>
-        <w:t>. Boolean operators (AND, OR) and truncation were utilized. There was no language restriction, and non-English articles were translated by professional services. Gray literature was also searched, including conference abstracts, WHO technical reports, and government agency documents.</w:t>
+        <w:t>Aedes aegypti</w:t>
+      </w:r>
+      <w:r>
+        <w:rPr>
+          <w:rFonts w:cs="Arial"/>
+          <w:szCs w:val="20"/>
+          <w:lang w:val="en-ID"/>
+        </w:rPr>
+        <w:t>”, “mosquito repellent”, “plant-based repellent”, “botanical repellent”, “essential oil”, “neem”, “citronella”, “eucalyptus”, “lemon eucalyptus”, “lemongrass”, “clove”, “catnip”, “nepetalactone”, “PMD”, “azadirachtin”, “repellency”, “protection rate”, and “biting rate”. Boolean operators such as AND and OR were used, with small adjustments made for each database. We did not apply language restriction, and non-English articles were translated when needed. Gray literature was also checked, including conference abstracts, WHO technical reports, and government documents</w:t>
+      </w:r>
+      <w:r>
+        <w:rPr>
+          <w:rFonts w:cs="Arial"/>
+          <w:szCs w:val="20"/>
+          <w:lang w:val="en-ID"/>
+        </w:rPr>
+        <w:t>.</w:t>
       </w:r>
     </w:p>
     <w:p>
@@ -2329,25 +1079,7 @@
           <w:szCs w:val="20"/>
           <w:lang w:val="en-ID"/>
         </w:rPr>
-        <w:t xml:space="preserve">; (3) Quantitative outcome data reported (biting rate, landing rate, </w:t>
-      </w:r>
-      <w:proofErr w:type="spellStart"/>
-      <w:r>
-        <w:rPr>
-          <w:rFonts w:cs="Arial"/>
-          <w:szCs w:val="20"/>
-          <w:lang w:val="en-ID"/>
-        </w:rPr>
-        <w:t>repellency</w:t>
-      </w:r>
-      <w:proofErr w:type="spellEnd"/>
-      <w:r>
-        <w:rPr>
-          <w:rFonts w:cs="Arial"/>
-          <w:szCs w:val="20"/>
-          <w:lang w:val="en-ID"/>
-        </w:rPr>
-        <w:t xml:space="preserve"> percentage, or CPT); (4) Included </w:t>
+        <w:t xml:space="preserve">; (3) Quantitative outcome data reported (biting rate, landing rate, repellency percentage, or CPT); (4) Included </w:t>
       </w:r>
       <w:r>
         <w:rPr>
@@ -2460,23 +1192,34 @@
           <w:szCs w:val="20"/>
           <w:lang w:val="en-ID"/>
         </w:rPr>
-        <w:t xml:space="preserve">After duplicate removal, titles and abstracts were independently screened by two reviewers (blinded to each other) using Rayyan QCRI software. </w:t>
-      </w:r>
-      <w:r>
-        <w:rPr>
-          <w:rFonts w:cs="Arial"/>
-          <w:szCs w:val="20"/>
-          <w:lang w:val="en-ID"/>
-        </w:rPr>
-        <w:t>Full texts of potentially eligible studies were then independently assessed according to the predefined eligibility criteria</w:t>
-      </w:r>
-      <w:r>
-        <w:rPr>
-          <w:rFonts w:cs="Arial"/>
-          <w:szCs w:val="20"/>
-          <w:lang w:val="en-ID"/>
-        </w:rPr>
-        <w:t xml:space="preserve">. Discrepancies were resolved by consensus or discussion with a third reviewer. Data were extracted using a standardized form that included the following: study ID (author, year, country), plant species and part used, active compound(s) (concentration), formulation (lotion, spray, oil, cream), mosquito strain, study design, sample size, outcome measure, biting/landing rates (intervention vs. control), protective efficacy percentage, confidence intervals, and duration of protection. </w:t>
+        <w:t>After duplicate records were removed, two reviewers screened the titles and abstracts using Rayyan QCRI. The reviewers worked independently during the first screening stage. Articles that appeared relevant were then read in full and checked against the eligibility criteria. When the reviewers had different opinions, the article was discussed again until an agreement was reached. A third reviewer was consulted when needed.</w:t>
+      </w:r>
+    </w:p>
+    <w:p>
+      <w:pPr>
+        <w:spacing w:line="240" w:lineRule="auto"/>
+        <w:ind w:left="0" w:firstLine="720"/>
+        <w:rPr>
+          <w:rFonts w:cs="Arial"/>
+          <w:szCs w:val="20"/>
+          <w:lang w:val="en-ID"/>
+        </w:rPr>
+      </w:pPr>
+      <w:r>
+        <w:rPr>
+          <w:rFonts w:cs="Arial"/>
+          <w:szCs w:val="20"/>
+          <w:lang w:val="en-ID"/>
+        </w:rPr>
+        <w:t>Data were extracted using a prepared extraction form. The information collected included author, year, country, plant species, plant part or active compound, concentration, formulation type, mosquito strain, study design, sample size, outcome measure, biting or landing data, repellency or protection percentage, confidence interval when available, and duration of protection</w:t>
+      </w:r>
+      <w:r>
+        <w:rPr>
+          <w:rFonts w:cs="Arial"/>
+          <w:szCs w:val="20"/>
+          <w:lang w:val="en-ID"/>
+        </w:rPr>
+        <w:t xml:space="preserve">. </w:t>
       </w:r>
     </w:p>
     <w:p>
@@ -2539,73 +1282,7 @@
           <w:szCs w:val="20"/>
           <w:lang w:val="en-ID"/>
         </w:rPr>
-        <w:t>Two reviewers independently assessed risk of bias using the Cochrane Risk of Bias 2.0 (</w:t>
-      </w:r>
-      <w:proofErr w:type="spellStart"/>
-      <w:r>
-        <w:rPr>
-          <w:rFonts w:cs="Arial"/>
-          <w:szCs w:val="20"/>
-          <w:lang w:val="en-ID"/>
-        </w:rPr>
-        <w:t>RoB</w:t>
-      </w:r>
-      <w:proofErr w:type="spellEnd"/>
-      <w:r>
-        <w:rPr>
-          <w:rFonts w:cs="Arial"/>
-          <w:szCs w:val="20"/>
-          <w:lang w:val="en-ID"/>
-        </w:rPr>
-        <w:t xml:space="preserve"> 2) tool for randomized controlled trials and the ROBINS-I tool for observational/quasi-experimental studies. Domains assessed were the randomization process, deviations from intended interventions, missing outcome data, measurement of the outcome, and selection of the reported result. Each domain was rated “Low risk</w:t>
-      </w:r>
-      <w:r>
-        <w:rPr>
-          <w:rFonts w:cs="Arial"/>
-          <w:szCs w:val="20"/>
-          <w:lang w:val="en-ID"/>
-        </w:rPr>
-        <w:t>”</w:t>
-      </w:r>
-      <w:r>
-        <w:rPr>
-          <w:rFonts w:cs="Arial"/>
-          <w:szCs w:val="20"/>
-          <w:lang w:val="en-ID"/>
-        </w:rPr>
-        <w:t>, “Some concerns</w:t>
-      </w:r>
-      <w:r>
-        <w:rPr>
-          <w:rFonts w:cs="Arial"/>
-          <w:szCs w:val="20"/>
-          <w:lang w:val="en-ID"/>
-        </w:rPr>
-        <w:t>”</w:t>
-      </w:r>
-      <w:r>
-        <w:rPr>
-          <w:rFonts w:cs="Arial"/>
-          <w:szCs w:val="20"/>
-          <w:lang w:val="en-ID"/>
-        </w:rPr>
-        <w:t>, or “High risk</w:t>
-      </w:r>
-      <w:r>
-        <w:rPr>
-          <w:rFonts w:cs="Arial"/>
-          <w:szCs w:val="20"/>
-          <w:lang w:val="en-ID"/>
-        </w:rPr>
-        <w:t>”</w:t>
-      </w:r>
-      <w:r>
-        <w:rPr>
-          <w:rFonts w:cs="Arial"/>
-          <w:szCs w:val="20"/>
-          <w:lang w:val="en-ID"/>
-        </w:rPr>
-        <w:t>. Overall bias assessments were performed according to the Cochrane guidance algorithm</w:t>
+        <w:t>The risk of bias was assessed independently by two reviewers. The Cochrane Risk of Bias 2.0 tool was used for randomized studies, while ROBINS-I was used for non-randomized or quasi-experimental studies. The assessment considered several aspects, including randomization, deviations from the intended intervention, missing outcome data, outcome measurement, and selective reporting. Each study was then classified as low risk, some concerns, or high risk. Any disagreement between reviewers was discussed before the final judgment was made</w:t>
       </w:r>
       <w:r>
         <w:rPr>
@@ -2679,25 +1356,26 @@
           <w:szCs w:val="20"/>
           <w:lang w:val="en-ID"/>
         </w:rPr>
-        <w:t xml:space="preserve">The main outcome measure was the risk ratio (RR) of mosquito biting or landing events, treated vs. untreated/vehicle control. Where studies reported </w:t>
-      </w:r>
-      <w:proofErr w:type="spellStart"/>
-      <w:r>
-        <w:rPr>
-          <w:rFonts w:cs="Arial"/>
-          <w:szCs w:val="20"/>
-          <w:lang w:val="en-ID"/>
-        </w:rPr>
-        <w:t>repellency</w:t>
-      </w:r>
-      <w:proofErr w:type="spellEnd"/>
-      <w:r>
-        <w:rPr>
-          <w:rFonts w:cs="Arial"/>
-          <w:szCs w:val="20"/>
-          <w:lang w:val="en-ID"/>
-        </w:rPr>
-        <w:t xml:space="preserve"> percentage (RP%), RR was calculated as RR = 1 − (RP%/100). For studies providing direct reports of biting rates, RR = (bites on treated arm) / (bites on control </w:t>
+        <w:t>The main effect measure was the risk ratio (RR) for mosquito biting or landing in the repellent group compared with the control group. When studies reported repellency percentage, the RR was estimated as 1 − (repellency percentage/100). For studies that reported the number or rate of bites directly, the RR was calculated from the treated and control groups.</w:t>
+      </w:r>
+    </w:p>
+    <w:p>
+      <w:pPr>
+        <w:spacing w:line="240" w:lineRule="auto"/>
+        <w:ind w:left="0" w:firstLine="720"/>
+        <w:rPr>
+          <w:rFonts w:cs="Arial"/>
+          <w:szCs w:val="20"/>
+          <w:lang w:val="en-ID"/>
+        </w:rPr>
+      </w:pPr>
+      <w:r>
+        <w:rPr>
+          <w:rFonts w:cs="Arial"/>
+          <w:szCs w:val="20"/>
+          <w:lang w:val="en-ID"/>
+        </w:rPr>
+        <w:t xml:space="preserve">The pooled estimate was calculated using a random-effects model because the included studies differed in plant species, formulation, concentration, and testing conditions. Analyses were performed using log RR and corresponding standard errors. Heterogeneity was assessed using Cochran’s Q, I², and τ². Subgroup analyses were carried out by plant category, formulation type, concentration group, geographical </w:t>
       </w:r>
       <w:r>
         <w:rPr>
@@ -2706,43 +1384,34 @@
           <w:lang w:val="en-ID"/>
         </w:rPr>
         <w:lastRenderedPageBreak/>
-        <w:t xml:space="preserve">arm). Pooling was performed on the natural logarithm of RR (log RR), with corresponding standard errors. We used the </w:t>
-      </w:r>
-      <w:proofErr w:type="spellStart"/>
-      <w:r>
-        <w:rPr>
-          <w:rFonts w:cs="Arial"/>
-          <w:szCs w:val="20"/>
-          <w:lang w:val="en-ID"/>
-        </w:rPr>
-        <w:t>DerSimonian</w:t>
-      </w:r>
-      <w:proofErr w:type="spellEnd"/>
-      <w:r>
-        <w:rPr>
-          <w:rFonts w:cs="Arial"/>
-          <w:szCs w:val="20"/>
-          <w:lang w:val="en-ID"/>
-        </w:rPr>
-        <w:t xml:space="preserve">–Laird random-effects model to pool the statistics because of the expected methodological and biological heterogeneity across studies. Sensitivity analysis was performed using the restricted maximum likelihood (REML) estimator of τ². Heterogeneity was assessed with Cochran’s Q test (p &lt; 0.10 significant), I² statistic (0–40% low, 40–60% moderate, 60–75% substantial, and &gt;75% considerable), and τ² (absolute variance of heterogeneity). Subgroup analyses were performed by (1) plant species/category; (2) type of formulation (oil, lotion, spray); (3) concentration category (&lt;10% vs. ≥10%); (4) geographical region; and (5) study design. Meta-regression used concentration as a continuous moderator. The sensitivity analyses performed were leave-one-out analyses and restriction to low-risk-of-bias studies. Publication bias was assessed visually by funnel plot asymmetry and quantitatively by Egger's linear regression test and Begg's rank correlation test (p &lt; 0.05 was considered significant). All analyses were performed in R (version 4.3.2) using the meta (version 6.5-0) and </w:t>
-      </w:r>
-      <w:proofErr w:type="spellStart"/>
-      <w:r>
-        <w:rPr>
-          <w:rFonts w:cs="Arial"/>
-          <w:szCs w:val="20"/>
-          <w:lang w:val="en-ID"/>
-        </w:rPr>
-        <w:t>metafor</w:t>
-      </w:r>
-      <w:proofErr w:type="spellEnd"/>
-      <w:r>
-        <w:rPr>
-          <w:rFonts w:cs="Arial"/>
-          <w:szCs w:val="20"/>
-          <w:lang w:val="en-ID"/>
-        </w:rPr>
-        <w:t xml:space="preserve"> (version 4.6-0) packages.</w:t>
+        <w:t>region, and study design. Concentration was also explored as a continuous variable in meta-regression.</w:t>
+      </w:r>
+    </w:p>
+    <w:p>
+      <w:pPr>
+        <w:spacing w:line="240" w:lineRule="auto"/>
+        <w:ind w:left="0" w:firstLine="720"/>
+        <w:rPr>
+          <w:rFonts w:cs="Arial"/>
+          <w:szCs w:val="20"/>
+          <w:lang w:val="en-ID"/>
+        </w:rPr>
+      </w:pPr>
+      <w:r>
+        <w:rPr>
+          <w:rFonts w:cs="Arial"/>
+          <w:szCs w:val="20"/>
+          <w:lang w:val="en-ID"/>
+        </w:rPr>
+        <w:t>Sensitivity analyses were conducted by removing one study at a time and by restricting the analysis to studies with low risk of bias. Possible publication bias was examined using funnel plot inspection, Egger’s regression test, and Begg’s rank correlation test. All analyses were performed in R version 4.3.2 using the meta and metafor packages</w:t>
+      </w:r>
+      <w:r>
+        <w:rPr>
+          <w:rFonts w:cs="Arial"/>
+          <w:szCs w:val="20"/>
+          <w:lang w:val="en-ID"/>
+        </w:rPr>
+        <w:t>.</w:t>
       </w:r>
     </w:p>
     <w:p>
@@ -2877,7 +1546,6 @@
           <w:szCs w:val="20"/>
           <w:lang w:val="en-ID"/>
         </w:rPr>
-        <w:lastRenderedPageBreak/>
         <w:drawing>
           <wp:inline distT="0" distB="0" distL="0" distR="0" wp14:anchorId="63E82124" wp14:editId="5C771FBD">
             <wp:extent cx="4687614" cy="5455743"/>
@@ -3086,6 +1754,7 @@
           <w:szCs w:val="20"/>
           <w:lang w:val="en-ID"/>
         </w:rPr>
+        <w:lastRenderedPageBreak/>
         <w:t xml:space="preserve">3.2 </w:t>
       </w:r>
       <w:r>
@@ -3141,9 +1810,16 @@
           <w:szCs w:val="20"/>
           <w:lang w:val="en-ID"/>
         </w:rPr>
-        <w:t xml:space="preserve">Cymbopogon </w:t>
-      </w:r>
-      <w:proofErr w:type="spellStart"/>
+        <w:t>Cymbopogon nardus</w:t>
+      </w:r>
+      <w:r>
+        <w:rPr>
+          <w:rFonts w:cs="Arial"/>
+          <w:szCs w:val="20"/>
+          <w:lang w:val="en-ID"/>
+        </w:rPr>
+        <w:t>/winterianus; n = 5), neem (</w:t>
+      </w:r>
       <w:r>
         <w:rPr>
           <w:rFonts w:cs="Arial"/>
@@ -3152,36 +1828,16 @@
           <w:szCs w:val="20"/>
           <w:lang w:val="en-ID"/>
         </w:rPr>
-        <w:t>nardus</w:t>
-      </w:r>
-      <w:proofErr w:type="spellEnd"/>
-      <w:r>
-        <w:rPr>
-          <w:rFonts w:cs="Arial"/>
-          <w:szCs w:val="20"/>
-          <w:lang w:val="en-ID"/>
-        </w:rPr>
-        <w:t>/</w:t>
-      </w:r>
-      <w:proofErr w:type="spellStart"/>
-      <w:r>
-        <w:rPr>
-          <w:rFonts w:cs="Arial"/>
-          <w:szCs w:val="20"/>
-          <w:lang w:val="en-ID"/>
-        </w:rPr>
-        <w:t>winterianus</w:t>
-      </w:r>
-      <w:proofErr w:type="spellEnd"/>
-      <w:r>
-        <w:rPr>
-          <w:rFonts w:cs="Arial"/>
-          <w:szCs w:val="20"/>
-          <w:lang w:val="en-ID"/>
-        </w:rPr>
-        <w:t>; n = 5), neem (</w:t>
-      </w:r>
-      <w:proofErr w:type="spellStart"/>
+        <w:t>Azadirachta indica</w:t>
+      </w:r>
+      <w:r>
+        <w:rPr>
+          <w:rFonts w:cs="Arial"/>
+          <w:szCs w:val="20"/>
+          <w:lang w:val="en-ID"/>
+        </w:rPr>
+        <w:t>; n = 5), eucalyptus/lemon eucalyptus (</w:t>
+      </w:r>
       <w:r>
         <w:rPr>
           <w:rFonts w:cs="Arial"/>
@@ -3190,9 +1846,16 @@
           <w:szCs w:val="20"/>
           <w:lang w:val="en-ID"/>
         </w:rPr>
-        <w:t>Azadirachta</w:t>
-      </w:r>
-      <w:proofErr w:type="spellEnd"/>
+        <w:t>Eucalyptus citriodora</w:t>
+      </w:r>
+      <w:r>
+        <w:rPr>
+          <w:rFonts w:cs="Arial"/>
+          <w:szCs w:val="20"/>
+          <w:lang w:val="en-ID"/>
+        </w:rPr>
+        <w:t>/PMD; n = 5), lemongrass (</w:t>
+      </w:r>
       <w:r>
         <w:rPr>
           <w:rFonts w:cs="Arial"/>
@@ -3201,15 +1864,15 @@
           <w:szCs w:val="20"/>
           <w:lang w:val="en-ID"/>
         </w:rPr>
-        <w:t xml:space="preserve"> indica</w:t>
-      </w:r>
-      <w:r>
-        <w:rPr>
-          <w:rFonts w:cs="Arial"/>
-          <w:szCs w:val="20"/>
-          <w:lang w:val="en-ID"/>
-        </w:rPr>
-        <w:t>; n = 5), eucalyptus/lemon eucalyptus (</w:t>
+        <w:t>Cymbopogon</w:t>
+      </w:r>
+      <w:r>
+        <w:rPr>
+          <w:rFonts w:cs="Arial"/>
+          <w:szCs w:val="20"/>
+          <w:lang w:val="en-ID"/>
+        </w:rPr>
+        <w:t xml:space="preserve"> </w:t>
       </w:r>
       <w:r>
         <w:rPr>
@@ -3219,15 +1882,15 @@
           <w:szCs w:val="20"/>
           <w:lang w:val="en-ID"/>
         </w:rPr>
-        <w:t>Eucalyptus citriodora</w:t>
-      </w:r>
-      <w:r>
-        <w:rPr>
-          <w:rFonts w:cs="Arial"/>
-          <w:szCs w:val="20"/>
-          <w:lang w:val="en-ID"/>
-        </w:rPr>
-        <w:t>/PMD; n = 5), lemongrass (</w:t>
+        <w:t>citratus</w:t>
+      </w:r>
+      <w:r>
+        <w:rPr>
+          <w:rFonts w:cs="Arial"/>
+          <w:szCs w:val="20"/>
+          <w:lang w:val="en-ID"/>
+        </w:rPr>
+        <w:t>; n = 4), clove (</w:t>
       </w:r>
       <w:r>
         <w:rPr>
@@ -3237,57 +1900,7 @@
           <w:szCs w:val="20"/>
           <w:lang w:val="en-ID"/>
         </w:rPr>
-        <w:t>Cymbopogon</w:t>
-      </w:r>
-      <w:r>
-        <w:rPr>
-          <w:rFonts w:cs="Arial"/>
-          <w:szCs w:val="20"/>
-          <w:lang w:val="en-ID"/>
-        </w:rPr>
-        <w:t xml:space="preserve"> </w:t>
-      </w:r>
-      <w:proofErr w:type="spellStart"/>
-      <w:r>
-        <w:rPr>
-          <w:rFonts w:cs="Arial"/>
-          <w:i/>
-          <w:iCs/>
-          <w:szCs w:val="20"/>
-          <w:lang w:val="en-ID"/>
-        </w:rPr>
-        <w:t>citratus</w:t>
-      </w:r>
-      <w:proofErr w:type="spellEnd"/>
-      <w:r>
-        <w:rPr>
-          <w:rFonts w:cs="Arial"/>
-          <w:szCs w:val="20"/>
-          <w:lang w:val="en-ID"/>
-        </w:rPr>
-        <w:t>; n = 4), clove (</w:t>
-      </w:r>
-      <w:proofErr w:type="spellStart"/>
-      <w:r>
-        <w:rPr>
-          <w:rFonts w:cs="Arial"/>
-          <w:i/>
-          <w:iCs/>
-          <w:szCs w:val="20"/>
-          <w:lang w:val="en-ID"/>
-        </w:rPr>
-        <w:t>Syzygium</w:t>
-      </w:r>
-      <w:proofErr w:type="spellEnd"/>
-      <w:r>
-        <w:rPr>
-          <w:rFonts w:cs="Arial"/>
-          <w:i/>
-          <w:iCs/>
-          <w:szCs w:val="20"/>
-          <w:lang w:val="en-ID"/>
-        </w:rPr>
-        <w:t xml:space="preserve"> aromaticum</w:t>
+        <w:t>Syzygium aromaticum</w:t>
       </w:r>
       <w:r>
         <w:rPr>
@@ -3402,16 +2015,7 @@
           <w:szCs w:val="20"/>
           <w:lang w:val="en-ID"/>
         </w:rPr>
-        <w:t xml:space="preserve">(Traffic-Light Plot). Overall, the 30 studies were rated as follows: 22 (73.3%) were rated as “low risk," 6 </w:t>
-      </w:r>
-      <w:r>
-        <w:rPr>
-          <w:rFonts w:cs="Arial"/>
-          <w:szCs w:val="20"/>
-          <w:lang w:val="en-ID"/>
-        </w:rPr>
-        <w:lastRenderedPageBreak/>
-        <w:t xml:space="preserve">(20.0%) as “some concerns," and 2 (6.7%) as “high risk." The area of most concern was the “blinding of participants and outcome assessors” (13 studies were rated as “some concerns”), reflecting the inherent difficulty of blinding in topical repellent field trials. Most studies had adequate randomization sequence generation and allocation concealment. No study reported selective outcome reporting, as outcome measures were consistent with registered protocols where available. </w:t>
+        <w:t xml:space="preserve">(Traffic-Light Plot). Overall, the 30 studies were rated as follows: 22 (73.3%) were rated as “low risk," 6 (20.0%) as “some concerns," and 2 (6.7%) as “high risk." The area of most concern was the “blinding of participants and outcome assessors” (13 studies were rated as “some concerns”), reflecting the inherent difficulty of blinding in topical repellent field trials. Most studies had adequate randomization sequence generation and allocation concealment. No study reported selective outcome reporting, as outcome measures were consistent with registered protocols where available. </w:t>
       </w:r>
     </w:p>
     <w:p>
@@ -3432,6 +2036,7 @@
           <w:szCs w:val="20"/>
           <w:lang w:val="en-ID"/>
         </w:rPr>
+        <w:lastRenderedPageBreak/>
         <w:drawing>
           <wp:inline distT="0" distB="0" distL="0" distR="0" wp14:anchorId="26E8B43F" wp14:editId="6E9E577D">
             <wp:extent cx="3947740" cy="5505450"/>
@@ -3604,31 +2209,7 @@
           <w:sz w:val="20"/>
           <w:szCs w:val="20"/>
         </w:rPr>
-        <w:t xml:space="preserve">  Traffic-Light Plot (Cochrane </w:t>
-      </w:r>
-      <w:proofErr w:type="spellStart"/>
-      <w:r>
-        <w:rPr>
-          <w:rFonts w:cs="Arial"/>
-          <w:i w:val="0"/>
-          <w:iCs w:val="0"/>
-          <w:color w:val="auto"/>
-          <w:sz w:val="20"/>
-          <w:szCs w:val="20"/>
-        </w:rPr>
-        <w:t>RoB</w:t>
-      </w:r>
-      <w:proofErr w:type="spellEnd"/>
-      <w:r>
-        <w:rPr>
-          <w:rFonts w:cs="Arial"/>
-          <w:i w:val="0"/>
-          <w:iCs w:val="0"/>
-          <w:color w:val="auto"/>
-          <w:sz w:val="20"/>
-          <w:szCs w:val="20"/>
-        </w:rPr>
-        <w:t xml:space="preserve"> 2 Tool). Risk of bias assessment across seven domains for all 30 included studies. Green (+) = Low risk; Yellow (?) = Some concerns; Red (−) = High risk. The majority of studies demonstrated a low overall risk of bias.</w:t>
+        <w:t xml:space="preserve">  Traffic-Light Plot (Cochrane RoB 2 Tool). Risk of bias assessment across seven domains for all 30 included studies. Green (+) = Low risk; Yellow (?) = Some concerns; Red (−) = High risk. The majority of studies demonstrated a low overall risk of bias.</w:t>
       </w:r>
     </w:p>
     <w:p>
@@ -4187,7 +2768,6 @@
                 <w:lang w:val="en-ID"/>
               </w:rPr>
             </w:pPr>
-            <w:proofErr w:type="spellStart"/>
             <w:r>
               <w:rPr>
                 <w:rFonts w:cs="Arial"/>
@@ -4199,7 +2779,6 @@
               </w:rPr>
               <w:t>RoB</w:t>
             </w:r>
-            <w:proofErr w:type="spellEnd"/>
           </w:p>
         </w:tc>
       </w:tr>
@@ -4312,7 +2891,6 @@
                 <w:lang w:val="en-ID"/>
               </w:rPr>
             </w:pPr>
-            <w:proofErr w:type="spellStart"/>
             <w:r>
               <w:rPr>
                 <w:rStyle w:val="Emphasis"/>
@@ -4321,18 +2899,7 @@
                 <w:sz w:val="16"/>
                 <w:szCs w:val="20"/>
               </w:rPr>
-              <w:t>Azadirachta</w:t>
-            </w:r>
-            <w:proofErr w:type="spellEnd"/>
-            <w:r>
-              <w:rPr>
-                <w:rStyle w:val="Emphasis"/>
-                <w:rFonts w:cs="Arial"/>
-                <w:color w:val="1A1A2E"/>
-                <w:sz w:val="16"/>
-                <w:szCs w:val="20"/>
-              </w:rPr>
-              <w:t xml:space="preserve"> indica</w:t>
+              <w:t>Azadirachta indica</w:t>
             </w:r>
           </w:p>
         </w:tc>
@@ -4689,7 +3256,6 @@
                 <w:lang w:val="en-ID"/>
               </w:rPr>
             </w:pPr>
-            <w:proofErr w:type="spellStart"/>
             <w:r>
               <w:rPr>
                 <w:rFonts w:cs="Arial"/>
@@ -4699,19 +3265,7 @@
                 <w:sz w:val="16"/>
                 <w:szCs w:val="20"/>
               </w:rPr>
-              <w:t>Corymbia</w:t>
-            </w:r>
-            <w:proofErr w:type="spellEnd"/>
-            <w:r>
-              <w:rPr>
-                <w:rFonts w:cs="Arial"/>
-                <w:i/>
-                <w:iCs/>
-                <w:color w:val="1A1A2E"/>
-                <w:sz w:val="16"/>
-                <w:szCs w:val="20"/>
-              </w:rPr>
-              <w:t xml:space="preserve"> citriodora</w:t>
+              <w:t>Corymbia citriodora</w:t>
             </w:r>
           </w:p>
         </w:tc>
@@ -5384,25 +3938,7 @@
                     <w:color w:val="1A1A2E"/>
                     <w:szCs w:val="20"/>
                   </w:rPr>
-                  <w:t>(</w:t>
-                </w:r>
-                <w:proofErr w:type="spellStart"/>
-                <w:r>
-                  <w:rPr>
-                    <w:rFonts w:cs="Arial"/>
-                    <w:color w:val="1A1A2E"/>
-                    <w:szCs w:val="20"/>
-                  </w:rPr>
-                  <w:t>Trongtokit</w:t>
-                </w:r>
-                <w:proofErr w:type="spellEnd"/>
-                <w:r>
-                  <w:rPr>
-                    <w:rFonts w:cs="Arial"/>
-                    <w:color w:val="1A1A2E"/>
-                    <w:szCs w:val="20"/>
-                  </w:rPr>
-                  <w:t xml:space="preserve"> et al., 2005)</w:t>
+                  <w:t>(Trongtokit et al., 2005)</w:t>
                 </w:r>
               </w:p>
             </w:sdtContent>
@@ -5459,20 +3995,8 @@
                 <w:sz w:val="16"/>
                 <w:szCs w:val="20"/>
               </w:rPr>
-              <w:t xml:space="preserve">Cymbopogon </w:t>
-            </w:r>
-            <w:proofErr w:type="spellStart"/>
-            <w:r>
-              <w:rPr>
-                <w:rStyle w:val="Emphasis"/>
-                <w:rFonts w:cs="Arial"/>
-                <w:color w:val="1A1A2E"/>
-                <w:sz w:val="16"/>
-                <w:szCs w:val="20"/>
-              </w:rPr>
-              <w:t>nardus</w:t>
-            </w:r>
-            <w:proofErr w:type="spellEnd"/>
+              <w:t>Cymbopogon nardus</w:t>
+            </w:r>
           </w:p>
         </w:tc>
         <w:tc>
@@ -5836,20 +4360,8 @@
                 <w:sz w:val="16"/>
                 <w:szCs w:val="20"/>
               </w:rPr>
-              <w:t xml:space="preserve">Cymbopogon </w:t>
-            </w:r>
-            <w:proofErr w:type="spellStart"/>
-            <w:r>
-              <w:rPr>
-                <w:rStyle w:val="Emphasis"/>
-                <w:rFonts w:cs="Arial"/>
-                <w:color w:val="1A1A2E"/>
-                <w:sz w:val="16"/>
-                <w:szCs w:val="20"/>
-              </w:rPr>
-              <w:t>citratus</w:t>
-            </w:r>
-            <w:proofErr w:type="spellEnd"/>
+              <w:t>Cymbopogon citratus</w:t>
+            </w:r>
           </w:p>
         </w:tc>
         <w:tc>
@@ -5868,25 +4380,14 @@
                 <w:lang w:val="en-ID"/>
               </w:rPr>
             </w:pPr>
-            <w:proofErr w:type="spellStart"/>
-            <w:r>
-              <w:rPr>
-                <w:rFonts w:cs="Arial"/>
-                <w:color w:val="1A1A2E"/>
-                <w:sz w:val="16"/>
-                <w:szCs w:val="20"/>
-              </w:rPr>
-              <w:t>Citral</w:t>
-            </w:r>
-            <w:proofErr w:type="spellEnd"/>
-            <w:r>
-              <w:rPr>
-                <w:rFonts w:cs="Arial"/>
-                <w:color w:val="1A1A2E"/>
-                <w:sz w:val="16"/>
-                <w:szCs w:val="20"/>
-              </w:rPr>
-              <w:t>, geraniol</w:t>
+            <w:r>
+              <w:rPr>
+                <w:rFonts w:cs="Arial"/>
+                <w:color w:val="1A1A2E"/>
+                <w:sz w:val="16"/>
+                <w:szCs w:val="20"/>
+              </w:rPr>
+              <w:t>Citral, geraniol</w:t>
             </w:r>
           </w:p>
         </w:tc>
@@ -6550,25 +5051,7 @@
                     <w:color w:val="1A1A2E"/>
                     <w:szCs w:val="20"/>
                   </w:rPr>
-                  <w:t>(</w:t>
-                </w:r>
-                <w:proofErr w:type="spellStart"/>
-                <w:r>
-                  <w:rPr>
-                    <w:rFonts w:cs="Arial"/>
-                    <w:color w:val="1A1A2E"/>
-                    <w:szCs w:val="20"/>
-                  </w:rPr>
-                  <w:t>Pohlit</w:t>
-                </w:r>
-                <w:proofErr w:type="spellEnd"/>
-                <w:r>
-                  <w:rPr>
-                    <w:rFonts w:cs="Arial"/>
-                    <w:color w:val="1A1A2E"/>
-                    <w:szCs w:val="20"/>
-                  </w:rPr>
-                  <w:t xml:space="preserve"> et al., 2011)</w:t>
+                  <w:t>(Pohlit et al., 2011)</w:t>
                 </w:r>
               </w:p>
             </w:sdtContent>
@@ -7363,7 +5846,6 @@
               </w:rPr>
               <w:t xml:space="preserve">C. </w:t>
             </w:r>
-            <w:proofErr w:type="spellStart"/>
             <w:r>
               <w:rPr>
                 <w:rStyle w:val="Emphasis"/>
@@ -7374,7 +5856,6 @@
               </w:rPr>
               <w:t>citratus</w:t>
             </w:r>
-            <w:proofErr w:type="spellEnd"/>
           </w:p>
           <w:p>
             <w:pPr>
@@ -7398,7 +5879,6 @@
               </w:rPr>
               <w:t xml:space="preserve">C. </w:t>
             </w:r>
-            <w:proofErr w:type="spellStart"/>
             <w:r>
               <w:rPr>
                 <w:rStyle w:val="Emphasis"/>
@@ -7407,18 +5887,7 @@
                 <w:sz w:val="16"/>
                 <w:szCs w:val="20"/>
               </w:rPr>
-              <w:t>nardus</w:t>
-            </w:r>
-            <w:proofErr w:type="spellEnd"/>
-            <w:r>
-              <w:rPr>
-                <w:rStyle w:val="Emphasis"/>
-                <w:rFonts w:cs="Arial"/>
-                <w:color w:val="1A1A2E"/>
-                <w:sz w:val="16"/>
-                <w:szCs w:val="20"/>
-              </w:rPr>
-              <w:t xml:space="preserve"> </w:t>
+              <w:t xml:space="preserve">nardus </w:t>
             </w:r>
           </w:p>
           <w:p>
@@ -7785,25 +6254,7 @@
                     <w:color w:val="1A1A2E"/>
                     <w:szCs w:val="20"/>
                   </w:rPr>
-                  <w:t>(</w:t>
-                </w:r>
-                <w:proofErr w:type="spellStart"/>
-                <w:r>
-                  <w:rPr>
-                    <w:rFonts w:cs="Arial"/>
-                    <w:color w:val="1A1A2E"/>
-                    <w:szCs w:val="20"/>
-                  </w:rPr>
-                  <w:t>Sansabhilla</w:t>
-                </w:r>
-                <w:proofErr w:type="spellEnd"/>
-                <w:r>
-                  <w:rPr>
-                    <w:rFonts w:cs="Arial"/>
-                    <w:color w:val="1A1A2E"/>
-                    <w:szCs w:val="20"/>
-                  </w:rPr>
-                  <w:t xml:space="preserve"> et al., 2020)</w:t>
+                  <w:t>(Sansabhilla et al., 2020)</w:t>
                 </w:r>
               </w:p>
             </w:sdtContent>
@@ -8223,20 +6674,8 @@
                 <w:sz w:val="16"/>
                 <w:szCs w:val="20"/>
               </w:rPr>
-              <w:t xml:space="preserve">Cymbopogon </w:t>
-            </w:r>
-            <w:proofErr w:type="spellStart"/>
-            <w:r>
-              <w:rPr>
-                <w:rStyle w:val="Emphasis"/>
-                <w:rFonts w:cs="Arial"/>
-                <w:color w:val="1A1A2E"/>
-                <w:sz w:val="16"/>
-                <w:szCs w:val="20"/>
-              </w:rPr>
-              <w:t>winterianus</w:t>
-            </w:r>
-            <w:proofErr w:type="spellEnd"/>
+              <w:t>Cymbopogon winterianus</w:t>
+            </w:r>
           </w:p>
         </w:tc>
         <w:tc>
@@ -9688,7 +8127,6 @@
                 <w:lang w:val="en-ID"/>
               </w:rPr>
             </w:pPr>
-            <w:proofErr w:type="spellStart"/>
             <w:r>
               <w:rPr>
                 <w:rStyle w:val="Emphasis"/>
@@ -9697,18 +8135,7 @@
                 <w:sz w:val="16"/>
                 <w:szCs w:val="20"/>
               </w:rPr>
-              <w:t>Syzygium</w:t>
-            </w:r>
-            <w:proofErr w:type="spellEnd"/>
-            <w:r>
-              <w:rPr>
-                <w:rStyle w:val="Emphasis"/>
-                <w:rFonts w:cs="Arial"/>
-                <w:color w:val="1A1A2E"/>
-                <w:sz w:val="16"/>
-                <w:szCs w:val="20"/>
-              </w:rPr>
-              <w:t xml:space="preserve"> aromaticum</w:t>
+              <w:t>Syzygium aromaticum</w:t>
             </w:r>
           </w:p>
         </w:tc>
@@ -10071,20 +8498,8 @@
                 <w:sz w:val="16"/>
                 <w:szCs w:val="20"/>
               </w:rPr>
-              <w:t xml:space="preserve">Cymbopogon </w:t>
-            </w:r>
-            <w:proofErr w:type="spellStart"/>
-            <w:r>
-              <w:rPr>
-                <w:rStyle w:val="Emphasis"/>
-                <w:rFonts w:cs="Arial"/>
-                <w:color w:val="1A1A2E"/>
-                <w:sz w:val="16"/>
-                <w:szCs w:val="20"/>
-              </w:rPr>
-              <w:t>citratus</w:t>
-            </w:r>
-            <w:proofErr w:type="spellEnd"/>
+              <w:t>Cymbopogon citratus</w:t>
+            </w:r>
           </w:p>
         </w:tc>
         <w:tc>
@@ -10103,45 +8518,14 @@
                 <w:lang w:val="en-ID"/>
               </w:rPr>
             </w:pPr>
-            <w:proofErr w:type="spellStart"/>
-            <w:r>
-              <w:rPr>
-                <w:rFonts w:cs="Arial"/>
-                <w:color w:val="1A1A2E"/>
-                <w:sz w:val="16"/>
-                <w:szCs w:val="20"/>
-              </w:rPr>
-              <w:t>Citral</w:t>
-            </w:r>
-            <w:proofErr w:type="spellEnd"/>
-            <w:r>
-              <w:rPr>
-                <w:rFonts w:cs="Arial"/>
-                <w:color w:val="1A1A2E"/>
-                <w:sz w:val="16"/>
-                <w:szCs w:val="20"/>
-              </w:rPr>
-              <w:t xml:space="preserve"> (</w:t>
-            </w:r>
-            <w:proofErr w:type="spellStart"/>
-            <w:r>
-              <w:rPr>
-                <w:rFonts w:cs="Arial"/>
-                <w:color w:val="1A1A2E"/>
-                <w:sz w:val="16"/>
-                <w:szCs w:val="20"/>
-              </w:rPr>
-              <w:t>geranial+neral</w:t>
-            </w:r>
-            <w:proofErr w:type="spellEnd"/>
-            <w:r>
-              <w:rPr>
-                <w:rFonts w:cs="Arial"/>
-                <w:color w:val="1A1A2E"/>
-                <w:sz w:val="16"/>
-                <w:szCs w:val="20"/>
-              </w:rPr>
-              <w:t>)</w:t>
+            <w:r>
+              <w:rPr>
+                <w:rFonts w:cs="Arial"/>
+                <w:color w:val="1A1A2E"/>
+                <w:sz w:val="16"/>
+                <w:szCs w:val="20"/>
+              </w:rPr>
+              <w:t>Citral (geranial+neral)</w:t>
             </w:r>
           </w:p>
         </w:tc>
@@ -10422,25 +8806,7 @@
                     <w:color w:val="1A1A2E"/>
                     <w:szCs w:val="20"/>
                   </w:rPr>
-                  <w:t>(</w:t>
-                </w:r>
-                <w:proofErr w:type="spellStart"/>
-                <w:r>
-                  <w:rPr>
-                    <w:rFonts w:cs="Arial"/>
-                    <w:color w:val="1A1A2E"/>
-                    <w:szCs w:val="20"/>
-                  </w:rPr>
-                  <w:t>Aniefuna</w:t>
-                </w:r>
-                <w:proofErr w:type="spellEnd"/>
-                <w:r>
-                  <w:rPr>
-                    <w:rFonts w:cs="Arial"/>
-                    <w:color w:val="1A1A2E"/>
-                    <w:szCs w:val="20"/>
-                  </w:rPr>
-                  <w:t xml:space="preserve"> et al., 2025)</w:t>
+                  <w:t>(Aniefuna et al., 2025)</w:t>
                 </w:r>
               </w:p>
             </w:sdtContent>
@@ -10497,20 +8863,8 @@
                 <w:sz w:val="16"/>
                 <w:szCs w:val="20"/>
               </w:rPr>
-              <w:t xml:space="preserve">Ocimum </w:t>
-            </w:r>
-            <w:proofErr w:type="spellStart"/>
-            <w:r>
-              <w:rPr>
-                <w:rStyle w:val="Emphasis"/>
-                <w:rFonts w:cs="Arial"/>
-                <w:color w:val="1A1A2E"/>
-                <w:sz w:val="16"/>
-                <w:szCs w:val="20"/>
-              </w:rPr>
-              <w:t>gratissimum</w:t>
-            </w:r>
-            <w:proofErr w:type="spellEnd"/>
+              <w:t>Ocimum gratissimum</w:t>
+            </w:r>
           </w:p>
         </w:tc>
         <w:tc>
@@ -10866,7 +9220,6 @@
                 <w:lang w:val="en-ID"/>
               </w:rPr>
             </w:pPr>
-            <w:proofErr w:type="spellStart"/>
             <w:r>
               <w:rPr>
                 <w:rStyle w:val="Emphasis"/>
@@ -10875,18 +9228,7 @@
                 <w:sz w:val="16"/>
                 <w:szCs w:val="20"/>
               </w:rPr>
-              <w:t>Azadirachta</w:t>
-            </w:r>
-            <w:proofErr w:type="spellEnd"/>
-            <w:r>
-              <w:rPr>
-                <w:rStyle w:val="Emphasis"/>
-                <w:rFonts w:cs="Arial"/>
-                <w:color w:val="1A1A2E"/>
-                <w:sz w:val="16"/>
-                <w:szCs w:val="20"/>
-              </w:rPr>
-              <w:t xml:space="preserve"> indica</w:t>
+              <w:t>Azadirachta indica</w:t>
             </w:r>
           </w:p>
         </w:tc>
@@ -11559,25 +9901,7 @@
                     <w:color w:val="1A1A2E"/>
                     <w:szCs w:val="20"/>
                   </w:rPr>
-                  <w:t>(</w:t>
-                </w:r>
-                <w:proofErr w:type="spellStart"/>
-                <w:r>
-                  <w:rPr>
-                    <w:rFonts w:cs="Arial"/>
-                    <w:color w:val="1A1A2E"/>
-                    <w:szCs w:val="20"/>
-                  </w:rPr>
-                  <w:t>Arpiwi</w:t>
-                </w:r>
-                <w:proofErr w:type="spellEnd"/>
-                <w:r>
-                  <w:rPr>
-                    <w:rFonts w:cs="Arial"/>
-                    <w:color w:val="1A1A2E"/>
-                    <w:szCs w:val="20"/>
-                  </w:rPr>
-                  <w:t xml:space="preserve"> et al., 2020)</w:t>
+                  <w:t>(Arpiwi et al., 2020)</w:t>
                 </w:r>
               </w:p>
             </w:sdtContent>
@@ -12038,60 +10362,29 @@
                 <w:sz w:val="16"/>
                 <w:szCs w:val="20"/>
               </w:rPr>
-              <w:t>α-</w:t>
-            </w:r>
-            <w:proofErr w:type="spellStart"/>
-            <w:r>
-              <w:rPr>
-                <w:rFonts w:cs="Arial"/>
-                <w:color w:val="1A1A2E"/>
-                <w:sz w:val="16"/>
-                <w:szCs w:val="20"/>
-              </w:rPr>
-              <w:t>bulnesene</w:t>
-            </w:r>
-            <w:proofErr w:type="spellEnd"/>
-            <w:r>
-              <w:rPr>
-                <w:rFonts w:cs="Arial"/>
-                <w:color w:val="1A1A2E"/>
-                <w:sz w:val="16"/>
-                <w:szCs w:val="20"/>
-              </w:rPr>
-              <w:t>,  </w:t>
-            </w:r>
-          </w:p>
-          <w:p>
-            <w:pPr>
-              <w:spacing w:line="240" w:lineRule="auto"/>
-              <w:ind w:left="0" w:firstLine="0"/>
-              <w:jc w:val="center"/>
-              <w:rPr>
-                <w:rFonts w:cs="Arial"/>
-                <w:szCs w:val="20"/>
-                <w:lang w:val="en-ID"/>
-              </w:rPr>
-            </w:pPr>
-            <w:r>
-              <w:rPr>
-                <w:rFonts w:cs="Arial"/>
-                <w:color w:val="1A1A2E"/>
-                <w:sz w:val="16"/>
-                <w:szCs w:val="20"/>
-              </w:rPr>
-              <w:t>α-</w:t>
-            </w:r>
-            <w:proofErr w:type="spellStart"/>
-            <w:r>
-              <w:rPr>
-                <w:rFonts w:cs="Arial"/>
-                <w:color w:val="1A1A2E"/>
-                <w:sz w:val="16"/>
-                <w:szCs w:val="20"/>
-              </w:rPr>
-              <w:t>guaiene</w:t>
-            </w:r>
-            <w:proofErr w:type="spellEnd"/>
+              <w:t>α-bulnesene,  </w:t>
+            </w:r>
+          </w:p>
+          <w:p>
+            <w:pPr>
+              <w:spacing w:line="240" w:lineRule="auto"/>
+              <w:ind w:left="0" w:firstLine="0"/>
+              <w:jc w:val="center"/>
+              <w:rPr>
+                <w:rFonts w:cs="Arial"/>
+                <w:szCs w:val="20"/>
+                <w:lang w:val="en-ID"/>
+              </w:rPr>
+            </w:pPr>
+            <w:r>
+              <w:rPr>
+                <w:rFonts w:cs="Arial"/>
+                <w:color w:val="1A1A2E"/>
+                <w:sz w:val="16"/>
+                <w:szCs w:val="20"/>
+              </w:rPr>
+              <w:t>α-guaiene</w:t>
+            </w:r>
           </w:p>
         </w:tc>
         <w:tc>
@@ -12428,20 +10721,8 @@
                 <w:sz w:val="16"/>
                 <w:szCs w:val="20"/>
               </w:rPr>
-              <w:t xml:space="preserve">Cymbopogon </w:t>
-            </w:r>
-            <w:proofErr w:type="spellStart"/>
-            <w:r>
-              <w:rPr>
-                <w:rStyle w:val="Emphasis"/>
-                <w:rFonts w:cs="Arial"/>
-                <w:color w:val="1A1A2E"/>
-                <w:sz w:val="16"/>
-                <w:szCs w:val="20"/>
-              </w:rPr>
-              <w:t>nardus</w:t>
-            </w:r>
-            <w:proofErr w:type="spellEnd"/>
+              <w:t>Cymbopogon nardus</w:t>
+            </w:r>
           </w:p>
         </w:tc>
         <w:tc>
@@ -12797,7 +11078,6 @@
                 <w:lang w:val="en-ID"/>
               </w:rPr>
             </w:pPr>
-            <w:proofErr w:type="spellStart"/>
             <w:r>
               <w:rPr>
                 <w:rStyle w:val="Emphasis"/>
@@ -12806,18 +11086,7 @@
                 <w:sz w:val="16"/>
                 <w:szCs w:val="20"/>
               </w:rPr>
-              <w:t>Corymbia</w:t>
-            </w:r>
-            <w:proofErr w:type="spellEnd"/>
-            <w:r>
-              <w:rPr>
-                <w:rStyle w:val="Emphasis"/>
-                <w:rFonts w:cs="Arial"/>
-                <w:color w:val="1A1A2E"/>
-                <w:sz w:val="16"/>
-                <w:szCs w:val="20"/>
-              </w:rPr>
-              <w:t xml:space="preserve"> citriodora</w:t>
+              <w:t>Corymbia citriodora</w:t>
             </w:r>
           </w:p>
         </w:tc>
@@ -13185,9 +11454,20 @@
                 <w:sz w:val="16"/>
                 <w:szCs w:val="20"/>
               </w:rPr>
-              <w:t xml:space="preserve">Cymbopogon </w:t>
-            </w:r>
-            <w:proofErr w:type="spellStart"/>
+              <w:t>Cymbopogon citratus </w:t>
+            </w:r>
+          </w:p>
+          <w:p>
+            <w:pPr>
+              <w:spacing w:line="240" w:lineRule="auto"/>
+              <w:ind w:left="0" w:firstLine="0"/>
+              <w:jc w:val="center"/>
+              <w:rPr>
+                <w:rFonts w:cs="Arial"/>
+                <w:szCs w:val="20"/>
+                <w:lang w:val="en-ID"/>
+              </w:rPr>
+            </w:pPr>
             <w:r>
               <w:rPr>
                 <w:rFonts w:cs="Arial"/>
@@ -13197,56 +11477,8 @@
                 <w:sz w:val="16"/>
                 <w:szCs w:val="20"/>
               </w:rPr>
-              <w:t>citratus</w:t>
-            </w:r>
-            <w:proofErr w:type="spellEnd"/>
-            <w:r>
-              <w:rPr>
-                <w:rFonts w:cs="Arial"/>
-                <w:i/>
-                <w:iCs/>
-                <w:color w:val="1A1A2E"/>
-                <w:sz w:val="16"/>
-                <w:szCs w:val="20"/>
-              </w:rPr>
-              <w:t> </w:t>
-            </w:r>
-          </w:p>
-          <w:p>
-            <w:pPr>
-              <w:spacing w:line="240" w:lineRule="auto"/>
-              <w:ind w:left="0" w:firstLine="0"/>
-              <w:jc w:val="center"/>
-              <w:rPr>
-                <w:rFonts w:cs="Arial"/>
-                <w:szCs w:val="20"/>
-                <w:lang w:val="en-ID"/>
-              </w:rPr>
-            </w:pPr>
-            <w:r>
-              <w:rPr>
-                <w:rFonts w:cs="Arial"/>
-                <w:i/>
-                <w:iCs/>
-                <w:color w:val="1A1A2E"/>
-                <w:sz w:val="16"/>
-                <w:szCs w:val="20"/>
-              </w:rPr>
-              <w:t xml:space="preserve">Prosopis </w:t>
-            </w:r>
-            <w:proofErr w:type="spellStart"/>
-            <w:r>
-              <w:rPr>
-                <w:rFonts w:cs="Arial"/>
-                <w:i/>
-                <w:iCs/>
-                <w:color w:val="1A1A2E"/>
-                <w:sz w:val="16"/>
-                <w:szCs w:val="20"/>
-              </w:rPr>
-              <w:t>juliflora</w:t>
-            </w:r>
-            <w:proofErr w:type="spellEnd"/>
+              <w:t>Prosopis juliflora</w:t>
+            </w:r>
           </w:p>
         </w:tc>
         <w:tc>
@@ -13272,19 +11504,8 @@
                 <w:sz w:val="16"/>
                 <w:szCs w:val="20"/>
               </w:rPr>
-              <w:t xml:space="preserve">Azadirachtin, </w:t>
-            </w:r>
-            <w:proofErr w:type="spellStart"/>
-            <w:r>
-              <w:rPr>
-                <w:rFonts w:cs="Arial"/>
-                <w:color w:val="1A1A2E"/>
-                <w:sz w:val="16"/>
-                <w:szCs w:val="20"/>
-              </w:rPr>
-              <w:t>nimbin</w:t>
-            </w:r>
-            <w:proofErr w:type="spellEnd"/>
+              <w:t>Azadirachtin, nimbin</w:t>
+            </w:r>
           </w:p>
         </w:tc>
         <w:tc>
@@ -13303,7 +11524,6 @@
                 <w:lang w:val="en-ID"/>
               </w:rPr>
             </w:pPr>
-            <w:proofErr w:type="spellStart"/>
             <w:r>
               <w:rPr>
                 <w:rFonts w:cs="Arial"/>
@@ -13313,7 +11533,6 @@
               </w:rPr>
               <w:t>Nanoemulsion</w:t>
             </w:r>
-            <w:proofErr w:type="spellEnd"/>
           </w:p>
         </w:tc>
         <w:tc>
@@ -13566,25 +11785,7 @@
                     <w:color w:val="1A1A2E"/>
                     <w:szCs w:val="20"/>
                   </w:rPr>
-                  <w:t>(</w:t>
-                </w:r>
-                <w:proofErr w:type="spellStart"/>
-                <w:r>
-                  <w:rPr>
-                    <w:rFonts w:cs="Arial"/>
-                    <w:color w:val="1A1A2E"/>
-                    <w:szCs w:val="20"/>
-                  </w:rPr>
-                  <w:t>Yavasoglu</w:t>
-                </w:r>
-                <w:proofErr w:type="spellEnd"/>
-                <w:r>
-                  <w:rPr>
-                    <w:rFonts w:cs="Arial"/>
-                    <w:color w:val="1A1A2E"/>
-                    <w:szCs w:val="20"/>
-                  </w:rPr>
-                  <w:t xml:space="preserve"> et al., 2025)</w:t>
+                  <w:t>(Yavasoglu et al., 2025)</w:t>
                 </w:r>
               </w:p>
             </w:sdtContent>
@@ -13633,7 +11834,6 @@
                 <w:lang w:val="en-ID"/>
               </w:rPr>
             </w:pPr>
-            <w:proofErr w:type="spellStart"/>
             <w:r>
               <w:rPr>
                 <w:rStyle w:val="Emphasis"/>
@@ -13642,18 +11842,7 @@
                 <w:sz w:val="16"/>
                 <w:szCs w:val="20"/>
               </w:rPr>
-              <w:t>Corymbia</w:t>
-            </w:r>
-            <w:proofErr w:type="spellEnd"/>
-            <w:r>
-              <w:rPr>
-                <w:rStyle w:val="Emphasis"/>
-                <w:rFonts w:cs="Arial"/>
-                <w:color w:val="1A1A2E"/>
-                <w:sz w:val="16"/>
-                <w:szCs w:val="20"/>
-              </w:rPr>
-              <w:t xml:space="preserve"> citriodora</w:t>
+              <w:t>Corymbia citriodora</w:t>
             </w:r>
           </w:p>
         </w:tc>
@@ -14045,25 +12234,14 @@
                 <w:lang w:val="en-ID"/>
               </w:rPr>
             </w:pPr>
-            <w:proofErr w:type="spellStart"/>
-            <w:r>
-              <w:rPr>
-                <w:rFonts w:cs="Arial"/>
-                <w:color w:val="1A1A2E"/>
-                <w:sz w:val="16"/>
-                <w:szCs w:val="20"/>
-              </w:rPr>
-              <w:t>Citral</w:t>
-            </w:r>
-            <w:proofErr w:type="spellEnd"/>
-            <w:r>
-              <w:rPr>
-                <w:rFonts w:cs="Arial"/>
-                <w:color w:val="1A1A2E"/>
-                <w:sz w:val="16"/>
-                <w:szCs w:val="20"/>
-              </w:rPr>
-              <w:t>, myrcene</w:t>
+            <w:r>
+              <w:rPr>
+                <w:rFonts w:cs="Arial"/>
+                <w:color w:val="1A1A2E"/>
+                <w:sz w:val="16"/>
+                <w:szCs w:val="20"/>
+              </w:rPr>
+              <w:t>Citral, myrcene</w:t>
             </w:r>
           </w:p>
         </w:tc>
@@ -15206,27 +13384,7 @@
                 <w:sz w:val="16"/>
                 <w:szCs w:val="20"/>
               </w:rPr>
-              <w:t xml:space="preserve">Eugenol + </w:t>
-            </w:r>
-            <w:proofErr w:type="spellStart"/>
-            <w:r>
-              <w:rPr>
-                <w:rFonts w:cs="Arial"/>
-                <w:color w:val="1A1A2E"/>
-                <w:sz w:val="16"/>
-                <w:szCs w:val="20"/>
-              </w:rPr>
-              <w:t>citral</w:t>
-            </w:r>
-            <w:proofErr w:type="spellEnd"/>
-            <w:r>
-              <w:rPr>
-                <w:rFonts w:cs="Arial"/>
-                <w:color w:val="1A1A2E"/>
-                <w:sz w:val="16"/>
-                <w:szCs w:val="20"/>
-              </w:rPr>
-              <w:t xml:space="preserve"> </w:t>
+              <w:t xml:space="preserve">Eugenol + citral </w:t>
             </w:r>
           </w:p>
         </w:tc>
@@ -15620,7 +13778,6 @@
                 <w:lang w:val="en-ID"/>
               </w:rPr>
             </w:pPr>
-            <w:proofErr w:type="spellStart"/>
             <w:r>
               <w:rPr>
                 <w:rFonts w:cs="Arial"/>
@@ -15639,7 +13796,6 @@
               </w:rPr>
               <w:t>itral</w:t>
             </w:r>
-            <w:proofErr w:type="spellEnd"/>
             <w:r>
               <w:rPr>
                 <w:rFonts w:cs="Arial"/>
@@ -15894,47 +14050,7 @@
           <w:iCs/>
           <w:szCs w:val="20"/>
         </w:rPr>
-        <w:t xml:space="preserve">Abbreviations: RCT = randomized controlled trial; Quasi-exp. = quasi-experimental; Conc. = concentration; RR = risk ratio; CI = confidence interval; PMD = p-menthane-3,8-diol; </w:t>
-      </w:r>
-      <w:proofErr w:type="spellStart"/>
-      <w:r>
-        <w:rPr>
-          <w:rFonts w:cs="Arial"/>
-          <w:i/>
-          <w:iCs/>
-          <w:szCs w:val="20"/>
-        </w:rPr>
-        <w:t>RoB</w:t>
-      </w:r>
-      <w:proofErr w:type="spellEnd"/>
-      <w:r>
-        <w:rPr>
-          <w:rFonts w:cs="Arial"/>
-          <w:i/>
-          <w:iCs/>
-          <w:szCs w:val="20"/>
-        </w:rPr>
-        <w:t xml:space="preserve"> = risk of bias (Cochrane </w:t>
-      </w:r>
-      <w:proofErr w:type="spellStart"/>
-      <w:r>
-        <w:rPr>
-          <w:rFonts w:cs="Arial"/>
-          <w:i/>
-          <w:iCs/>
-          <w:szCs w:val="20"/>
-        </w:rPr>
-        <w:t>RoB</w:t>
-      </w:r>
-      <w:proofErr w:type="spellEnd"/>
-      <w:r>
-        <w:rPr>
-          <w:rFonts w:cs="Arial"/>
-          <w:i/>
-          <w:iCs/>
-          <w:szCs w:val="20"/>
-        </w:rPr>
-        <w:t xml:space="preserve"> 2 / ROBINS-I).</w:t>
+        <w:t>Abbreviations: RCT = randomized controlled trial; Quasi-exp. = quasi-experimental; Conc. = concentration; RR = risk ratio; CI = confidence interval; PMD = p-menthane-3,8-diol; RoB = risk of bias (Cochrane RoB 2 / ROBINS-I).</w:t>
       </w:r>
     </w:p>
     <w:p>
@@ -16035,25 +14151,7 @@
           <w:szCs w:val="20"/>
           <w:lang w:val="en-ID"/>
         </w:rPr>
-        <w:t xml:space="preserve"> biting/landing rates compared to controls (pooled RR = 0.37; 95% CI: 0.31–0.43; z = −9.42; p &lt; 0.001), which corresponds to an overall mean protection rate of 63%. There was significant heterogeneity (I2 = 62.4%; Cochran’s Q = 76.8, </w:t>
-      </w:r>
-      <w:proofErr w:type="spellStart"/>
-      <w:r>
-        <w:rPr>
-          <w:rFonts w:cs="Arial"/>
-          <w:szCs w:val="20"/>
-          <w:lang w:val="en-ID"/>
-        </w:rPr>
-        <w:t>df</w:t>
-      </w:r>
-      <w:proofErr w:type="spellEnd"/>
-      <w:r>
-        <w:rPr>
-          <w:rFonts w:cs="Arial"/>
-          <w:szCs w:val="20"/>
-          <w:lang w:val="en-ID"/>
-        </w:rPr>
-        <w:t xml:space="preserve"> = 29, p &lt; 0.001; τ2 = 0.038), and a random-effects model was used. The forest plot is shown in Figure </w:t>
+        <w:t xml:space="preserve"> biting/landing rates compared to controls (pooled RR = 0.37; 95% CI: 0.31–0.43; z = −9.42; p &lt; 0.001), which corresponds to an overall mean protection rate of 63%. There was significant heterogeneity (I2 = 62.4%; Cochran’s Q = 76.8, df = 29, p &lt; 0.001; τ2 = 0.038), and a random-effects model was used. The forest plot is shown in Figure </w:t>
       </w:r>
       <w:r>
         <w:rPr>
@@ -16364,7 +14462,6 @@
         </w:rPr>
         <w:t xml:space="preserve">3.5 </w:t>
       </w:r>
-      <w:proofErr w:type="spellStart"/>
       <w:r>
         <w:rPr>
           <w:rFonts w:cs="Arial"/>
@@ -16373,18 +14470,7 @@
           <w:szCs w:val="20"/>
           <w:lang w:val="en-ID"/>
         </w:rPr>
-        <w:t>Subanalyses</w:t>
-      </w:r>
-      <w:proofErr w:type="spellEnd"/>
-      <w:r>
-        <w:rPr>
-          <w:rFonts w:cs="Arial"/>
-          <w:b/>
-          <w:bCs/>
-          <w:szCs w:val="20"/>
-          <w:lang w:val="en-ID"/>
-        </w:rPr>
-        <w:t xml:space="preserve"> by Plant Species </w:t>
+        <w:t xml:space="preserve">Subanalyses by Plant Species </w:t>
       </w:r>
     </w:p>
     <w:p>
@@ -16815,7 +14901,6 @@
               </w:rPr>
               <w:t>Clove Oil (</w:t>
             </w:r>
-            <w:proofErr w:type="spellStart"/>
             <w:r>
               <w:rPr>
                 <w:rFonts w:cs="Arial"/>
@@ -16825,9 +14910,175 @@
                 <w:szCs w:val="20"/>
                 <w:lang w:val="en-ID"/>
               </w:rPr>
-              <w:t>Syzygium</w:t>
-            </w:r>
-            <w:proofErr w:type="spellEnd"/>
+              <w:t>Syzygium aromaticum</w:t>
+            </w:r>
+            <w:r>
+              <w:rPr>
+                <w:rFonts w:cs="Arial"/>
+                <w:sz w:val="16"/>
+                <w:szCs w:val="20"/>
+                <w:lang w:val="en-ID"/>
+              </w:rPr>
+              <w:t>)</w:t>
+            </w:r>
+          </w:p>
+        </w:tc>
+        <w:tc>
+          <w:tcPr>
+            <w:tcW w:w="842" w:type="pct"/>
+          </w:tcPr>
+          <w:p>
+            <w:pPr>
+              <w:spacing w:line="240" w:lineRule="auto"/>
+              <w:ind w:left="0" w:firstLine="0"/>
+              <w:jc w:val="center"/>
+              <w:rPr>
+                <w:rFonts w:cs="Arial"/>
+                <w:szCs w:val="20"/>
+                <w:lang w:val="en-ID"/>
+              </w:rPr>
+            </w:pPr>
+            <w:r>
+              <w:rPr>
+                <w:rFonts w:cs="Arial"/>
+                <w:sz w:val="16"/>
+                <w:szCs w:val="20"/>
+                <w:lang w:val="en-ID"/>
+              </w:rPr>
+              <w:t>3</w:t>
+            </w:r>
+          </w:p>
+        </w:tc>
+        <w:tc>
+          <w:tcPr>
+            <w:tcW w:w="654" w:type="pct"/>
+          </w:tcPr>
+          <w:p>
+            <w:pPr>
+              <w:spacing w:line="240" w:lineRule="auto"/>
+              <w:ind w:left="0" w:firstLine="0"/>
+              <w:jc w:val="center"/>
+              <w:rPr>
+                <w:rFonts w:cs="Arial"/>
+                <w:szCs w:val="20"/>
+                <w:lang w:val="en-ID"/>
+              </w:rPr>
+            </w:pPr>
+            <w:r>
+              <w:rPr>
+                <w:rFonts w:cs="Arial"/>
+                <w:sz w:val="16"/>
+                <w:szCs w:val="20"/>
+                <w:lang w:val="en-ID"/>
+              </w:rPr>
+              <w:t>0.20</w:t>
+            </w:r>
+          </w:p>
+        </w:tc>
+        <w:tc>
+          <w:tcPr>
+            <w:tcW w:w="766" w:type="pct"/>
+          </w:tcPr>
+          <w:p>
+            <w:pPr>
+              <w:spacing w:line="240" w:lineRule="auto"/>
+              <w:ind w:left="0" w:firstLine="0"/>
+              <w:jc w:val="center"/>
+              <w:rPr>
+                <w:rFonts w:cs="Arial"/>
+                <w:szCs w:val="20"/>
+                <w:lang w:val="en-ID"/>
+              </w:rPr>
+            </w:pPr>
+            <w:r>
+              <w:rPr>
+                <w:rFonts w:cs="Arial"/>
+                <w:sz w:val="16"/>
+                <w:szCs w:val="20"/>
+                <w:lang w:val="en-ID"/>
+              </w:rPr>
+              <w:t>0.14 – 0.28</w:t>
+            </w:r>
+          </w:p>
+        </w:tc>
+        <w:tc>
+          <w:tcPr>
+            <w:tcW w:w="407" w:type="pct"/>
+          </w:tcPr>
+          <w:p>
+            <w:pPr>
+              <w:spacing w:line="240" w:lineRule="auto"/>
+              <w:ind w:left="0" w:firstLine="0"/>
+              <w:jc w:val="center"/>
+              <w:rPr>
+                <w:rFonts w:cs="Arial"/>
+                <w:szCs w:val="20"/>
+                <w:lang w:val="en-ID"/>
+              </w:rPr>
+            </w:pPr>
+            <w:r>
+              <w:rPr>
+                <w:rFonts w:cs="Arial"/>
+                <w:sz w:val="16"/>
+                <w:szCs w:val="20"/>
+                <w:lang w:val="en-ID"/>
+              </w:rPr>
+              <w:t>18%</w:t>
+            </w:r>
+          </w:p>
+        </w:tc>
+        <w:tc>
+          <w:tcPr>
+            <w:tcW w:w="649" w:type="pct"/>
+          </w:tcPr>
+          <w:p>
+            <w:pPr>
+              <w:spacing w:line="240" w:lineRule="auto"/>
+              <w:ind w:left="0" w:firstLine="0"/>
+              <w:jc w:val="center"/>
+              <w:rPr>
+                <w:rFonts w:cs="Arial"/>
+                <w:szCs w:val="20"/>
+                <w:lang w:val="en-ID"/>
+              </w:rPr>
+            </w:pPr>
+            <w:r>
+              <w:rPr>
+                <w:rFonts w:cs="Arial"/>
+                <w:sz w:val="16"/>
+                <w:szCs w:val="20"/>
+                <w:lang w:val="en-ID"/>
+              </w:rPr>
+              <w:t>80%</w:t>
+            </w:r>
+          </w:p>
+        </w:tc>
+      </w:tr>
+      <w:tr>
+        <w:tc>
+          <w:tcPr>
+            <w:tcW w:w="1682" w:type="pct"/>
+          </w:tcPr>
+          <w:p>
+            <w:pPr>
+              <w:spacing w:line="240" w:lineRule="auto"/>
+              <w:ind w:left="0" w:firstLine="0"/>
+              <w:jc w:val="left"/>
+              <w:rPr>
+                <w:rFonts w:cs="Arial"/>
+                <w:szCs w:val="20"/>
+                <w:lang w:val="en-ID"/>
+              </w:rPr>
+            </w:pPr>
+            <w:r>
+              <w:rPr>
+                <w:rFonts w:cs="Arial"/>
+                <w:sz w:val="16"/>
+                <w:szCs w:val="20"/>
+                <w:lang w:val="en-ID"/>
+              </w:rPr>
+              <w:t>Neem Oil (</w:t>
+            </w:r>
             <w:r>
               <w:rPr>
                 <w:rFonts w:cs="Arial"/>
@@ -16837,7 +15088,7 @@
                 <w:szCs w:val="20"/>
                 <w:lang w:val="en-ID"/>
               </w:rPr>
-              <w:t xml:space="preserve"> aromaticum</w:t>
+              <w:t>Azadirachta indica</w:t>
             </w:r>
             <w:r>
               <w:rPr>
@@ -16872,7 +15123,7 @@
                 <w:szCs w:val="20"/>
                 <w:lang w:val="en-ID"/>
               </w:rPr>
-              <w:t>3</w:t>
+              <w:t>5</w:t>
             </w:r>
           </w:p>
         </w:tc>
@@ -16898,7 +15149,7 @@
                 <w:szCs w:val="20"/>
                 <w:lang w:val="en-ID"/>
               </w:rPr>
-              <w:t>0.20</w:t>
+              <w:t>0.26</w:t>
             </w:r>
           </w:p>
         </w:tc>
@@ -16924,7 +15175,7 @@
                 <w:szCs w:val="20"/>
                 <w:lang w:val="en-ID"/>
               </w:rPr>
-              <w:t>0.14 – 0.28</w:t>
+              <w:t>0.20 – 0.34</w:t>
             </w:r>
           </w:p>
         </w:tc>
@@ -16950,7 +15201,7 @@
                 <w:szCs w:val="20"/>
                 <w:lang w:val="en-ID"/>
               </w:rPr>
-              <w:t>18%</w:t>
+              <w:t>22%</w:t>
             </w:r>
           </w:p>
         </w:tc>
@@ -16976,7 +15227,7 @@
                 <w:szCs w:val="20"/>
                 <w:lang w:val="en-ID"/>
               </w:rPr>
-              <w:t>80%</w:t>
+              <w:t>74%</w:t>
             </w:r>
           </w:p>
         </w:tc>
@@ -17004,9 +15255,166 @@
                 <w:szCs w:val="20"/>
                 <w:lang w:val="en-ID"/>
               </w:rPr>
-              <w:t>Neem Oil (</w:t>
-            </w:r>
-            <w:proofErr w:type="spellStart"/>
+              <w:t>Lemon eucalyptus (PMD)</w:t>
+            </w:r>
+          </w:p>
+        </w:tc>
+        <w:tc>
+          <w:tcPr>
+            <w:tcW w:w="842" w:type="pct"/>
+          </w:tcPr>
+          <w:p>
+            <w:pPr>
+              <w:spacing w:line="240" w:lineRule="auto"/>
+              <w:ind w:left="0" w:firstLine="0"/>
+              <w:jc w:val="center"/>
+              <w:rPr>
+                <w:rFonts w:cs="Arial"/>
+                <w:szCs w:val="20"/>
+                <w:lang w:val="en-ID"/>
+              </w:rPr>
+            </w:pPr>
+            <w:r>
+              <w:rPr>
+                <w:rFonts w:cs="Arial"/>
+                <w:sz w:val="16"/>
+                <w:szCs w:val="20"/>
+                <w:lang w:val="en-ID"/>
+              </w:rPr>
+              <w:t>5</w:t>
+            </w:r>
+          </w:p>
+        </w:tc>
+        <w:tc>
+          <w:tcPr>
+            <w:tcW w:w="654" w:type="pct"/>
+          </w:tcPr>
+          <w:p>
+            <w:pPr>
+              <w:spacing w:line="240" w:lineRule="auto"/>
+              <w:ind w:left="0" w:firstLine="0"/>
+              <w:jc w:val="center"/>
+              <w:rPr>
+                <w:rFonts w:cs="Arial"/>
+                <w:szCs w:val="20"/>
+                <w:lang w:val="en-ID"/>
+              </w:rPr>
+            </w:pPr>
+            <w:r>
+              <w:rPr>
+                <w:rFonts w:cs="Arial"/>
+                <w:sz w:val="16"/>
+                <w:szCs w:val="20"/>
+                <w:lang w:val="en-ID"/>
+              </w:rPr>
+              <w:t>0.31</w:t>
+            </w:r>
+          </w:p>
+        </w:tc>
+        <w:tc>
+          <w:tcPr>
+            <w:tcW w:w="766" w:type="pct"/>
+          </w:tcPr>
+          <w:p>
+            <w:pPr>
+              <w:spacing w:line="240" w:lineRule="auto"/>
+              <w:ind w:left="0" w:firstLine="0"/>
+              <w:jc w:val="center"/>
+              <w:rPr>
+                <w:rFonts w:cs="Arial"/>
+                <w:szCs w:val="20"/>
+                <w:lang w:val="en-ID"/>
+              </w:rPr>
+            </w:pPr>
+            <w:r>
+              <w:rPr>
+                <w:rFonts w:cs="Arial"/>
+                <w:sz w:val="16"/>
+                <w:szCs w:val="20"/>
+                <w:lang w:val="en-ID"/>
+              </w:rPr>
+              <w:t>0.24 – 0.40</w:t>
+            </w:r>
+          </w:p>
+        </w:tc>
+        <w:tc>
+          <w:tcPr>
+            <w:tcW w:w="407" w:type="pct"/>
+          </w:tcPr>
+          <w:p>
+            <w:pPr>
+              <w:spacing w:line="240" w:lineRule="auto"/>
+              <w:ind w:left="0" w:firstLine="0"/>
+              <w:jc w:val="center"/>
+              <w:rPr>
+                <w:rFonts w:cs="Arial"/>
+                <w:szCs w:val="20"/>
+                <w:lang w:val="en-ID"/>
+              </w:rPr>
+            </w:pPr>
+            <w:r>
+              <w:rPr>
+                <w:rFonts w:cs="Arial"/>
+                <w:sz w:val="16"/>
+                <w:szCs w:val="20"/>
+                <w:lang w:val="en-ID"/>
+              </w:rPr>
+              <w:t>15%</w:t>
+            </w:r>
+          </w:p>
+        </w:tc>
+        <w:tc>
+          <w:tcPr>
+            <w:tcW w:w="649" w:type="pct"/>
+          </w:tcPr>
+          <w:p>
+            <w:pPr>
+              <w:spacing w:line="240" w:lineRule="auto"/>
+              <w:ind w:left="0" w:firstLine="0"/>
+              <w:jc w:val="center"/>
+              <w:rPr>
+                <w:rFonts w:cs="Arial"/>
+                <w:szCs w:val="20"/>
+                <w:lang w:val="en-ID"/>
+              </w:rPr>
+            </w:pPr>
+            <w:r>
+              <w:rPr>
+                <w:rFonts w:cs="Arial"/>
+                <w:sz w:val="16"/>
+                <w:szCs w:val="20"/>
+                <w:lang w:val="en-ID"/>
+              </w:rPr>
+              <w:t>69%</w:t>
+            </w:r>
+          </w:p>
+        </w:tc>
+      </w:tr>
+      <w:tr>
+        <w:tc>
+          <w:tcPr>
+            <w:tcW w:w="1682" w:type="pct"/>
+          </w:tcPr>
+          <w:p>
+            <w:pPr>
+              <w:spacing w:line="240" w:lineRule="auto"/>
+              <w:ind w:left="0" w:firstLine="0"/>
+              <w:jc w:val="left"/>
+              <w:rPr>
+                <w:rFonts w:cs="Arial"/>
+                <w:szCs w:val="20"/>
+                <w:lang w:val="en-ID"/>
+              </w:rPr>
+            </w:pPr>
+            <w:r>
+              <w:rPr>
+                <w:rFonts w:cs="Arial"/>
+                <w:sz w:val="16"/>
+                <w:szCs w:val="20"/>
+                <w:lang w:val="en-ID"/>
+              </w:rPr>
+              <w:t>Catnip (</w:t>
+            </w:r>
             <w:r>
               <w:rPr>
                 <w:rFonts w:cs="Arial"/>
@@ -17016,9 +15424,323 @@
                 <w:szCs w:val="20"/>
                 <w:lang w:val="en-ID"/>
               </w:rPr>
-              <w:t>Azadirachta</w:t>
-            </w:r>
-            <w:proofErr w:type="spellEnd"/>
+              <w:t>Nepeta cataria</w:t>
+            </w:r>
+            <w:r>
+              <w:rPr>
+                <w:rFonts w:cs="Arial"/>
+                <w:sz w:val="16"/>
+                <w:szCs w:val="20"/>
+                <w:lang w:val="en-ID"/>
+              </w:rPr>
+              <w:t>)</w:t>
+            </w:r>
+          </w:p>
+        </w:tc>
+        <w:tc>
+          <w:tcPr>
+            <w:tcW w:w="842" w:type="pct"/>
+          </w:tcPr>
+          <w:p>
+            <w:pPr>
+              <w:spacing w:line="240" w:lineRule="auto"/>
+              <w:ind w:left="0" w:firstLine="0"/>
+              <w:jc w:val="center"/>
+              <w:rPr>
+                <w:rFonts w:cs="Arial"/>
+                <w:szCs w:val="20"/>
+                <w:lang w:val="en-ID"/>
+              </w:rPr>
+            </w:pPr>
+            <w:r>
+              <w:rPr>
+                <w:rFonts w:cs="Arial"/>
+                <w:sz w:val="16"/>
+                <w:szCs w:val="20"/>
+                <w:lang w:val="en-ID"/>
+              </w:rPr>
+              <w:t>2</w:t>
+            </w:r>
+          </w:p>
+        </w:tc>
+        <w:tc>
+          <w:tcPr>
+            <w:tcW w:w="654" w:type="pct"/>
+          </w:tcPr>
+          <w:p>
+            <w:pPr>
+              <w:spacing w:line="240" w:lineRule="auto"/>
+              <w:ind w:left="0" w:firstLine="0"/>
+              <w:jc w:val="center"/>
+              <w:rPr>
+                <w:rFonts w:cs="Arial"/>
+                <w:szCs w:val="20"/>
+                <w:lang w:val="en-ID"/>
+              </w:rPr>
+            </w:pPr>
+            <w:r>
+              <w:rPr>
+                <w:rFonts w:cs="Arial"/>
+                <w:sz w:val="16"/>
+                <w:szCs w:val="20"/>
+                <w:lang w:val="en-ID"/>
+              </w:rPr>
+              <w:t>0.31</w:t>
+            </w:r>
+          </w:p>
+        </w:tc>
+        <w:tc>
+          <w:tcPr>
+            <w:tcW w:w="766" w:type="pct"/>
+          </w:tcPr>
+          <w:p>
+            <w:pPr>
+              <w:spacing w:line="240" w:lineRule="auto"/>
+              <w:ind w:left="0" w:firstLine="0"/>
+              <w:jc w:val="center"/>
+              <w:rPr>
+                <w:rFonts w:cs="Arial"/>
+                <w:szCs w:val="20"/>
+                <w:lang w:val="en-ID"/>
+              </w:rPr>
+            </w:pPr>
+            <w:r>
+              <w:rPr>
+                <w:rFonts w:cs="Arial"/>
+                <w:sz w:val="16"/>
+                <w:szCs w:val="20"/>
+                <w:lang w:val="en-ID"/>
+              </w:rPr>
+              <w:t>0.20 – 0.48</w:t>
+            </w:r>
+          </w:p>
+        </w:tc>
+        <w:tc>
+          <w:tcPr>
+            <w:tcW w:w="407" w:type="pct"/>
+          </w:tcPr>
+          <w:p>
+            <w:pPr>
+              <w:spacing w:line="240" w:lineRule="auto"/>
+              <w:ind w:left="0" w:firstLine="0"/>
+              <w:jc w:val="center"/>
+              <w:rPr>
+                <w:rFonts w:cs="Arial"/>
+                <w:szCs w:val="20"/>
+                <w:lang w:val="en-ID"/>
+              </w:rPr>
+            </w:pPr>
+            <w:r>
+              <w:rPr>
+                <w:rFonts w:cs="Arial"/>
+                <w:sz w:val="16"/>
+                <w:szCs w:val="20"/>
+                <w:lang w:val="en-ID"/>
+              </w:rPr>
+              <w:t>0%</w:t>
+            </w:r>
+          </w:p>
+        </w:tc>
+        <w:tc>
+          <w:tcPr>
+            <w:tcW w:w="649" w:type="pct"/>
+          </w:tcPr>
+          <w:p>
+            <w:pPr>
+              <w:spacing w:line="240" w:lineRule="auto"/>
+              <w:ind w:left="0" w:firstLine="0"/>
+              <w:jc w:val="center"/>
+              <w:rPr>
+                <w:rFonts w:cs="Arial"/>
+                <w:szCs w:val="20"/>
+                <w:lang w:val="en-ID"/>
+              </w:rPr>
+            </w:pPr>
+            <w:r>
+              <w:rPr>
+                <w:rFonts w:cs="Arial"/>
+                <w:sz w:val="16"/>
+                <w:szCs w:val="20"/>
+                <w:lang w:val="en-ID"/>
+              </w:rPr>
+              <w:t>69%</w:t>
+            </w:r>
+          </w:p>
+        </w:tc>
+      </w:tr>
+      <w:tr>
+        <w:tc>
+          <w:tcPr>
+            <w:tcW w:w="1682" w:type="pct"/>
+          </w:tcPr>
+          <w:p>
+            <w:pPr>
+              <w:spacing w:line="240" w:lineRule="auto"/>
+              <w:ind w:left="0" w:firstLine="0"/>
+              <w:jc w:val="left"/>
+              <w:rPr>
+                <w:rFonts w:cs="Arial"/>
+                <w:szCs w:val="20"/>
+                <w:lang w:val="en-ID"/>
+              </w:rPr>
+            </w:pPr>
+            <w:r>
+              <w:rPr>
+                <w:rFonts w:cs="Arial"/>
+                <w:sz w:val="16"/>
+                <w:szCs w:val="20"/>
+              </w:rPr>
+              <w:t>Neem + catnip combination</w:t>
+            </w:r>
+          </w:p>
+        </w:tc>
+        <w:tc>
+          <w:tcPr>
+            <w:tcW w:w="842" w:type="pct"/>
+          </w:tcPr>
+          <w:p>
+            <w:pPr>
+              <w:spacing w:line="240" w:lineRule="auto"/>
+              <w:ind w:left="0" w:firstLine="0"/>
+              <w:jc w:val="center"/>
+              <w:rPr>
+                <w:rFonts w:cs="Arial"/>
+                <w:szCs w:val="20"/>
+                <w:lang w:val="en-ID"/>
+              </w:rPr>
+            </w:pPr>
+            <w:r>
+              <w:rPr>
+                <w:rFonts w:cs="Arial"/>
+                <w:sz w:val="16"/>
+                <w:szCs w:val="20"/>
+                <w:lang w:val="en-ID"/>
+              </w:rPr>
+              <w:t>2</w:t>
+            </w:r>
+          </w:p>
+        </w:tc>
+        <w:tc>
+          <w:tcPr>
+            <w:tcW w:w="654" w:type="pct"/>
+          </w:tcPr>
+          <w:p>
+            <w:pPr>
+              <w:spacing w:line="240" w:lineRule="auto"/>
+              <w:ind w:left="0" w:firstLine="0"/>
+              <w:jc w:val="center"/>
+              <w:rPr>
+                <w:rFonts w:cs="Arial"/>
+                <w:szCs w:val="20"/>
+                <w:lang w:val="en-ID"/>
+              </w:rPr>
+            </w:pPr>
+            <w:r>
+              <w:rPr>
+                <w:rFonts w:cs="Arial"/>
+                <w:sz w:val="16"/>
+                <w:szCs w:val="20"/>
+                <w:lang w:val="en-ID"/>
+              </w:rPr>
+              <w:t>0.25</w:t>
+            </w:r>
+          </w:p>
+        </w:tc>
+        <w:tc>
+          <w:tcPr>
+            <w:tcW w:w="766" w:type="pct"/>
+          </w:tcPr>
+          <w:p>
+            <w:pPr>
+              <w:spacing w:line="240" w:lineRule="auto"/>
+              <w:ind w:left="0" w:firstLine="0"/>
+              <w:jc w:val="center"/>
+              <w:rPr>
+                <w:rFonts w:cs="Arial"/>
+                <w:szCs w:val="20"/>
+                <w:lang w:val="en-ID"/>
+              </w:rPr>
+            </w:pPr>
+            <w:r>
+              <w:rPr>
+                <w:rFonts w:cs="Arial"/>
+                <w:sz w:val="16"/>
+                <w:szCs w:val="20"/>
+                <w:lang w:val="en-ID"/>
+              </w:rPr>
+              <w:t>0.16 – 0.38</w:t>
+            </w:r>
+          </w:p>
+        </w:tc>
+        <w:tc>
+          <w:tcPr>
+            <w:tcW w:w="407" w:type="pct"/>
+          </w:tcPr>
+          <w:p>
+            <w:pPr>
+              <w:spacing w:line="240" w:lineRule="auto"/>
+              <w:ind w:left="0" w:firstLine="0"/>
+              <w:jc w:val="center"/>
+              <w:rPr>
+                <w:rFonts w:cs="Arial"/>
+                <w:szCs w:val="20"/>
+                <w:lang w:val="en-ID"/>
+              </w:rPr>
+            </w:pPr>
+            <w:r>
+              <w:rPr>
+                <w:rFonts w:cs="Arial"/>
+                <w:sz w:val="16"/>
+                <w:szCs w:val="20"/>
+                <w:lang w:val="en-ID"/>
+              </w:rPr>
+              <w:t>0%</w:t>
+            </w:r>
+          </w:p>
+        </w:tc>
+        <w:tc>
+          <w:tcPr>
+            <w:tcW w:w="649" w:type="pct"/>
+          </w:tcPr>
+          <w:p>
+            <w:pPr>
+              <w:spacing w:line="240" w:lineRule="auto"/>
+              <w:ind w:left="0" w:firstLine="0"/>
+              <w:jc w:val="center"/>
+              <w:rPr>
+                <w:rFonts w:cs="Arial"/>
+                <w:szCs w:val="20"/>
+                <w:lang w:val="en-ID"/>
+              </w:rPr>
+            </w:pPr>
+            <w:r>
+              <w:rPr>
+                <w:rFonts w:cs="Arial"/>
+                <w:sz w:val="16"/>
+                <w:szCs w:val="20"/>
+                <w:lang w:val="en-ID"/>
+              </w:rPr>
+              <w:t>75%</w:t>
+            </w:r>
+          </w:p>
+        </w:tc>
+      </w:tr>
+      <w:tr>
+        <w:tc>
+          <w:tcPr>
+            <w:tcW w:w="1682" w:type="pct"/>
+          </w:tcPr>
+          <w:p>
+            <w:pPr>
+              <w:spacing w:line="240" w:lineRule="auto"/>
+              <w:ind w:left="0" w:firstLine="0"/>
+              <w:jc w:val="left"/>
+              <w:rPr>
+                <w:rFonts w:cs="Arial"/>
+                <w:szCs w:val="20"/>
+                <w:lang w:val="en-ID"/>
+              </w:rPr>
+            </w:pPr>
             <w:r>
               <w:rPr>
                 <w:rFonts w:cs="Arial"/>
@@ -17026,18 +15748,8 @@
                 <w:iCs/>
                 <w:sz w:val="16"/>
                 <w:szCs w:val="20"/>
-                <w:lang w:val="en-ID"/>
-              </w:rPr>
-              <w:t xml:space="preserve"> indica</w:t>
-            </w:r>
-            <w:r>
-              <w:rPr>
-                <w:rFonts w:cs="Arial"/>
-                <w:sz w:val="16"/>
-                <w:szCs w:val="20"/>
-                <w:lang w:val="en-ID"/>
-              </w:rPr>
-              <w:t>)</w:t>
+              </w:rPr>
+              <w:t>Ocimum gratissimum</w:t>
             </w:r>
           </w:p>
         </w:tc>
@@ -17063,7 +15775,7 @@
                 <w:szCs w:val="20"/>
                 <w:lang w:val="en-ID"/>
               </w:rPr>
-              <w:t>5</w:t>
+              <w:t>1</w:t>
             </w:r>
           </w:p>
         </w:tc>
@@ -17089,7 +15801,7 @@
                 <w:szCs w:val="20"/>
                 <w:lang w:val="en-ID"/>
               </w:rPr>
-              <w:t>0.26</w:t>
+              <w:t>0.37</w:t>
             </w:r>
           </w:p>
         </w:tc>
@@ -17115,7 +15827,7 @@
                 <w:szCs w:val="20"/>
                 <w:lang w:val="en-ID"/>
               </w:rPr>
-              <w:t>0.20 – 0.34</w:t>
+              <w:t>0.27 – 0.50</w:t>
             </w:r>
           </w:p>
         </w:tc>
@@ -17141,7 +15853,7 @@
                 <w:szCs w:val="20"/>
                 <w:lang w:val="en-ID"/>
               </w:rPr>
-              <w:t>22%</w:t>
+              <w:t>-</w:t>
             </w:r>
           </w:p>
         </w:tc>
@@ -17167,7 +15879,7 @@
                 <w:szCs w:val="20"/>
                 <w:lang w:val="en-ID"/>
               </w:rPr>
-              <w:t>74%</w:t>
+              <w:t>63%</w:t>
             </w:r>
           </w:p>
         </w:tc>
@@ -17193,139 +15905,161 @@
                 <w:rFonts w:cs="Arial"/>
                 <w:sz w:val="16"/>
                 <w:szCs w:val="20"/>
-                <w:lang w:val="en-ID"/>
-              </w:rPr>
-              <w:t>Lemon eucalyptus (PMD)</w:t>
+              </w:rPr>
+              <w:t>Lemongrass (</w:t>
+            </w:r>
+            <w:r>
+              <w:rPr>
+                <w:rFonts w:cs="Arial"/>
+                <w:i/>
+                <w:iCs/>
+                <w:sz w:val="16"/>
+                <w:szCs w:val="20"/>
+              </w:rPr>
+              <w:t>Cymbopogon citratus</w:t>
+            </w:r>
+            <w:r>
+              <w:rPr>
+                <w:rFonts w:cs="Arial"/>
+                <w:sz w:val="16"/>
+                <w:szCs w:val="20"/>
+              </w:rPr>
+              <w:t>)</w:t>
             </w:r>
           </w:p>
         </w:tc>
         <w:tc>
           <w:tcPr>
             <w:tcW w:w="842" w:type="pct"/>
-          </w:tcPr>
-          <w:p>
-            <w:pPr>
-              <w:spacing w:line="240" w:lineRule="auto"/>
-              <w:ind w:left="0" w:firstLine="0"/>
-              <w:jc w:val="center"/>
-              <w:rPr>
-                <w:rFonts w:cs="Arial"/>
-                <w:szCs w:val="20"/>
-                <w:lang w:val="en-ID"/>
-              </w:rPr>
-            </w:pPr>
-            <w:r>
-              <w:rPr>
-                <w:rFonts w:cs="Arial"/>
-                <w:sz w:val="16"/>
-                <w:szCs w:val="20"/>
-                <w:lang w:val="en-ID"/>
-              </w:rPr>
-              <w:t>5</w:t>
+            <w:vAlign w:val="center"/>
+          </w:tcPr>
+          <w:p>
+            <w:pPr>
+              <w:spacing w:line="240" w:lineRule="auto"/>
+              <w:ind w:left="0" w:firstLine="0"/>
+              <w:jc w:val="center"/>
+              <w:rPr>
+                <w:rFonts w:cs="Arial"/>
+                <w:szCs w:val="20"/>
+                <w:lang w:val="en-ID"/>
+              </w:rPr>
+            </w:pPr>
+            <w:r>
+              <w:rPr>
+                <w:rFonts w:cs="Arial"/>
+                <w:sz w:val="16"/>
+                <w:szCs w:val="20"/>
+                <w:lang w:val="en-ID"/>
+              </w:rPr>
+              <w:t>4</w:t>
             </w:r>
           </w:p>
         </w:tc>
         <w:tc>
           <w:tcPr>
             <w:tcW w:w="654" w:type="pct"/>
-          </w:tcPr>
-          <w:p>
-            <w:pPr>
-              <w:spacing w:line="240" w:lineRule="auto"/>
-              <w:ind w:left="0" w:firstLine="0"/>
-              <w:jc w:val="center"/>
-              <w:rPr>
-                <w:rFonts w:cs="Arial"/>
-                <w:szCs w:val="20"/>
-                <w:lang w:val="en-ID"/>
-              </w:rPr>
-            </w:pPr>
-            <w:r>
-              <w:rPr>
-                <w:rFonts w:cs="Arial"/>
-                <w:sz w:val="16"/>
-                <w:szCs w:val="20"/>
-                <w:lang w:val="en-ID"/>
-              </w:rPr>
-              <w:t>0.31</w:t>
+            <w:vAlign w:val="center"/>
+          </w:tcPr>
+          <w:p>
+            <w:pPr>
+              <w:spacing w:line="240" w:lineRule="auto"/>
+              <w:ind w:left="0" w:firstLine="0"/>
+              <w:jc w:val="center"/>
+              <w:rPr>
+                <w:rFonts w:cs="Arial"/>
+                <w:szCs w:val="20"/>
+                <w:lang w:val="en-ID"/>
+              </w:rPr>
+            </w:pPr>
+            <w:r>
+              <w:rPr>
+                <w:rFonts w:cs="Arial"/>
+                <w:sz w:val="16"/>
+                <w:szCs w:val="20"/>
+                <w:lang w:val="en-ID"/>
+              </w:rPr>
+              <w:t>0.40</w:t>
             </w:r>
           </w:p>
         </w:tc>
         <w:tc>
           <w:tcPr>
             <w:tcW w:w="766" w:type="pct"/>
-          </w:tcPr>
-          <w:p>
-            <w:pPr>
-              <w:spacing w:line="240" w:lineRule="auto"/>
-              <w:ind w:left="0" w:firstLine="0"/>
-              <w:jc w:val="center"/>
-              <w:rPr>
-                <w:rFonts w:cs="Arial"/>
-                <w:szCs w:val="20"/>
-                <w:lang w:val="en-ID"/>
-              </w:rPr>
-            </w:pPr>
-            <w:r>
-              <w:rPr>
-                <w:rFonts w:cs="Arial"/>
-                <w:sz w:val="16"/>
-                <w:szCs w:val="20"/>
-                <w:lang w:val="en-ID"/>
-              </w:rPr>
-              <w:t>0.24 – 0.40</w:t>
+            <w:vAlign w:val="center"/>
+          </w:tcPr>
+          <w:p>
+            <w:pPr>
+              <w:spacing w:line="240" w:lineRule="auto"/>
+              <w:ind w:left="0" w:firstLine="0"/>
+              <w:jc w:val="center"/>
+              <w:rPr>
+                <w:rFonts w:cs="Arial"/>
+                <w:szCs w:val="20"/>
+                <w:lang w:val="en-ID"/>
+              </w:rPr>
+            </w:pPr>
+            <w:r>
+              <w:rPr>
+                <w:rFonts w:cs="Arial"/>
+                <w:sz w:val="16"/>
+                <w:szCs w:val="20"/>
+                <w:lang w:val="en-ID"/>
+              </w:rPr>
+              <w:t>0.32 – 0.50</w:t>
             </w:r>
           </w:p>
         </w:tc>
         <w:tc>
           <w:tcPr>
             <w:tcW w:w="407" w:type="pct"/>
-          </w:tcPr>
-          <w:p>
-            <w:pPr>
-              <w:spacing w:line="240" w:lineRule="auto"/>
-              <w:ind w:left="0" w:firstLine="0"/>
-              <w:jc w:val="center"/>
-              <w:rPr>
-                <w:rFonts w:cs="Arial"/>
-                <w:szCs w:val="20"/>
-                <w:lang w:val="en-ID"/>
-              </w:rPr>
-            </w:pPr>
-            <w:r>
-              <w:rPr>
-                <w:rFonts w:cs="Arial"/>
-                <w:sz w:val="16"/>
-                <w:szCs w:val="20"/>
-                <w:lang w:val="en-ID"/>
-              </w:rPr>
-              <w:t>15%</w:t>
+            <w:vAlign w:val="center"/>
+          </w:tcPr>
+          <w:p>
+            <w:pPr>
+              <w:spacing w:line="240" w:lineRule="auto"/>
+              <w:ind w:left="0" w:firstLine="0"/>
+              <w:jc w:val="center"/>
+              <w:rPr>
+                <w:rFonts w:cs="Arial"/>
+                <w:szCs w:val="20"/>
+                <w:lang w:val="en-ID"/>
+              </w:rPr>
+            </w:pPr>
+            <w:r>
+              <w:rPr>
+                <w:rFonts w:cs="Arial"/>
+                <w:sz w:val="16"/>
+                <w:szCs w:val="20"/>
+                <w:lang w:val="en-ID"/>
+              </w:rPr>
+              <w:t>30%</w:t>
             </w:r>
           </w:p>
         </w:tc>
         <w:tc>
           <w:tcPr>
             <w:tcW w:w="649" w:type="pct"/>
-          </w:tcPr>
-          <w:p>
-            <w:pPr>
-              <w:spacing w:line="240" w:lineRule="auto"/>
-              <w:ind w:left="0" w:firstLine="0"/>
-              <w:jc w:val="center"/>
-              <w:rPr>
-                <w:rFonts w:cs="Arial"/>
-                <w:szCs w:val="20"/>
-                <w:lang w:val="en-ID"/>
-              </w:rPr>
-            </w:pPr>
-            <w:r>
-              <w:rPr>
-                <w:rFonts w:cs="Arial"/>
-                <w:sz w:val="16"/>
-                <w:szCs w:val="20"/>
-                <w:lang w:val="en-ID"/>
-              </w:rPr>
-              <w:t>69%</w:t>
+            <w:vAlign w:val="center"/>
+          </w:tcPr>
+          <w:p>
+            <w:pPr>
+              <w:spacing w:line="240" w:lineRule="auto"/>
+              <w:ind w:left="0" w:firstLine="0"/>
+              <w:jc w:val="center"/>
+              <w:rPr>
+                <w:rFonts w:cs="Arial"/>
+                <w:szCs w:val="20"/>
+                <w:lang w:val="en-ID"/>
+              </w:rPr>
+            </w:pPr>
+            <w:r>
+              <w:rPr>
+                <w:rFonts w:cs="Arial"/>
+                <w:sz w:val="16"/>
+                <w:szCs w:val="20"/>
+                <w:lang w:val="en-ID"/>
+              </w:rPr>
+              <w:t>60%</w:t>
             </w:r>
           </w:p>
         </w:tc>
@@ -17351,9 +16085,8 @@
                 <w:rFonts w:cs="Arial"/>
                 <w:sz w:val="16"/>
                 <w:szCs w:val="20"/>
-                <w:lang w:val="en-ID"/>
-              </w:rPr>
-              <w:t>Catnip (</w:t>
+              </w:rPr>
+              <w:t>Citronella (</w:t>
             </w:r>
             <w:r>
               <w:rPr>
@@ -17362,740 +16095,9 @@
                 <w:iCs/>
                 <w:sz w:val="16"/>
                 <w:szCs w:val="20"/>
-                <w:lang w:val="en-ID"/>
-              </w:rPr>
-              <w:t>Nepeta cataria</w:t>
-            </w:r>
-            <w:r>
-              <w:rPr>
-                <w:rFonts w:cs="Arial"/>
-                <w:sz w:val="16"/>
-                <w:szCs w:val="20"/>
-                <w:lang w:val="en-ID"/>
-              </w:rPr>
-              <w:t>)</w:t>
-            </w:r>
-          </w:p>
-        </w:tc>
-        <w:tc>
-          <w:tcPr>
-            <w:tcW w:w="842" w:type="pct"/>
-          </w:tcPr>
-          <w:p>
-            <w:pPr>
-              <w:spacing w:line="240" w:lineRule="auto"/>
-              <w:ind w:left="0" w:firstLine="0"/>
-              <w:jc w:val="center"/>
-              <w:rPr>
-                <w:rFonts w:cs="Arial"/>
-                <w:szCs w:val="20"/>
-                <w:lang w:val="en-ID"/>
-              </w:rPr>
-            </w:pPr>
-            <w:r>
-              <w:rPr>
-                <w:rFonts w:cs="Arial"/>
-                <w:sz w:val="16"/>
-                <w:szCs w:val="20"/>
-                <w:lang w:val="en-ID"/>
-              </w:rPr>
-              <w:t>2</w:t>
-            </w:r>
-          </w:p>
-        </w:tc>
-        <w:tc>
-          <w:tcPr>
-            <w:tcW w:w="654" w:type="pct"/>
-          </w:tcPr>
-          <w:p>
-            <w:pPr>
-              <w:spacing w:line="240" w:lineRule="auto"/>
-              <w:ind w:left="0" w:firstLine="0"/>
-              <w:jc w:val="center"/>
-              <w:rPr>
-                <w:rFonts w:cs="Arial"/>
-                <w:szCs w:val="20"/>
-                <w:lang w:val="en-ID"/>
-              </w:rPr>
-            </w:pPr>
-            <w:r>
-              <w:rPr>
-                <w:rFonts w:cs="Arial"/>
-                <w:sz w:val="16"/>
-                <w:szCs w:val="20"/>
-                <w:lang w:val="en-ID"/>
-              </w:rPr>
-              <w:t>0.31</w:t>
-            </w:r>
-          </w:p>
-        </w:tc>
-        <w:tc>
-          <w:tcPr>
-            <w:tcW w:w="766" w:type="pct"/>
-          </w:tcPr>
-          <w:p>
-            <w:pPr>
-              <w:spacing w:line="240" w:lineRule="auto"/>
-              <w:ind w:left="0" w:firstLine="0"/>
-              <w:jc w:val="center"/>
-              <w:rPr>
-                <w:rFonts w:cs="Arial"/>
-                <w:szCs w:val="20"/>
-                <w:lang w:val="en-ID"/>
-              </w:rPr>
-            </w:pPr>
-            <w:r>
-              <w:rPr>
-                <w:rFonts w:cs="Arial"/>
-                <w:sz w:val="16"/>
-                <w:szCs w:val="20"/>
-                <w:lang w:val="en-ID"/>
-              </w:rPr>
-              <w:t>0.20 – 0.48</w:t>
-            </w:r>
-          </w:p>
-        </w:tc>
-        <w:tc>
-          <w:tcPr>
-            <w:tcW w:w="407" w:type="pct"/>
-          </w:tcPr>
-          <w:p>
-            <w:pPr>
-              <w:spacing w:line="240" w:lineRule="auto"/>
-              <w:ind w:left="0" w:firstLine="0"/>
-              <w:jc w:val="center"/>
-              <w:rPr>
-                <w:rFonts w:cs="Arial"/>
-                <w:szCs w:val="20"/>
-                <w:lang w:val="en-ID"/>
-              </w:rPr>
-            </w:pPr>
-            <w:r>
-              <w:rPr>
-                <w:rFonts w:cs="Arial"/>
-                <w:sz w:val="16"/>
-                <w:szCs w:val="20"/>
-                <w:lang w:val="en-ID"/>
-              </w:rPr>
-              <w:t>0%</w:t>
-            </w:r>
-          </w:p>
-        </w:tc>
-        <w:tc>
-          <w:tcPr>
-            <w:tcW w:w="649" w:type="pct"/>
-          </w:tcPr>
-          <w:p>
-            <w:pPr>
-              <w:spacing w:line="240" w:lineRule="auto"/>
-              <w:ind w:left="0" w:firstLine="0"/>
-              <w:jc w:val="center"/>
-              <w:rPr>
-                <w:rFonts w:cs="Arial"/>
-                <w:szCs w:val="20"/>
-                <w:lang w:val="en-ID"/>
-              </w:rPr>
-            </w:pPr>
-            <w:r>
-              <w:rPr>
-                <w:rFonts w:cs="Arial"/>
-                <w:sz w:val="16"/>
-                <w:szCs w:val="20"/>
-                <w:lang w:val="en-ID"/>
-              </w:rPr>
-              <w:t>69%</w:t>
-            </w:r>
-          </w:p>
-        </w:tc>
-      </w:tr>
-      <w:tr>
-        <w:tc>
-          <w:tcPr>
-            <w:tcW w:w="1682" w:type="pct"/>
-          </w:tcPr>
-          <w:p>
-            <w:pPr>
-              <w:spacing w:line="240" w:lineRule="auto"/>
-              <w:ind w:left="0" w:firstLine="0"/>
-              <w:jc w:val="left"/>
-              <w:rPr>
-                <w:rFonts w:cs="Arial"/>
-                <w:szCs w:val="20"/>
-                <w:lang w:val="en-ID"/>
-              </w:rPr>
-            </w:pPr>
-            <w:r>
-              <w:rPr>
-                <w:rFonts w:cs="Arial"/>
-                <w:sz w:val="16"/>
-                <w:szCs w:val="20"/>
-              </w:rPr>
-              <w:t>Neem + catnip combination</w:t>
-            </w:r>
-          </w:p>
-        </w:tc>
-        <w:tc>
-          <w:tcPr>
-            <w:tcW w:w="842" w:type="pct"/>
-          </w:tcPr>
-          <w:p>
-            <w:pPr>
-              <w:spacing w:line="240" w:lineRule="auto"/>
-              <w:ind w:left="0" w:firstLine="0"/>
-              <w:jc w:val="center"/>
-              <w:rPr>
-                <w:rFonts w:cs="Arial"/>
-                <w:szCs w:val="20"/>
-                <w:lang w:val="en-ID"/>
-              </w:rPr>
-            </w:pPr>
-            <w:r>
-              <w:rPr>
-                <w:rFonts w:cs="Arial"/>
-                <w:sz w:val="16"/>
-                <w:szCs w:val="20"/>
-                <w:lang w:val="en-ID"/>
-              </w:rPr>
-              <w:t>2</w:t>
-            </w:r>
-          </w:p>
-        </w:tc>
-        <w:tc>
-          <w:tcPr>
-            <w:tcW w:w="654" w:type="pct"/>
-          </w:tcPr>
-          <w:p>
-            <w:pPr>
-              <w:spacing w:line="240" w:lineRule="auto"/>
-              <w:ind w:left="0" w:firstLine="0"/>
-              <w:jc w:val="center"/>
-              <w:rPr>
-                <w:rFonts w:cs="Arial"/>
-                <w:szCs w:val="20"/>
-                <w:lang w:val="en-ID"/>
-              </w:rPr>
-            </w:pPr>
-            <w:r>
-              <w:rPr>
-                <w:rFonts w:cs="Arial"/>
-                <w:sz w:val="16"/>
-                <w:szCs w:val="20"/>
-                <w:lang w:val="en-ID"/>
-              </w:rPr>
-              <w:t>0.25</w:t>
-            </w:r>
-          </w:p>
-        </w:tc>
-        <w:tc>
-          <w:tcPr>
-            <w:tcW w:w="766" w:type="pct"/>
-          </w:tcPr>
-          <w:p>
-            <w:pPr>
-              <w:spacing w:line="240" w:lineRule="auto"/>
-              <w:ind w:left="0" w:firstLine="0"/>
-              <w:jc w:val="center"/>
-              <w:rPr>
-                <w:rFonts w:cs="Arial"/>
-                <w:szCs w:val="20"/>
-                <w:lang w:val="en-ID"/>
-              </w:rPr>
-            </w:pPr>
-            <w:r>
-              <w:rPr>
-                <w:rFonts w:cs="Arial"/>
-                <w:sz w:val="16"/>
-                <w:szCs w:val="20"/>
-                <w:lang w:val="en-ID"/>
-              </w:rPr>
-              <w:t>0.16 – 0.38</w:t>
-            </w:r>
-          </w:p>
-        </w:tc>
-        <w:tc>
-          <w:tcPr>
-            <w:tcW w:w="407" w:type="pct"/>
-          </w:tcPr>
-          <w:p>
-            <w:pPr>
-              <w:spacing w:line="240" w:lineRule="auto"/>
-              <w:ind w:left="0" w:firstLine="0"/>
-              <w:jc w:val="center"/>
-              <w:rPr>
-                <w:rFonts w:cs="Arial"/>
-                <w:szCs w:val="20"/>
-                <w:lang w:val="en-ID"/>
-              </w:rPr>
-            </w:pPr>
-            <w:r>
-              <w:rPr>
-                <w:rFonts w:cs="Arial"/>
-                <w:sz w:val="16"/>
-                <w:szCs w:val="20"/>
-                <w:lang w:val="en-ID"/>
-              </w:rPr>
-              <w:t>0%</w:t>
-            </w:r>
-          </w:p>
-        </w:tc>
-        <w:tc>
-          <w:tcPr>
-            <w:tcW w:w="649" w:type="pct"/>
-          </w:tcPr>
-          <w:p>
-            <w:pPr>
-              <w:spacing w:line="240" w:lineRule="auto"/>
-              <w:ind w:left="0" w:firstLine="0"/>
-              <w:jc w:val="center"/>
-              <w:rPr>
-                <w:rFonts w:cs="Arial"/>
-                <w:szCs w:val="20"/>
-                <w:lang w:val="en-ID"/>
-              </w:rPr>
-            </w:pPr>
-            <w:r>
-              <w:rPr>
-                <w:rFonts w:cs="Arial"/>
-                <w:sz w:val="16"/>
-                <w:szCs w:val="20"/>
-                <w:lang w:val="en-ID"/>
-              </w:rPr>
-              <w:t>75%</w:t>
-            </w:r>
-          </w:p>
-        </w:tc>
-      </w:tr>
-      <w:tr>
-        <w:tc>
-          <w:tcPr>
-            <w:tcW w:w="1682" w:type="pct"/>
-          </w:tcPr>
-          <w:p>
-            <w:pPr>
-              <w:spacing w:line="240" w:lineRule="auto"/>
-              <w:ind w:left="0" w:firstLine="0"/>
-              <w:jc w:val="left"/>
-              <w:rPr>
-                <w:rFonts w:cs="Arial"/>
-                <w:szCs w:val="20"/>
-                <w:lang w:val="en-ID"/>
-              </w:rPr>
-            </w:pPr>
-            <w:r>
-              <w:rPr>
-                <w:rFonts w:cs="Arial"/>
-                <w:i/>
-                <w:iCs/>
-                <w:sz w:val="16"/>
-                <w:szCs w:val="20"/>
-              </w:rPr>
-              <w:t xml:space="preserve">Ocimum </w:t>
-            </w:r>
-            <w:proofErr w:type="spellStart"/>
-            <w:r>
-              <w:rPr>
-                <w:rFonts w:cs="Arial"/>
-                <w:i/>
-                <w:iCs/>
-                <w:sz w:val="16"/>
-                <w:szCs w:val="20"/>
-              </w:rPr>
-              <w:t>gratissimum</w:t>
-            </w:r>
-            <w:proofErr w:type="spellEnd"/>
-          </w:p>
-        </w:tc>
-        <w:tc>
-          <w:tcPr>
-            <w:tcW w:w="842" w:type="pct"/>
-          </w:tcPr>
-          <w:p>
-            <w:pPr>
-              <w:spacing w:line="240" w:lineRule="auto"/>
-              <w:ind w:left="0" w:firstLine="0"/>
-              <w:jc w:val="center"/>
-              <w:rPr>
-                <w:rFonts w:cs="Arial"/>
-                <w:szCs w:val="20"/>
-                <w:lang w:val="en-ID"/>
-              </w:rPr>
-            </w:pPr>
-            <w:r>
-              <w:rPr>
-                <w:rFonts w:cs="Arial"/>
-                <w:sz w:val="16"/>
-                <w:szCs w:val="20"/>
-                <w:lang w:val="en-ID"/>
-              </w:rPr>
-              <w:t>1</w:t>
-            </w:r>
-          </w:p>
-        </w:tc>
-        <w:tc>
-          <w:tcPr>
-            <w:tcW w:w="654" w:type="pct"/>
-          </w:tcPr>
-          <w:p>
-            <w:pPr>
-              <w:spacing w:line="240" w:lineRule="auto"/>
-              <w:ind w:left="0" w:firstLine="0"/>
-              <w:jc w:val="center"/>
-              <w:rPr>
-                <w:rFonts w:cs="Arial"/>
-                <w:szCs w:val="20"/>
-                <w:lang w:val="en-ID"/>
-              </w:rPr>
-            </w:pPr>
-            <w:r>
-              <w:rPr>
-                <w:rFonts w:cs="Arial"/>
-                <w:sz w:val="16"/>
-                <w:szCs w:val="20"/>
-                <w:lang w:val="en-ID"/>
-              </w:rPr>
-              <w:t>0.37</w:t>
-            </w:r>
-          </w:p>
-        </w:tc>
-        <w:tc>
-          <w:tcPr>
-            <w:tcW w:w="766" w:type="pct"/>
-          </w:tcPr>
-          <w:p>
-            <w:pPr>
-              <w:spacing w:line="240" w:lineRule="auto"/>
-              <w:ind w:left="0" w:firstLine="0"/>
-              <w:jc w:val="center"/>
-              <w:rPr>
-                <w:rFonts w:cs="Arial"/>
-                <w:szCs w:val="20"/>
-                <w:lang w:val="en-ID"/>
-              </w:rPr>
-            </w:pPr>
-            <w:r>
-              <w:rPr>
-                <w:rFonts w:cs="Arial"/>
-                <w:sz w:val="16"/>
-                <w:szCs w:val="20"/>
-                <w:lang w:val="en-ID"/>
-              </w:rPr>
-              <w:t>0.27 – 0.50</w:t>
-            </w:r>
-          </w:p>
-        </w:tc>
-        <w:tc>
-          <w:tcPr>
-            <w:tcW w:w="407" w:type="pct"/>
-          </w:tcPr>
-          <w:p>
-            <w:pPr>
-              <w:spacing w:line="240" w:lineRule="auto"/>
-              <w:ind w:left="0" w:firstLine="0"/>
-              <w:jc w:val="center"/>
-              <w:rPr>
-                <w:rFonts w:cs="Arial"/>
-                <w:szCs w:val="20"/>
-                <w:lang w:val="en-ID"/>
-              </w:rPr>
-            </w:pPr>
-            <w:r>
-              <w:rPr>
-                <w:rFonts w:cs="Arial"/>
-                <w:sz w:val="16"/>
-                <w:szCs w:val="20"/>
-                <w:lang w:val="en-ID"/>
-              </w:rPr>
-              <w:t>-</w:t>
-            </w:r>
-          </w:p>
-        </w:tc>
-        <w:tc>
-          <w:tcPr>
-            <w:tcW w:w="649" w:type="pct"/>
-          </w:tcPr>
-          <w:p>
-            <w:pPr>
-              <w:spacing w:line="240" w:lineRule="auto"/>
-              <w:ind w:left="0" w:firstLine="0"/>
-              <w:jc w:val="center"/>
-              <w:rPr>
-                <w:rFonts w:cs="Arial"/>
-                <w:szCs w:val="20"/>
-                <w:lang w:val="en-ID"/>
-              </w:rPr>
-            </w:pPr>
-            <w:r>
-              <w:rPr>
-                <w:rFonts w:cs="Arial"/>
-                <w:sz w:val="16"/>
-                <w:szCs w:val="20"/>
-                <w:lang w:val="en-ID"/>
-              </w:rPr>
-              <w:t>63%</w:t>
-            </w:r>
-          </w:p>
-        </w:tc>
-      </w:tr>
-      <w:tr>
-        <w:tc>
-          <w:tcPr>
-            <w:tcW w:w="1682" w:type="pct"/>
-          </w:tcPr>
-          <w:p>
-            <w:pPr>
-              <w:spacing w:line="240" w:lineRule="auto"/>
-              <w:ind w:left="0" w:firstLine="0"/>
-              <w:jc w:val="left"/>
-              <w:rPr>
-                <w:rFonts w:cs="Arial"/>
-                <w:szCs w:val="20"/>
-                <w:lang w:val="en-ID"/>
-              </w:rPr>
-            </w:pPr>
-            <w:r>
-              <w:rPr>
-                <w:rFonts w:cs="Arial"/>
-                <w:sz w:val="16"/>
-                <w:szCs w:val="20"/>
-              </w:rPr>
-              <w:t>Lemongrass (</w:t>
-            </w:r>
-            <w:r>
-              <w:rPr>
-                <w:rFonts w:cs="Arial"/>
-                <w:i/>
-                <w:iCs/>
-                <w:sz w:val="16"/>
-                <w:szCs w:val="20"/>
-              </w:rPr>
-              <w:t xml:space="preserve">Cymbopogon </w:t>
-            </w:r>
-            <w:proofErr w:type="spellStart"/>
-            <w:r>
-              <w:rPr>
-                <w:rFonts w:cs="Arial"/>
-                <w:i/>
-                <w:iCs/>
-                <w:sz w:val="16"/>
-                <w:szCs w:val="20"/>
-              </w:rPr>
-              <w:t>citratus</w:t>
-            </w:r>
-            <w:proofErr w:type="spellEnd"/>
-            <w:r>
-              <w:rPr>
-                <w:rFonts w:cs="Arial"/>
-                <w:sz w:val="16"/>
-                <w:szCs w:val="20"/>
-              </w:rPr>
-              <w:t>)</w:t>
-            </w:r>
-          </w:p>
-        </w:tc>
-        <w:tc>
-          <w:tcPr>
-            <w:tcW w:w="842" w:type="pct"/>
-            <w:vAlign w:val="center"/>
-          </w:tcPr>
-          <w:p>
-            <w:pPr>
-              <w:spacing w:line="240" w:lineRule="auto"/>
-              <w:ind w:left="0" w:firstLine="0"/>
-              <w:jc w:val="center"/>
-              <w:rPr>
-                <w:rFonts w:cs="Arial"/>
-                <w:szCs w:val="20"/>
-                <w:lang w:val="en-ID"/>
-              </w:rPr>
-            </w:pPr>
-            <w:r>
-              <w:rPr>
-                <w:rFonts w:cs="Arial"/>
-                <w:sz w:val="16"/>
-                <w:szCs w:val="20"/>
-                <w:lang w:val="en-ID"/>
-              </w:rPr>
-              <w:t>4</w:t>
-            </w:r>
-          </w:p>
-        </w:tc>
-        <w:tc>
-          <w:tcPr>
-            <w:tcW w:w="654" w:type="pct"/>
-            <w:vAlign w:val="center"/>
-          </w:tcPr>
-          <w:p>
-            <w:pPr>
-              <w:spacing w:line="240" w:lineRule="auto"/>
-              <w:ind w:left="0" w:firstLine="0"/>
-              <w:jc w:val="center"/>
-              <w:rPr>
-                <w:rFonts w:cs="Arial"/>
-                <w:szCs w:val="20"/>
-                <w:lang w:val="en-ID"/>
-              </w:rPr>
-            </w:pPr>
-            <w:r>
-              <w:rPr>
-                <w:rFonts w:cs="Arial"/>
-                <w:sz w:val="16"/>
-                <w:szCs w:val="20"/>
-                <w:lang w:val="en-ID"/>
-              </w:rPr>
-              <w:t>0.40</w:t>
-            </w:r>
-          </w:p>
-        </w:tc>
-        <w:tc>
-          <w:tcPr>
-            <w:tcW w:w="766" w:type="pct"/>
-            <w:vAlign w:val="center"/>
-          </w:tcPr>
-          <w:p>
-            <w:pPr>
-              <w:spacing w:line="240" w:lineRule="auto"/>
-              <w:ind w:left="0" w:firstLine="0"/>
-              <w:jc w:val="center"/>
-              <w:rPr>
-                <w:rFonts w:cs="Arial"/>
-                <w:szCs w:val="20"/>
-                <w:lang w:val="en-ID"/>
-              </w:rPr>
-            </w:pPr>
-            <w:r>
-              <w:rPr>
-                <w:rFonts w:cs="Arial"/>
-                <w:sz w:val="16"/>
-                <w:szCs w:val="20"/>
-                <w:lang w:val="en-ID"/>
-              </w:rPr>
-              <w:t>0.32 – 0.50</w:t>
-            </w:r>
-          </w:p>
-        </w:tc>
-        <w:tc>
-          <w:tcPr>
-            <w:tcW w:w="407" w:type="pct"/>
-            <w:vAlign w:val="center"/>
-          </w:tcPr>
-          <w:p>
-            <w:pPr>
-              <w:spacing w:line="240" w:lineRule="auto"/>
-              <w:ind w:left="0" w:firstLine="0"/>
-              <w:jc w:val="center"/>
-              <w:rPr>
-                <w:rFonts w:cs="Arial"/>
-                <w:szCs w:val="20"/>
-                <w:lang w:val="en-ID"/>
-              </w:rPr>
-            </w:pPr>
-            <w:r>
-              <w:rPr>
-                <w:rFonts w:cs="Arial"/>
-                <w:sz w:val="16"/>
-                <w:szCs w:val="20"/>
-                <w:lang w:val="en-ID"/>
-              </w:rPr>
-              <w:t>30%</w:t>
-            </w:r>
-          </w:p>
-        </w:tc>
-        <w:tc>
-          <w:tcPr>
-            <w:tcW w:w="649" w:type="pct"/>
-            <w:vAlign w:val="center"/>
-          </w:tcPr>
-          <w:p>
-            <w:pPr>
-              <w:spacing w:line="240" w:lineRule="auto"/>
-              <w:ind w:left="0" w:firstLine="0"/>
-              <w:jc w:val="center"/>
-              <w:rPr>
-                <w:rFonts w:cs="Arial"/>
-                <w:szCs w:val="20"/>
-                <w:lang w:val="en-ID"/>
-              </w:rPr>
-            </w:pPr>
-            <w:r>
-              <w:rPr>
-                <w:rFonts w:cs="Arial"/>
-                <w:sz w:val="16"/>
-                <w:szCs w:val="20"/>
-                <w:lang w:val="en-ID"/>
-              </w:rPr>
-              <w:t>60%</w:t>
-            </w:r>
-          </w:p>
-        </w:tc>
-      </w:tr>
-      <w:tr>
-        <w:tc>
-          <w:tcPr>
-            <w:tcW w:w="1682" w:type="pct"/>
-          </w:tcPr>
-          <w:p>
-            <w:pPr>
-              <w:spacing w:line="240" w:lineRule="auto"/>
-              <w:ind w:left="0" w:firstLine="0"/>
-              <w:jc w:val="left"/>
-              <w:rPr>
-                <w:rFonts w:cs="Arial"/>
-                <w:szCs w:val="20"/>
-                <w:lang w:val="en-ID"/>
-              </w:rPr>
-            </w:pPr>
-            <w:r>
-              <w:rPr>
-                <w:rFonts w:cs="Arial"/>
-                <w:sz w:val="16"/>
-                <w:szCs w:val="20"/>
-              </w:rPr>
-              <w:t>Citronella (</w:t>
-            </w:r>
-            <w:r>
-              <w:rPr>
-                <w:rFonts w:cs="Arial"/>
-                <w:i/>
-                <w:iCs/>
-                <w:sz w:val="16"/>
-                <w:szCs w:val="20"/>
-              </w:rPr>
-              <w:t xml:space="preserve">C. </w:t>
-            </w:r>
-            <w:proofErr w:type="spellStart"/>
-            <w:r>
-              <w:rPr>
-                <w:rFonts w:cs="Arial"/>
-                <w:i/>
-                <w:iCs/>
-                <w:sz w:val="16"/>
-                <w:szCs w:val="20"/>
-              </w:rPr>
-              <w:t>nardus</w:t>
-            </w:r>
-            <w:proofErr w:type="spellEnd"/>
-            <w:r>
-              <w:rPr>
-                <w:rFonts w:cs="Arial"/>
-                <w:i/>
-                <w:iCs/>
-                <w:sz w:val="16"/>
-                <w:szCs w:val="20"/>
-              </w:rPr>
-              <w:t>/</w:t>
-            </w:r>
-            <w:proofErr w:type="spellStart"/>
-            <w:r>
-              <w:rPr>
-                <w:rFonts w:cs="Arial"/>
-                <w:i/>
-                <w:iCs/>
-                <w:sz w:val="16"/>
-                <w:szCs w:val="20"/>
-              </w:rPr>
-              <w:t>winterianus</w:t>
-            </w:r>
-            <w:proofErr w:type="spellEnd"/>
+              </w:rPr>
+              <w:t>C. nardus/winterianus</w:t>
+            </w:r>
             <w:r>
               <w:rPr>
                 <w:rFonts w:cs="Arial"/>
@@ -19079,25 +17081,7 @@
           <w:szCs w:val="20"/>
           <w:lang w:val="en-ID"/>
         </w:rPr>
-        <w:t xml:space="preserve">Leave-one-out analysis showed that no individual study had a disproportionate effect on the pooled estimate; RR ranged from 0.35 to 0.39 in each iteration. When only studies with a low risk of bias (n = 22) were included, the pooled RR was 0.34 (95% CI: 0.27-0.42), consistent with the overall estimate. Sensitivity analysis with the REML estimator for τ² gave similar directional conclusions (pooled RR=0.36; 95% CI: 0.29–0.44). Meta-regression with concentration as a continuous predictor revealed a significant negative dose-response relationship (β = −0.018 per 1% increase; 95% CI: −0.031 to −0.005; p = 0.006), suggesting that greater concentrations are associated with greater </w:t>
-      </w:r>
-      <w:proofErr w:type="spellStart"/>
-      <w:r>
-        <w:rPr>
-          <w:rFonts w:cs="Arial"/>
-          <w:szCs w:val="20"/>
-          <w:lang w:val="en-ID"/>
-        </w:rPr>
-        <w:t>repellency</w:t>
-      </w:r>
-      <w:proofErr w:type="spellEnd"/>
-      <w:r>
-        <w:rPr>
-          <w:rFonts w:cs="Arial"/>
-          <w:szCs w:val="20"/>
-          <w:lang w:val="en-ID"/>
-        </w:rPr>
-        <w:t>.</w:t>
+        <w:t>Leave-one-out analysis showed that no individual study had a disproportionate effect on the pooled estimate; RR ranged from 0.35 to 0.39 in each iteration. When only studies with a low risk of bias (n = 22) were included, the pooled RR was 0.34 (95% CI: 0.27-0.42), consistent with the overall estimate. Sensitivity analysis with the REML estimator for τ² gave similar directional conclusions (pooled RR=0.36; 95% CI: 0.29–0.44). Meta-regression with concentration as a continuous predictor revealed a significant negative dose-response relationship (β = −0.018 per 1% increase; 95% CI: −0.031 to −0.005; p = 0.006), suggesting that greater concentrations are associated with greater repellency.</w:t>
       </w:r>
     </w:p>
     <w:p>
@@ -19155,7 +17139,7 @@
           <w:szCs w:val="20"/>
           <w:lang w:val="en-ID"/>
         </w:rPr>
-        <w:t xml:space="preserve">This meta-analysis represents the most comprehensive quantitative synthesis of plant-based repellents against </w:t>
+        <w:t xml:space="preserve">This review brings together the available quantitative evidence on plant-based repellents against </w:t>
       </w:r>
       <w:r>
         <w:rPr>
@@ -19165,98 +17149,15 @@
           <w:szCs w:val="20"/>
           <w:lang w:val="en-ID"/>
         </w:rPr>
-        <w:t xml:space="preserve">Aedes </w:t>
-      </w:r>
-      <w:r>
-        <w:rPr>
-          <w:rFonts w:cs="Arial"/>
-          <w:i/>
-          <w:iCs/>
-          <w:szCs w:val="20"/>
-          <w:lang w:val="en-ID"/>
-        </w:rPr>
-        <w:t>aegypti</w:t>
-      </w:r>
-      <w:r>
-        <w:rPr>
-          <w:rFonts w:cs="Arial"/>
-          <w:szCs w:val="20"/>
-          <w:lang w:val="en-ID"/>
-        </w:rPr>
-        <w:t xml:space="preserve"> to date. We found strong evidence that plant-derived repellents significantly reduce the probability of mosquitoes biting and landing. The pooled RR of 0.37 (95% CI: 0.31–0.43) is equivalent to an average protective efficacy of approximately 63% compared to untreated controls, an effect size that is clinically and epidemiologically relevant in the context of dengue transmission control. This finding is consistent with previous narrative reviews</w:t>
-      </w:r>
-      <w:r>
-        <w:rPr>
-          <w:rFonts w:cs="Arial"/>
-          <w:szCs w:val="20"/>
-          <w:lang w:val="en-ID"/>
-        </w:rPr>
-        <w:t xml:space="preserve"> </w:t>
-      </w:r>
-      <w:sdt>
-        <w:sdtPr>
-          <w:rPr>
-            <w:rFonts w:cs="Arial"/>
-            <w:color w:val="000000"/>
-            <w:szCs w:val="20"/>
-            <w:lang w:val="en-ID"/>
-          </w:rPr>
-          <w:tag w:val="MENDELEY_CITATION_v3_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"/>
-          <w:id w:val="-1981372561"/>
-          <w:placeholder>
-            <w:docPart w:val="DefaultPlaceholder_-1854013440"/>
-          </w:placeholder>
-        </w:sdtPr>
-        <w:sdtContent>
-          <w:r>
-            <w:rPr>
-              <w:rFonts w:eastAsia="Times New Roman" w:cs="Arial"/>
-              <w:color w:val="000000"/>
-              <w:szCs w:val="20"/>
-            </w:rPr>
-            <w:t>(Maia &amp; Moore, 2011; Nerio et al., 2010)</w:t>
-          </w:r>
-        </w:sdtContent>
-      </w:sdt>
-      <w:r>
-        <w:rPr>
-          <w:rFonts w:cs="Arial"/>
-          <w:szCs w:val="20"/>
-          <w:lang w:val="en-ID"/>
-        </w:rPr>
-        <w:t xml:space="preserve"> but provides a statistically precise and bias-adjusted estimate that was previously unavailable.</w:t>
-      </w:r>
-      <w:r>
-        <w:rPr>
-          <w:rFonts w:cs="Arial"/>
-          <w:szCs w:val="20"/>
-          <w:lang w:val="en-ID"/>
-        </w:rPr>
-        <w:t xml:space="preserve"> </w:t>
-      </w:r>
-      <w:r>
-        <w:rPr>
-          <w:rFonts w:cs="Arial"/>
-          <w:szCs w:val="20"/>
-          <w:lang w:val="en-ID"/>
-        </w:rPr>
-        <w:t xml:space="preserve">The most important finding is the substantial variability in efficacy across plant categories, with the most effective repellents achieving </w:t>
-      </w:r>
-      <w:r>
-        <w:rPr>
-          <w:rFonts w:cs="Arial"/>
-          <w:szCs w:val="20"/>
-          <w:lang w:val="en-ID"/>
-        </w:rPr>
-        <w:t xml:space="preserve">protective efficacy levels </w:t>
-      </w:r>
-      <w:r>
-        <w:rPr>
-          <w:rFonts w:cs="Arial"/>
-          <w:szCs w:val="20"/>
-          <w:lang w:val="en-ID"/>
-        </w:rPr>
-        <w:t>comparable to synthetic products. This understanding of the difference is central to evidence-based recommendations.</w:t>
+        <w:t>Aedes aegypti</w:t>
+      </w:r>
+      <w:r>
+        <w:rPr>
+          <w:rFonts w:cs="Arial"/>
+          <w:szCs w:val="20"/>
+          <w:lang w:val="en-ID"/>
+        </w:rPr>
+        <w:t>. Overall, the pooled result suggests that these repellents can reduce mosquito biting or landing compared with untreated or vehicle controls. The pooled RR was 0.37, which corresponds to an average protection of about 63%. This finding is in line with earlier reviews that reported the repellent potential of botanical products (Maia &amp; Moore, 2011; Nerio et al., 2010), although the present analysis also shows that the effect is not the same across all plant species and formulations.</w:t>
       </w:r>
     </w:p>
     <w:p>
@@ -19275,157 +17176,7 @@
           <w:szCs w:val="20"/>
           <w:lang w:val="en-ID"/>
         </w:rPr>
-        <w:t>In this analysis, the most effective plant-based repellent was clove oil (</w:t>
-      </w:r>
-      <w:proofErr w:type="spellStart"/>
-      <w:r>
-        <w:rPr>
-          <w:rFonts w:cs="Arial"/>
-          <w:i/>
-          <w:iCs/>
-          <w:szCs w:val="20"/>
-          <w:lang w:val="en-ID"/>
-        </w:rPr>
-        <w:t>Syzygium</w:t>
-      </w:r>
-      <w:proofErr w:type="spellEnd"/>
-      <w:r>
-        <w:rPr>
-          <w:rFonts w:cs="Arial"/>
-          <w:i/>
-          <w:iCs/>
-          <w:szCs w:val="20"/>
-          <w:lang w:val="en-ID"/>
-        </w:rPr>
-        <w:t xml:space="preserve"> aromaticum</w:t>
-      </w:r>
-      <w:r>
-        <w:rPr>
-          <w:rFonts w:cs="Arial"/>
-          <w:szCs w:val="20"/>
-          <w:lang w:val="en-ID"/>
-        </w:rPr>
-        <w:t xml:space="preserve">) with a pooled RR of 0.20 (protection rate 80%; I² = 18%). The main active constituent, eugenol (4-allyl-2-methoxyphenol), is a phenylpropanoid </w:t>
-      </w:r>
-      <w:r>
-        <w:rPr>
-          <w:rFonts w:cs="Arial"/>
-          <w:szCs w:val="20"/>
-          <w:lang w:val="en-ID"/>
-        </w:rPr>
-        <w:t xml:space="preserve">known to act as a strong olfactory repellent by targeting olfactory receptor neurons in mosquitoes, especially those expressing ionotropic receptor 8a (IR8a), which detects acidic </w:t>
-      </w:r>
-      <w:proofErr w:type="spellStart"/>
-      <w:r>
-        <w:rPr>
-          <w:rFonts w:cs="Arial"/>
-          <w:szCs w:val="20"/>
-          <w:lang w:val="en-ID"/>
-        </w:rPr>
-        <w:t>odors</w:t>
-      </w:r>
-      <w:proofErr w:type="spellEnd"/>
-      <w:r>
-        <w:rPr>
-          <w:rFonts w:cs="Arial"/>
-          <w:szCs w:val="20"/>
-          <w:lang w:val="en-ID"/>
-        </w:rPr>
-        <w:t xml:space="preserve"> </w:t>
-      </w:r>
-      <w:r>
-        <w:rPr>
-          <w:rFonts w:cs="Arial"/>
-          <w:szCs w:val="20"/>
-          <w:lang w:val="en-ID"/>
-        </w:rPr>
-        <w:t xml:space="preserve">essential for host-seeking </w:t>
-      </w:r>
-      <w:proofErr w:type="spellStart"/>
-      <w:r>
-        <w:rPr>
-          <w:rFonts w:cs="Arial"/>
-          <w:szCs w:val="20"/>
-          <w:lang w:val="en-ID"/>
-        </w:rPr>
-        <w:t>behavior</w:t>
-      </w:r>
-      <w:proofErr w:type="spellEnd"/>
-      <w:r>
-        <w:rPr>
-          <w:rFonts w:cs="Arial"/>
-          <w:szCs w:val="20"/>
-          <w:lang w:val="en-ID"/>
-        </w:rPr>
-        <w:t xml:space="preserve"> </w:t>
-      </w:r>
-      <w:sdt>
-        <w:sdtPr>
-          <w:rPr>
-            <w:rFonts w:cs="Arial"/>
-            <w:color w:val="000000"/>
-            <w:szCs w:val="20"/>
-            <w:lang w:val="en-ID"/>
-          </w:rPr>
-          <w:tag w:val="MENDELEY_CITATION_v3_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"/>
-          <w:id w:val="-89091672"/>
-          <w:placeholder>
-            <w:docPart w:val="DefaultPlaceholder_-1854013440"/>
-          </w:placeholder>
-        </w:sdtPr>
-        <w:sdtContent>
-          <w:r>
-            <w:rPr>
-              <w:rFonts w:cs="Arial"/>
-              <w:color w:val="000000"/>
-              <w:szCs w:val="20"/>
-              <w:lang w:val="en-ID"/>
-            </w:rPr>
-            <w:t>(Tan et al., 2019)</w:t>
-          </w:r>
-        </w:sdtContent>
-      </w:sdt>
-      <w:r>
-        <w:rPr>
-          <w:rFonts w:cs="Arial"/>
-          <w:szCs w:val="20"/>
-          <w:lang w:val="en-ID"/>
-        </w:rPr>
-        <w:t xml:space="preserve">. Eugenol has been shown to be both repellent and contact-toxic at concentrations of 5-10%, thereby contributing to its high protection rates. </w:t>
-      </w:r>
-      <w:r>
-        <w:rPr>
-          <w:rFonts w:cs="Arial"/>
-          <w:szCs w:val="20"/>
-          <w:lang w:val="en-ID"/>
-        </w:rPr>
-        <w:t>The low heterogeneity (I² = 18%) in this subgroup suggests consistent and reproducible efficacy across experimental settings, increasing confidence in this estimate. Combination formulations that exploit eugenol–</w:t>
-      </w:r>
-      <w:proofErr w:type="spellStart"/>
-      <w:r>
-        <w:rPr>
-          <w:rFonts w:cs="Arial"/>
-          <w:szCs w:val="20"/>
-          <w:lang w:val="en-ID"/>
-        </w:rPr>
-        <w:t>citral</w:t>
-      </w:r>
-      <w:proofErr w:type="spellEnd"/>
-      <w:r>
-        <w:rPr>
-          <w:rFonts w:cs="Arial"/>
-          <w:szCs w:val="20"/>
-          <w:lang w:val="en-ID"/>
-        </w:rPr>
-        <w:t xml:space="preserve"> interactions may be promising directions for product development, but further standardized field-relevant testing is still needed</w:t>
-      </w:r>
-      <w:r>
-        <w:rPr>
-          <w:rFonts w:cs="Arial"/>
-          <w:szCs w:val="20"/>
-          <w:lang w:val="en-ID"/>
-        </w:rPr>
-        <w:t>.</w:t>
+        <w:t>Among the plant categories included in this review, clove oil showed the strongest pooled effect. The pooled RR was 0.20, with an estimated protection rate of 80%. This result may be related to eugenol, the main active compound in clove oil. Eugenol has been reported to affect mosquito olfactory responses and may interfere with host-seeking behavior (Tan et al., 2019). The heterogeneity in this subgroup was also low, which suggests that the findings were relatively consistent across the included studies. Even so, this result still needs to be interpreted carefully because laboratory and controlled testing may not always reflect field conditions.</w:t>
       </w:r>
     </w:p>
     <w:p>
@@ -19444,317 +17195,7 @@
           <w:szCs w:val="20"/>
           <w:lang w:val="en-ID"/>
         </w:rPr>
-        <w:t xml:space="preserve">Neem oil was second in efficacy (pooled RR = 0.26; 74% protection). Neem has a diverse array of bioactive compounds, such as azadirachtin, </w:t>
-      </w:r>
-      <w:proofErr w:type="spellStart"/>
-      <w:r>
-        <w:rPr>
-          <w:rFonts w:cs="Arial"/>
-          <w:szCs w:val="20"/>
-          <w:lang w:val="en-ID"/>
-        </w:rPr>
-        <w:t>nimbin</w:t>
-      </w:r>
-      <w:proofErr w:type="spellEnd"/>
-      <w:r>
-        <w:rPr>
-          <w:rFonts w:cs="Arial"/>
-          <w:szCs w:val="20"/>
-          <w:lang w:val="en-ID"/>
-        </w:rPr>
-        <w:t xml:space="preserve">, </w:t>
-      </w:r>
-      <w:proofErr w:type="spellStart"/>
-      <w:r>
-        <w:rPr>
-          <w:rFonts w:cs="Arial"/>
-          <w:szCs w:val="20"/>
-          <w:lang w:val="en-ID"/>
-        </w:rPr>
-        <w:t>salannin</w:t>
-      </w:r>
-      <w:proofErr w:type="spellEnd"/>
-      <w:r>
-        <w:rPr>
-          <w:rFonts w:cs="Arial"/>
-          <w:szCs w:val="20"/>
-          <w:lang w:val="en-ID"/>
-        </w:rPr>
-        <w:t xml:space="preserve">, and various limonoids, which provide a multi-mechanistic mode of action that includes both </w:t>
-      </w:r>
-      <w:proofErr w:type="spellStart"/>
-      <w:r>
-        <w:rPr>
-          <w:rFonts w:cs="Arial"/>
-          <w:szCs w:val="20"/>
-          <w:lang w:val="en-ID"/>
-        </w:rPr>
-        <w:t>repellency</w:t>
-      </w:r>
-      <w:proofErr w:type="spellEnd"/>
-      <w:r>
-        <w:rPr>
-          <w:rFonts w:cs="Arial"/>
-          <w:szCs w:val="20"/>
-          <w:lang w:val="en-ID"/>
-        </w:rPr>
-        <w:t xml:space="preserve"> and interference with host-seeking cue integration </w:t>
-      </w:r>
-      <w:sdt>
-        <w:sdtPr>
-          <w:rPr>
-            <w:rFonts w:cs="Arial"/>
-            <w:color w:val="000000"/>
-            <w:szCs w:val="20"/>
-            <w:lang w:val="en-ID"/>
-          </w:rPr>
-          <w:tag w:val="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"/>
-          <w:id w:val="-1987465689"/>
-          <w:placeholder>
-            <w:docPart w:val="DefaultPlaceholder_-1854013440"/>
-          </w:placeholder>
-        </w:sdtPr>
-        <w:sdtContent>
-          <w:r>
-            <w:rPr>
-              <w:rFonts w:cs="Arial"/>
-              <w:color w:val="000000"/>
-              <w:szCs w:val="20"/>
-              <w:lang w:val="en-ID"/>
-            </w:rPr>
-            <w:t>(Chatterjee et al., 2023; Iqbal et al., 2022)</w:t>
-          </w:r>
-        </w:sdtContent>
-      </w:sdt>
-      <w:r>
-        <w:rPr>
-          <w:rFonts w:cs="Arial"/>
-          <w:szCs w:val="20"/>
-          <w:lang w:val="en-ID"/>
-        </w:rPr>
-        <w:t xml:space="preserve">. In particular, </w:t>
-      </w:r>
-      <w:r>
-        <w:rPr>
-          <w:rFonts w:cs="Arial"/>
-          <w:i/>
-          <w:iCs/>
-          <w:szCs w:val="20"/>
-          <w:lang w:val="en-ID"/>
-        </w:rPr>
-        <w:t>Azadirachtin</w:t>
-      </w:r>
-      <w:r>
-        <w:rPr>
-          <w:rFonts w:cs="Arial"/>
-          <w:szCs w:val="20"/>
-          <w:lang w:val="en-ID"/>
-        </w:rPr>
-        <w:t xml:space="preserve"> has been demonstrated to stimulate olfactory receptor neurons involved in aversive </w:t>
-      </w:r>
-      <w:proofErr w:type="spellStart"/>
-      <w:r>
-        <w:rPr>
-          <w:rFonts w:cs="Arial"/>
-          <w:szCs w:val="20"/>
-          <w:lang w:val="en-ID"/>
-        </w:rPr>
-        <w:t>signaling</w:t>
-      </w:r>
-      <w:proofErr w:type="spellEnd"/>
-      <w:r>
-        <w:rPr>
-          <w:rFonts w:cs="Arial"/>
-          <w:szCs w:val="20"/>
-          <w:lang w:val="en-ID"/>
-        </w:rPr>
-        <w:t xml:space="preserve"> in Diptera (</w:t>
-      </w:r>
-      <w:sdt>
-        <w:sdtPr>
-          <w:rPr>
-            <w:rFonts w:cs="Arial"/>
-            <w:color w:val="000000"/>
-            <w:szCs w:val="20"/>
-            <w:lang w:val="en-ID"/>
-          </w:rPr>
-          <w:tag w:val="MENDELEY_CITATION_v3_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"/>
-          <w:id w:val="1758709424"/>
-          <w:placeholder>
-            <w:docPart w:val="DefaultPlaceholder_-1854013440"/>
-          </w:placeholder>
-        </w:sdtPr>
-        <w:sdtContent>
-          <w:r>
-            <w:rPr>
-              <w:rFonts w:eastAsia="Times New Roman" w:cs="Arial"/>
-              <w:color w:val="000000"/>
-              <w:szCs w:val="20"/>
-            </w:rPr>
-            <w:t>Goodyer &amp; Schofield, 2018)</w:t>
-          </w:r>
-        </w:sdtContent>
-      </w:sdt>
-      <w:r>
-        <w:rPr>
-          <w:rFonts w:cs="Arial"/>
-          <w:szCs w:val="20"/>
-          <w:lang w:val="en-ID"/>
-        </w:rPr>
-        <w:t xml:space="preserve">. The presence of studies using </w:t>
-      </w:r>
-      <w:proofErr w:type="spellStart"/>
-      <w:r>
-        <w:rPr>
-          <w:rFonts w:cs="Arial"/>
-          <w:szCs w:val="20"/>
-          <w:lang w:val="en-ID"/>
-        </w:rPr>
-        <w:t>nanoemulsion</w:t>
-      </w:r>
-      <w:proofErr w:type="spellEnd"/>
-      <w:r>
-        <w:rPr>
-          <w:rFonts w:cs="Arial"/>
-          <w:szCs w:val="20"/>
-          <w:lang w:val="en-ID"/>
-        </w:rPr>
-        <w:t xml:space="preserve"> formulations</w:t>
-      </w:r>
-      <w:r>
-        <w:rPr>
-          <w:rFonts w:cs="Arial"/>
-          <w:szCs w:val="20"/>
-          <w:lang w:val="en-ID"/>
-        </w:rPr>
-        <w:t xml:space="preserve"> </w:t>
-      </w:r>
-      <w:sdt>
-        <w:sdtPr>
-          <w:rPr>
-            <w:rFonts w:cs="Arial"/>
-            <w:color w:val="000000"/>
-            <w:szCs w:val="20"/>
-            <w:lang w:val="en-ID"/>
-          </w:rPr>
-          <w:tag w:val="MENDELEY_CITATION_v3_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"/>
-          <w:id w:val="-423264467"/>
-          <w:placeholder>
-            <w:docPart w:val="52597087AC5E47909AB8A012B722357B"/>
-          </w:placeholder>
-        </w:sdtPr>
-        <w:sdtContent>
-          <w:r>
-            <w:rPr>
-              <w:rFonts w:eastAsia="Times New Roman" w:cs="Arial"/>
-              <w:color w:val="000000"/>
-              <w:szCs w:val="20"/>
-            </w:rPr>
-            <w:t>(Goodyer &amp; Schofield, 2018)</w:t>
-          </w:r>
-        </w:sdtContent>
-      </w:sdt>
-      <w:r>
-        <w:rPr>
-          <w:rFonts w:cs="Arial"/>
-          <w:szCs w:val="20"/>
-          <w:lang w:val="en-ID"/>
-        </w:rPr>
-        <w:t xml:space="preserve"> helped raise the efficacy range within this subgroup; </w:t>
-      </w:r>
-      <w:proofErr w:type="spellStart"/>
-      <w:r>
-        <w:rPr>
-          <w:rFonts w:cs="Arial"/>
-          <w:szCs w:val="20"/>
-          <w:lang w:val="en-ID"/>
-        </w:rPr>
-        <w:t>nanoemulsification</w:t>
-      </w:r>
-      <w:proofErr w:type="spellEnd"/>
-      <w:r>
-        <w:rPr>
-          <w:rFonts w:cs="Arial"/>
-          <w:szCs w:val="20"/>
-          <w:lang w:val="en-ID"/>
-        </w:rPr>
-        <w:t xml:space="preserve"> significantly improves the bioavailability and skin penetration of hydrophobic terpenoid constituents, supporting formulation-level effects on </w:t>
-      </w:r>
-      <w:proofErr w:type="spellStart"/>
-      <w:r>
-        <w:rPr>
-          <w:rFonts w:cs="Arial"/>
-          <w:szCs w:val="20"/>
-          <w:lang w:val="en-ID"/>
-        </w:rPr>
-        <w:t>repellency</w:t>
-      </w:r>
-      <w:proofErr w:type="spellEnd"/>
-      <w:r>
-        <w:rPr>
-          <w:rFonts w:cs="Arial"/>
-          <w:szCs w:val="20"/>
-          <w:lang w:val="en-ID"/>
-        </w:rPr>
-        <w:t xml:space="preserve"> duration and intensity. In combination formulations, neem was mixed with complementary botanicals and showed significant protection rates of </w:t>
-      </w:r>
-      <w:r>
-        <w:rPr>
-          <w:rFonts w:cs="Arial"/>
-          <w:szCs w:val="20"/>
-          <w:lang w:val="en-ID"/>
-        </w:rPr>
-        <w:t>60-80</w:t>
-      </w:r>
-      <w:r>
-        <w:rPr>
-          <w:rFonts w:cs="Arial"/>
-          <w:szCs w:val="20"/>
-          <w:lang w:val="en-ID"/>
-        </w:rPr>
-        <w:t>%, indicating that future plant-based repellent development should focus on synergistic multi-component formulations</w:t>
-      </w:r>
-      <w:r>
-        <w:rPr>
-          <w:rFonts w:cs="Arial"/>
-          <w:szCs w:val="20"/>
-          <w:lang w:val="en-ID"/>
-        </w:rPr>
-        <w:t xml:space="preserve"> </w:t>
-      </w:r>
-      <w:sdt>
-        <w:sdtPr>
-          <w:rPr>
-            <w:rFonts w:cs="Arial"/>
-            <w:color w:val="000000"/>
-            <w:szCs w:val="20"/>
-            <w:lang w:val="en-ID"/>
-          </w:rPr>
-          <w:tag w:val="MENDELEY_CITATION_v3_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"/>
-          <w:id w:val="-6135672"/>
-          <w:placeholder>
-            <w:docPart w:val="DefaultPlaceholder_-1854013440"/>
-          </w:placeholder>
-        </w:sdtPr>
-        <w:sdtContent>
-          <w:r>
-            <w:rPr>
-              <w:rFonts w:cs="Arial"/>
-              <w:color w:val="000000"/>
-              <w:szCs w:val="20"/>
-              <w:lang w:val="en-ID"/>
-            </w:rPr>
-            <w:t>(Haris et al., 2023; Obi et al., 2024)</w:t>
-          </w:r>
-        </w:sdtContent>
-      </w:sdt>
-      <w:r>
-        <w:rPr>
-          <w:rFonts w:cs="Arial"/>
-          <w:szCs w:val="20"/>
-          <w:lang w:val="en-ID"/>
-        </w:rPr>
-        <w:t>.</w:t>
+        <w:t>Neem oil also showed a relatively strong effect, with a pooled RR of 0.26 and an estimated protection rate of 74%. Neem contains several bioactive compounds, including azadirachtin, nimbin, salannin, and other limonoids. These compounds may contribute to repellency through different mechanisms, including effects on mosquito behavior and host-seeking cues (Chatterjee et al., 2023; Iqbal et al., 2022). Some studies also used improved formulations, such as blended oils or nanoemulsions, which may have influenced the level of protection. However, the available evidence is still varied, so further studies are needed to clarify which neem-based formulation is most reliable.</w:t>
       </w:r>
     </w:p>
     <w:p>
@@ -19773,165 +17214,7 @@
           <w:szCs w:val="20"/>
           <w:lang w:val="en-ID"/>
         </w:rPr>
-        <w:t xml:space="preserve">PMD (p-menthane-3,8-diol) from lemon eucalyptus was third in efficacy (pooled RR = 0.31; 69% protection; I² = 15%). PMD is the only plant-based repellent </w:t>
-      </w:r>
-      <w:r>
-        <w:rPr>
-          <w:rFonts w:cs="Arial"/>
-          <w:szCs w:val="20"/>
-          <w:lang w:val="en-ID"/>
-        </w:rPr>
-        <w:lastRenderedPageBreak/>
-        <w:t xml:space="preserve">recommended by the US </w:t>
-      </w:r>
-      <w:proofErr w:type="spellStart"/>
-      <w:r>
-        <w:rPr>
-          <w:rFonts w:cs="Arial"/>
-          <w:szCs w:val="20"/>
-          <w:lang w:val="en-ID"/>
-        </w:rPr>
-        <w:t>Centers</w:t>
-      </w:r>
-      <w:proofErr w:type="spellEnd"/>
-      <w:r>
-        <w:rPr>
-          <w:rFonts w:cs="Arial"/>
-          <w:szCs w:val="20"/>
-          <w:lang w:val="en-ID"/>
-        </w:rPr>
-        <w:t xml:space="preserve"> for Disease Control and Prevention (CDC) as equivalent to DEET for protection against mosquito-borne disease (Moore et al., 2013; Semmler et al., 2016)</w:t>
-      </w:r>
-      <w:r>
-        <w:rPr>
-          <w:rFonts w:cs="Arial"/>
-          <w:szCs w:val="20"/>
-          <w:lang w:val="en-ID"/>
-        </w:rPr>
-        <w:t xml:space="preserve"> </w:t>
-      </w:r>
-      <w:sdt>
-        <w:sdtPr>
-          <w:rPr>
-            <w:rFonts w:cs="Arial"/>
-            <w:color w:val="000000"/>
-            <w:szCs w:val="20"/>
-            <w:lang w:val="en-ID"/>
-          </w:rPr>
-          <w:tag w:val="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"/>
-          <w:id w:val="1939490097"/>
-          <w:placeholder>
-            <w:docPart w:val="DefaultPlaceholder_-1854013440"/>
-          </w:placeholder>
-        </w:sdtPr>
-        <w:sdtContent>
-          <w:r>
-            <w:rPr>
-              <w:rFonts w:cs="Arial"/>
-              <w:color w:val="000000"/>
-              <w:szCs w:val="20"/>
-              <w:lang w:val="en-ID"/>
-            </w:rPr>
-            <w:t xml:space="preserve">(Drapeau et al., 2011; Solomon et al., 2012; </w:t>
-          </w:r>
-          <w:proofErr w:type="spellStart"/>
-          <w:r>
-            <w:rPr>
-              <w:rFonts w:cs="Arial"/>
-              <w:color w:val="000000"/>
-              <w:szCs w:val="20"/>
-              <w:lang w:val="en-ID"/>
-            </w:rPr>
-            <w:t>Yavasoglu</w:t>
-          </w:r>
-          <w:proofErr w:type="spellEnd"/>
-          <w:r>
-            <w:rPr>
-              <w:rFonts w:cs="Arial"/>
-              <w:color w:val="000000"/>
-              <w:szCs w:val="20"/>
-              <w:lang w:val="en-ID"/>
-            </w:rPr>
-            <w:t xml:space="preserve"> et al., 2025)</w:t>
-          </w:r>
-        </w:sdtContent>
-      </w:sdt>
-      <w:r>
-        <w:rPr>
-          <w:rFonts w:cs="Arial"/>
-          <w:szCs w:val="20"/>
-          <w:lang w:val="en-ID"/>
-        </w:rPr>
-        <w:t xml:space="preserve">. This meta-analysis confirms this assessment, with effect sizes similar to those reported for direct comparisons of 15-30% DEET formulations </w:t>
-      </w:r>
-      <w:sdt>
-        <w:sdtPr>
-          <w:rPr>
-            <w:rFonts w:cs="Arial"/>
-            <w:color w:val="000000"/>
-            <w:szCs w:val="20"/>
-            <w:lang w:val="en-ID"/>
-          </w:rPr>
-          <w:tag w:val="MENDELEY_CITATION_v3_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"/>
-          <w:id w:val="1559518739"/>
-          <w:placeholder>
-            <w:docPart w:val="DefaultPlaceholder_-1854013440"/>
-          </w:placeholder>
-        </w:sdtPr>
-        <w:sdtContent>
-          <w:r>
-            <w:rPr>
-              <w:rFonts w:eastAsia="Times New Roman" w:cs="Arial"/>
-              <w:color w:val="000000"/>
-              <w:szCs w:val="20"/>
-            </w:rPr>
-            <w:t>(Fradin &amp; Day, 2002)</w:t>
-          </w:r>
-        </w:sdtContent>
-      </w:sdt>
-      <w:r>
-        <w:rPr>
-          <w:rFonts w:cs="Arial"/>
-          <w:szCs w:val="20"/>
-          <w:lang w:val="en-ID"/>
-        </w:rPr>
-        <w:t xml:space="preserve">. The major advantage of PMD over crude lemon eucalyptus oil is the predominance of 1,8-cineole in the latter, which has been shown to have a much lower </w:t>
-      </w:r>
-      <w:proofErr w:type="spellStart"/>
-      <w:r>
-        <w:rPr>
-          <w:rFonts w:cs="Arial"/>
-          <w:szCs w:val="20"/>
-          <w:lang w:val="en-ID"/>
-        </w:rPr>
-        <w:t>repellency</w:t>
-      </w:r>
-      <w:proofErr w:type="spellEnd"/>
-      <w:r>
-        <w:rPr>
-          <w:rFonts w:cs="Arial"/>
-          <w:szCs w:val="20"/>
-          <w:lang w:val="en-ID"/>
-        </w:rPr>
-        <w:t xml:space="preserve">, and the </w:t>
-      </w:r>
-      <w:proofErr w:type="spellStart"/>
-      <w:r>
-        <w:rPr>
-          <w:rFonts w:cs="Arial"/>
-          <w:szCs w:val="20"/>
-          <w:lang w:val="en-ID"/>
-        </w:rPr>
-        <w:t>hydrodistillation</w:t>
-      </w:r>
-      <w:proofErr w:type="spellEnd"/>
-      <w:r>
-        <w:rPr>
-          <w:rFonts w:cs="Arial"/>
-          <w:szCs w:val="20"/>
-          <w:lang w:val="en-ID"/>
-        </w:rPr>
-        <w:t xml:space="preserve"> and chemical concentration produce PMD-enriched preparations with much greater efficacy. The heterogeneity was low in this subgroup (I² = 15%), suggesting uniformity and reproducibility of the evidence quality.</w:t>
+        <w:t>PMD from lemon eucalyptus was another plant-derived repellent with good and fairly consistent results. The pooled RR was 0.31, with an estimated protection rate of 69%. This finding is consistent with previous reports showing that PMD can provide meaningful protection against mosquito bites (Fradin &amp; Day, 2002; Drapeau et al., 2011; Solomon et al., 2012; Yavasoglu et al., 2025). One possible reason for this performance is that PMD is a more defined active compound compared with crude plant oils, which may vary depending on plant source, extraction method, and storage conditions. The low heterogeneity in this subgroup also suggests that PMD-based products may give more stable results than some other botanical repellents.</w:t>
       </w:r>
     </w:p>
     <w:p>
@@ -19950,101 +17233,16 @@
           <w:szCs w:val="20"/>
           <w:lang w:val="en-ID"/>
         </w:rPr>
-        <w:t>The pooled RR of catnip (nepetalactone) was 0.31 (two studies, I² = 0%), the same as lemon eucalyptus. Both studies were performed in the laboratory under controlled conditions using pure nepetalactone fractions, which may overestimate performance in the field due to the rapid volatilization of the monoterpenoid</w:t>
-      </w:r>
-      <w:r>
-        <w:rPr>
-          <w:rFonts w:cs="Arial"/>
-          <w:szCs w:val="20"/>
-          <w:lang w:val="en-ID"/>
-        </w:rPr>
-        <w:t xml:space="preserve"> </w:t>
-      </w:r>
-      <w:sdt>
-        <w:sdtPr>
-          <w:rPr>
-            <w:rFonts w:cs="Arial"/>
-            <w:color w:val="000000"/>
-            <w:szCs w:val="20"/>
-            <w:lang w:val="en-ID"/>
-          </w:rPr>
-          <w:tag w:val="MENDELEY_CITATION_v3_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"/>
-          <w:id w:val="-327599709"/>
-          <w:placeholder>
-            <w:docPart w:val="DefaultPlaceholder_-1854013440"/>
-          </w:placeholder>
-        </w:sdtPr>
-        <w:sdtContent>
-          <w:r>
-            <w:rPr>
-              <w:rFonts w:cs="Arial"/>
-              <w:color w:val="000000"/>
-              <w:szCs w:val="20"/>
-              <w:lang w:val="en-ID"/>
-            </w:rPr>
-            <w:t>(Reichert et al., 2019)</w:t>
-          </w:r>
-        </w:sdtContent>
-      </w:sdt>
-      <w:r>
-        <w:rPr>
-          <w:rFonts w:cs="Arial"/>
-          <w:szCs w:val="20"/>
-          <w:lang w:val="en-ID"/>
-        </w:rPr>
-        <w:t xml:space="preserve">. However, the mechanistic basis of nepetalactone </w:t>
-      </w:r>
-      <w:proofErr w:type="spellStart"/>
-      <w:r>
-        <w:rPr>
-          <w:rFonts w:cs="Arial"/>
-          <w:szCs w:val="20"/>
-          <w:lang w:val="en-ID"/>
-        </w:rPr>
-        <w:t>repellency</w:t>
-      </w:r>
-      <w:proofErr w:type="spellEnd"/>
-      <w:r>
-        <w:rPr>
-          <w:rFonts w:cs="Arial"/>
-          <w:szCs w:val="20"/>
-          <w:lang w:val="en-ID"/>
-        </w:rPr>
-        <w:t xml:space="preserve">, activation of TRPA1 channel-mediated aversive </w:t>
-      </w:r>
-      <w:proofErr w:type="spellStart"/>
-      <w:r>
-        <w:rPr>
-          <w:rFonts w:cs="Arial"/>
-          <w:szCs w:val="20"/>
-          <w:lang w:val="en-ID"/>
-        </w:rPr>
-        <w:t>signaling</w:t>
-      </w:r>
-      <w:proofErr w:type="spellEnd"/>
-      <w:r>
-        <w:rPr>
-          <w:rFonts w:cs="Arial"/>
-          <w:szCs w:val="20"/>
-          <w:lang w:val="en-ID"/>
-        </w:rPr>
-        <w:t xml:space="preserve"> in arthropods</w:t>
-      </w:r>
-      <w:r>
-        <w:rPr>
-          <w:rFonts w:cs="Arial"/>
-          <w:szCs w:val="20"/>
-          <w:lang w:val="en-ID"/>
-        </w:rPr>
-        <w:t xml:space="preserve">, </w:t>
-      </w:r>
-      <w:r>
-        <w:rPr>
-          <w:rFonts w:cs="Arial"/>
-          <w:szCs w:val="20"/>
-          <w:lang w:val="en-ID"/>
-        </w:rPr>
-        <w:t>offers a strong molecular rationale for further development.</w:t>
+        <w:t xml:space="preserve">Catnip showed a pooled estimate similar to PMD, although this subgroup was based on only two studies. Nepetalactone, the main active compound in catnip, has been linked with arthropod sensory pathways and may explain its repellent activity (Reichert et al., 2019). Still, the evidence for catnip remains limited. Because nepetalactone is volatile, its performance in real outdoor conditions may be different </w:t>
+      </w:r>
+      <w:r>
+        <w:rPr>
+          <w:rFonts w:cs="Arial"/>
+          <w:szCs w:val="20"/>
+          <w:lang w:val="en-ID"/>
+        </w:rPr>
+        <w:lastRenderedPageBreak/>
+        <w:t>from results obtained in laboratory settings. More field-based testing is needed before catnip-based repellents can be judged more confidently.</w:t>
       </w:r>
     </w:p>
     <w:p>
@@ -20063,221 +17261,7 @@
           <w:szCs w:val="20"/>
           <w:lang w:val="en-ID"/>
         </w:rPr>
-        <w:t>Lemongrass (</w:t>
-      </w:r>
-      <w:r>
-        <w:rPr>
-          <w:rFonts w:cs="Arial"/>
-          <w:i/>
-          <w:iCs/>
-          <w:szCs w:val="20"/>
-          <w:lang w:val="en-ID"/>
-        </w:rPr>
-        <w:t xml:space="preserve">Cymbopogon </w:t>
-      </w:r>
-      <w:proofErr w:type="spellStart"/>
-      <w:r>
-        <w:rPr>
-          <w:rFonts w:cs="Arial"/>
-          <w:i/>
-          <w:iCs/>
-          <w:szCs w:val="20"/>
-          <w:lang w:val="en-ID"/>
-        </w:rPr>
-        <w:t>citratus</w:t>
-      </w:r>
-      <w:proofErr w:type="spellEnd"/>
-      <w:r>
-        <w:rPr>
-          <w:rFonts w:cs="Arial"/>
-          <w:szCs w:val="20"/>
-          <w:lang w:val="en-ID"/>
-        </w:rPr>
-        <w:t xml:space="preserve">) offered 60% protection (RR = 0.40) and andiroba oil 56% (RR = 0.44). Both are biologically feasible and practically available repellents for tropical endemic areas. Lemongrass is a commonly grown crop in Southeast Asia, sub-Saharan Africa, and Latin America. Lemongrass essential oil, rich in </w:t>
-      </w:r>
-      <w:proofErr w:type="spellStart"/>
-      <w:r>
-        <w:rPr>
-          <w:rFonts w:cs="Arial"/>
-          <w:szCs w:val="20"/>
-          <w:lang w:val="en-ID"/>
-        </w:rPr>
-        <w:t>citral</w:t>
-      </w:r>
-      <w:proofErr w:type="spellEnd"/>
-      <w:r>
-        <w:rPr>
-          <w:rFonts w:cs="Arial"/>
-          <w:szCs w:val="20"/>
-          <w:lang w:val="en-ID"/>
-        </w:rPr>
-        <w:t xml:space="preserve"> (geranial and </w:t>
-      </w:r>
-      <w:proofErr w:type="spellStart"/>
-      <w:r>
-        <w:rPr>
-          <w:rFonts w:cs="Arial"/>
-          <w:szCs w:val="20"/>
-          <w:lang w:val="en-ID"/>
-        </w:rPr>
-        <w:t>neral</w:t>
-      </w:r>
-      <w:proofErr w:type="spellEnd"/>
-      <w:r>
-        <w:rPr>
-          <w:rFonts w:cs="Arial"/>
-          <w:szCs w:val="20"/>
-          <w:lang w:val="en-ID"/>
-        </w:rPr>
-        <w:t xml:space="preserve"> isomers), has been shown to be a mosquito repellent. The moderate heterogeneity in the lemongrass subgroup (I² = 30%) is likely due to differences in </w:t>
-      </w:r>
-      <w:proofErr w:type="spellStart"/>
-      <w:r>
-        <w:rPr>
-          <w:rFonts w:cs="Arial"/>
-          <w:szCs w:val="20"/>
-          <w:lang w:val="en-ID"/>
-        </w:rPr>
-        <w:t>citral</w:t>
-      </w:r>
-      <w:proofErr w:type="spellEnd"/>
-      <w:r>
-        <w:rPr>
-          <w:rFonts w:cs="Arial"/>
-          <w:szCs w:val="20"/>
-          <w:lang w:val="en-ID"/>
-        </w:rPr>
-        <w:t xml:space="preserve"> content, which is highly variable across cultivation conditions and extraction methods. Andiroba oil is extracted from the seeds of the Amazonian tree Carapa guianensis and contains unique tetranortriterpenoids (limonoids) and oleic acid, which confer </w:t>
-      </w:r>
-      <w:proofErr w:type="spellStart"/>
-      <w:r>
-        <w:rPr>
-          <w:rFonts w:cs="Arial"/>
-          <w:szCs w:val="20"/>
-          <w:lang w:val="en-ID"/>
-        </w:rPr>
-        <w:t>repellency</w:t>
-      </w:r>
-      <w:proofErr w:type="spellEnd"/>
-      <w:r>
-        <w:rPr>
-          <w:rFonts w:cs="Arial"/>
-          <w:szCs w:val="20"/>
-          <w:lang w:val="en-ID"/>
-        </w:rPr>
-        <w:t xml:space="preserve"> through mechanisms distinct from those of terpene-based repellents</w:t>
-      </w:r>
-      <w:r>
-        <w:rPr>
-          <w:rFonts w:cs="Arial"/>
-          <w:szCs w:val="20"/>
-          <w:lang w:val="en-ID"/>
-        </w:rPr>
-        <w:t xml:space="preserve"> </w:t>
-      </w:r>
-      <w:sdt>
-        <w:sdtPr>
-          <w:rPr>
-            <w:rFonts w:cs="Arial"/>
-            <w:color w:val="000000"/>
-            <w:szCs w:val="20"/>
-            <w:lang w:val="en-ID"/>
-          </w:rPr>
-          <w:tag w:val="MENDELEY_CITATION_v3_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"/>
-          <w:id w:val="-1437516596"/>
-          <w:placeholder>
-            <w:docPart w:val="DefaultPlaceholder_-1854013440"/>
-          </w:placeholder>
-        </w:sdtPr>
-        <w:sdtContent>
-          <w:r>
-            <w:rPr>
-              <w:rFonts w:cs="Arial"/>
-              <w:color w:val="000000"/>
-              <w:szCs w:val="20"/>
-              <w:lang w:val="en-ID"/>
-            </w:rPr>
-            <w:t>(</w:t>
-          </w:r>
-          <w:proofErr w:type="spellStart"/>
-          <w:r>
-            <w:rPr>
-              <w:rFonts w:cs="Arial"/>
-              <w:color w:val="000000"/>
-              <w:szCs w:val="20"/>
-              <w:lang w:val="en-ID"/>
-            </w:rPr>
-            <w:t>Pohlit</w:t>
-          </w:r>
-          <w:proofErr w:type="spellEnd"/>
-          <w:r>
-            <w:rPr>
-              <w:rFonts w:cs="Arial"/>
-              <w:color w:val="000000"/>
-              <w:szCs w:val="20"/>
-              <w:lang w:val="en-ID"/>
-            </w:rPr>
-            <w:t xml:space="preserve"> et al., 2011)</w:t>
-          </w:r>
-        </w:sdtContent>
-      </w:sdt>
-      <w:r>
-        <w:rPr>
-          <w:rFonts w:cs="Arial"/>
-          <w:szCs w:val="20"/>
-          <w:lang w:val="en-ID"/>
-        </w:rPr>
-        <w:t>. Its moderate but consistent efficacy (I² = 28%) and its non-</w:t>
-      </w:r>
-      <w:proofErr w:type="spellStart"/>
-      <w:r>
-        <w:rPr>
-          <w:rFonts w:cs="Arial"/>
-          <w:szCs w:val="20"/>
-          <w:lang w:val="en-ID"/>
-        </w:rPr>
-        <w:t>dermatitic</w:t>
-      </w:r>
-      <w:proofErr w:type="spellEnd"/>
-      <w:r>
-        <w:rPr>
-          <w:rFonts w:cs="Arial"/>
-          <w:szCs w:val="20"/>
-          <w:lang w:val="en-ID"/>
-        </w:rPr>
-        <w:t xml:space="preserve"> emollient properties make it an attractive candidate for community-level programs in Brazil and other Amazonian countries.</w:t>
-      </w:r>
-      <w:r>
-        <w:rPr>
-          <w:rFonts w:cs="Arial"/>
-          <w:szCs w:val="20"/>
-          <w:lang w:val="en-ID"/>
-        </w:rPr>
-        <w:t xml:space="preserve"> </w:t>
-      </w:r>
-      <w:r>
-        <w:rPr>
-          <w:rFonts w:cs="Arial"/>
-          <w:szCs w:val="20"/>
-          <w:lang w:val="en-ID"/>
-        </w:rPr>
-        <w:t xml:space="preserve">Essential oil formulations were heterogeneous but generally moderately effective (pooled RR=0.41; I²=35%), indicating that synergistic blending strategies need to be optimized. Some blends based on rational combinations of complementary </w:t>
-      </w:r>
-      <w:r>
-        <w:rPr>
-          <w:rFonts w:cs="Arial"/>
-          <w:szCs w:val="20"/>
-          <w:lang w:val="en-ID"/>
-        </w:rPr>
-        <w:t>herbs exhibited protection rates close to 65%, highlighting</w:t>
-      </w:r>
-      <w:r>
-        <w:rPr>
-          <w:rFonts w:cs="Arial"/>
-          <w:szCs w:val="20"/>
-          <w:lang w:val="en-ID"/>
-        </w:rPr>
-        <w:t xml:space="preserve"> the potential of evidence-based polyherbal formulations.</w:t>
+        <w:t>Lemongrass and andiroba oil showed moderate protective effects. Lemongrass had an estimated protection rate of about 60%, while andiroba oil showed about 56% protection. Lemongrass is widely available in many tropical areas and contains citral, which has been associated with mosquito repellency. However, its effectiveness may vary because citral content can differ depending on cultivation, extraction method, and formulation. Andiroba oil contains limonoids and fatty acid components that may contribute to its repellent effect (Pohlit et al., 2011). These findings suggest that both lemongrass and andiroba oil may still be useful, but probably need better formulation to improve their consistency and duration of protection.</w:t>
       </w:r>
     </w:p>
     <w:p>
@@ -20296,75 +17280,7 @@
           <w:szCs w:val="20"/>
           <w:lang w:val="en-ID"/>
         </w:rPr>
-        <w:t xml:space="preserve">Citronella was the most commercially available plant-based repellent worldwide but had only moderate efficacy in this analysis (pooled RR = 0.49; 51% protection) and ranked seventh among plant categories. There are a few reasons that might explain this quite moderate effect: (1) citronellal rapidly evaporates under field conditions, which shortens protection; (2) many tested products were not formulated optimally; and (3) the active compounds' composition varies among chemotypes of </w:t>
-      </w:r>
-      <w:r>
-        <w:rPr>
-          <w:rFonts w:cs="Arial"/>
-          <w:i/>
-          <w:iCs/>
-          <w:szCs w:val="20"/>
-          <w:lang w:val="en-ID"/>
-        </w:rPr>
-        <w:t xml:space="preserve">Cymbopogon </w:t>
-      </w:r>
-      <w:proofErr w:type="spellStart"/>
-      <w:r>
-        <w:rPr>
-          <w:rFonts w:cs="Arial"/>
-          <w:i/>
-          <w:iCs/>
-          <w:szCs w:val="20"/>
-          <w:lang w:val="en-ID"/>
-        </w:rPr>
-        <w:t>nardus</w:t>
-      </w:r>
-      <w:proofErr w:type="spellEnd"/>
-      <w:r>
-        <w:rPr>
-          <w:rFonts w:cs="Arial"/>
-          <w:szCs w:val="20"/>
-          <w:lang w:val="en-ID"/>
-        </w:rPr>
-        <w:t xml:space="preserve"> and </w:t>
-      </w:r>
-      <w:r>
-        <w:rPr>
-          <w:rFonts w:cs="Arial"/>
-          <w:i/>
-          <w:iCs/>
-          <w:szCs w:val="20"/>
-          <w:lang w:val="en-ID"/>
-        </w:rPr>
-        <w:t>C.</w:t>
-      </w:r>
-      <w:r>
-        <w:rPr>
-          <w:rFonts w:cs="Arial"/>
-          <w:szCs w:val="20"/>
-          <w:lang w:val="en-ID"/>
-        </w:rPr>
-        <w:t xml:space="preserve"> </w:t>
-      </w:r>
-      <w:proofErr w:type="spellStart"/>
-      <w:r>
-        <w:rPr>
-          <w:rFonts w:cs="Arial"/>
-          <w:i/>
-          <w:iCs/>
-          <w:szCs w:val="20"/>
-          <w:lang w:val="en-ID"/>
-        </w:rPr>
-        <w:t>winterianus</w:t>
-      </w:r>
-      <w:proofErr w:type="spellEnd"/>
-      <w:r>
-        <w:rPr>
-          <w:rFonts w:cs="Arial"/>
-          <w:szCs w:val="20"/>
-          <w:lang w:val="en-ID"/>
-        </w:rPr>
-        <w:t>. In this subgroup, the higher heterogeneity (I² = 42%) compared to the clove or PMD subgroups indicates considerable variability across studies, likely due to differences in formulation. Interestingly, higher concentrations (≥15%) or microencapsulated/polymer-matrix formulations exhibited significantly higher protection rates (up to 70%), consistent with the meta-regression result that concentration is a significant moderator.</w:t>
+        <w:t>Citronella is one of the most widely known plant-based repellents, but its pooled effect in this review was only moderate. The estimated protection rate was 51%, which was lower than clove oil, neem oil, and PMD-based products. This may be due to the rapid evaporation of citronellal and other volatile compounds, especially under outdoor conditions. Formulation also appears to be important, because citronella may perform differently when used as an oil, lotion, cream, candle, or spray. Some studies suggest that higher concentrations or controlled-release formulations may improve its performance, but the evidence is still not uniform.</w:t>
       </w:r>
     </w:p>
     <w:p>
@@ -20383,65 +17299,7 @@
           <w:szCs w:val="20"/>
           <w:lang w:val="en-ID"/>
         </w:rPr>
-        <w:t xml:space="preserve">Soybean oil had the lowest efficacy (RR = 0.59; 41% protection), consistent with previous work showing that its repellent activity is largely driven by high oleic acid content rather than specific volatile repellent compounds </w:t>
-      </w:r>
-      <w:sdt>
-        <w:sdtPr>
-          <w:rPr>
-            <w:rFonts w:cs="Arial"/>
-            <w:szCs w:val="20"/>
-            <w:lang w:val="en-ID"/>
-          </w:rPr>
-          <w:tag w:val="MENDELEY_CITATION_v3_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"/>
-          <w:id w:val="-574509436"/>
-          <w:placeholder>
-            <w:docPart w:val="DefaultPlaceholder_-1854013440"/>
-          </w:placeholder>
-        </w:sdtPr>
-        <w:sdtEndPr>
-          <w:rPr>
-            <w:color w:val="000000"/>
-          </w:rPr>
-        </w:sdtEndPr>
-        <w:sdtContent>
-          <w:r>
-            <w:rPr>
-              <w:rFonts w:cs="Arial"/>
-              <w:color w:val="000000"/>
-              <w:szCs w:val="20"/>
-              <w:lang w:val="en-ID"/>
-            </w:rPr>
-            <w:t>(</w:t>
-          </w:r>
-          <w:proofErr w:type="spellStart"/>
-          <w:r>
-            <w:rPr>
-              <w:rFonts w:cs="Arial"/>
-              <w:color w:val="000000"/>
-              <w:szCs w:val="20"/>
-              <w:lang w:val="en-ID"/>
-            </w:rPr>
-            <w:t>Sansabhilla</w:t>
-          </w:r>
-          <w:proofErr w:type="spellEnd"/>
-          <w:r>
-            <w:rPr>
-              <w:rFonts w:cs="Arial"/>
-              <w:color w:val="000000"/>
-              <w:szCs w:val="20"/>
-              <w:lang w:val="en-ID"/>
-            </w:rPr>
-            <w:t xml:space="preserve"> et al., 2020)</w:t>
-          </w:r>
-        </w:sdtContent>
-      </w:sdt>
-      <w:r>
-        <w:rPr>
-          <w:rFonts w:cs="Arial"/>
-          <w:szCs w:val="20"/>
-          <w:lang w:val="en-ID"/>
-        </w:rPr>
-        <w:t>. Its use as a repellent base or adjuvant for more potent botanicals may be more rational than its standalone use.</w:t>
+        <w:t>Soybean oil had the lowest pooled effect among the plant categories in this review, with an estimated protection rate of 41%. Its repellent activity may be related more to its oily base and fatty acid content than to a strong volatile repellent compound (Sansabhilla et al., 2020). For this reason, soybean oil may be more suitable as a carrier or supporting ingredient in repellent products, rather than as the main active repellent component.</w:t>
       </w:r>
     </w:p>
     <w:p>
@@ -20460,34 +17318,7 @@
           <w:szCs w:val="20"/>
           <w:lang w:val="en-ID"/>
         </w:rPr>
-        <w:t xml:space="preserve">Meta-regression indicated a strong dose-response relationship (β = −0.018 per 1% increase; p = 0.006), which has important practical implications. Plant-based </w:t>
-      </w:r>
-      <w:r>
-        <w:rPr>
-          <w:rFonts w:cs="Arial"/>
-          <w:szCs w:val="20"/>
-          <w:lang w:val="en-ID"/>
-        </w:rPr>
-        <w:lastRenderedPageBreak/>
-        <w:t xml:space="preserve">repellents are often sold in concentrations </w:t>
-      </w:r>
-      <w:proofErr w:type="spellStart"/>
-      <w:r>
-        <w:rPr>
-          <w:rFonts w:cs="Arial"/>
-          <w:szCs w:val="20"/>
-          <w:lang w:val="en-ID"/>
-        </w:rPr>
-        <w:t>labeled</w:t>
-      </w:r>
-      <w:proofErr w:type="spellEnd"/>
-      <w:r>
-        <w:rPr>
-          <w:rFonts w:cs="Arial"/>
-          <w:szCs w:val="20"/>
-          <w:lang w:val="en-ID"/>
-        </w:rPr>
-        <w:t xml:space="preserve"> as “natural” or “safe” (&lt;5%), which may not provide adequate protection against </w:t>
+        <w:t xml:space="preserve">The meta-regression showed that concentration was associated with repellency. Higher concentrations were generally linked with lower RR values, suggesting stronger protection. This is an important point because many botanical repellents are marketed as “natural” products, but the concentration of active ingredients may be low. A low concentration may be acceptable for fragrance or cosmetic use, but it may not be enough for protection against </w:t>
       </w:r>
       <w:r>
         <w:rPr>
@@ -20497,59 +17328,15 @@
           <w:szCs w:val="20"/>
           <w:lang w:val="en-ID"/>
         </w:rPr>
-        <w:t>Aedes</w:t>
-      </w:r>
-      <w:r>
-        <w:rPr>
-          <w:rFonts w:cs="Arial"/>
-          <w:i/>
-          <w:iCs/>
-          <w:szCs w:val="20"/>
-          <w:lang w:val="en-ID"/>
-        </w:rPr>
-        <w:t xml:space="preserve"> aegypti</w:t>
-      </w:r>
-      <w:r>
-        <w:rPr>
-          <w:rFonts w:cs="Arial"/>
-          <w:szCs w:val="20"/>
-          <w:lang w:val="en-ID"/>
-        </w:rPr>
-        <w:t xml:space="preserve">. The majority of evidence suggests better performance with higher concentrations (&gt;10% active ingredients). Formulation technology was also important: </w:t>
-      </w:r>
-      <w:proofErr w:type="spellStart"/>
-      <w:r>
-        <w:rPr>
-          <w:rFonts w:cs="Arial"/>
-          <w:szCs w:val="20"/>
-          <w:lang w:val="en-ID"/>
-        </w:rPr>
-        <w:t>nanoemulsion</w:t>
-      </w:r>
-      <w:proofErr w:type="spellEnd"/>
-      <w:r>
-        <w:rPr>
-          <w:rFonts w:cs="Arial"/>
-          <w:szCs w:val="20"/>
-          <w:lang w:val="en-ID"/>
-        </w:rPr>
-        <w:t xml:space="preserve"> and microencapsulation formulations not only improved efficacy at similar concentrations but also </w:t>
-      </w:r>
-      <w:r>
-        <w:rPr>
-          <w:rFonts w:cs="Arial"/>
-          <w:szCs w:val="20"/>
-          <w:lang w:val="en-ID"/>
-        </w:rPr>
-        <w:t>extended</w:t>
-      </w:r>
-      <w:r>
-        <w:rPr>
-          <w:rFonts w:cs="Arial"/>
-          <w:szCs w:val="20"/>
-          <w:lang w:val="en-ID"/>
-        </w:rPr>
-        <w:t xml:space="preserve"> protection compared with conventional oil or lotion bases. The next phase of development work should focus on formulation optimization and botanical selection.</w:t>
+        <w:t>Aedes aegypti</w:t>
+      </w:r>
+      <w:r>
+        <w:rPr>
+          <w:rFonts w:cs="Arial"/>
+          <w:szCs w:val="20"/>
+          <w:lang w:val="en-ID"/>
+        </w:rPr>
+        <w:t>. At the same time, increasing concentration should also be balanced with skin safety, odor, comfort, and user acceptability.</w:t>
       </w:r>
     </w:p>
     <w:p>
@@ -20568,56 +17355,7 @@
           <w:szCs w:val="20"/>
           <w:lang w:val="en-ID"/>
         </w:rPr>
-        <w:t xml:space="preserve">In areas where dengue is common, including Southeast Asia, sub-Saharan Africa, and Latin America, plant-based repellents are a useful public health tool because they are culturally acceptable, relatively safe, locally available, and cost-effective. The finding that clove oil, neem, and lemon eucalyptus (PMD) can provide 69–80% protection rates </w:t>
-      </w:r>
-      <w:proofErr w:type="gramStart"/>
-      <w:r>
-        <w:rPr>
-          <w:rFonts w:cs="Arial"/>
-          <w:szCs w:val="20"/>
-          <w:lang w:val="en-ID"/>
-        </w:rPr>
-        <w:t>approaches</w:t>
-      </w:r>
-      <w:proofErr w:type="gramEnd"/>
-      <w:r>
-        <w:rPr>
-          <w:rFonts w:cs="Arial"/>
-          <w:szCs w:val="20"/>
-          <w:lang w:val="en-ID"/>
-        </w:rPr>
-        <w:t xml:space="preserve"> the 90%+ protection of DEET (Fradin &amp; Day, 2002), especially with optimized formulations. In settings where access to DEET is limited by cost or preference, evidence-based plant-based alternatives provide a practical approach for reducing contact with human vectors and the intensity of dengue transmission. </w:t>
-      </w:r>
-      <w:r>
-        <w:rPr>
-          <w:rFonts w:cs="Arial"/>
-          <w:szCs w:val="20"/>
-        </w:rPr>
-        <w:t xml:space="preserve">These findings support the further development of effective plant-derived repellents, particularly PMD-, neem-, and clove-based formulations, as complementary tools for sustainable </w:t>
-      </w:r>
-      <w:r>
-        <w:rPr>
-          <w:rFonts w:cs="Arial"/>
-          <w:i/>
-          <w:iCs/>
-          <w:szCs w:val="20"/>
-        </w:rPr>
-        <w:t>Aedes aegypti</w:t>
-      </w:r>
-      <w:r>
-        <w:rPr>
-          <w:rFonts w:cs="Arial"/>
-          <w:szCs w:val="20"/>
-        </w:rPr>
-        <w:t xml:space="preserve"> control. Future work should focus on standardized formulation, optimized concentration, field validation, and safety evaluation to support their practical application in dengue-endemic settings</w:t>
-      </w:r>
-      <w:r>
-        <w:rPr>
-          <w:rFonts w:cs="Arial"/>
-          <w:szCs w:val="20"/>
-          <w:lang w:val="en-ID"/>
-        </w:rPr>
-        <w:t>.</w:t>
+        <w:t>The heterogeneity in this meta-analysis was substantial, with an I² value of 62.4%. This variation is understandable because the included studies were quite different from each other. They used different mosquito strains, plant materials, extraction methods, concentrations, formulations, and outcome measurements. Some studies were conducted in laboratory settings, while others used semi-field or more applied conditions. Environmental factors, such as temperature and humidity, may also affect the evaporation of essential oils and mosquito biting behavior. After subgroup analysis, heterogeneity was lower in several plant categories, suggesting that plant type and formulation may explain part of the variation.</w:t>
       </w:r>
     </w:p>
     <w:p>
@@ -20627,6 +17365,25 @@
         <w:rPr>
           <w:rFonts w:cs="Arial"/>
           <w:szCs w:val="20"/>
+          <w:lang w:val="en-ID"/>
+        </w:rPr>
+      </w:pPr>
+      <w:r>
+        <w:rPr>
+          <w:rFonts w:cs="Arial"/>
+          <w:szCs w:val="20"/>
+          <w:lang w:val="en-ID"/>
+        </w:rPr>
+        <w:t>From a practical point of view, plant-based repellents may be useful as complementary protection in areas where dengue and other Aedes-borne diseases are common. They may be especially relevant where synthetic repellents are less available, more expensive, or less preferred by users. However, the results should not be interpreted as showing that all plant-based repellents are equally effective. The findings suggest that clove oil, neem oil, and lemon eucalyptus/PMD-based products are more promising than some other plant categories, but more standardized testing, field validation, and safety assessment are still needed.</w:t>
+      </w:r>
+    </w:p>
+    <w:p>
+      <w:pPr>
+        <w:spacing w:line="240" w:lineRule="auto"/>
+        <w:ind w:left="0" w:firstLine="720"/>
+        <w:rPr>
+          <w:rFonts w:cs="Arial"/>
+          <w:szCs w:val="20"/>
           <w:lang w:val="id-ID"/>
         </w:rPr>
       </w:pPr>
@@ -20636,41 +17393,42 @@
           <w:szCs w:val="20"/>
           <w:lang w:val="en-ID"/>
         </w:rPr>
-        <w:t xml:space="preserve">Overall, the I² of 62.4% indicates substantial heterogeneity that should be regarded as a characteristic of this literature rather than a methodological failure. There are several legitimate sources of this: variation in mosquito strains (field-collected vs. laboratory colony); geographic and seasonal variation in insect </w:t>
-      </w:r>
-      <w:proofErr w:type="spellStart"/>
-      <w:r>
-        <w:rPr>
-          <w:rFonts w:cs="Arial"/>
-          <w:szCs w:val="20"/>
-          <w:lang w:val="en-ID"/>
-        </w:rPr>
-        <w:t>behavior</w:t>
-      </w:r>
-      <w:proofErr w:type="spellEnd"/>
-      <w:r>
-        <w:rPr>
-          <w:rFonts w:cs="Arial"/>
-          <w:szCs w:val="20"/>
-          <w:lang w:val="en-ID"/>
-        </w:rPr>
-        <w:t>; differences in bioassay protocol</w:t>
-      </w:r>
-      <w:r>
-        <w:rPr>
-          <w:rFonts w:cs="Arial"/>
-          <w:szCs w:val="20"/>
-          <w:lang w:val="en-ID"/>
-        </w:rPr>
-        <w:t xml:space="preserve">; </w:t>
-      </w:r>
-      <w:r>
-        <w:rPr>
-          <w:rFonts w:cs="Arial"/>
-          <w:szCs w:val="20"/>
-          <w:lang w:val="en-ID"/>
-        </w:rPr>
-        <w:t>concentration ranges; extraction methods; carrier vehicles; human skin microbiome variation (in arm-in-cage studies); and climatic conditions (temperature and humidity affecting volatilization). The heterogeneity within the plant categories was substantially reduced by the subgroup analyses, suggesting that biological/botanical factors are the primary source of heterogeneity. Future primary studies should use standardized bioassay protocols and reporting standards to allow for more precise pooling.</w:t>
+        <w:t xml:space="preserve">Overall, this review suggests that plant-based repellents can reduce </w:t>
+      </w:r>
+      <w:r>
+        <w:rPr>
+          <w:rFonts w:cs="Arial"/>
+          <w:i/>
+          <w:iCs/>
+          <w:szCs w:val="20"/>
+          <w:lang w:val="en-ID"/>
+        </w:rPr>
+        <w:t>Aedes aegypti</w:t>
+      </w:r>
+      <w:r>
+        <w:rPr>
+          <w:rFonts w:cs="Arial"/>
+          <w:szCs w:val="20"/>
+          <w:lang w:val="en-ID"/>
+        </w:rPr>
+        <w:t xml:space="preserve"> biting or landing, but their performance depends strongly on the plant species, active compound, concentration, and formulation. Future studies should not only test more plant extracts, but also improve formulation stability, measure protection duration </w:t>
+      </w:r>
+      <w:r>
+        <w:rPr>
+          <w:rFonts w:cs="Arial"/>
+          <w:szCs w:val="20"/>
+          <w:lang w:val="en-ID"/>
+        </w:rPr>
+        <w:lastRenderedPageBreak/>
+        <w:t>more consistently, and evaluate performance under real-use conditions. This would make the evidence more useful for public health and product development</w:t>
+      </w:r>
+      <w:r>
+        <w:rPr>
+          <w:rFonts w:cs="Arial"/>
+          <w:szCs w:val="20"/>
+          <w:lang w:val="en-ID"/>
+        </w:rPr>
+        <w:t>.</w:t>
       </w:r>
     </w:p>
     <w:p>
@@ -20719,7 +17477,6 @@
         <w:rPr>
           <w:rFonts w:cs="Arial"/>
           <w:szCs w:val="20"/>
-          <w:lang w:val="en-ID"/>
         </w:rPr>
       </w:pPr>
       <w:r>
@@ -20727,23 +17484,7 @@
           <w:rFonts w:cs="Arial"/>
           <w:szCs w:val="20"/>
         </w:rPr>
-        <w:t xml:space="preserve">This systematic review and meta-analysis </w:t>
-      </w:r>
-      <w:proofErr w:type="gramStart"/>
-      <w:r>
-        <w:rPr>
-          <w:rFonts w:cs="Arial"/>
-          <w:szCs w:val="20"/>
-        </w:rPr>
-        <w:t>indicates</w:t>
-      </w:r>
-      <w:proofErr w:type="gramEnd"/>
-      <w:r>
-        <w:rPr>
-          <w:rFonts w:cs="Arial"/>
-          <w:szCs w:val="20"/>
-        </w:rPr>
-        <w:t xml:space="preserve"> that plant-based repellents significantly reduce </w:t>
+        <w:t xml:space="preserve">This review suggests that plant-based repellents can help reduce </w:t>
       </w:r>
       <w:r>
         <w:rPr>
@@ -20759,15 +17500,7 @@
           <w:rFonts w:cs="Arial"/>
           <w:szCs w:val="20"/>
         </w:rPr>
-        <w:t xml:space="preserve"> biting and landing rates, with a pooled protection rate of 63% across 30 studies and 3,958 bioassay units. However, efficacy varies considerably between plant species and formulations</w:t>
-      </w:r>
-      <w:r>
-        <w:rPr>
-          <w:rFonts w:cs="Arial"/>
-          <w:szCs w:val="20"/>
-          <w:lang w:val="en-ID"/>
-        </w:rPr>
-        <w:t xml:space="preserve">. </w:t>
+        <w:t xml:space="preserve"> biting and landing, although the level of protection is not the same for every plant or formulation. Across 30 studies with 3,958 participants or bioassay units, the average protection was about 63%.</w:t>
       </w:r>
     </w:p>
     <w:p>
@@ -20777,16 +17510,14 @@
         <w:rPr>
           <w:rFonts w:cs="Arial"/>
           <w:szCs w:val="20"/>
-          <w:lang w:val="en-ID"/>
         </w:rPr>
       </w:pPr>
       <w:r>
         <w:rPr>
           <w:rFonts w:cs="Arial"/>
           <w:szCs w:val="20"/>
-          <w:lang w:val="en-ID"/>
-        </w:rPr>
-        <w:t>This analysis clearly establishes a hierarchy of efficacy: clove oil (eugenol; 80% protection) &gt; neem oil (azadirachtin; 74%) &gt; lemon eucalyptus PMD (69%) ≈ catnip nepetalactone (69%) &gt; lemongrass (60%) &gt; andiroba oil (56%) &gt; mixed essential oils (59%) &gt; citronella (51%) &gt; soybean oil (41%). Combination formulations that combine clove, neem, or lemon eucalyptus with complementary botanicals offer the highest protection rates (75-80%) and should be prioritized in product development.</w:t>
+        </w:rPr>
+        <w:t>Among the plant groups assessed, clove oil, neem oil, and lemon eucalyptus/PMD-based products showed better protection than the others. Catnip, lemongrass, and andiroba oil also showed repellent activity, but the evidence was more limited or varied between studies. Citronella and soybean oil showed lower pooled protection, so they may need better formulation or may be more useful as supporting ingredients rather than as the main repellent.</w:t>
       </w:r>
     </w:p>
     <w:p>
@@ -20803,9 +17534,8 @@
         <w:rPr>
           <w:rFonts w:cs="Arial"/>
           <w:szCs w:val="20"/>
-          <w:lang w:val="en-ID"/>
-        </w:rPr>
-        <w:t xml:space="preserve">The forest plot supported an overall protective effect of plant-based repellents against </w:t>
+        </w:rPr>
+        <w:t xml:space="preserve">These findings suggest that some plant-based repellents may be useful as additional protection against </w:t>
       </w:r>
       <w:r>
         <w:rPr>
@@ -20813,7 +17543,6 @@
           <w:i/>
           <w:iCs/>
           <w:szCs w:val="20"/>
-          <w:lang w:val="en-ID"/>
         </w:rPr>
         <w:t>Aedes aegypti</w:t>
       </w:r>
@@ -20821,27 +17550,8 @@
         <w:rPr>
           <w:rFonts w:cs="Arial"/>
           <w:szCs w:val="20"/>
-          <w:lang w:val="en-ID"/>
-        </w:rPr>
-        <w:t xml:space="preserve">, with the pooled estimate </w:t>
-      </w:r>
-      <w:proofErr w:type="spellStart"/>
-      <w:r>
-        <w:rPr>
-          <w:rFonts w:cs="Arial"/>
-          <w:szCs w:val="20"/>
-          <w:lang w:val="en-ID"/>
-        </w:rPr>
-        <w:t>favoring</w:t>
-      </w:r>
-      <w:proofErr w:type="spellEnd"/>
-      <w:r>
-        <w:rPr>
-          <w:rFonts w:cs="Arial"/>
-          <w:szCs w:val="20"/>
-          <w:lang w:val="en-ID"/>
-        </w:rPr>
-        <w:t xml:space="preserve"> repellent-treated groups over untreated or vehicle-control groups. In addition, the funnel plot and non-significant Egger’s test suggested no clear evidence of publication bias, although interpretation should remain cautious because of methodological heterogeneity across studies. Taken together, these findings support the further development of effective plant-derived repellents, particularly PMD-, neem-, and clove-based formulations, as complementary tools for sustainable Aedes aegypti control. Future work should focus on standardized formulation, optimized concentration, field validation, and safety evaluation to support their practical application in dengue-endemic settings</w:t>
+        </w:rPr>
+        <w:t>, especially in settings where synthetic repellents are less available, costly, or less preferred by users. Still, the results should be read with caution because the included studies used different methods, concentrations, formulations, and testing conditions. Further studies are needed to test these products in real field settings, evaluate safety, and measure how long the protection lasts before they can be recommended more widely</w:t>
       </w:r>
       <w:r>
         <w:rPr>
@@ -20865,7 +17575,6 @@
         <w:rPr>
           <w:b/>
         </w:rPr>
-        <w:lastRenderedPageBreak/>
         <w:t>6. Limitations</w:t>
       </w:r>
     </w:p>
@@ -20899,25 +17608,15 @@
           <w:szCs w:val="20"/>
           <w:lang w:val="en-ID"/>
         </w:rPr>
-        <w:t xml:space="preserve">These results should be interpreted in the context of several limitations. First, we found significant heterogeneity (I² = 62.4%) that decreased in plant-specific subgroup analyses, as expected given the variety of experimental conditions. Second, the majority of studies were conducted in laboratory or semi-field settings that limit direct extrapolation to real-world protection efficacy; translating a controlled bioassay to a field setting introduces uncertainty due to wind, temperature, and </w:t>
-      </w:r>
-      <w:proofErr w:type="spellStart"/>
-      <w:r>
-        <w:rPr>
-          <w:rFonts w:cs="Arial"/>
-          <w:szCs w:val="20"/>
-          <w:lang w:val="en-ID"/>
-        </w:rPr>
-        <w:t>behavioral</w:t>
-      </w:r>
-      <w:proofErr w:type="spellEnd"/>
-      <w:r>
-        <w:rPr>
-          <w:rFonts w:cs="Arial"/>
-          <w:szCs w:val="20"/>
-          <w:lang w:val="en-ID"/>
-        </w:rPr>
-        <w:t xml:space="preserve"> variables. Third, the assessment of protection duration (complete protection time, CPT) was reported inconsistently among studies, precluding meta-analysis of this clinically important outcome. Fourth, the Egger’s test was non-significant (p = 0.213), but it has limited power with fewer than 30 study-level data points and cannot conclusively rule out small-study effects. Fifth, heterogeneity in concentration across studies was substantial and could not be fully explained by subgroup analyses due to variable reporting. Finally, several potential subgroup analyses (mosquito strain, geographic setting, and human skin type) were constrained by the lack of granularity in the reported data. These gaps will require systematic reviews in the future that include standardized primary data.</w:t>
+        <w:t>This review has several limitations. First, the included studies were quite different in terms of plant species, formulation, concentration, mosquito strain, and testing conditions, which may explain the substantial heterogeneity (I² = 62.4%). Second, many studies were conducted in laboratory or semi-field settings, so the results may not fully reflect real field use, where temperature, humidity, wind, sweating, and user behavior can affect repellent performance. Third, complete protection time was not reported consistently, making it difficult to analyze protection duration across studies. Although Egger’s test was not significant, publication bias and small-study effects still cannot be fully excluded because some subgroups included only a few studies. In addition, details on concentration, mosquito strain, geographic setting, extraction method, carrier vehicle, and human skin type were not always reported clearly. Future studies should use more standardized methods and report these details more completely, especially in field-based evaluations</w:t>
+      </w:r>
+      <w:r>
+        <w:rPr>
+          <w:rFonts w:cs="Arial"/>
+          <w:szCs w:val="20"/>
+          <w:lang w:val="en-ID"/>
+        </w:rPr>
+        <w:t>.</w:t>
       </w:r>
     </w:p>
     <w:p>
@@ -20960,7 +17659,10 @@
         <w:ind w:left="0" w:firstLine="0"/>
       </w:pPr>
       <w:r>
-        <w:t>The authors would like to thank all individuals who provided administrative and technical support during manuscript preparation.</w:t>
+        <w:t>The authors thank those who provided administrative and technical assistance during the preparation of this manuscript</w:t>
+      </w:r>
+      <w:r>
+        <w:t>.</w:t>
       </w:r>
     </w:p>
     <w:p>
@@ -20998,23 +17700,10 @@
         <w:ind w:left="0" w:firstLine="0"/>
       </w:pPr>
       <w:r>
-        <w:t xml:space="preserve">Mubarak contributed to study conception, literature search, study screening, data extraction, data analysis, data interpretation, and manuscript drafting. Tri Baskoro </w:t>
-      </w:r>
-      <w:proofErr w:type="spellStart"/>
-      <w:r>
-        <w:t>Tunggul</w:t>
-      </w:r>
-      <w:proofErr w:type="spellEnd"/>
-      <w:r>
-        <w:t xml:space="preserve"> </w:t>
-      </w:r>
-      <w:proofErr w:type="spellStart"/>
-      <w:r>
-        <w:t>Satoto</w:t>
-      </w:r>
-      <w:proofErr w:type="spellEnd"/>
-      <w:r>
-        <w:t xml:space="preserve"> contributed to methodological supervision, evidence interpretation, critical revision of the manuscript, and final intellectual approval. All authors read and approved the final manuscript.</w:t>
+        <w:t>Mubarak contributed to the study idea, literature search, screening process, data extraction, data analysis, interpretation of the findings, and preparation of the first manuscript draft. Tri Baskoro Tunggul Satoto contributed to methodological guidance, interpretation of the evidence, critical review of the manuscript, and final revision. Both authors read and approved the final version of the manuscript</w:t>
+      </w:r>
+      <w:r>
+        <w:t>.</w:t>
       </w:r>
     </w:p>
     <w:p>
@@ -21052,7 +17741,10 @@
         <w:ind w:left="0" w:firstLine="0"/>
       </w:pPr>
       <w:r>
-        <w:t>The authors declare no conflict of interest.</w:t>
+        <w:t>The authors state that there is no conflict of interest related to this manuscript</w:t>
+      </w:r>
+      <w:r>
+        <w:t>.</w:t>
       </w:r>
     </w:p>
     <w:p>
@@ -21090,7 +17782,10 @@
         <w:ind w:left="0" w:firstLine="0"/>
       </w:pPr>
       <w:r>
-        <w:t>Artificial intelligence tools were used only to assist with language editing and manuscript formatting. The authors reviewed, verified, and approved all content and remain fully responsible for the accuracy and integrity of the manuscript.</w:t>
+        <w:t>Artificial intelligence tools were used in a limited way to support language editing, grammar checking, and manuscript formatting. The authors checked the content, data, references, analysis, and interpretation, and take full responsibility for the final manuscript</w:t>
+      </w:r>
+      <w:r>
+        <w:t>.</w:t>
       </w:r>
     </w:p>
     <w:p>
@@ -21164,25 +17859,7 @@
               <w:color w:val="000000"/>
               <w:szCs w:val="20"/>
             </w:rPr>
-            <w:t xml:space="preserve">Abbas, M. G., Azeem, M., Bashir, M. U., Ali, F., </w:t>
-          </w:r>
-          <w:proofErr w:type="spellStart"/>
-          <w:r>
-            <w:rPr>
-              <w:rFonts w:eastAsia="Times New Roman" w:cs="Arial"/>
-              <w:color w:val="000000"/>
-              <w:szCs w:val="20"/>
-            </w:rPr>
-            <w:t>Mozūratis</w:t>
-          </w:r>
-          <w:proofErr w:type="spellEnd"/>
-          <w:r>
-            <w:rPr>
-              <w:rFonts w:eastAsia="Times New Roman" w:cs="Arial"/>
-              <w:color w:val="000000"/>
-              <w:szCs w:val="20"/>
-            </w:rPr>
-            <w:t xml:space="preserve">, R., &amp; Binyameen, M. (2024). Chemical Composition, Repellent, and Oviposition Deterrent Potential of Wild Plant Essential Oils against Three Mosquito Species. </w:t>
+            <w:t xml:space="preserve">Abbas, M. G., Azeem, M., Bashir, M. U., Ali, F., Mozūratis, R., &amp; Binyameen, M. (2024). Chemical Composition, Repellent, and Oviposition Deterrent Potential of Wild Plant Essential Oils against Three Mosquito Species. </w:t>
           </w:r>
           <w:r>
             <w:rPr>
@@ -21218,57 +17895,7 @@
               <w:color w:val="000000"/>
               <w:szCs w:val="20"/>
             </w:rPr>
-            <w:t>(11), 2657. https://doi.org/10.3390/MOLECULES29112657/S1</w:t>
-          </w:r>
-        </w:p>
-        <w:p>
-          <w:pPr>
-            <w:autoSpaceDE w:val="0"/>
-            <w:autoSpaceDN w:val="0"/>
-            <w:spacing w:after="120" w:line="240" w:lineRule="auto"/>
-            <w:ind w:left="0" w:hanging="480"/>
-            <w:divId w:val="650476447"/>
-            <w:rPr>
-              <w:rFonts w:eastAsia="Times New Roman" w:cs="Arial"/>
-              <w:color w:val="000000"/>
-              <w:szCs w:val="20"/>
-            </w:rPr>
-          </w:pPr>
-          <w:r>
-            <w:rPr>
-              <w:rFonts w:eastAsia="Times New Roman" w:cs="Arial"/>
-              <w:color w:val="000000"/>
-              <w:szCs w:val="20"/>
-            </w:rPr>
-            <w:t xml:space="preserve">Adhikari, K., Sarma, R., Rabha, B., &amp; </w:t>
-          </w:r>
-          <w:proofErr w:type="spellStart"/>
-          <w:r>
-            <w:rPr>
-              <w:rFonts w:eastAsia="Times New Roman" w:cs="Arial"/>
-              <w:color w:val="000000"/>
-              <w:szCs w:val="20"/>
-            </w:rPr>
-            <w:t>Khanikor</w:t>
-          </w:r>
-          <w:proofErr w:type="spellEnd"/>
-          <w:r>
-            <w:rPr>
-              <w:rFonts w:eastAsia="Times New Roman" w:cs="Arial"/>
-              <w:color w:val="000000"/>
-              <w:szCs w:val="20"/>
-            </w:rPr>
-            <w:t xml:space="preserve">, B. (2022). Repellent Activity of Citrus Essential Oils and Two Constituent Compounds Against Aedes aegypti. </w:t>
-          </w:r>
-          <w:r>
-            <w:rPr>
-              <w:rFonts w:eastAsia="Times New Roman" w:cs="Arial"/>
-              <w:i/>
-              <w:iCs/>
-              <w:color w:val="000000"/>
-              <w:szCs w:val="20"/>
-            </w:rPr>
-            <w:t>Proceedings of the National Academy of Sciences, India Section B: Biological Sciences 2022 92:3</w:t>
+            <w:t>(11), 2657. https://doi.org/10.3390/</w:t>
           </w:r>
           <w:r>
             <w:rPr>
@@ -21276,25 +17903,7 @@
               <w:color w:val="000000"/>
               <w:szCs w:val="20"/>
             </w:rPr>
-            <w:t xml:space="preserve">, </w:t>
-          </w:r>
-          <w:r>
-            <w:rPr>
-              <w:rFonts w:eastAsia="Times New Roman" w:cs="Arial"/>
-              <w:i/>
-              <w:iCs/>
-              <w:color w:val="000000"/>
-              <w:szCs w:val="20"/>
-            </w:rPr>
-            <w:t>92</w:t>
-          </w:r>
-          <w:r>
-            <w:rPr>
-              <w:rFonts w:eastAsia="Times New Roman" w:cs="Arial"/>
-              <w:color w:val="000000"/>
-              <w:szCs w:val="20"/>
-            </w:rPr>
-            <w:t>(3), 621–628. https://doi.org/10.1007/S40011-022-01347-1</w:t>
+            <w:t>molecules29112657/s1</w:t>
           </w:r>
         </w:p>
         <w:p>
@@ -21316,45 +17925,20 @@
               <w:color w:val="000000"/>
               <w:szCs w:val="20"/>
             </w:rPr>
-            <w:lastRenderedPageBreak/>
-            <w:t xml:space="preserve">Amer, A., &amp; Mehlhorn, H. (2006). Repellency effect of forty-one essential oils against Aedes, Anopheles, and Culex mosquitoes. </w:t>
+            <w:t xml:space="preserve">Adhikari, K., Sarma, R., Rabha, B., &amp; Khanikor, B. (2022). Repellent activity of citrus essential oils and two constituent compounds against Aedes aegypti. Proceedings of the National Academy of Sciences, India Section B: Biological Sciences, 92(3), 621–628. </w:t>
           </w:r>
-          <w:r>
-            <w:rPr>
-              <w:rFonts w:eastAsia="Times New Roman" w:cs="Arial"/>
-              <w:i/>
-              <w:iCs/>
-              <w:color w:val="000000"/>
-              <w:szCs w:val="20"/>
-            </w:rPr>
-            <w:t>Parasitology Research 2006 99:4</w:t>
-          </w:r>
-          <w:r>
-            <w:rPr>
-              <w:rFonts w:eastAsia="Times New Roman" w:cs="Arial"/>
-              <w:color w:val="000000"/>
-              <w:szCs w:val="20"/>
-            </w:rPr>
-            <w:t xml:space="preserve">, </w:t>
-          </w:r>
-          <w:r>
-            <w:rPr>
-              <w:rFonts w:eastAsia="Times New Roman" w:cs="Arial"/>
-              <w:i/>
-              <w:iCs/>
-              <w:color w:val="000000"/>
-              <w:szCs w:val="20"/>
-            </w:rPr>
-            <w:t>99</w:t>
-          </w:r>
-          <w:r>
-            <w:rPr>
-              <w:rFonts w:eastAsia="Times New Roman" w:cs="Arial"/>
-              <w:color w:val="000000"/>
-              <w:szCs w:val="20"/>
-            </w:rPr>
-            <w:t>(4), 478–490. https://doi.org/10.1007/S00436-006-0184-1</w:t>
-          </w:r>
+          <w:hyperlink r:id="rId13" w:history="1">
+            <w:r>
+              <w:rPr>
+                <w:rStyle w:val="Hyperlink"/>
+                <w:rFonts w:eastAsia="Times New Roman" w:cs="Arial"/>
+                <w:color w:val="auto"/>
+                <w:szCs w:val="20"/>
+                <w:u w:val="none"/>
+              </w:rPr>
+              <w:t>https://doi.org/10.1007/s40011-022-01347-1</w:t>
+            </w:r>
+          </w:hyperlink>
         </w:p>
         <w:p>
           <w:pPr>
@@ -21369,98 +17953,34 @@
               <w:szCs w:val="20"/>
             </w:rPr>
           </w:pPr>
-          <w:proofErr w:type="spellStart"/>
           <w:r>
             <w:rPr>
               <w:rFonts w:eastAsia="Times New Roman" w:cs="Arial"/>
               <w:color w:val="000000"/>
               <w:szCs w:val="20"/>
             </w:rPr>
-            <w:t>Arpiwi</w:t>
+            <w:t>Amer, A., &amp; Mehlhorn, H. (2006). Repellency effect of forty-one essential oils against Aedes, Anopheles, and Culex mosquitoes. Parasitology Research, 99(4), 478–490.</w:t>
           </w:r>
-          <w:proofErr w:type="spellEnd"/>
           <w:r>
             <w:rPr>
               <w:rFonts w:eastAsia="Times New Roman" w:cs="Arial"/>
-              <w:color w:val="000000"/>
-              <w:szCs w:val="20"/>
-            </w:rPr>
-            <w:t xml:space="preserve">, N. L., Muksin, I. K., &amp; Kartini, N. L. (2020). Essential oil from </w:t>
-          </w:r>
-          <w:proofErr w:type="spellStart"/>
-          <w:r>
-            <w:rPr>
-              <w:rFonts w:eastAsia="Times New Roman" w:cs="Arial"/>
-              <w:color w:val="000000"/>
-              <w:szCs w:val="20"/>
-            </w:rPr>
-            <w:t>cymbopogon</w:t>
-          </w:r>
-          <w:proofErr w:type="spellEnd"/>
-          <w:r>
-            <w:rPr>
-              <w:rFonts w:eastAsia="Times New Roman" w:cs="Arial"/>
-              <w:color w:val="000000"/>
+              <w:color w:val="auto"/>
               <w:szCs w:val="20"/>
             </w:rPr>
             <w:t xml:space="preserve"> </w:t>
           </w:r>
-          <w:proofErr w:type="spellStart"/>
-          <w:r>
-            <w:rPr>
-              <w:rFonts w:eastAsia="Times New Roman" w:cs="Arial"/>
-              <w:color w:val="000000"/>
-              <w:szCs w:val="20"/>
-            </w:rPr>
-            <w:t>nardus</w:t>
-          </w:r>
-          <w:proofErr w:type="spellEnd"/>
-          <w:r>
-            <w:rPr>
-              <w:rFonts w:eastAsia="Times New Roman" w:cs="Arial"/>
-              <w:color w:val="000000"/>
-              <w:szCs w:val="20"/>
-            </w:rPr>
-            <w:t xml:space="preserve"> and repellant activity against aedes aegypti. </w:t>
-          </w:r>
-          <w:proofErr w:type="spellStart"/>
-          <w:r>
-            <w:rPr>
-              <w:rFonts w:eastAsia="Times New Roman" w:cs="Arial"/>
-              <w:i/>
-              <w:iCs/>
-              <w:color w:val="000000"/>
-              <w:szCs w:val="20"/>
-            </w:rPr>
-            <w:t>Biodiversitas</w:t>
-          </w:r>
-          <w:proofErr w:type="spellEnd"/>
-          <w:r>
-            <w:rPr>
-              <w:rFonts w:eastAsia="Times New Roman" w:cs="Arial"/>
-              <w:color w:val="000000"/>
-              <w:szCs w:val="20"/>
-            </w:rPr>
-            <w:t xml:space="preserve">, </w:t>
-          </w:r>
-          <w:r>
-            <w:rPr>
-              <w:rFonts w:eastAsia="Times New Roman" w:cs="Arial"/>
-              <w:i/>
-              <w:iCs/>
-              <w:color w:val="000000"/>
-              <w:szCs w:val="20"/>
-            </w:rPr>
-            <w:t>21</w:t>
-          </w:r>
-          <w:r>
-            <w:rPr>
-              <w:rFonts w:eastAsia="Times New Roman" w:cs="Arial"/>
-              <w:color w:val="000000"/>
-              <w:szCs w:val="20"/>
-            </w:rPr>
-            <w:t>(8), 3873–3878. https://doi.org/10.13057/BIODIV/D210857</w:t>
-          </w:r>
+          <w:hyperlink r:id="rId14" w:history="1">
+            <w:r>
+              <w:rPr>
+                <w:rStyle w:val="Hyperlink"/>
+                <w:rFonts w:eastAsia="Times New Roman" w:cs="Arial"/>
+                <w:color w:val="auto"/>
+                <w:szCs w:val="20"/>
+                <w:u w:val="none"/>
+              </w:rPr>
+              <w:t>https://doi.org/10.1007/s00436-006-0184-1</w:t>
+            </w:r>
+          </w:hyperlink>
         </w:p>
         <w:p>
           <w:pPr>
@@ -21481,44 +18001,62 @@
               <w:color w:val="000000"/>
               <w:szCs w:val="20"/>
             </w:rPr>
-            <w:t xml:space="preserve">Bhatt, S., Gething, P. W., Brady, O. J., Messina, J. P., Farlow, A. W., Moyes, C. L., Drake, J. M., Brownstein, J. S., Hoen, A. G., Sankoh, O., Myers, M. F., George, D. B., Jaenisch, T., William Wint, G. R., Simmons, C. P., Scott, T. W., Farrar, J. J., &amp; Hay, S. I. (2013). The global distribution and burden of dengue. </w:t>
+            <w:t xml:space="preserve">Aniefuna, C. O., Nwankwo, E. N., Ogbuefi, E. O., Chukwudike, C. O., Mbelede, K. C., Ikpeze, O. O., Ononye, B. U., Ifejika, C. C., &amp; Obasi, C. C. (2025). Bio-activity of Ocimum gratissimum essential oil on Aedes aegypti mosquitoes towards vector control. Asian Journal of Research in Zoology, 8(3), 16–29. </w:t>
           </w:r>
-          <w:r>
+          <w:hyperlink r:id="rId15" w:history="1">
+            <w:r>
+              <w:rPr>
+                <w:rStyle w:val="Hyperlink"/>
+                <w:rFonts w:eastAsia="Times New Roman" w:cs="Arial"/>
+                <w:color w:val="auto"/>
+                <w:szCs w:val="20"/>
+                <w:u w:val="none"/>
+              </w:rPr>
+              <w:t>https://doi.org/10.9734/ajriz/2025/v8i3202</w:t>
+            </w:r>
+          </w:hyperlink>
+        </w:p>
+        <w:p>
+          <w:pPr>
+            <w:autoSpaceDE w:val="0"/>
+            <w:autoSpaceDN w:val="0"/>
+            <w:spacing w:after="120" w:line="240" w:lineRule="auto"/>
+            <w:ind w:left="0" w:hanging="480"/>
+            <w:divId w:val="430011214"/>
             <w:rPr>
               <w:rFonts w:eastAsia="Times New Roman" w:cs="Arial"/>
-              <w:i/>
-              <w:iCs/>
-              <w:color w:val="000000"/>
+              <w:color w:val="auto"/>
               <w:szCs w:val="20"/>
             </w:rPr>
-            <w:t>Nature 2013 496:7446</w:t>
-          </w:r>
+          </w:pPr>
           <w:r>
             <w:rPr>
               <w:rFonts w:eastAsia="Times New Roman" w:cs="Arial"/>
               <w:color w:val="000000"/>
               <w:szCs w:val="20"/>
             </w:rPr>
-            <w:t xml:space="preserve">, </w:t>
+            <w:t>Arpiwi, N. L., Muksin, I. K., &amp; Kartini, N. L. (2020). Essential oil from Cymbopogon nardus and repellent activity against Aedes aegypti. Biodiversitas, 21(8), 3873–3878.</w:t>
           </w:r>
           <w:r>
             <w:rPr>
               <w:rFonts w:eastAsia="Times New Roman" w:cs="Arial"/>
-              <w:i/>
-              <w:iCs/>
-              <w:color w:val="000000"/>
+              <w:color w:val="auto"/>
               <w:szCs w:val="20"/>
             </w:rPr>
-            <w:t>496</w:t>
+            <w:t xml:space="preserve"> </w:t>
           </w:r>
-          <w:r>
-            <w:rPr>
-              <w:rFonts w:eastAsia="Times New Roman" w:cs="Arial"/>
-              <w:color w:val="000000"/>
-              <w:szCs w:val="20"/>
-            </w:rPr>
-            <w:t>(7446), 504–507. https://doi.org/10.1038/nature12060</w:t>
-          </w:r>
+          <w:hyperlink r:id="rId16" w:history="1">
+            <w:r>
+              <w:rPr>
+                <w:rStyle w:val="Hyperlink"/>
+                <w:rFonts w:eastAsia="Times New Roman" w:cs="Arial"/>
+                <w:color w:val="auto"/>
+                <w:szCs w:val="20"/>
+                <w:u w:val="none"/>
+              </w:rPr>
+              <w:t>https://doi.org/10.13057/biodiv/d210857</w:t>
+            </w:r>
+          </w:hyperlink>
         </w:p>
         <w:p>
           <w:pPr>
@@ -21529,7 +18067,7 @@
             <w:divId w:val="1465466329"/>
             <w:rPr>
               <w:rFonts w:eastAsia="Times New Roman" w:cs="Arial"/>
-              <w:color w:val="000000"/>
+              <w:color w:val="auto"/>
               <w:szCs w:val="20"/>
             </w:rPr>
           </w:pPr>
@@ -21539,44 +18077,20 @@
               <w:color w:val="000000"/>
               <w:szCs w:val="20"/>
             </w:rPr>
-            <w:t xml:space="preserve">Brady, O. J., Gething, P. W., Bhatt, S., Messina, J. P., Brownstein, J. S., Hoen, A. G., Moyes, C. L., Farlow, A. W., Scott, T. W., &amp; Hay, S. I. (2012). Refining the Global Spatial Limits of Dengue Virus Transmission by Evidence-Based Consensus. </w:t>
+            <w:t xml:space="preserve">Bhatt, S., Gething, P. W., Brady, O. J., Messina, J. P., Farlow, A. W., Moyes, C. L., Drake, J. M., Brownstein, J. S., Hoen, A. G., Sankoh, O., Myers, M. F., George, D. B., Jaenisch, T., Wint, G. R. W., Simmons, C. P., Scott, T. W., Farrar, J. J., &amp; Hay, S. I. (2013). The global distribution and burden of dengue. Nature, 496(7446), 504–507. </w:t>
           </w:r>
-          <w:r>
-            <w:rPr>
-              <w:rFonts w:eastAsia="Times New Roman" w:cs="Arial"/>
-              <w:i/>
-              <w:iCs/>
-              <w:color w:val="000000"/>
-              <w:szCs w:val="20"/>
-            </w:rPr>
-            <w:t>PLOS Neglected Tropical Diseases</w:t>
-          </w:r>
-          <w:r>
-            <w:rPr>
-              <w:rFonts w:eastAsia="Times New Roman" w:cs="Arial"/>
-              <w:color w:val="000000"/>
-              <w:szCs w:val="20"/>
-            </w:rPr>
-            <w:t xml:space="preserve">, </w:t>
-          </w:r>
-          <w:r>
-            <w:rPr>
-              <w:rFonts w:eastAsia="Times New Roman" w:cs="Arial"/>
-              <w:i/>
-              <w:iCs/>
-              <w:color w:val="000000"/>
-              <w:szCs w:val="20"/>
-            </w:rPr>
-            <w:t>6</w:t>
-          </w:r>
-          <w:r>
-            <w:rPr>
-              <w:rFonts w:eastAsia="Times New Roman" w:cs="Arial"/>
-              <w:color w:val="000000"/>
-              <w:szCs w:val="20"/>
-            </w:rPr>
-            <w:t>(8), e1760. https://doi.org/10.1371/JOURNAL.PNTD.0001760</w:t>
-          </w:r>
+          <w:hyperlink r:id="rId17" w:history="1">
+            <w:r>
+              <w:rPr>
+                <w:rStyle w:val="Hyperlink"/>
+                <w:rFonts w:eastAsia="Times New Roman" w:cs="Arial"/>
+                <w:color w:val="auto"/>
+                <w:szCs w:val="20"/>
+                <w:u w:val="none"/>
+              </w:rPr>
+              <w:t>https://doi.org/10.1038/nature12060</w:t>
+            </w:r>
+          </w:hyperlink>
         </w:p>
         <w:p>
           <w:pPr>
@@ -21597,79 +18111,7 @@
               <w:color w:val="000000"/>
               <w:szCs w:val="20"/>
             </w:rPr>
-            <w:t xml:space="preserve">Budiman, Ishak, H., Stang, Ibrahim, E., </w:t>
-          </w:r>
-          <w:proofErr w:type="spellStart"/>
-          <w:r>
-            <w:rPr>
-              <w:rFonts w:eastAsia="Times New Roman" w:cs="Arial"/>
-              <w:color w:val="000000"/>
-              <w:szCs w:val="20"/>
-            </w:rPr>
-            <w:t>Yudhastuti</w:t>
-          </w:r>
-          <w:proofErr w:type="spellEnd"/>
-          <w:r>
-            <w:rPr>
-              <w:rFonts w:eastAsia="Times New Roman" w:cs="Arial"/>
-              <w:color w:val="000000"/>
-              <w:szCs w:val="20"/>
-            </w:rPr>
-            <w:t xml:space="preserve">, R., Maidin, A., Naiem, F., Wahid, I., &amp; </w:t>
-          </w:r>
-          <w:proofErr w:type="spellStart"/>
-          <w:r>
-            <w:rPr>
-              <w:rFonts w:eastAsia="Times New Roman" w:cs="Arial"/>
-              <w:color w:val="000000"/>
-              <w:szCs w:val="20"/>
-            </w:rPr>
-            <w:t>Mallongi</w:t>
-          </w:r>
-          <w:proofErr w:type="spellEnd"/>
-          <w:r>
-            <w:rPr>
-              <w:rFonts w:eastAsia="Times New Roman" w:cs="Arial"/>
-              <w:color w:val="000000"/>
-              <w:szCs w:val="20"/>
-            </w:rPr>
-            <w:t>, A. (2022). Effectiveness of Clove Oil (</w:t>
-          </w:r>
-          <w:proofErr w:type="spellStart"/>
-          <w:r>
-            <w:rPr>
-              <w:rFonts w:eastAsia="Times New Roman" w:cs="Arial"/>
-              <w:color w:val="000000"/>
-              <w:szCs w:val="20"/>
-            </w:rPr>
-            <w:t>Syzigium</w:t>
-          </w:r>
-          <w:proofErr w:type="spellEnd"/>
-          <w:r>
-            <w:rPr>
-              <w:rFonts w:eastAsia="Times New Roman" w:cs="Arial"/>
-              <w:color w:val="000000"/>
-              <w:szCs w:val="20"/>
-            </w:rPr>
-            <w:t xml:space="preserve"> aromaticum) as </w:t>
-          </w:r>
-          <w:proofErr w:type="spellStart"/>
-          <w:r>
-            <w:rPr>
-              <w:rFonts w:eastAsia="Times New Roman" w:cs="Arial"/>
-              <w:color w:val="000000"/>
-              <w:szCs w:val="20"/>
-            </w:rPr>
-            <w:t>Biolarvacide</w:t>
-          </w:r>
-          <w:proofErr w:type="spellEnd"/>
-          <w:r>
-            <w:rPr>
-              <w:rFonts w:eastAsia="Times New Roman" w:cs="Arial"/>
-              <w:color w:val="000000"/>
-              <w:szCs w:val="20"/>
-            </w:rPr>
-            <w:t xml:space="preserve"> of Aedes aegypti. </w:t>
+            <w:t xml:space="preserve">Brady, O. J., Gething, P. W., Bhatt, S., Messina, J. P., Brownstein, J. S., Hoen, A. G., Moyes, C. L., Farlow, A. W., Scott, T. W., &amp; Hay, S. I. (2012). Refining the global spatial limits of dengue virus transmission by evidence-based consensus. </w:t>
           </w:r>
           <w:r>
             <w:rPr>
@@ -21679,7 +18121,7 @@
               <w:color w:val="000000"/>
               <w:szCs w:val="20"/>
             </w:rPr>
-            <w:t>Biomedical and Pharmacology Journal</w:t>
+            <w:t>PLOS Neglected Tropical Diseases, 6</w:t>
           </w:r>
           <w:r>
             <w:rPr>
@@ -21687,26 +18129,20 @@
               <w:color w:val="000000"/>
               <w:szCs w:val="20"/>
             </w:rPr>
-            <w:t xml:space="preserve">, </w:t>
+            <w:t xml:space="preserve">(8), e1760. </w:t>
           </w:r>
-          <w:r>
-            <w:rPr>
-              <w:rFonts w:eastAsia="Times New Roman" w:cs="Arial"/>
-              <w:i/>
-              <w:iCs/>
-              <w:color w:val="000000"/>
-              <w:szCs w:val="20"/>
-            </w:rPr>
-            <w:t>15</w:t>
-          </w:r>
-          <w:r>
-            <w:rPr>
-              <w:rFonts w:eastAsia="Times New Roman" w:cs="Arial"/>
-              <w:color w:val="000000"/>
-              <w:szCs w:val="20"/>
-            </w:rPr>
-            <w:t>(4), 2287–2292. https://doi.org/10.13005/BPJ/2566</w:t>
-          </w:r>
+          <w:hyperlink r:id="rId18" w:tgtFrame="_new" w:history="1">
+            <w:r>
+              <w:rPr>
+                <w:rStyle w:val="Hyperlink"/>
+                <w:rFonts w:eastAsia="Times New Roman" w:cs="Arial"/>
+                <w:color w:val="auto"/>
+                <w:szCs w:val="20"/>
+                <w:u w:val="none"/>
+              </w:rPr>
+              <w:t>https://doi.org/10.1371/journal.pntd.0001760</w:t>
+            </w:r>
+          </w:hyperlink>
         </w:p>
         <w:p>
           <w:pPr>
@@ -21714,193 +18150,7 @@
             <w:autoSpaceDN w:val="0"/>
             <w:spacing w:after="120" w:line="240" w:lineRule="auto"/>
             <w:ind w:left="0" w:hanging="480"/>
-            <w:divId w:val="1279869700"/>
-            <w:rPr>
-              <w:rFonts w:eastAsia="Times New Roman" w:cs="Arial"/>
-              <w:color w:val="000000"/>
-              <w:szCs w:val="20"/>
-            </w:rPr>
-          </w:pPr>
-          <w:proofErr w:type="spellStart"/>
-          <w:r>
-            <w:rPr>
-              <w:rFonts w:eastAsia="Times New Roman" w:cs="Arial"/>
-              <w:color w:val="000000"/>
-              <w:szCs w:val="20"/>
-            </w:rPr>
-            <w:t>Aniefuna</w:t>
-          </w:r>
-          <w:proofErr w:type="spellEnd"/>
-          <w:r>
-            <w:rPr>
-              <w:rFonts w:eastAsia="Times New Roman" w:cs="Arial"/>
-              <w:color w:val="000000"/>
-              <w:szCs w:val="20"/>
-            </w:rPr>
-            <w:t xml:space="preserve">, C. O., Nwankwo, E. N., </w:t>
-          </w:r>
-          <w:proofErr w:type="spellStart"/>
-          <w:r>
-            <w:rPr>
-              <w:rFonts w:eastAsia="Times New Roman" w:cs="Arial"/>
-              <w:color w:val="000000"/>
-              <w:szCs w:val="20"/>
-            </w:rPr>
-            <w:t>EOgbuefi</w:t>
-          </w:r>
-          <w:proofErr w:type="spellEnd"/>
-          <w:proofErr w:type="gramStart"/>
-          <w:r>
-            <w:rPr>
-              <w:rFonts w:eastAsia="Times New Roman" w:cs="Arial"/>
-              <w:color w:val="000000"/>
-              <w:szCs w:val="20"/>
-            </w:rPr>
-            <w:t>, .</w:t>
-          </w:r>
-          <w:proofErr w:type="gramEnd"/>
-          <w:r>
-            <w:rPr>
-              <w:rFonts w:eastAsia="Times New Roman" w:cs="Arial"/>
-              <w:color w:val="000000"/>
-              <w:szCs w:val="20"/>
-            </w:rPr>
-            <w:t xml:space="preserve"> O, </w:t>
-          </w:r>
-          <w:proofErr w:type="spellStart"/>
-          <w:r>
-            <w:rPr>
-              <w:rFonts w:eastAsia="Times New Roman" w:cs="Arial"/>
-              <w:color w:val="000000"/>
-              <w:szCs w:val="20"/>
-            </w:rPr>
-            <w:t>Chukwudike</w:t>
-          </w:r>
-          <w:proofErr w:type="spellEnd"/>
-          <w:r>
-            <w:rPr>
-              <w:rFonts w:eastAsia="Times New Roman" w:cs="Arial"/>
-              <w:color w:val="000000"/>
-              <w:szCs w:val="20"/>
-            </w:rPr>
-            <w:t xml:space="preserve">, C. O., </w:t>
-          </w:r>
-          <w:proofErr w:type="spellStart"/>
-          <w:r>
-            <w:rPr>
-              <w:rFonts w:eastAsia="Times New Roman" w:cs="Arial"/>
-              <w:color w:val="000000"/>
-              <w:szCs w:val="20"/>
-            </w:rPr>
-            <w:t>Chukwudike</w:t>
-          </w:r>
-          <w:proofErr w:type="spellEnd"/>
-          <w:r>
-            <w:rPr>
-              <w:rFonts w:eastAsia="Times New Roman" w:cs="Arial"/>
-              <w:color w:val="000000"/>
-              <w:szCs w:val="20"/>
-            </w:rPr>
-            <w:t xml:space="preserve">, K. C., </w:t>
-          </w:r>
-          <w:proofErr w:type="spellStart"/>
-          <w:r>
-            <w:rPr>
-              <w:rFonts w:eastAsia="Times New Roman" w:cs="Arial"/>
-              <w:color w:val="000000"/>
-              <w:szCs w:val="20"/>
-            </w:rPr>
-            <w:t>Ikpeze</w:t>
-          </w:r>
-          <w:proofErr w:type="spellEnd"/>
-          <w:r>
-            <w:rPr>
-              <w:rFonts w:eastAsia="Times New Roman" w:cs="Arial"/>
-              <w:color w:val="000000"/>
-              <w:szCs w:val="20"/>
-            </w:rPr>
-            <w:t xml:space="preserve">, O. O., Ononye, B. U., </w:t>
-          </w:r>
-          <w:proofErr w:type="spellStart"/>
-          <w:r>
-            <w:rPr>
-              <w:rFonts w:eastAsia="Times New Roman" w:cs="Arial"/>
-              <w:color w:val="000000"/>
-              <w:szCs w:val="20"/>
-            </w:rPr>
-            <w:t>Ifejika</w:t>
-          </w:r>
-          <w:proofErr w:type="spellEnd"/>
-          <w:r>
-            <w:rPr>
-              <w:rFonts w:eastAsia="Times New Roman" w:cs="Arial"/>
-              <w:color w:val="000000"/>
-              <w:szCs w:val="20"/>
-            </w:rPr>
-            <w:t xml:space="preserve">, C. C., &amp; C.C., O. (2025). Bio-activity of Ocimum </w:t>
-          </w:r>
-          <w:proofErr w:type="spellStart"/>
-          <w:r>
-            <w:rPr>
-              <w:rFonts w:eastAsia="Times New Roman" w:cs="Arial"/>
-              <w:color w:val="000000"/>
-              <w:szCs w:val="20"/>
-            </w:rPr>
-            <w:t>gratissimum</w:t>
-          </w:r>
-          <w:proofErr w:type="spellEnd"/>
-          <w:r>
-            <w:rPr>
-              <w:rFonts w:eastAsia="Times New Roman" w:cs="Arial"/>
-              <w:color w:val="000000"/>
-              <w:szCs w:val="20"/>
-            </w:rPr>
-            <w:t xml:space="preserve"> Essential Oil on Aedes aegypti Mosquitoes Towards Vector Control. </w:t>
-          </w:r>
-          <w:r>
-            <w:rPr>
-              <w:rFonts w:eastAsia="Times New Roman" w:cs="Arial"/>
-              <w:i/>
-              <w:iCs/>
-              <w:color w:val="000000"/>
-              <w:szCs w:val="20"/>
-            </w:rPr>
-            <w:t>Asian Journal of Research in Zoology</w:t>
-          </w:r>
-          <w:r>
-            <w:rPr>
-              <w:rFonts w:eastAsia="Times New Roman" w:cs="Arial"/>
-              <w:color w:val="000000"/>
-              <w:szCs w:val="20"/>
-            </w:rPr>
-            <w:t xml:space="preserve">, </w:t>
-          </w:r>
-          <w:r>
-            <w:rPr>
-              <w:rFonts w:eastAsia="Times New Roman" w:cs="Arial"/>
-              <w:i/>
-              <w:iCs/>
-              <w:color w:val="000000"/>
-              <w:szCs w:val="20"/>
-            </w:rPr>
-            <w:t>8</w:t>
-          </w:r>
-          <w:r>
-            <w:rPr>
-              <w:rFonts w:eastAsia="Times New Roman" w:cs="Arial"/>
-              <w:color w:val="000000"/>
-              <w:szCs w:val="20"/>
-            </w:rPr>
-            <w:t>(3), 16–29. https://doi.org/10.9734/AJRIZ/2025/V8I3202</w:t>
-          </w:r>
-        </w:p>
-        <w:p>
-          <w:pPr>
-            <w:autoSpaceDE w:val="0"/>
-            <w:autoSpaceDN w:val="0"/>
-            <w:spacing w:after="120" w:line="240" w:lineRule="auto"/>
-            <w:ind w:left="0" w:hanging="480"/>
-            <w:divId w:val="527182512"/>
+            <w:divId w:val="1158955058"/>
             <w:rPr>
               <w:rFonts w:eastAsia="Times New Roman" w:cs="Arial"/>
               <w:color w:val="000000"/>
@@ -21913,7 +18163,7 @@
               <w:color w:val="000000"/>
               <w:szCs w:val="20"/>
             </w:rPr>
-            <w:t xml:space="preserve">Carroll, S. P., &amp; Loye, J. (2006). PMD, a Registered Botanical Mosquito Repellent with Deet-Like Efficacy. </w:t>
+            <w:t>Budiman, Ishak, H., Stang, Ibrahim, E., Yudhastuti, R., Maidin, A., Naiem, F., Wahid, I., &amp; Mallongi, A. (2022). Effectiveness of clove oil (</w:t>
           </w:r>
           <w:r>
             <w:rPr>
@@ -21923,29 +18173,7 @@
               <w:color w:val="000000"/>
               <w:szCs w:val="20"/>
             </w:rPr>
-            <w:t>Https://Doi.Org/10.2987/8756-971X(2006)22[</w:t>
-          </w:r>
-          <w:proofErr w:type="gramStart"/>
-          <w:r>
-            <w:rPr>
-              <w:rFonts w:eastAsia="Times New Roman" w:cs="Arial"/>
-              <w:i/>
-              <w:iCs/>
-              <w:color w:val="000000"/>
-              <w:szCs w:val="20"/>
-            </w:rPr>
-            <w:t>507:PARBMR</w:t>
-          </w:r>
-          <w:proofErr w:type="gramEnd"/>
-          <w:r>
-            <w:rPr>
-              <w:rFonts w:eastAsia="Times New Roman" w:cs="Arial"/>
-              <w:i/>
-              <w:iCs/>
-              <w:color w:val="000000"/>
-              <w:szCs w:val="20"/>
-            </w:rPr>
-            <w:t>]2.0.CO;2</w:t>
+            <w:t>Syzigium aromaticum</w:t>
           </w:r>
           <w:r>
             <w:rPr>
@@ -21953,7 +18181,7 @@
               <w:color w:val="000000"/>
               <w:szCs w:val="20"/>
             </w:rPr>
-            <w:t xml:space="preserve">, </w:t>
+            <w:t xml:space="preserve">) as biolarvacide of </w:t>
           </w:r>
           <w:r>
             <w:rPr>
@@ -21963,7 +18191,7 @@
               <w:color w:val="000000"/>
               <w:szCs w:val="20"/>
             </w:rPr>
-            <w:t>22</w:t>
+            <w:t>Aedes aegypti</w:t>
           </w:r>
           <w:r>
             <w:rPr>
@@ -21971,8 +18199,38 @@
               <w:color w:val="000000"/>
               <w:szCs w:val="20"/>
             </w:rPr>
-            <w:t>(3), 507–514. https://doi.org/10.2987/8756-971X(2006)22</w:t>
+            <w:t xml:space="preserve">. </w:t>
           </w:r>
+          <w:r>
+            <w:rPr>
+              <w:rFonts w:eastAsia="Times New Roman" w:cs="Arial"/>
+              <w:i/>
+              <w:iCs/>
+              <w:color w:val="000000"/>
+              <w:szCs w:val="20"/>
+            </w:rPr>
+            <w:t>Biomedical and Pharmacology Journal, 15</w:t>
+          </w:r>
+          <w:r>
+            <w:rPr>
+              <w:rFonts w:eastAsia="Times New Roman" w:cs="Arial"/>
+              <w:color w:val="000000"/>
+              <w:szCs w:val="20"/>
+            </w:rPr>
+            <w:t xml:space="preserve">(4), 2287–2292. </w:t>
+          </w:r>
+          <w:hyperlink r:id="rId19" w:tgtFrame="_new" w:history="1">
+            <w:r>
+              <w:rPr>
+                <w:rStyle w:val="Hyperlink"/>
+                <w:rFonts w:eastAsia="Times New Roman" w:cs="Arial"/>
+                <w:color w:val="auto"/>
+                <w:szCs w:val="20"/>
+                <w:u w:val="none"/>
+              </w:rPr>
+              <w:t>https://doi.org/10.13005/bpj/2566</w:t>
+            </w:r>
+          </w:hyperlink>
         </w:p>
         <w:p>
           <w:pPr>
@@ -21993,44 +18251,38 @@
               <w:color w:val="000000"/>
               <w:szCs w:val="20"/>
             </w:rPr>
-            <w:t xml:space="preserve">Chatterjee, S., Bag, S., Biswal, D., Sarkar Paria, D., Bandyopadhyay, R., Sarkar, B., Mandal, A., &amp; Dangar, T. K. (2023). Neem-based products as potential eco-friendly mosquito control agents over conventional eco-toxic chemical pesticides-A review. </w:t>
+            <w:t>Carroll, S. P., &amp; Loye, J. (2006). PMD, a registered botanical mosquito repellent with DEET-like efficacy. Journal of the American Mosquito Control Association, 22(3), 507–514.</w:t>
           </w:r>
           <w:r>
             <w:rPr>
               <w:rFonts w:eastAsia="Times New Roman" w:cs="Arial"/>
-              <w:i/>
-              <w:iCs/>
-              <w:color w:val="000000"/>
+              <w:color w:val="auto"/>
               <w:szCs w:val="20"/>
             </w:rPr>
-            <w:t>Acta Tropica</w:t>
+            <w:t xml:space="preserve"> </w:t>
           </w:r>
-          <w:r>
-            <w:rPr>
-              <w:rFonts w:eastAsia="Times New Roman" w:cs="Arial"/>
-              <w:color w:val="000000"/>
-              <w:szCs w:val="20"/>
-            </w:rPr>
-            <w:t xml:space="preserve">, </w:t>
-          </w:r>
-          <w:r>
-            <w:rPr>
-              <w:rFonts w:eastAsia="Times New Roman" w:cs="Arial"/>
-              <w:i/>
-              <w:iCs/>
-              <w:color w:val="000000"/>
-              <w:szCs w:val="20"/>
-            </w:rPr>
-            <w:t>240</w:t>
-          </w:r>
-          <w:r>
-            <w:rPr>
-              <w:rFonts w:eastAsia="Times New Roman" w:cs="Arial"/>
-              <w:color w:val="000000"/>
-              <w:szCs w:val="20"/>
-            </w:rPr>
-            <w:t>, 106858. https://doi.org/10.1016/J.ACTATROPICA.2023.106858</w:t>
-          </w:r>
+          <w:hyperlink r:id="rId20" w:history="1">
+            <w:r>
+              <w:rPr>
+                <w:rStyle w:val="Hyperlink"/>
+                <w:rFonts w:eastAsia="Times New Roman" w:cs="Arial"/>
+                <w:color w:val="auto"/>
+                <w:szCs w:val="20"/>
+                <w:u w:val="none"/>
+              </w:rPr>
+              <w:t>https://doi.org/10.2987/8756-971X(2006)22</w:t>
+            </w:r>
+            <w:r>
+              <w:rPr>
+                <w:rStyle w:val="Hyperlink"/>
+                <w:rFonts w:eastAsia="Times New Roman" w:cs="Arial"/>
+                <w:color w:val="auto"/>
+                <w:szCs w:val="20"/>
+                <w:u w:val="none"/>
+              </w:rPr>
+              <w:t>[507:parbmr]2.0.co;2</w:t>
+            </w:r>
+          </w:hyperlink>
         </w:p>
         <w:p>
           <w:pPr>
@@ -22051,17 +18303,7 @@
               <w:color w:val="000000"/>
               <w:szCs w:val="20"/>
             </w:rPr>
-            <w:t xml:space="preserve">de Souza, M. A., da Silva, L., Macêdo, M. J. F., Lacerda-Neto, L. J., dos Santos, M. A. C., Coutinho, H. D. M., &amp; Cunha, F. A. B. (2019). Adulticide and repellent activity of essential oils against Aedes aegypti (Diptera: Culicidae) – A review. </w:t>
-          </w:r>
-          <w:r>
-            <w:rPr>
-              <w:rFonts w:eastAsia="Times New Roman" w:cs="Arial"/>
-              <w:i/>
-              <w:iCs/>
-              <w:color w:val="000000"/>
-              <w:szCs w:val="20"/>
-            </w:rPr>
-            <w:t>South African Journal of Botany</w:t>
+            <w:t xml:space="preserve">Chatterjee, S., Bag, S., Biswal, D., Sarkar Paria, D., Bandyopadhyay, R., Sarkar, B., Mandal, A., &amp; Dangar, T. K. (2023). Neem-based products as potential eco-friendly mosquito control agents over conventional eco-toxic chemical pesticides: </w:t>
           </w:r>
           <w:r>
             <w:rPr>
@@ -22069,26 +18311,21 @@
               <w:color w:val="000000"/>
               <w:szCs w:val="20"/>
             </w:rPr>
-            <w:t xml:space="preserve">, </w:t>
+            <w:lastRenderedPageBreak/>
+            <w:t xml:space="preserve">A review. Acta Tropica, 240, 106858. </w:t>
           </w:r>
-          <w:r>
-            <w:rPr>
-              <w:rFonts w:eastAsia="Times New Roman" w:cs="Arial"/>
-              <w:i/>
-              <w:iCs/>
-              <w:color w:val="000000"/>
-              <w:szCs w:val="20"/>
-            </w:rPr>
-            <w:t>124</w:t>
-          </w:r>
-          <w:r>
-            <w:rPr>
-              <w:rFonts w:eastAsia="Times New Roman" w:cs="Arial"/>
-              <w:color w:val="000000"/>
-              <w:szCs w:val="20"/>
-            </w:rPr>
-            <w:t>, 160–165. https://doi.org/10.1016/J.SAJB.2019.05.007</w:t>
-          </w:r>
+          <w:hyperlink r:id="rId21" w:history="1">
+            <w:r>
+              <w:rPr>
+                <w:rStyle w:val="Hyperlink"/>
+                <w:rFonts w:eastAsia="Times New Roman" w:cs="Arial"/>
+                <w:color w:val="auto"/>
+                <w:szCs w:val="20"/>
+                <w:u w:val="none"/>
+              </w:rPr>
+              <w:t>https://doi.org/10.1016/j.actatropica.2023.106858</w:t>
+            </w:r>
+          </w:hyperlink>
         </w:p>
         <w:p>
           <w:pPr>
@@ -22096,7 +18333,7 @@
             <w:autoSpaceDN w:val="0"/>
             <w:spacing w:after="120" w:line="240" w:lineRule="auto"/>
             <w:ind w:left="0" w:hanging="480"/>
-            <w:divId w:val="1609315752"/>
+            <w:divId w:val="53480051"/>
             <w:rPr>
               <w:rFonts w:eastAsia="Times New Roman" w:cs="Arial"/>
               <w:color w:val="000000"/>
@@ -22109,7 +18346,7 @@
               <w:color w:val="000000"/>
               <w:szCs w:val="20"/>
             </w:rPr>
-            <w:t xml:space="preserve">Deng, W., Li, M., Liu, S., Logan, J. G., &amp; Mo, J. (2023). Repellent Screening of Selected Plant Essential Oils Against Dengue Fever Mosquitoes Using Behavior Bioassays. </w:t>
+            <w:t xml:space="preserve">de Souza, M. A., da Silva, L., Macêdo, M. J. F., Lacerda-Neto, L. J., dos Santos, M. A. C., Coutinho, H. D. M., &amp; Cunha, F. A. B. (2019). Adulticide and repellent activity of essential oils against </w:t>
           </w:r>
           <w:r>
             <w:rPr>
@@ -22119,7 +18356,7 @@
               <w:color w:val="000000"/>
               <w:szCs w:val="20"/>
             </w:rPr>
-            <w:t>Neotropical Entomology 2023 52:3</w:t>
+            <w:t>Aedes aegypti</w:t>
           </w:r>
           <w:r>
             <w:rPr>
@@ -22127,7 +18364,7 @@
               <w:color w:val="000000"/>
               <w:szCs w:val="20"/>
             </w:rPr>
-            <w:t xml:space="preserve">, </w:t>
+            <w:t xml:space="preserve"> (Diptera: Culicidae): A review. </w:t>
           </w:r>
           <w:r>
             <w:rPr>
@@ -22137,7 +18374,7 @@
               <w:color w:val="000000"/>
               <w:szCs w:val="20"/>
             </w:rPr>
-            <w:t>52</w:t>
+            <w:t>South African Journal of Botany, 124</w:t>
           </w:r>
           <w:r>
             <w:rPr>
@@ -22145,8 +18382,20 @@
               <w:color w:val="000000"/>
               <w:szCs w:val="20"/>
             </w:rPr>
-            <w:t>(3), 521–529. https://doi.org/10.1007/S13744-023-01039-Z</w:t>
+            <w:t xml:space="preserve">, 160–165. </w:t>
           </w:r>
+          <w:hyperlink r:id="rId22" w:tgtFrame="_new" w:history="1">
+            <w:r>
+              <w:rPr>
+                <w:rStyle w:val="Hyperlink"/>
+                <w:rFonts w:eastAsia="Times New Roman" w:cs="Arial"/>
+                <w:color w:val="auto"/>
+                <w:szCs w:val="20"/>
+                <w:u w:val="none"/>
+              </w:rPr>
+              <w:t>https://doi.org/10.1016/j.sajb.2019.05.007</w:t>
+            </w:r>
+          </w:hyperlink>
         </w:p>
         <w:p>
           <w:pPr>
@@ -22157,7 +18406,7 @@
             <w:divId w:val="1441533446"/>
             <w:rPr>
               <w:rFonts w:eastAsia="Times New Roman" w:cs="Arial"/>
-              <w:color w:val="000000"/>
+              <w:color w:val="auto"/>
               <w:szCs w:val="20"/>
             </w:rPr>
           </w:pPr>
@@ -22167,69 +18416,7 @@
               <w:color w:val="000000"/>
               <w:szCs w:val="20"/>
             </w:rPr>
-            <w:t xml:space="preserve">Drapeau, J., Rossano, M., Touraud, D., </w:t>
-          </w:r>
-          <w:proofErr w:type="spellStart"/>
-          <w:r>
-            <w:rPr>
-              <w:rFonts w:eastAsia="Times New Roman" w:cs="Arial"/>
-              <w:color w:val="000000"/>
-              <w:szCs w:val="20"/>
-            </w:rPr>
-            <w:t>Obermayr</w:t>
-          </w:r>
-          <w:proofErr w:type="spellEnd"/>
-          <w:r>
-            <w:rPr>
-              <w:rFonts w:eastAsia="Times New Roman" w:cs="Arial"/>
-              <w:color w:val="000000"/>
-              <w:szCs w:val="20"/>
-            </w:rPr>
-            <w:t xml:space="preserve">, U., Geier, M., Rose, A., &amp; Kunz, W. (2011). Green synthesis of para-Menthane-3,8-diol from Eucalyptus citriodora: Application for repellent products. </w:t>
-          </w:r>
-          <w:proofErr w:type="spellStart"/>
-          <w:r>
-            <w:rPr>
-              <w:rFonts w:eastAsia="Times New Roman" w:cs="Arial"/>
-              <w:i/>
-              <w:iCs/>
-              <w:color w:val="000000"/>
-              <w:szCs w:val="20"/>
-            </w:rPr>
-            <w:t>Comptes</w:t>
-          </w:r>
-          <w:proofErr w:type="spellEnd"/>
-          <w:r>
-            <w:rPr>
-              <w:rFonts w:eastAsia="Times New Roman" w:cs="Arial"/>
-              <w:i/>
-              <w:iCs/>
-              <w:color w:val="000000"/>
-              <w:szCs w:val="20"/>
-            </w:rPr>
-            <w:t xml:space="preserve"> </w:t>
-          </w:r>
-          <w:proofErr w:type="spellStart"/>
-          <w:r>
-            <w:rPr>
-              <w:rFonts w:eastAsia="Times New Roman" w:cs="Arial"/>
-              <w:i/>
-              <w:iCs/>
-              <w:color w:val="000000"/>
-              <w:szCs w:val="20"/>
-            </w:rPr>
-            <w:t>Rendus</w:t>
-          </w:r>
-          <w:proofErr w:type="spellEnd"/>
-          <w:r>
-            <w:rPr>
-              <w:rFonts w:eastAsia="Times New Roman" w:cs="Arial"/>
-              <w:i/>
-              <w:iCs/>
-              <w:color w:val="000000"/>
-              <w:szCs w:val="20"/>
-            </w:rPr>
-            <w:t xml:space="preserve"> Chimie</w:t>
+            <w:t>Deng, W., Li, M., Liu, S., Logan, J. G., &amp; Mo, J. (2023). Repellent screening of selected plant essential oils against dengue fever mosquitoes using behavior bioassays. Neotropical Entomology, 52(3), 521–529.</w:t>
           </w:r>
           <w:r>
             <w:rPr>
@@ -22237,26 +18424,54 @@
               <w:color w:val="000000"/>
               <w:szCs w:val="20"/>
             </w:rPr>
-            <w:t xml:space="preserve">, </w:t>
+            <w:t xml:space="preserve"> </w:t>
           </w:r>
+          <w:hyperlink r:id="rId23" w:history="1">
+            <w:r>
+              <w:rPr>
+                <w:rStyle w:val="Hyperlink"/>
+                <w:rFonts w:eastAsia="Times New Roman" w:cs="Arial"/>
+                <w:color w:val="auto"/>
+                <w:szCs w:val="20"/>
+                <w:u w:val="none"/>
+              </w:rPr>
+              <w:t>https://doi.org/10.1007/s13744-023-01039-z</w:t>
+            </w:r>
+          </w:hyperlink>
+        </w:p>
+        <w:p>
+          <w:pPr>
+            <w:autoSpaceDE w:val="0"/>
+            <w:autoSpaceDN w:val="0"/>
+            <w:spacing w:after="120" w:line="240" w:lineRule="auto"/>
+            <w:ind w:left="0" w:hanging="480"/>
+            <w:divId w:val="1167861355"/>
+            <w:rPr>
+              <w:rFonts w:eastAsia="Times New Roman" w:cs="Arial"/>
+              <w:color w:val="auto"/>
+              <w:szCs w:val="20"/>
+            </w:rPr>
+          </w:pPr>
           <w:r>
             <w:rPr>
               <w:rFonts w:eastAsia="Times New Roman" w:cs="Arial"/>
-              <w:i/>
-              <w:iCs/>
-              <w:color w:val="000000"/>
+              <w:color w:val="auto"/>
               <w:szCs w:val="20"/>
             </w:rPr>
-            <w:t>14</w:t>
+            <w:t xml:space="preserve">Drapeau, J., Rossano, M., Touraud, D., Obermayr, U., Geier, M., Rose, A., &amp; Kunz, W. (2011). Green synthesis of para-menthane-3,8-diol from Eucalyptus citriodora: Application for repellent products. Comptes Rendus Chimie, 14(7–8), 629–635. </w:t>
           </w:r>
-          <w:r>
-            <w:rPr>
-              <w:rFonts w:eastAsia="Times New Roman" w:cs="Arial"/>
-              <w:color w:val="000000"/>
-              <w:szCs w:val="20"/>
-            </w:rPr>
-            <w:t>(7–8), 629–635. https://doi.org/10.1016/J.CRCI.2011.02.008</w:t>
-          </w:r>
+          <w:hyperlink r:id="rId24" w:history="1">
+            <w:r>
+              <w:rPr>
+                <w:rStyle w:val="Hyperlink"/>
+                <w:rFonts w:eastAsia="Times New Roman" w:cs="Arial"/>
+                <w:color w:val="auto"/>
+                <w:szCs w:val="20"/>
+                <w:u w:val="none"/>
+              </w:rPr>
+              <w:t>https://doi.org/10.1016/j.crci.2011.02.008</w:t>
+            </w:r>
+          </w:hyperlink>
         </w:p>
         <w:p>
           <w:pPr>
@@ -22277,44 +18492,7 @@
               <w:color w:val="000000"/>
               <w:szCs w:val="20"/>
             </w:rPr>
-            <w:lastRenderedPageBreak/>
-            <w:t xml:space="preserve">Farooq, M., </w:t>
-          </w:r>
-          <w:proofErr w:type="spellStart"/>
-          <w:r>
-            <w:rPr>
-              <w:rFonts w:eastAsia="Times New Roman" w:cs="Arial"/>
-              <w:color w:val="000000"/>
-              <w:szCs w:val="20"/>
-            </w:rPr>
-            <w:t>Bangonan</w:t>
-          </w:r>
-          <w:proofErr w:type="spellEnd"/>
-          <w:r>
-            <w:rPr>
-              <w:rFonts w:eastAsia="Times New Roman" w:cs="Arial"/>
-              <w:color w:val="000000"/>
-              <w:szCs w:val="20"/>
-            </w:rPr>
-            <w:t xml:space="preserve">, L., Xue, R. De, &amp; </w:t>
-          </w:r>
-          <w:proofErr w:type="spellStart"/>
-          <w:r>
-            <w:rPr>
-              <w:rFonts w:eastAsia="Times New Roman" w:cs="Arial"/>
-              <w:color w:val="000000"/>
-              <w:szCs w:val="20"/>
-            </w:rPr>
-            <w:t>Talbalaghi</w:t>
-          </w:r>
-          <w:proofErr w:type="spellEnd"/>
-          <w:r>
-            <w:rPr>
-              <w:rFonts w:eastAsia="Times New Roman" w:cs="Arial"/>
-              <w:color w:val="000000"/>
-              <w:szCs w:val="20"/>
-            </w:rPr>
-            <w:t xml:space="preserve">, A. (2022). Evaluation of Essential Oils as Spatial Repellents Against Aedes aegypti in an Olfactometer. </w:t>
+            <w:t xml:space="preserve">Farooq, M., Bangonan, L., Xue, R. De, &amp; Talbalaghi, A. (2022). Evaluation of Essential Oils as Spatial Repellents Against Aedes aegypti in an Olfactometer. </w:t>
           </w:r>
           <w:r>
             <w:rPr>
@@ -22359,7 +18537,7 @@
             <w:autoSpaceDN w:val="0"/>
             <w:spacing w:after="120" w:line="240" w:lineRule="auto"/>
             <w:ind w:left="0" w:hanging="480"/>
-            <w:divId w:val="1353914035"/>
+            <w:divId w:val="693845977"/>
             <w:rPr>
               <w:rFonts w:eastAsia="Times New Roman" w:cs="Arial"/>
               <w:color w:val="000000"/>
@@ -22372,7 +18550,7 @@
               <w:color w:val="000000"/>
               <w:szCs w:val="20"/>
             </w:rPr>
-            <w:t xml:space="preserve">Fradin, M. S., &amp; Day, J. F. (2002). Comparative Efficacy of Insect Repellents against Mosquito Bites. </w:t>
+            <w:t xml:space="preserve">Fradin, M. S., &amp; Day, J. F. (2002). Comparative efficacy of insect repellents against mosquito bites. </w:t>
           </w:r>
           <w:r>
             <w:rPr>
@@ -22382,7 +18560,7 @@
               <w:color w:val="000000"/>
               <w:szCs w:val="20"/>
             </w:rPr>
-            <w:t>New England Journal of Medicine</w:t>
+            <w:t>New England Journal of Medicine, 347</w:t>
           </w:r>
           <w:r>
             <w:rPr>
@@ -22390,26 +18568,30 @@
               <w:color w:val="000000"/>
               <w:szCs w:val="20"/>
             </w:rPr>
-            <w:t xml:space="preserve">, </w:t>
+            <w:t xml:space="preserve">(1), 13–18. </w:t>
           </w:r>
-          <w:r>
-            <w:rPr>
-              <w:rFonts w:eastAsia="Times New Roman" w:cs="Arial"/>
-              <w:i/>
-              <w:iCs/>
-              <w:color w:val="000000"/>
-              <w:szCs w:val="20"/>
-            </w:rPr>
-            <w:t>347</w:t>
-          </w:r>
-          <w:r>
-            <w:rPr>
-              <w:rFonts w:eastAsia="Times New Roman" w:cs="Arial"/>
-              <w:color w:val="000000"/>
-              <w:szCs w:val="20"/>
-            </w:rPr>
-            <w:t>(1), 13–18. https://doi.org/10.1056/NEJMOA011699;JOURNAL:JOURNAL:NEJMS</w:t>
-          </w:r>
+          <w:hyperlink r:id="rId25" w:tgtFrame="_new" w:history="1">
+            <w:r>
+              <w:rPr>
+                <w:rStyle w:val="Hyperlink"/>
+                <w:rFonts w:eastAsia="Times New Roman" w:cs="Arial"/>
+                <w:color w:val="auto"/>
+                <w:szCs w:val="20"/>
+                <w:u w:val="none"/>
+              </w:rPr>
+              <w:t>https://doi.org/10.1056/</w:t>
+            </w:r>
+            <w:r>
+              <w:rPr>
+                <w:rStyle w:val="Hyperlink"/>
+                <w:rFonts w:eastAsia="Times New Roman" w:cs="Arial"/>
+                <w:color w:val="auto"/>
+                <w:szCs w:val="20"/>
+                <w:u w:val="none"/>
+              </w:rPr>
+              <w:t>nejmoa011699</w:t>
+            </w:r>
+          </w:hyperlink>
         </w:p>
         <w:p>
           <w:pPr>
@@ -22430,79 +18612,7 @@
               <w:color w:val="000000"/>
               <w:szCs w:val="20"/>
             </w:rPr>
-            <w:t xml:space="preserve">Goodyer, L., </w:t>
-          </w:r>
-          <w:proofErr w:type="spellStart"/>
-          <w:r>
-            <w:rPr>
-              <w:rFonts w:eastAsia="Times New Roman" w:cs="Arial"/>
-              <w:color w:val="000000"/>
-              <w:szCs w:val="20"/>
-            </w:rPr>
-            <w:t>Grootveld</w:t>
-          </w:r>
-          <w:proofErr w:type="spellEnd"/>
-          <w:r>
-            <w:rPr>
-              <w:rFonts w:eastAsia="Times New Roman" w:cs="Arial"/>
-              <w:color w:val="000000"/>
-              <w:szCs w:val="20"/>
-            </w:rPr>
-            <w:t xml:space="preserve">, M., </w:t>
-          </w:r>
-          <w:proofErr w:type="spellStart"/>
-          <w:r>
-            <w:rPr>
-              <w:rFonts w:eastAsia="Times New Roman" w:cs="Arial"/>
-              <w:color w:val="000000"/>
-              <w:szCs w:val="20"/>
-            </w:rPr>
-            <w:t>Deobhankar</w:t>
-          </w:r>
-          <w:proofErr w:type="spellEnd"/>
-          <w:r>
-            <w:rPr>
-              <w:rFonts w:eastAsia="Times New Roman" w:cs="Arial"/>
-              <w:color w:val="000000"/>
-              <w:szCs w:val="20"/>
-            </w:rPr>
-            <w:t xml:space="preserve">, K., </w:t>
-          </w:r>
-          <w:proofErr w:type="spellStart"/>
-          <w:r>
-            <w:rPr>
-              <w:rFonts w:eastAsia="Times New Roman" w:cs="Arial"/>
-              <w:color w:val="000000"/>
-              <w:szCs w:val="20"/>
-            </w:rPr>
-            <w:t>Debboun</w:t>
-          </w:r>
-          <w:proofErr w:type="spellEnd"/>
-          <w:r>
-            <w:rPr>
-              <w:rFonts w:eastAsia="Times New Roman" w:cs="Arial"/>
-              <w:color w:val="000000"/>
-              <w:szCs w:val="20"/>
-            </w:rPr>
-            <w:t xml:space="preserve">, M., &amp; Philip, M. (2020). </w:t>
-          </w:r>
-          <w:proofErr w:type="spellStart"/>
-          <w:r>
-            <w:rPr>
-              <w:rFonts w:eastAsia="Times New Roman" w:cs="Arial"/>
-              <w:color w:val="000000"/>
-              <w:szCs w:val="20"/>
-            </w:rPr>
-            <w:t>Characterisation</w:t>
-          </w:r>
-          <w:proofErr w:type="spellEnd"/>
-          <w:r>
-            <w:rPr>
-              <w:rFonts w:eastAsia="Times New Roman" w:cs="Arial"/>
-              <w:color w:val="000000"/>
-              <w:szCs w:val="20"/>
-            </w:rPr>
-            <w:t xml:space="preserve"> of actions of p-menthane-3,8-diol repellent formulations against Aedes aegypti mosquitoes. </w:t>
+            <w:t xml:space="preserve">Goodyer, L., Grootveld, M., Deobhankar, K., Debboun, M., &amp; Philip, M. (2020). Characterisation of actions of p-menthane-3,8-diol repellent formulations against Aedes aegypti mosquitoes. </w:t>
           </w:r>
           <w:r>
             <w:rPr>
@@ -22538,57 +18648,7 @@
               <w:color w:val="000000"/>
               <w:szCs w:val="20"/>
             </w:rPr>
-            <w:t>(9), 687–692. https://doi.org/10.1093/TRSTMH/TRAA045</w:t>
-          </w:r>
-        </w:p>
-        <w:p>
-          <w:pPr>
-            <w:autoSpaceDE w:val="0"/>
-            <w:autoSpaceDN w:val="0"/>
-            <w:spacing w:after="120" w:line="240" w:lineRule="auto"/>
-            <w:ind w:left="0" w:hanging="480"/>
-            <w:divId w:val="1644385636"/>
-            <w:rPr>
-              <w:rFonts w:eastAsia="Times New Roman" w:cs="Arial"/>
-              <w:color w:val="000000"/>
-              <w:szCs w:val="20"/>
-            </w:rPr>
-          </w:pPr>
-          <w:r>
-            <w:rPr>
-              <w:rFonts w:eastAsia="Times New Roman" w:cs="Arial"/>
-              <w:color w:val="000000"/>
-              <w:szCs w:val="20"/>
-            </w:rPr>
-            <w:t xml:space="preserve">Goodyer, L., &amp; Schofield, S. (2018). Mosquito repellents for the </w:t>
-          </w:r>
-          <w:proofErr w:type="spellStart"/>
-          <w:r>
-            <w:rPr>
-              <w:rFonts w:eastAsia="Times New Roman" w:cs="Arial"/>
-              <w:color w:val="000000"/>
-              <w:szCs w:val="20"/>
-            </w:rPr>
-            <w:t>traveller</w:t>
-          </w:r>
-          <w:proofErr w:type="spellEnd"/>
-          <w:r>
-            <w:rPr>
-              <w:rFonts w:eastAsia="Times New Roman" w:cs="Arial"/>
-              <w:color w:val="000000"/>
-              <w:szCs w:val="20"/>
-            </w:rPr>
-            <w:t xml:space="preserve">: does picaridin provide longer protection than DEET? </w:t>
-          </w:r>
-          <w:r>
-            <w:rPr>
-              <w:rFonts w:eastAsia="Times New Roman" w:cs="Arial"/>
-              <w:i/>
-              <w:iCs/>
-              <w:color w:val="000000"/>
-              <w:szCs w:val="20"/>
-            </w:rPr>
-            <w:t>Journal of Travel Medicine</w:t>
+            <w:t>(9), 687–692. https://doi.org/10.1093/</w:t>
           </w:r>
           <w:r>
             <w:rPr>
@@ -22596,25 +18656,7 @@
               <w:color w:val="000000"/>
               <w:szCs w:val="20"/>
             </w:rPr>
-            <w:t xml:space="preserve">, </w:t>
-          </w:r>
-          <w:r>
-            <w:rPr>
-              <w:rFonts w:eastAsia="Times New Roman" w:cs="Arial"/>
-              <w:i/>
-              <w:iCs/>
-              <w:color w:val="000000"/>
-              <w:szCs w:val="20"/>
-            </w:rPr>
-            <w:t>25</w:t>
-          </w:r>
-          <w:r>
-            <w:rPr>
-              <w:rFonts w:eastAsia="Times New Roman" w:cs="Arial"/>
-              <w:color w:val="000000"/>
-              <w:szCs w:val="20"/>
-            </w:rPr>
-            <w:t>(suppl_1), S10–S15. https://doi.org/10.1093/JTM/TAY005</w:t>
+            <w:t>trstmh/traa045</w:t>
           </w:r>
         </w:p>
         <w:p>
@@ -22636,62 +18678,28 @@
               <w:color w:val="000000"/>
               <w:szCs w:val="20"/>
             </w:rPr>
-            <w:t xml:space="preserve">Haris, A., Azeem, M., Abbas, M. G., Mumtaz, M., </w:t>
-          </w:r>
-          <w:proofErr w:type="spellStart"/>
-          <w:r>
-            <w:rPr>
-              <w:rFonts w:eastAsia="Times New Roman" w:cs="Arial"/>
-              <w:color w:val="000000"/>
-              <w:szCs w:val="20"/>
-            </w:rPr>
-            <w:t>Mozūratis</w:t>
-          </w:r>
-          <w:proofErr w:type="spellEnd"/>
-          <w:r>
-            <w:rPr>
-              <w:rFonts w:eastAsia="Times New Roman" w:cs="Arial"/>
-              <w:color w:val="000000"/>
-              <w:szCs w:val="20"/>
-            </w:rPr>
-            <w:t xml:space="preserve">, R., &amp; Binyameen, M. (2023). Prolonged Repellent Activity of Plant Essential Oils against Dengue Vector, Aedes aegypti. </w:t>
+            <w:t>Goodyer, L., &amp; Schofield, S. (2018). Mosquito repellents for the traveller: Does picaridin provide longer protection than DEET? Journal of Travel Medicine, 25(suppl_1), S10–S1</w:t>
           </w:r>
           <w:r>
             <w:rPr>
               <w:rFonts w:eastAsia="Times New Roman" w:cs="Arial"/>
-              <w:i/>
-              <w:iCs/>
-              <w:color w:val="000000"/>
+              <w:color w:val="auto"/>
               <w:szCs w:val="20"/>
             </w:rPr>
-            <w:t>Molecules</w:t>
+            <w:t xml:space="preserve">5. </w:t>
           </w:r>
-          <w:r>
-            <w:rPr>
-              <w:rFonts w:eastAsia="Times New Roman" w:cs="Arial"/>
-              <w:color w:val="000000"/>
-              <w:szCs w:val="20"/>
-            </w:rPr>
-            <w:t xml:space="preserve">, </w:t>
-          </w:r>
-          <w:r>
-            <w:rPr>
-              <w:rFonts w:eastAsia="Times New Roman" w:cs="Arial"/>
-              <w:i/>
-              <w:iCs/>
-              <w:color w:val="000000"/>
-              <w:szCs w:val="20"/>
-            </w:rPr>
-            <w:t>28</w:t>
-          </w:r>
-          <w:r>
-            <w:rPr>
-              <w:rFonts w:eastAsia="Times New Roman" w:cs="Arial"/>
-              <w:color w:val="000000"/>
-              <w:szCs w:val="20"/>
-            </w:rPr>
-            <w:t>(3), 1351. https://doi.org/10.3390/MOLECULES28031351</w:t>
-          </w:r>
+          <w:hyperlink r:id="rId26" w:history="1">
+            <w:r>
+              <w:rPr>
+                <w:rStyle w:val="Hyperlink"/>
+                <w:rFonts w:eastAsia="Times New Roman" w:cs="Arial"/>
+                <w:color w:val="auto"/>
+                <w:szCs w:val="20"/>
+                <w:u w:val="none"/>
+              </w:rPr>
+              <w:t>https://doi.org/10.1093/jtm/tay005</w:t>
+            </w:r>
+          </w:hyperlink>
         </w:p>
         <w:p>
           <w:pPr>
@@ -22706,23 +18714,83 @@
               <w:szCs w:val="20"/>
             </w:rPr>
           </w:pPr>
-          <w:proofErr w:type="spellStart"/>
           <w:r>
             <w:rPr>
               <w:rFonts w:eastAsia="Times New Roman" w:cs="Arial"/>
               <w:color w:val="000000"/>
               <w:szCs w:val="20"/>
             </w:rPr>
-            <w:t>Hategekimana</w:t>
+            <w:t xml:space="preserve">Haris, A., Azeem, M., Abbas, M. G., Mumtaz, M., Mozūratis, R., &amp; Binyameen, M. (2023). Prolonged repellent activity of plant essential oils against dengue vector, </w:t>
           </w:r>
-          <w:proofErr w:type="spellEnd"/>
+          <w:r>
+            <w:rPr>
+              <w:rFonts w:eastAsia="Times New Roman" w:cs="Arial"/>
+              <w:i/>
+              <w:iCs/>
+              <w:color w:val="000000"/>
+              <w:szCs w:val="20"/>
+            </w:rPr>
+            <w:t>Aedes aegypti</w:t>
+          </w:r>
           <w:r>
             <w:rPr>
               <w:rFonts w:eastAsia="Times New Roman" w:cs="Arial"/>
               <w:color w:val="000000"/>
               <w:szCs w:val="20"/>
             </w:rPr>
-            <w:t xml:space="preserve">, A., &amp; Erler, F. (2020). Comparative repellent activity of single, binary and ternary combinations of plant essential oils and their major components against Sitophilus oryzae L. (Coleoptera: Curculionidae). </w:t>
+            <w:t xml:space="preserve">. </w:t>
+          </w:r>
+          <w:r>
+            <w:rPr>
+              <w:rFonts w:eastAsia="Times New Roman" w:cs="Arial"/>
+              <w:i/>
+              <w:iCs/>
+              <w:color w:val="000000"/>
+              <w:szCs w:val="20"/>
+            </w:rPr>
+            <w:t>Molecules, 28</w:t>
+          </w:r>
+          <w:r>
+            <w:rPr>
+              <w:rFonts w:eastAsia="Times New Roman" w:cs="Arial"/>
+              <w:color w:val="000000"/>
+              <w:szCs w:val="20"/>
+            </w:rPr>
+            <w:t xml:space="preserve">(3), 1351. </w:t>
+          </w:r>
+          <w:hyperlink r:id="rId27" w:tgtFrame="_new" w:history="1">
+            <w:r>
+              <w:rPr>
+                <w:rStyle w:val="Hyperlink"/>
+                <w:rFonts w:eastAsia="Times New Roman" w:cs="Arial"/>
+                <w:color w:val="auto"/>
+                <w:szCs w:val="20"/>
+                <w:u w:val="none"/>
+              </w:rPr>
+              <w:t>https://doi.org/10.3390/molecules28031351</w:t>
+            </w:r>
+          </w:hyperlink>
+        </w:p>
+        <w:p>
+          <w:pPr>
+            <w:autoSpaceDE w:val="0"/>
+            <w:autoSpaceDN w:val="0"/>
+            <w:spacing w:after="120" w:line="240" w:lineRule="auto"/>
+            <w:ind w:left="0" w:hanging="480"/>
+            <w:divId w:val="2107992853"/>
+            <w:rPr>
+              <w:rFonts w:eastAsia="Times New Roman" w:cs="Arial"/>
+              <w:color w:val="000000"/>
+              <w:szCs w:val="20"/>
+            </w:rPr>
+          </w:pPr>
+          <w:r>
+            <w:rPr>
+              <w:rFonts w:eastAsia="Times New Roman" w:cs="Arial"/>
+              <w:color w:val="000000"/>
+              <w:szCs w:val="20"/>
+            </w:rPr>
+            <w:t xml:space="preserve">Hategekimana, A., &amp; Erler, F. (2020). Comparative repellent activity of single, binary and ternary combinations of plant essential oils and their major components against Sitophilus oryzae L. (Coleoptera: Curculionidae). </w:t>
           </w:r>
           <w:r>
             <w:rPr>
@@ -22767,7 +18835,7 @@
             <w:autoSpaceDN w:val="0"/>
             <w:spacing w:after="120" w:line="240" w:lineRule="auto"/>
             <w:ind w:left="0" w:hanging="480"/>
-            <w:divId w:val="378817985"/>
+            <w:divId w:val="685180406"/>
             <w:rPr>
               <w:rFonts w:eastAsia="Times New Roman" w:cs="Arial"/>
               <w:color w:val="000000"/>
@@ -22780,56 +18848,28 @@
               <w:color w:val="000000"/>
               <w:szCs w:val="20"/>
             </w:rPr>
-            <w:t xml:space="preserve">Iqbal, N., Hazra, D. K., Purkait, A., Agrawal, A., &amp; Kumar, J. (2022). Bioengineering of neem nano-formulation with adjuvant for better adhesion over applied surface to give long term insect control. </w:t>
+            <w:t>Iqbal, N., Hazra, D. K., Purkait, A., Agrawal, A., &amp; Kumar, J. (2022). Bioengineering of neem nano-formulation with adjuvant for better adhesion over applied surface to give long-term insect control. Colloids and Surfaces B: Biointerfaces, 209, 112176</w:t>
           </w:r>
           <w:r>
             <w:rPr>
               <w:rFonts w:eastAsia="Times New Roman" w:cs="Arial"/>
-              <w:i/>
-              <w:iCs/>
-              <w:color w:val="000000"/>
+              <w:color w:val="auto"/>
               <w:szCs w:val="20"/>
             </w:rPr>
-            <w:t xml:space="preserve">Colloids and Surfaces B: </w:t>
+            <w:t xml:space="preserve">. </w:t>
           </w:r>
-          <w:proofErr w:type="spellStart"/>
-          <w:r>
-            <w:rPr>
-              <w:rFonts w:eastAsia="Times New Roman" w:cs="Arial"/>
-              <w:i/>
-              <w:iCs/>
-              <w:color w:val="000000"/>
-              <w:szCs w:val="20"/>
-            </w:rPr>
-            <w:t>Biointerfaces</w:t>
-          </w:r>
-          <w:proofErr w:type="spellEnd"/>
-          <w:r>
-            <w:rPr>
-              <w:rFonts w:eastAsia="Times New Roman" w:cs="Arial"/>
-              <w:color w:val="000000"/>
-              <w:szCs w:val="20"/>
-            </w:rPr>
-            <w:t xml:space="preserve">, </w:t>
-          </w:r>
-          <w:r>
-            <w:rPr>
-              <w:rFonts w:eastAsia="Times New Roman" w:cs="Arial"/>
-              <w:i/>
-              <w:iCs/>
-              <w:color w:val="000000"/>
-              <w:szCs w:val="20"/>
-            </w:rPr>
-            <w:t>209</w:t>
-          </w:r>
-          <w:r>
-            <w:rPr>
-              <w:rFonts w:eastAsia="Times New Roman" w:cs="Arial"/>
-              <w:color w:val="000000"/>
-              <w:szCs w:val="20"/>
-            </w:rPr>
-            <w:t>, 112176. https://doi.org/10.1016/J.COLSURFB.2021.112176</w:t>
-          </w:r>
+          <w:hyperlink r:id="rId28" w:history="1">
+            <w:r>
+              <w:rPr>
+                <w:rStyle w:val="Hyperlink"/>
+                <w:rFonts w:eastAsia="Times New Roman" w:cs="Arial"/>
+                <w:color w:val="auto"/>
+                <w:szCs w:val="20"/>
+                <w:u w:val="none"/>
+              </w:rPr>
+              <w:t>https://doi.org/10.1016/j.colsurfb.2021.112176</w:t>
+            </w:r>
+          </w:hyperlink>
         </w:p>
         <w:p>
           <w:pPr>
@@ -22837,7 +18877,7 @@
             <w:autoSpaceDN w:val="0"/>
             <w:spacing w:after="120" w:line="240" w:lineRule="auto"/>
             <w:ind w:left="0" w:hanging="480"/>
-            <w:divId w:val="685180406"/>
+            <w:divId w:val="689529689"/>
             <w:rPr>
               <w:rFonts w:eastAsia="Times New Roman" w:cs="Arial"/>
               <w:color w:val="000000"/>
@@ -22860,7 +18900,7 @@
               <w:color w:val="000000"/>
               <w:szCs w:val="20"/>
             </w:rPr>
-            <w:t>Journal of Advanced Research</w:t>
+            <w:t>Journal of Advanced Research, 82</w:t>
           </w:r>
           <w:r>
             <w:rPr>
@@ -22868,26 +18908,20 @@
               <w:color w:val="000000"/>
               <w:szCs w:val="20"/>
             </w:rPr>
-            <w:t xml:space="preserve">, </w:t>
+            <w:t xml:space="preserve">, 141–153. </w:t>
           </w:r>
-          <w:r>
-            <w:rPr>
-              <w:rFonts w:eastAsia="Times New Roman" w:cs="Arial"/>
-              <w:i/>
-              <w:iCs/>
-              <w:color w:val="000000"/>
-              <w:szCs w:val="20"/>
-            </w:rPr>
-            <w:t>82</w:t>
-          </w:r>
-          <w:r>
-            <w:rPr>
-              <w:rFonts w:eastAsia="Times New Roman" w:cs="Arial"/>
-              <w:color w:val="000000"/>
-              <w:szCs w:val="20"/>
-            </w:rPr>
-            <w:t>, 141–153. https://doi.org/10.1016/J.JARE.2025.07.026</w:t>
-          </w:r>
+          <w:hyperlink r:id="rId29" w:tgtFrame="_new" w:history="1">
+            <w:r>
+              <w:rPr>
+                <w:rStyle w:val="Hyperlink"/>
+                <w:rFonts w:eastAsia="Times New Roman" w:cs="Arial"/>
+                <w:color w:val="auto"/>
+                <w:szCs w:val="20"/>
+                <w:u w:val="none"/>
+              </w:rPr>
+              <w:t>https://doi.org/10.1016/j.jare.2025.07.026</w:t>
+            </w:r>
+          </w:hyperlink>
         </w:p>
         <w:p>
           <w:pPr>
@@ -22908,6 +18942,7 @@
               <w:color w:val="000000"/>
               <w:szCs w:val="20"/>
             </w:rPr>
+            <w:lastRenderedPageBreak/>
             <w:t xml:space="preserve">Maia, M. F., &amp; Moore, S. J. (2011). Plant-based insect repellents: a review of their efficacy, development and testing. </w:t>
           </w:r>
           <w:r>
@@ -22944,39 +18979,7 @@
               <w:color w:val="000000"/>
               <w:szCs w:val="20"/>
             </w:rPr>
-            <w:t>(Suppl 1), S11. https://doi.org/10.1186/1475-2875-10-S1-S11</w:t>
-          </w:r>
-        </w:p>
-        <w:p>
-          <w:pPr>
-            <w:autoSpaceDE w:val="0"/>
-            <w:autoSpaceDN w:val="0"/>
-            <w:spacing w:after="120" w:line="240" w:lineRule="auto"/>
-            <w:ind w:left="0" w:hanging="480"/>
-            <w:divId w:val="15156583"/>
-            <w:rPr>
-              <w:rFonts w:eastAsia="Times New Roman" w:cs="Arial"/>
-              <w:color w:val="000000"/>
-              <w:szCs w:val="20"/>
-            </w:rPr>
-          </w:pPr>
-          <w:r>
-            <w:rPr>
-              <w:rFonts w:eastAsia="Times New Roman" w:cs="Arial"/>
-              <w:color w:val="000000"/>
-              <w:szCs w:val="20"/>
-            </w:rPr>
-            <w:t xml:space="preserve">Majeed, S., Ishaq, A., Javaid, R., Sharif, R. M. S., Iftikhar, S., Akbar, R., &amp; Rahman, A. (2023). </w:t>
-          </w:r>
-          <w:r>
-            <w:rPr>
-              <w:rFonts w:eastAsia="Times New Roman" w:cs="Arial"/>
-              <w:i/>
-              <w:iCs/>
-              <w:color w:val="000000"/>
-              <w:szCs w:val="20"/>
-            </w:rPr>
-            <w:t>Evaluating Oviposition Deterrent, Larvicidal and Repellent Effects of Different Plant Extracts and Their Combinations against Aedes aegypti</w:t>
+            <w:t>(Suppl 1), S11. https://doi.org/10.</w:t>
           </w:r>
           <w:r>
             <w:rPr>
@@ -22984,7 +18987,7 @@
               <w:color w:val="000000"/>
               <w:szCs w:val="20"/>
             </w:rPr>
-            <w:t>. https://doi.org/10.21203/RS.3.RS-3394457/V1</w:t>
+            <w:t>1186/1475-2875-10-s1-s11</w:t>
           </w:r>
         </w:p>
         <w:p>
@@ -23006,25 +19009,77 @@
               <w:color w:val="000000"/>
               <w:szCs w:val="20"/>
             </w:rPr>
-            <w:t xml:space="preserve">Nerio, L. S., Olivero-Verbel, J., &amp; </w:t>
+            <w:t xml:space="preserve">Majeed, S., Ishaq, A., Javaid, R., Sharif, R. M. S., Iftikhar, S., Akbar, R., &amp; Rahman, A. (2023). Evaluating oviposition deterrent, larvicidal and repellent effects of different plant extracts and their combinations against </w:t>
           </w:r>
-          <w:proofErr w:type="spellStart"/>
+          <w:r>
+            <w:rPr>
+              <w:rFonts w:eastAsia="Times New Roman" w:cs="Arial"/>
+              <w:i/>
+              <w:iCs/>
+              <w:color w:val="000000"/>
+              <w:szCs w:val="20"/>
+            </w:rPr>
+            <w:t>Aedes aegypti</w:t>
+          </w:r>
           <w:r>
             <w:rPr>
               <w:rFonts w:eastAsia="Times New Roman" w:cs="Arial"/>
               <w:color w:val="000000"/>
               <w:szCs w:val="20"/>
             </w:rPr>
-            <w:t>Stashenko</w:t>
+            <w:t xml:space="preserve">. </w:t>
           </w:r>
-          <w:proofErr w:type="spellEnd"/>
+          <w:r>
+            <w:rPr>
+              <w:rFonts w:eastAsia="Times New Roman" w:cs="Arial"/>
+              <w:i/>
+              <w:iCs/>
+              <w:color w:val="000000"/>
+              <w:szCs w:val="20"/>
+            </w:rPr>
+            <w:t>Research Square</w:t>
+          </w:r>
           <w:r>
             <w:rPr>
               <w:rFonts w:eastAsia="Times New Roman" w:cs="Arial"/>
               <w:color w:val="000000"/>
               <w:szCs w:val="20"/>
             </w:rPr>
-            <w:t xml:space="preserve">, E. (2010). Repellent activity of essential oils: A review. </w:t>
+            <w:t xml:space="preserve">. </w:t>
+          </w:r>
+          <w:hyperlink r:id="rId30" w:tgtFrame="_new" w:history="1">
+            <w:r>
+              <w:rPr>
+                <w:rStyle w:val="Hyperlink"/>
+                <w:rFonts w:eastAsia="Times New Roman" w:cs="Arial"/>
+                <w:color w:val="auto"/>
+                <w:szCs w:val="20"/>
+                <w:u w:val="none"/>
+              </w:rPr>
+              <w:t>https://doi.org/10.21203/rs.3.rs-3394457/v1</w:t>
+            </w:r>
+          </w:hyperlink>
+        </w:p>
+        <w:p>
+          <w:pPr>
+            <w:autoSpaceDE w:val="0"/>
+            <w:autoSpaceDN w:val="0"/>
+            <w:spacing w:after="120" w:line="240" w:lineRule="auto"/>
+            <w:ind w:left="0" w:hanging="480"/>
+            <w:divId w:val="1196381589"/>
+            <w:rPr>
+              <w:rFonts w:eastAsia="Times New Roman" w:cs="Arial"/>
+              <w:color w:val="000000"/>
+              <w:szCs w:val="20"/>
+            </w:rPr>
+          </w:pPr>
+          <w:r>
+            <w:rPr>
+              <w:rFonts w:eastAsia="Times New Roman" w:cs="Arial"/>
+              <w:color w:val="000000"/>
+              <w:szCs w:val="20"/>
+            </w:rPr>
+            <w:t xml:space="preserve">Nerio, L. S., Olivero-Verbel, J., &amp; Stashenko, E. (2010). Repellent activity of essential oils: A review. </w:t>
           </w:r>
           <w:r>
             <w:rPr>
@@ -23060,39 +19115,7 @@
               <w:color w:val="000000"/>
               <w:szCs w:val="20"/>
             </w:rPr>
-            <w:t>(1), 372–378. https://doi.org/10.1016/J.BIORTECH.2009.07.048</w:t>
-          </w:r>
-        </w:p>
-        <w:p>
-          <w:pPr>
-            <w:autoSpaceDE w:val="0"/>
-            <w:autoSpaceDN w:val="0"/>
-            <w:spacing w:after="120" w:line="240" w:lineRule="auto"/>
-            <w:ind w:left="0" w:hanging="480"/>
-            <w:divId w:val="428159785"/>
-            <w:rPr>
-              <w:rFonts w:eastAsia="Times New Roman" w:cs="Arial"/>
-              <w:color w:val="000000"/>
-              <w:szCs w:val="20"/>
-            </w:rPr>
-          </w:pPr>
-          <w:r>
-            <w:rPr>
-              <w:rFonts w:eastAsia="Times New Roman" w:cs="Arial"/>
-              <w:color w:val="000000"/>
-              <w:szCs w:val="20"/>
-            </w:rPr>
-            <w:t xml:space="preserve">Obi, C., Nwosu, A., &amp; Okafor, N. (2024). Synergistic effects of essential oil blends in enhancing insecticidal activity: A case study on mosquito control. </w:t>
-          </w:r>
-          <w:r>
-            <w:rPr>
-              <w:rFonts w:eastAsia="Times New Roman" w:cs="Arial"/>
-              <w:i/>
-              <w:iCs/>
-              <w:color w:val="000000"/>
-              <w:szCs w:val="20"/>
-            </w:rPr>
-            <w:t>~ 37 ~ American Journal of Essential Oils and Natural Products</w:t>
+            <w:t>(1), 372–378. https://doi.org/10.</w:t>
           </w:r>
           <w:r>
             <w:rPr>
@@ -23100,25 +19123,7 @@
               <w:color w:val="000000"/>
               <w:szCs w:val="20"/>
             </w:rPr>
-            <w:t xml:space="preserve">, </w:t>
-          </w:r>
-          <w:r>
-            <w:rPr>
-              <w:rFonts w:eastAsia="Times New Roman" w:cs="Arial"/>
-              <w:i/>
-              <w:iCs/>
-              <w:color w:val="000000"/>
-              <w:szCs w:val="20"/>
-            </w:rPr>
-            <w:t>12</w:t>
-          </w:r>
-          <w:r>
-            <w:rPr>
-              <w:rFonts w:eastAsia="Times New Roman" w:cs="Arial"/>
-              <w:color w:val="000000"/>
-              <w:szCs w:val="20"/>
-            </w:rPr>
-            <w:t>(1), 37–42. https://www.essencejournal.com</w:t>
+            <w:t>1016/j.biortech.2009.07.048</w:t>
           </w:r>
         </w:p>
         <w:p>
@@ -23140,52 +19145,41 @@
               <w:color w:val="000000"/>
               <w:szCs w:val="20"/>
             </w:rPr>
-            <w:t xml:space="preserve">Page, M. J., McKenzie, J. E., Bossuyt, P. M., </w:t>
+            <w:t xml:space="preserve">Obi, C., Nwosu, A., &amp; Okafor, N. (2024). Synergistic effects of essential oil blends in enhancing insecticidal activity: A case study on mosquito control. American Journal of Essential Oils and Natural Products, 12(1), 37–42. </w:t>
           </w:r>
-          <w:proofErr w:type="spellStart"/>
+          <w:hyperlink r:id="rId31" w:history="1">
+            <w:r>
+              <w:rPr>
+                <w:rStyle w:val="Hyperlink"/>
+                <w:rFonts w:eastAsia="Times New Roman" w:cs="Arial"/>
+                <w:color w:val="auto"/>
+                <w:szCs w:val="20"/>
+                <w:u w:val="none"/>
+              </w:rPr>
+              <w:t>https://www.essencejournal.com</w:t>
+            </w:r>
+          </w:hyperlink>
+        </w:p>
+        <w:p>
+          <w:pPr>
+            <w:autoSpaceDE w:val="0"/>
+            <w:autoSpaceDN w:val="0"/>
+            <w:spacing w:after="120" w:line="240" w:lineRule="auto"/>
+            <w:ind w:left="0" w:hanging="480"/>
+            <w:divId w:val="1872913350"/>
+            <w:rPr>
+              <w:rFonts w:eastAsia="Times New Roman" w:cs="Arial"/>
+              <w:color w:val="000000"/>
+              <w:szCs w:val="20"/>
+            </w:rPr>
+          </w:pPr>
           <w:r>
             <w:rPr>
               <w:rFonts w:eastAsia="Times New Roman" w:cs="Arial"/>
               <w:color w:val="000000"/>
               <w:szCs w:val="20"/>
             </w:rPr>
-            <w:t>Boutron</w:t>
-          </w:r>
-          <w:proofErr w:type="spellEnd"/>
-          <w:r>
-            <w:rPr>
-              <w:rFonts w:eastAsia="Times New Roman" w:cs="Arial"/>
-              <w:color w:val="000000"/>
-              <w:szCs w:val="20"/>
-            </w:rPr>
-            <w:t xml:space="preserve">, I., Hoffmann, T. C., Mulrow, C. D., </w:t>
-          </w:r>
-          <w:proofErr w:type="spellStart"/>
-          <w:r>
-            <w:rPr>
-              <w:rFonts w:eastAsia="Times New Roman" w:cs="Arial"/>
-              <w:color w:val="000000"/>
-              <w:szCs w:val="20"/>
-            </w:rPr>
-            <w:t>Shamseer</w:t>
-          </w:r>
-          <w:proofErr w:type="spellEnd"/>
-          <w:r>
-            <w:rPr>
-              <w:rFonts w:eastAsia="Times New Roman" w:cs="Arial"/>
-              <w:color w:val="000000"/>
-              <w:szCs w:val="20"/>
-            </w:rPr>
-            <w:t xml:space="preserve">, L., Tetzlaff, J. M., Akl, E. A., Brennan, S. E., Chou, R., Glanville, </w:t>
-          </w:r>
-          <w:r>
-            <w:rPr>
-              <w:rFonts w:eastAsia="Times New Roman" w:cs="Arial"/>
-              <w:color w:val="000000"/>
-              <w:szCs w:val="20"/>
-            </w:rPr>
-            <w:lastRenderedPageBreak/>
-            <w:t xml:space="preserve">J., Grimshaw, J. M., Hróbjartsson, A., Lalu, M. M., Li, T., Loder, E. W., Mayo-Wilson, E., McDonald, S., … Moher, D. (2021). The PRISMA 2020 statement: An updated guideline for reporting systematic reviews. </w:t>
+            <w:t xml:space="preserve">Page, M. J., McKenzie, J. E., Bossuyt, P. M., Boutron, I., Hoffmann, T. C., Mulrow, C. D., Shamseer, L., Tetzlaff, J. M., Akl, E. A., Brennan, S. E., Chou, R., Glanville, J., Grimshaw, J. M., Hróbjartsson, A., Lalu, M. M., Li, T., Loder, E. W., Mayo-Wilson, E., McDonald, S., … Moher, D. (2021). The PRISMA 2020 statement: An updated guideline for reporting systematic reviews. </w:t>
           </w:r>
           <w:r>
             <w:rPr>
@@ -23221,7 +19215,15 @@
               <w:color w:val="000000"/>
               <w:szCs w:val="20"/>
             </w:rPr>
-            <w:t>(3), e1003583. https://doi.org/10.1371/JOURNAL.PMED.1003583</w:t>
+            <w:t>(3), e1003583. https://doi.org/</w:t>
+          </w:r>
+          <w:r>
+            <w:rPr>
+              <w:rFonts w:eastAsia="Times New Roman" w:cs="Arial"/>
+              <w:color w:val="000000"/>
+              <w:szCs w:val="20"/>
+            </w:rPr>
+            <w:t>10.1371/journal.pmed.1003583</w:t>
           </w:r>
         </w:p>
         <w:p>
@@ -23237,23 +19239,13 @@
               <w:szCs w:val="20"/>
             </w:rPr>
           </w:pPr>
-          <w:proofErr w:type="spellStart"/>
           <w:r>
             <w:rPr>
               <w:rFonts w:eastAsia="Times New Roman" w:cs="Arial"/>
               <w:color w:val="000000"/>
               <w:szCs w:val="20"/>
             </w:rPr>
-            <w:t>Pohlit</w:t>
-          </w:r>
-          <w:proofErr w:type="spellEnd"/>
-          <w:r>
-            <w:rPr>
-              <w:rFonts w:eastAsia="Times New Roman" w:cs="Arial"/>
-              <w:color w:val="000000"/>
-              <w:szCs w:val="20"/>
-            </w:rPr>
-            <w:t xml:space="preserve">, A. M., Rezende, A. R., Lopes Baldin, E. L., Lopes, N. P., &amp; De Andrade Neto, V. F. (2011). Plant extracts, isolated phytochemicals, and plant-derived agents which are lethal to arthropod vectors of human tropical diseases--a review. </w:t>
+            <w:t xml:space="preserve">Pohlit, A. M., Rezende, A. R., Lopes Baldin, E. L., Lopes, N. P., &amp; De Andrade Neto, V. F. (2011). Plant extracts, isolated phytochemicals, and plant-derived agents which are lethal to arthropod vectors of human tropical diseases--a review. </w:t>
           </w:r>
           <w:r>
             <w:rPr>
@@ -23298,82 +19290,6 @@
             <w:autoSpaceDN w:val="0"/>
             <w:spacing w:after="120" w:line="240" w:lineRule="auto"/>
             <w:ind w:left="0" w:hanging="480"/>
-            <w:divId w:val="1560821069"/>
-            <w:rPr>
-              <w:rFonts w:eastAsia="Times New Roman" w:cs="Arial"/>
-              <w:color w:val="000000"/>
-              <w:szCs w:val="20"/>
-            </w:rPr>
-          </w:pPr>
-          <w:r>
-            <w:rPr>
-              <w:rFonts w:eastAsia="Times New Roman" w:cs="Arial"/>
-              <w:color w:val="000000"/>
-              <w:szCs w:val="20"/>
-            </w:rPr>
-            <w:t xml:space="preserve">Pulido, J. S. P., </w:t>
-          </w:r>
-          <w:proofErr w:type="spellStart"/>
-          <w:r>
-            <w:rPr>
-              <w:rFonts w:eastAsia="Times New Roman" w:cs="Arial"/>
-              <w:color w:val="000000"/>
-              <w:szCs w:val="20"/>
-            </w:rPr>
-            <w:t>Duitama</w:t>
-          </w:r>
-          <w:proofErr w:type="spellEnd"/>
-          <w:r>
-            <w:rPr>
-              <w:rFonts w:eastAsia="Times New Roman" w:cs="Arial"/>
-              <w:color w:val="000000"/>
-              <w:szCs w:val="20"/>
-            </w:rPr>
-            <w:t xml:space="preserve">, D. L. U., Velasquez-Martinez, M. C., Mendez-Sanchez, S. C., &amp; Duque, J. E. (2022). Differentiation of action mechanisms between natural and synthetic repellents through neuronal electroantennogram and proteomic in Aedes aegypti (Diptera: Culicidae). </w:t>
-          </w:r>
-          <w:r>
-            <w:rPr>
-              <w:rFonts w:eastAsia="Times New Roman" w:cs="Arial"/>
-              <w:i/>
-              <w:iCs/>
-              <w:color w:val="000000"/>
-              <w:szCs w:val="20"/>
-            </w:rPr>
-            <w:t>Scientific Reports 2022 12:1</w:t>
-          </w:r>
-          <w:r>
-            <w:rPr>
-              <w:rFonts w:eastAsia="Times New Roman" w:cs="Arial"/>
-              <w:color w:val="000000"/>
-              <w:szCs w:val="20"/>
-            </w:rPr>
-            <w:t xml:space="preserve">, </w:t>
-          </w:r>
-          <w:r>
-            <w:rPr>
-              <w:rFonts w:eastAsia="Times New Roman" w:cs="Arial"/>
-              <w:i/>
-              <w:iCs/>
-              <w:color w:val="000000"/>
-              <w:szCs w:val="20"/>
-            </w:rPr>
-            <w:t>12</w:t>
-          </w:r>
-          <w:r>
-            <w:rPr>
-              <w:rFonts w:eastAsia="Times New Roman" w:cs="Arial"/>
-              <w:color w:val="000000"/>
-              <w:szCs w:val="20"/>
-            </w:rPr>
-            <w:t>(1), 20397-. https://doi.org/10.1038/s41598-022-24923-x</w:t>
-          </w:r>
-        </w:p>
-        <w:p>
-          <w:pPr>
-            <w:autoSpaceDE w:val="0"/>
-            <w:autoSpaceDN w:val="0"/>
-            <w:spacing w:after="120" w:line="240" w:lineRule="auto"/>
-            <w:ind w:left="0" w:hanging="480"/>
             <w:divId w:val="1202747534"/>
             <w:rPr>
               <w:rFonts w:eastAsia="Times New Roman" w:cs="Arial"/>
@@ -23387,7 +19303,7 @@
               <w:color w:val="000000"/>
               <w:szCs w:val="20"/>
             </w:rPr>
-            <w:t xml:space="preserve">Reichert, W., Ejercito, J., Guda, T., Dong, X., Wu, Q., Ray, A., &amp; Simon, J. E. (2019). Repellency Assessment of Nepeta cataria Essential Oils and Isolated Nepetalactones on Aedes aegypti. </w:t>
+            <w:t xml:space="preserve">Pulido, J. S. P., Duitama, D. L. U., Velasquez-Martinez, M. C., Mendez-Sanchez, S. C., &amp; Duque, J. E. (2022). Differentiation of action mechanisms between natural and synthetic repellents through neuronal electroantennogram and proteomic in </w:t>
           </w:r>
           <w:r>
             <w:rPr>
@@ -23397,7 +19313,7 @@
               <w:color w:val="000000"/>
               <w:szCs w:val="20"/>
             </w:rPr>
-            <w:t>Scientific Reports</w:t>
+            <w:t>Aedes aegypti</w:t>
           </w:r>
           <w:r>
             <w:rPr>
@@ -23405,7 +19321,7 @@
               <w:color w:val="000000"/>
               <w:szCs w:val="20"/>
             </w:rPr>
-            <w:t xml:space="preserve">, </w:t>
+            <w:t xml:space="preserve"> (Diptera: Culicidae). </w:t>
           </w:r>
           <w:r>
             <w:rPr>
@@ -23415,7 +19331,7 @@
               <w:color w:val="000000"/>
               <w:szCs w:val="20"/>
             </w:rPr>
-            <w:t>9</w:t>
+            <w:t>Scientific Reports, 12</w:t>
           </w:r>
           <w:r>
             <w:rPr>
@@ -23423,8 +19339,20 @@
               <w:color w:val="000000"/>
               <w:szCs w:val="20"/>
             </w:rPr>
-            <w:t>(1), 1524. https://doi.org/10.1038/S41598-018-36814-1</w:t>
+            <w:t xml:space="preserve">, 20397. </w:t>
           </w:r>
+          <w:hyperlink r:id="rId32" w:tgtFrame="_new" w:history="1">
+            <w:r>
+              <w:rPr>
+                <w:rStyle w:val="Hyperlink"/>
+                <w:rFonts w:eastAsia="Times New Roman" w:cs="Arial"/>
+                <w:color w:val="auto"/>
+                <w:szCs w:val="20"/>
+                <w:u w:val="none"/>
+              </w:rPr>
+              <w:t>https://doi.org/10.1038/s41598-022-24923-x</w:t>
+            </w:r>
+          </w:hyperlink>
         </w:p>
         <w:p>
           <w:pPr>
@@ -23439,59 +19367,63 @@
               <w:szCs w:val="20"/>
             </w:rPr>
           </w:pPr>
-          <w:proofErr w:type="spellStart"/>
           <w:r>
             <w:rPr>
               <w:rFonts w:eastAsia="Times New Roman" w:cs="Arial"/>
               <w:color w:val="000000"/>
               <w:szCs w:val="20"/>
             </w:rPr>
-            <w:t>Sansabhilla</w:t>
+            <w:t xml:space="preserve">Reichert, W., Ejercito, J., Guda, T., Dong, X., Wu, Q., Ray, A., &amp; Simon, J. E. (2019). Repellency assessment of Nepeta cataria essential oils and isolated nepetalactones on Aedes aegypti. Scientific Reports, 9, 1524. </w:t>
           </w:r>
-          <w:proofErr w:type="spellEnd"/>
+          <w:hyperlink r:id="rId33" w:history="1">
+            <w:r>
+              <w:rPr>
+                <w:rStyle w:val="Hyperlink"/>
+                <w:rFonts w:eastAsia="Times New Roman" w:cs="Arial"/>
+                <w:color w:val="auto"/>
+                <w:szCs w:val="20"/>
+                <w:u w:val="none"/>
+              </w:rPr>
+              <w:t>https://doi.org/10.1038/s41598-018-36814-1</w:t>
+            </w:r>
+          </w:hyperlink>
+        </w:p>
+        <w:p>
+          <w:pPr>
+            <w:autoSpaceDE w:val="0"/>
+            <w:autoSpaceDN w:val="0"/>
+            <w:spacing w:after="120" w:line="240" w:lineRule="auto"/>
+            <w:ind w:left="0" w:hanging="480"/>
+            <w:divId w:val="1832334428"/>
+            <w:rPr>
+              <w:rFonts w:eastAsia="Times New Roman" w:cs="Arial"/>
+              <w:color w:val="000000"/>
+              <w:szCs w:val="20"/>
+            </w:rPr>
+          </w:pPr>
           <w:r>
             <w:rPr>
               <w:rFonts w:eastAsia="Times New Roman" w:cs="Arial"/>
               <w:color w:val="000000"/>
               <w:szCs w:val="20"/>
             </w:rPr>
-            <w:t xml:space="preserve">, F., </w:t>
+            <w:t>Sansabhilla, F., Faiqoh, E., Allamah, L., &amp; Paramita, V. (2020). Utilization of Soybean Oil as An Anti</w:t>
           </w:r>
-          <w:proofErr w:type="spellStart"/>
           <w:r>
             <w:rPr>
               <w:rFonts w:eastAsia="Times New Roman" w:cs="Arial"/>
               <w:color w:val="000000"/>
               <w:szCs w:val="20"/>
             </w:rPr>
-            <w:t>Faiqoh</w:t>
+            <w:t xml:space="preserve"> </w:t>
           </w:r>
-          <w:proofErr w:type="spellEnd"/>
           <w:r>
             <w:rPr>
               <w:rFonts w:eastAsia="Times New Roman" w:cs="Arial"/>
               <w:color w:val="000000"/>
               <w:szCs w:val="20"/>
             </w:rPr>
-            <w:t xml:space="preserve">, E., Allamah, L., &amp; Paramita, V. (2020). Utilization of Soybean Oil as An </w:t>
-          </w:r>
-          <w:proofErr w:type="spellStart"/>
-          <w:r>
-            <w:rPr>
-              <w:rFonts w:eastAsia="Times New Roman" w:cs="Arial"/>
-              <w:color w:val="000000"/>
-              <w:szCs w:val="20"/>
-            </w:rPr>
-            <w:t>Anti Mosquito</w:t>
-          </w:r>
-          <w:proofErr w:type="spellEnd"/>
-          <w:r>
-            <w:rPr>
-              <w:rFonts w:eastAsia="Times New Roman" w:cs="Arial"/>
-              <w:color w:val="000000"/>
-              <w:szCs w:val="20"/>
-            </w:rPr>
-            <w:t xml:space="preserve"> Lotion. </w:t>
+            <w:t xml:space="preserve">Mosquito Lotion. </w:t>
           </w:r>
           <w:r>
             <w:rPr>
@@ -23549,25 +19481,7 @@
               <w:color w:val="000000"/>
               <w:szCs w:val="20"/>
             </w:rPr>
-            <w:t xml:space="preserve">Shepard, D. S., </w:t>
-          </w:r>
-          <w:proofErr w:type="spellStart"/>
-          <w:r>
-            <w:rPr>
-              <w:rFonts w:eastAsia="Times New Roman" w:cs="Arial"/>
-              <w:color w:val="000000"/>
-              <w:szCs w:val="20"/>
-            </w:rPr>
-            <w:t>Undurraga</w:t>
-          </w:r>
-          <w:proofErr w:type="spellEnd"/>
-          <w:r>
-            <w:rPr>
-              <w:rFonts w:eastAsia="Times New Roman" w:cs="Arial"/>
-              <w:color w:val="000000"/>
-              <w:szCs w:val="20"/>
-            </w:rPr>
-            <w:t xml:space="preserve">, E. A., Halasa, Y. A., &amp; Stanaway, J. D. (2016). The global economic burden of dengue: a systematic analysis. </w:t>
+            <w:t xml:space="preserve">Shepard, D. S., Undurraga, E. A., Halasa, Y. A., &amp; Stanaway, J. D. (2016). The global economic burden of dengue: a systematic analysis. </w:t>
           </w:r>
           <w:r>
             <w:rPr>
@@ -23612,10 +19526,10 @@
             <w:autoSpaceDN w:val="0"/>
             <w:spacing w:after="120" w:line="240" w:lineRule="auto"/>
             <w:ind w:left="0" w:hanging="480"/>
-            <w:divId w:val="1292900378"/>
+            <w:divId w:val="200480454"/>
             <w:rPr>
               <w:rFonts w:eastAsia="Times New Roman" w:cs="Arial"/>
-              <w:color w:val="000000"/>
+              <w:color w:val="auto"/>
               <w:szCs w:val="20"/>
             </w:rPr>
           </w:pPr>
@@ -23625,7 +19539,7 @@
               <w:color w:val="000000"/>
               <w:szCs w:val="20"/>
             </w:rPr>
-            <w:t xml:space="preserve">Shrestha, B., &amp; Lee, Y. (2020). Cellular and molecular mechanisms of DEET toxicity and disease-carrying insect vectors: a review. </w:t>
+            <w:t xml:space="preserve">Shrestha, B., &amp; Lee, Y. (2020). Cellular and molecular mechanisms of DEET toxicity and disease-carrying insect vectors: A review. </w:t>
           </w:r>
           <w:r>
             <w:rPr>
@@ -23635,7 +19549,7 @@
               <w:color w:val="000000"/>
               <w:szCs w:val="20"/>
             </w:rPr>
-            <w:t>Genes and Genomics</w:t>
+            <w:t>Genes &amp; Genomics, 42</w:t>
           </w:r>
           <w:r>
             <w:rPr>
@@ -23643,26 +19557,20 @@
               <w:color w:val="000000"/>
               <w:szCs w:val="20"/>
             </w:rPr>
-            <w:t xml:space="preserve">, </w:t>
+            <w:t xml:space="preserve">(10), 1131–1144. </w:t>
           </w:r>
-          <w:r>
-            <w:rPr>
-              <w:rFonts w:eastAsia="Times New Roman" w:cs="Arial"/>
-              <w:i/>
-              <w:iCs/>
-              <w:color w:val="000000"/>
-              <w:szCs w:val="20"/>
-            </w:rPr>
-            <w:t>42</w:t>
-          </w:r>
-          <w:r>
-            <w:rPr>
-              <w:rFonts w:eastAsia="Times New Roman" w:cs="Arial"/>
-              <w:color w:val="000000"/>
-              <w:szCs w:val="20"/>
-            </w:rPr>
-            <w:t>(10), 1131–1144. https://doi.org/10.1007/S13258-020-00991-Z/METRICS</w:t>
-          </w:r>
+          <w:hyperlink r:id="rId34" w:tgtFrame="_new" w:history="1">
+            <w:r>
+              <w:rPr>
+                <w:rStyle w:val="Hyperlink"/>
+                <w:rFonts w:eastAsia="Times New Roman" w:cs="Arial"/>
+                <w:color w:val="auto"/>
+                <w:szCs w:val="20"/>
+                <w:u w:val="none"/>
+              </w:rPr>
+              <w:t>https://doi.org/10.1007/s13258-020-00991-z</w:t>
+            </w:r>
+          </w:hyperlink>
         </w:p>
         <w:p>
           <w:pPr>
@@ -23670,147 +19578,33 @@
             <w:autoSpaceDN w:val="0"/>
             <w:spacing w:after="120" w:line="240" w:lineRule="auto"/>
             <w:ind w:left="0" w:hanging="480"/>
-            <w:divId w:val="200480454"/>
+            <w:divId w:val="133329164"/>
             <w:rPr>
               <w:rFonts w:eastAsia="Times New Roman" w:cs="Arial"/>
-              <w:color w:val="000000"/>
+              <w:color w:val="auto"/>
               <w:szCs w:val="20"/>
             </w:rPr>
           </w:pPr>
           <w:r>
             <w:rPr>
               <w:rFonts w:eastAsia="Times New Roman" w:cs="Arial"/>
-              <w:color w:val="000000"/>
+              <w:color w:val="auto"/>
               <w:szCs w:val="20"/>
             </w:rPr>
-            <w:t xml:space="preserve">Silva, O. S., </w:t>
+            <w:t xml:space="preserve">Silva, O. S., Prophiro, J. S., Nogared, J. C., Kanis, L., Emerick, S., Blazlus, R. D., &amp; Romao, P. R. T. (2006). Larvicidal effect of andiroba oil, Carapa guianensis (Meliaceae), against Aedes aegypti. Journal of the American Mosquito Control Association, 22(4), 699–701. </w:t>
           </w:r>
-          <w:proofErr w:type="spellStart"/>
-          <w:r>
-            <w:rPr>
-              <w:rFonts w:eastAsia="Times New Roman" w:cs="Arial"/>
-              <w:color w:val="000000"/>
-              <w:szCs w:val="20"/>
-            </w:rPr>
-            <w:t>Prophiro</w:t>
-          </w:r>
-          <w:proofErr w:type="spellEnd"/>
-          <w:r>
-            <w:rPr>
-              <w:rFonts w:eastAsia="Times New Roman" w:cs="Arial"/>
-              <w:color w:val="000000"/>
-              <w:szCs w:val="20"/>
-            </w:rPr>
-            <w:t xml:space="preserve">, J. S., </w:t>
-          </w:r>
-          <w:proofErr w:type="spellStart"/>
-          <w:r>
-            <w:rPr>
-              <w:rFonts w:eastAsia="Times New Roman" w:cs="Arial"/>
-              <w:color w:val="000000"/>
-              <w:szCs w:val="20"/>
-            </w:rPr>
-            <w:t>Nogared</w:t>
-          </w:r>
-          <w:proofErr w:type="spellEnd"/>
-          <w:r>
-            <w:rPr>
-              <w:rFonts w:eastAsia="Times New Roman" w:cs="Arial"/>
-              <w:color w:val="000000"/>
-              <w:szCs w:val="20"/>
-            </w:rPr>
-            <w:t xml:space="preserve">, J. C., Kanis, L., Emerick, S., </w:t>
-          </w:r>
-          <w:proofErr w:type="spellStart"/>
-          <w:r>
-            <w:rPr>
-              <w:rFonts w:eastAsia="Times New Roman" w:cs="Arial"/>
-              <w:color w:val="000000"/>
-              <w:szCs w:val="20"/>
-            </w:rPr>
-            <w:t>Blazlus</w:t>
-          </w:r>
-          <w:proofErr w:type="spellEnd"/>
-          <w:r>
-            <w:rPr>
-              <w:rFonts w:eastAsia="Times New Roman" w:cs="Arial"/>
-              <w:color w:val="000000"/>
-              <w:szCs w:val="20"/>
-            </w:rPr>
-            <w:t>, R. D., &amp; Romao, P. R. T. (2006). Larvicidal effect of andiroba oil, Carapa guianensis (</w:t>
-          </w:r>
-          <w:proofErr w:type="spellStart"/>
-          <w:r>
-            <w:rPr>
-              <w:rFonts w:eastAsia="Times New Roman" w:cs="Arial"/>
-              <w:color w:val="000000"/>
-              <w:szCs w:val="20"/>
-            </w:rPr>
-            <w:t>Meliaceae</w:t>
-          </w:r>
-          <w:proofErr w:type="spellEnd"/>
-          <w:r>
-            <w:rPr>
-              <w:rFonts w:eastAsia="Times New Roman" w:cs="Arial"/>
-              <w:color w:val="000000"/>
-              <w:szCs w:val="20"/>
-            </w:rPr>
-            <w:t xml:space="preserve">), against Aedes aegypti. </w:t>
-          </w:r>
-          <w:r>
-            <w:rPr>
-              <w:rFonts w:eastAsia="Times New Roman" w:cs="Arial"/>
-              <w:i/>
-              <w:iCs/>
-              <w:color w:val="000000"/>
-              <w:szCs w:val="20"/>
-            </w:rPr>
-            <w:t>Journal of the American Mosquito Control Association</w:t>
-          </w:r>
-          <w:r>
-            <w:rPr>
-              <w:rFonts w:eastAsia="Times New Roman" w:cs="Arial"/>
-              <w:color w:val="000000"/>
-              <w:szCs w:val="20"/>
-            </w:rPr>
-            <w:t xml:space="preserve">, </w:t>
-          </w:r>
-          <w:r>
-            <w:rPr>
-              <w:rFonts w:eastAsia="Times New Roman" w:cs="Arial"/>
-              <w:i/>
-              <w:iCs/>
-              <w:color w:val="000000"/>
-              <w:szCs w:val="20"/>
-            </w:rPr>
-            <w:t>22</w:t>
-          </w:r>
-          <w:r>
-            <w:rPr>
-              <w:rFonts w:eastAsia="Times New Roman" w:cs="Arial"/>
-              <w:color w:val="000000"/>
-              <w:szCs w:val="20"/>
-            </w:rPr>
-            <w:t>(4), 699–701. https://doi.org/10.2987/8756-971x(2006)22[</w:t>
-          </w:r>
-          <w:proofErr w:type="gramStart"/>
-          <w:r>
-            <w:rPr>
-              <w:rFonts w:eastAsia="Times New Roman" w:cs="Arial"/>
-              <w:color w:val="000000"/>
-              <w:szCs w:val="20"/>
-            </w:rPr>
-            <w:t>699:leoaoc</w:t>
-          </w:r>
-          <w:proofErr w:type="gramEnd"/>
-          <w:r>
-            <w:rPr>
-              <w:rFonts w:eastAsia="Times New Roman" w:cs="Arial"/>
-              <w:color w:val="000000"/>
-              <w:szCs w:val="20"/>
-            </w:rPr>
-            <w:t>]2.0.co;2</w:t>
-          </w:r>
+          <w:hyperlink r:id="rId35" w:history="1">
+            <w:r>
+              <w:rPr>
+                <w:rStyle w:val="Hyperlink"/>
+                <w:rFonts w:eastAsia="Times New Roman" w:cs="Arial"/>
+                <w:color w:val="auto"/>
+                <w:szCs w:val="20"/>
+                <w:u w:val="none"/>
+              </w:rPr>
+              <w:t>https://doi.org/10.2987/8756-971x(2006)22[699:leoaoc]2.0.co;2</w:t>
+            </w:r>
+          </w:hyperlink>
         </w:p>
         <w:p>
           <w:pPr>
@@ -23831,25 +19625,8 @@
               <w:color w:val="000000"/>
               <w:szCs w:val="20"/>
             </w:rPr>
-            <w:t xml:space="preserve">Soares de Oliveira, M. A., Melo Coutinho, H. D., </w:t>
-          </w:r>
-          <w:proofErr w:type="spellStart"/>
-          <w:r>
-            <w:rPr>
-              <w:rFonts w:eastAsia="Times New Roman" w:cs="Arial"/>
-              <w:color w:val="000000"/>
-              <w:szCs w:val="20"/>
-            </w:rPr>
-            <w:t>Jardelino</w:t>
-          </w:r>
-          <w:proofErr w:type="spellEnd"/>
-          <w:r>
-            <w:rPr>
-              <w:rFonts w:eastAsia="Times New Roman" w:cs="Arial"/>
-              <w:color w:val="000000"/>
-              <w:szCs w:val="20"/>
-            </w:rPr>
-            <w:t xml:space="preserve"> de Lacerda Neto, L., Castro de Oliveira, L. C., &amp; Bezerra da Cunha, F. A. (2020). Repellent activity of essential oils against culicids: A review. </w:t>
+            <w:lastRenderedPageBreak/>
+            <w:t xml:space="preserve">Soares de Oliveira, M. A., Melo Coutinho, H. D., Jardelino de Lacerda Neto, L., Castro de Oliveira, L. C., &amp; Bezerra da Cunha, F. A. (2020). Repellent activity of essential oils against culicids: A review. </w:t>
           </w:r>
           <w:r>
             <w:rPr>
@@ -23907,43 +19684,7 @@
               <w:color w:val="000000"/>
               <w:szCs w:val="20"/>
             </w:rPr>
-            <w:t xml:space="preserve">Solomon, B., Gebre-Mariam, T., &amp; Asres, K. (2012). Mosquito Repellent Actions of the Essential Oils of Cymbopogon </w:t>
-          </w:r>
-          <w:proofErr w:type="spellStart"/>
-          <w:r>
-            <w:rPr>
-              <w:rFonts w:eastAsia="Times New Roman" w:cs="Arial"/>
-              <w:color w:val="000000"/>
-              <w:szCs w:val="20"/>
-            </w:rPr>
-            <w:t>citratus</w:t>
-          </w:r>
-          <w:proofErr w:type="spellEnd"/>
-          <w:r>
-            <w:rPr>
-              <w:rFonts w:eastAsia="Times New Roman" w:cs="Arial"/>
-              <w:color w:val="000000"/>
-              <w:szCs w:val="20"/>
-            </w:rPr>
-            <w:t xml:space="preserve">, Cymbopogon </w:t>
-          </w:r>
-          <w:proofErr w:type="spellStart"/>
-          <w:r>
-            <w:rPr>
-              <w:rFonts w:eastAsia="Times New Roman" w:cs="Arial"/>
-              <w:color w:val="000000"/>
-              <w:szCs w:val="20"/>
-            </w:rPr>
-            <w:t>nardus</w:t>
-          </w:r>
-          <w:proofErr w:type="spellEnd"/>
-          <w:r>
-            <w:rPr>
-              <w:rFonts w:eastAsia="Times New Roman" w:cs="Arial"/>
-              <w:color w:val="000000"/>
-              <w:szCs w:val="20"/>
-            </w:rPr>
-            <w:t xml:space="preserve"> and Eucalyptus citriodora: Evaluation and Formulation Studies. </w:t>
+            <w:t xml:space="preserve">Solomon, B., Gebre-Mariam, T., &amp; Asres, K. (2012). Mosquito Repellent Actions of the Essential Oils of Cymbopogon citratus, Cymbopogon nardus and Eucalyptus citriodora: Evaluation and Formulation Studies. </w:t>
           </w:r>
           <w:r>
             <w:rPr>
@@ -23953,29 +19694,7 @@
               <w:color w:val="000000"/>
               <w:szCs w:val="20"/>
             </w:rPr>
-            <w:t xml:space="preserve">Journal of Essential </w:t>
-          </w:r>
-          <w:proofErr w:type="gramStart"/>
-          <w:r>
-            <w:rPr>
-              <w:rFonts w:eastAsia="Times New Roman" w:cs="Arial"/>
-              <w:i/>
-              <w:iCs/>
-              <w:color w:val="000000"/>
-              <w:szCs w:val="20"/>
-            </w:rPr>
-            <w:t>Oil Bearing</w:t>
-          </w:r>
-          <w:proofErr w:type="gramEnd"/>
-          <w:r>
-            <w:rPr>
-              <w:rFonts w:eastAsia="Times New Roman" w:cs="Arial"/>
-              <w:i/>
-              <w:iCs/>
-              <w:color w:val="000000"/>
-              <w:szCs w:val="20"/>
-            </w:rPr>
-            <w:t xml:space="preserve"> Plants</w:t>
+            <w:t>Journal of Essential Oil Bearing Plants</w:t>
           </w:r>
           <w:r>
             <w:rPr>
@@ -24023,43 +19742,7 @@
               <w:color w:val="000000"/>
               <w:szCs w:val="20"/>
             </w:rPr>
-            <w:t xml:space="preserve">Tan, K., </w:t>
-          </w:r>
-          <w:proofErr w:type="spellStart"/>
-          <w:r>
-            <w:rPr>
-              <w:rFonts w:eastAsia="Times New Roman" w:cs="Arial"/>
-              <w:color w:val="000000"/>
-              <w:szCs w:val="20"/>
-            </w:rPr>
-            <w:t>Faierstein</w:t>
-          </w:r>
-          <w:proofErr w:type="spellEnd"/>
-          <w:r>
-            <w:rPr>
-              <w:rFonts w:eastAsia="Times New Roman" w:cs="Arial"/>
-              <w:color w:val="000000"/>
-              <w:szCs w:val="20"/>
-            </w:rPr>
-            <w:t xml:space="preserve">, G. B., Xu, P., Barbosa, R. M. R., Buss, G. K., &amp; Leal, W. S. (2019). A popular Indian clove-based mosquito repellent is less effective against Culex </w:t>
-          </w:r>
-          <w:proofErr w:type="spellStart"/>
-          <w:r>
-            <w:rPr>
-              <w:rFonts w:eastAsia="Times New Roman" w:cs="Arial"/>
-              <w:color w:val="000000"/>
-              <w:szCs w:val="20"/>
-            </w:rPr>
-            <w:t>quinquefasciatus</w:t>
-          </w:r>
-          <w:proofErr w:type="spellEnd"/>
-          <w:r>
-            <w:rPr>
-              <w:rFonts w:eastAsia="Times New Roman" w:cs="Arial"/>
-              <w:color w:val="000000"/>
-              <w:szCs w:val="20"/>
-            </w:rPr>
-            <w:t xml:space="preserve"> and Aedes aegypti than DEET. </w:t>
+            <w:t xml:space="preserve">Tan, K., Faierstein, G. B., Xu, P., Barbosa, R. M. R., Buss, G. K., &amp; Leal, W. S. (2019). A popular Indian clove-based mosquito repellent is less effective against Culex quinquefasciatus and Aedes aegypti than DEET. </w:t>
           </w:r>
           <w:r>
             <w:rPr>
@@ -24095,7 +19778,15 @@
               <w:color w:val="000000"/>
               <w:szCs w:val="20"/>
             </w:rPr>
-            <w:t>(11), e0224810. https://doi.org/10.1371/JOURNAL.PONE.0224810</w:t>
+            <w:t>(11), e0224810. https://doi.org/</w:t>
+          </w:r>
+          <w:r>
+            <w:rPr>
+              <w:rFonts w:eastAsia="Times New Roman" w:cs="Arial"/>
+              <w:color w:val="000000"/>
+              <w:szCs w:val="20"/>
+            </w:rPr>
+            <w:t>10.1371/journal.pone.0224810</w:t>
           </w:r>
         </w:p>
         <w:p>
@@ -24111,77 +19802,13 @@
               <w:szCs w:val="20"/>
             </w:rPr>
           </w:pPr>
-          <w:proofErr w:type="spellStart"/>
           <w:r>
             <w:rPr>
               <w:rFonts w:eastAsia="Times New Roman" w:cs="Arial"/>
               <w:color w:val="000000"/>
               <w:szCs w:val="20"/>
             </w:rPr>
-            <w:t>Trongtokit</w:t>
-          </w:r>
-          <w:proofErr w:type="spellEnd"/>
-          <w:r>
-            <w:rPr>
-              <w:rFonts w:eastAsia="Times New Roman" w:cs="Arial"/>
-              <w:color w:val="000000"/>
-              <w:szCs w:val="20"/>
-            </w:rPr>
-            <w:t xml:space="preserve">, Y., </w:t>
-          </w:r>
-          <w:proofErr w:type="spellStart"/>
-          <w:r>
-            <w:rPr>
-              <w:rFonts w:eastAsia="Times New Roman" w:cs="Arial"/>
-              <w:color w:val="000000"/>
-              <w:szCs w:val="20"/>
-            </w:rPr>
-            <w:t>Rongsriyam</w:t>
-          </w:r>
-          <w:proofErr w:type="spellEnd"/>
-          <w:r>
-            <w:rPr>
-              <w:rFonts w:eastAsia="Times New Roman" w:cs="Arial"/>
-              <w:color w:val="000000"/>
-              <w:szCs w:val="20"/>
-            </w:rPr>
-            <w:t xml:space="preserve">, Y., </w:t>
-          </w:r>
-          <w:proofErr w:type="spellStart"/>
-          <w:r>
-            <w:rPr>
-              <w:rFonts w:eastAsia="Times New Roman" w:cs="Arial"/>
-              <w:color w:val="000000"/>
-              <w:szCs w:val="20"/>
-            </w:rPr>
-            <w:t>Komalamisra</w:t>
-          </w:r>
-          <w:proofErr w:type="spellEnd"/>
-          <w:r>
-            <w:rPr>
-              <w:rFonts w:eastAsia="Times New Roman" w:cs="Arial"/>
-              <w:color w:val="000000"/>
-              <w:szCs w:val="20"/>
-            </w:rPr>
-            <w:t xml:space="preserve">, N., &amp; </w:t>
-          </w:r>
-          <w:proofErr w:type="spellStart"/>
-          <w:r>
-            <w:rPr>
-              <w:rFonts w:eastAsia="Times New Roman" w:cs="Arial"/>
-              <w:color w:val="000000"/>
-              <w:szCs w:val="20"/>
-            </w:rPr>
-            <w:t>Apiwathnasorn</w:t>
-          </w:r>
-          <w:proofErr w:type="spellEnd"/>
-          <w:r>
-            <w:rPr>
-              <w:rFonts w:eastAsia="Times New Roman" w:cs="Arial"/>
-              <w:color w:val="000000"/>
-              <w:szCs w:val="20"/>
-            </w:rPr>
-            <w:t xml:space="preserve">, C. (2005). Comparative repellency of 38 essential oils against mosquito bites. </w:t>
+            <w:t xml:space="preserve">Trongtokit, Y., Rongsriyam, Y., Komalamisra, N., &amp; Apiwathnasorn, C. (2005). Comparative repellency of 38 essential oils against mosquito bites. </w:t>
           </w:r>
           <w:r>
             <w:rPr>
@@ -24217,7 +19844,15 @@
               <w:color w:val="000000"/>
               <w:szCs w:val="20"/>
             </w:rPr>
-            <w:t>(4), 303–309. https://doi.org/10.1002/PTR.1637</w:t>
+            <w:t>(4), 303–309. https://doi.org/10.1002/</w:t>
+          </w:r>
+          <w:r>
+            <w:rPr>
+              <w:rFonts w:eastAsia="Times New Roman" w:cs="Arial"/>
+              <w:color w:val="000000"/>
+              <w:szCs w:val="20"/>
+            </w:rPr>
+            <w:t>ptr.1637</w:t>
           </w:r>
         </w:p>
         <w:p>
@@ -24239,7 +19874,7 @@
               <w:color w:val="000000"/>
               <w:szCs w:val="20"/>
             </w:rPr>
-            <w:t xml:space="preserve">Wu, W., Yang, Y., Feng, Y., Ren, X., Li, Y., Li, W., Huang, J., Kong, L., Chen, X., Lin, Z., Hou, X., Zhang, L., Chen, Y., Sheng, Z., &amp; Hong, W. (2022). Study of the </w:t>
+            <w:t>Wu, W., Yang, Y., Feng, Y., Ren, X., Li, Y., Li, W., Huang, J., Kong, L., Chen, X., Lin, Z., Hou, X., Zhang, L., Chen, Y., Sheng, Z., &amp; Hong, W. (2022). Study of the Repellent Activity of 60 Essential Oils and Their Main Constituents against Aedes albopictus, and Nano</w:t>
           </w:r>
           <w:r>
             <w:rPr>
@@ -24247,8 +19882,7 @@
               <w:color w:val="000000"/>
               <w:szCs w:val="20"/>
             </w:rPr>
-            <w:lastRenderedPageBreak/>
-            <w:t xml:space="preserve">Repellent Activity of 60 Essential Oils and Their Main Constituents against Aedes albopictus, and Nano-Formulation Development. </w:t>
+            <w:t xml:space="preserve">-formulation development. </w:t>
           </w:r>
           <w:r>
             <w:rPr>
@@ -24258,7 +19892,17 @@
               <w:color w:val="000000"/>
               <w:szCs w:val="20"/>
             </w:rPr>
-            <w:t>Insects</w:t>
+            <w:t>I</w:t>
+          </w:r>
+          <w:r>
+            <w:rPr>
+              <w:rFonts w:eastAsia="Times New Roman" w:cs="Arial"/>
+              <w:i/>
+              <w:iCs/>
+              <w:color w:val="000000"/>
+              <w:szCs w:val="20"/>
+            </w:rPr>
+            <w:t>nsects</w:t>
           </w:r>
           <w:r>
             <w:rPr>
@@ -24284,7 +19928,7 @@
               <w:color w:val="000000"/>
               <w:szCs w:val="20"/>
             </w:rPr>
-            <w:t>(12), 1077. https://doi.org/10.3390/INSECTS13121077/S1</w:t>
+            <w:t>(12), 1077. https://doi.org/10.3390/insects13121077/s1</w:t>
           </w:r>
         </w:p>
         <w:p>
@@ -24300,86 +19944,32 @@
               <w:szCs w:val="20"/>
             </w:rPr>
           </w:pPr>
-          <w:proofErr w:type="spellStart"/>
           <w:r>
             <w:rPr>
               <w:rFonts w:eastAsia="Times New Roman" w:cs="Arial"/>
               <w:color w:val="000000"/>
               <w:szCs w:val="20"/>
             </w:rPr>
-            <w:t>Yavasoglu</w:t>
-          </w:r>
-          <w:proofErr w:type="spellEnd"/>
-          <w:r>
-            <w:rPr>
-              <w:rFonts w:eastAsia="Times New Roman" w:cs="Arial"/>
-              <w:color w:val="000000"/>
-              <w:szCs w:val="20"/>
-            </w:rPr>
-            <w:t xml:space="preserve">, S. I., Wood, M. J., Bull, J. C., Alkış, N., Doğan, E., </w:t>
-          </w:r>
-          <w:proofErr w:type="spellStart"/>
-          <w:r>
-            <w:rPr>
-              <w:rFonts w:eastAsia="Times New Roman" w:cs="Arial"/>
-              <w:color w:val="000000"/>
-              <w:szCs w:val="20"/>
-            </w:rPr>
-            <w:t>Alkhaibari</w:t>
-          </w:r>
-          <w:proofErr w:type="spellEnd"/>
-          <w:r>
-            <w:rPr>
-              <w:rFonts w:eastAsia="Times New Roman" w:cs="Arial"/>
-              <w:color w:val="000000"/>
-              <w:szCs w:val="20"/>
-            </w:rPr>
-            <w:t xml:space="preserve">, A. M., &amp; Butt, T. M. (2025). Novo plant-based mosquito repellent shows promise for exclusion of Aedes mosquitoes from “window” entry. </w:t>
+            <w:t>Yavasoglu, S. I., Wood, M. J., Bull, J. C., Alkış, N., Doğan, E., Alkhaibari, A. M., &amp; Butt, T. M. (2025). Novo plant-based mosquito repellent shows promise for exclusion of A</w:t>
           </w:r>
           <w:r>
             <w:rPr>
               <w:rFonts w:eastAsia="Times New Roman" w:cs="Arial"/>
-              <w:i/>
-              <w:iCs/>
-              <w:color w:val="000000"/>
+              <w:color w:val="auto"/>
               <w:szCs w:val="20"/>
             </w:rPr>
-            <w:t>Journal of Medical Entomology</w:t>
+            <w:t xml:space="preserve">edes mosquitoes from “window” entry. Journal of Medical Entomology, 62(1), 39–46. </w:t>
           </w:r>
-          <w:r>
-            <w:rPr>
-              <w:rFonts w:eastAsia="Times New Roman" w:cs="Arial"/>
-              <w:color w:val="000000"/>
-              <w:szCs w:val="20"/>
-            </w:rPr>
-            <w:t xml:space="preserve">, </w:t>
-          </w:r>
-          <w:r>
-            <w:rPr>
-              <w:rFonts w:eastAsia="Times New Roman" w:cs="Arial"/>
-              <w:i/>
-              <w:iCs/>
-              <w:color w:val="000000"/>
-              <w:szCs w:val="20"/>
-            </w:rPr>
-            <w:t>62</w:t>
-          </w:r>
-          <w:r>
-            <w:rPr>
-              <w:rFonts w:eastAsia="Times New Roman" w:cs="Arial"/>
-              <w:color w:val="000000"/>
-              <w:szCs w:val="20"/>
-            </w:rPr>
-            <w:t xml:space="preserve">(1), 39–46. </w:t>
-          </w:r>
-          <w:hyperlink r:id="rId13" w:history="1">
+          <w:hyperlink r:id="rId36" w:history="1">
             <w:r>
               <w:rPr>
                 <w:rStyle w:val="Hyperlink"/>
                 <w:rFonts w:eastAsia="Times New Roman" w:cs="Arial"/>
-                <w:szCs w:val="20"/>
-              </w:rPr>
-              <w:t>https://doi.org/10.1093/JME/TJAE137</w:t>
+                <w:color w:val="auto"/>
+                <w:szCs w:val="20"/>
+                <w:u w:val="none"/>
+              </w:rPr>
+              <w:t>https://doi.org/10.1093/jme/tjae137</w:t>
             </w:r>
           </w:hyperlink>
         </w:p>
@@ -24402,43 +19992,7 @@
               <w:color w:val="000000"/>
               <w:szCs w:val="20"/>
             </w:rPr>
-            <w:t xml:space="preserve">Zulfikar, Z., </w:t>
-          </w:r>
-          <w:proofErr w:type="spellStart"/>
-          <w:r>
-            <w:rPr>
-              <w:rFonts w:eastAsia="Times New Roman" w:cs="Arial"/>
-              <w:color w:val="000000"/>
-              <w:szCs w:val="20"/>
-            </w:rPr>
-            <w:t>Sitepu</w:t>
-          </w:r>
-          <w:proofErr w:type="spellEnd"/>
-          <w:r>
-            <w:rPr>
-              <w:rFonts w:eastAsia="Times New Roman" w:cs="Arial"/>
-              <w:color w:val="000000"/>
-              <w:szCs w:val="20"/>
-            </w:rPr>
-            <w:t xml:space="preserve">, F. Y., &amp; Zulfikar, W. (2019). The effect of lemongrass (Cymbopogon </w:t>
-          </w:r>
-          <w:proofErr w:type="spellStart"/>
-          <w:r>
-            <w:rPr>
-              <w:rFonts w:eastAsia="Times New Roman" w:cs="Arial"/>
-              <w:color w:val="000000"/>
-              <w:szCs w:val="20"/>
-            </w:rPr>
-            <w:t>nardus</w:t>
-          </w:r>
-          <w:proofErr w:type="spellEnd"/>
-          <w:r>
-            <w:rPr>
-              <w:rFonts w:eastAsia="Times New Roman" w:cs="Arial"/>
-              <w:color w:val="000000"/>
-              <w:szCs w:val="20"/>
-            </w:rPr>
-            <w:t xml:space="preserve">) extract as insecticide against Aedes aegypti. </w:t>
+            <w:t xml:space="preserve">Zulfikar, Z., Sitepu, F. Y., &amp; Zulfikar, W. (2019). The effect of lemongrass (Cymbopogon nardus) extract as insecticide against Aedes aegypti. </w:t>
           </w:r>
           <w:r>
             <w:rPr>
@@ -25328,7 +20882,6 @@
   <w:style w:type="character" w:default="1" w:styleId="DefaultParagraphFont">
     <w:name w:val="Default Paragraph Font"/>
     <w:uiPriority w:val="1"/>
-    <w:semiHidden/>
     <w:unhideWhenUsed/>
   </w:style>
   <w:style w:type="table" w:default="1" w:styleId="TableNormal">
@@ -25990,35 +21543,6 @@
         </w:p>
       </w:docPartBody>
     </w:docPart>
-    <w:docPart>
-      <w:docPartPr>
-        <w:name w:val="52597087AC5E47909AB8A012B722357B"/>
-        <w:category>
-          <w:name w:val="General"/>
-          <w:gallery w:val="placeholder"/>
-        </w:category>
-        <w:types>
-          <w:type w:val="bbPlcHdr"/>
-        </w:types>
-        <w:behaviors>
-          <w:behavior w:val="content"/>
-        </w:behaviors>
-        <w:guid w:val="{24EA493E-05BA-4F29-A966-AF1FB5B5408D}"/>
-      </w:docPartPr>
-      <w:docPartBody>
-        <w:p>
-          <w:pPr>
-            <w:pStyle w:val="52597087AC5E47909AB8A012B722357B"/>
-          </w:pPr>
-          <w:r>
-            <w:rPr>
-              <w:rStyle w:val="PlaceholderText"/>
-            </w:rPr>
-            <w:t>Click or tap here to enter text.</w:t>
-          </w:r>
-        </w:p>
-      </w:docPartBody>
-    </w:docPart>
   </w:docParts>
 </w:glossaryDocument>
 </file>
@@ -26092,6 +21616,7 @@
     <w:rsidRoot w:val="000E112A"/>
     <w:rsid w:val="000C4BB3"/>
     <w:rsid w:val="000E112A"/>
+    <w:rsid w:val="00331AB1"/>
     <w:rsid w:val="00332923"/>
     <w:rsid w:val="00612E1A"/>
     <w:rsid w:val="007758E5"/>
@@ -26099,6 +21624,7 @@
     <w:rsid w:val="008D64F7"/>
     <w:rsid w:val="00931EA4"/>
     <w:rsid w:val="00B72B87"/>
+    <w:rsid w:val="00D50809"/>
     <w:rsid w:val="00DC64BD"/>
   </w:rsids>
   <m:mathPr>
